--- a/zht/docx/035.content.docx
+++ b/zht/docx/035.content.docx
@@ -150,26 +150,6 @@
           <w:lang w:val="zh_TW" w:bidi="zh_TW"/>
         </w:rPr>
         <w:t>huo</w:t>
-      </w:r>
-      <w:r>
-        <w:rPr>
-          <w:lang w:val="zh_TW" w:bidi="zh_TW"/>
-        </w:rPr>
-      </w:r>
-    </w:p>
-    <w:p>
-      <w:pPr/>
-      <w:r>
-        <w:rPr>
-          <w:lang w:val="zh_TW" w:bidi="zh_TW"/>
-        </w:rPr>
-      </w:r>
-      <w:r>
-        <w:rPr>
-          <w:i/>
-          <w:lang w:val="zh_TW" w:bidi="zh_TW"/>
-        </w:rPr>
-        <w:t>活水</w:t>
       </w:r>
       <w:r>
         <w:rPr>

--- a/zht/docx/035.content.docx
+++ b/zht/docx/035.content.docx
@@ -19,7 +19,7 @@
         <w:rPr>
           <w:lang w:val="zh_TW" w:bidi="zh_TW"/>
         </w:rPr>
-        <w:t>Resource: Study Notes - Themes (Tyndale)</w:t>
+        <w:t>Resource: Tyndale Open Study Notes</w:t>
       </w:r>
       <w:r>
         <w:rPr>
@@ -112,7 +112,7 @@
         <w:rPr>
           <w:lang w:val="zh_TW" w:bidi="zh_TW"/>
         </w:rPr>
-        <w:t>Study Notes - Themes (Tyndale)</w:t>
+        <w:t>Tyndale Open Study Notes</w:t>
       </w:r>
     </w:p>
     <w:p>

--- a/zht/docx/035.content.docx
+++ b/zht/docx/035.content.docx
@@ -149,7 +149,7 @@
         <w:rPr>
           <w:lang w:val="zh_TW" w:bidi="zh_TW"/>
         </w:rPr>
-        <w:t>huo</w:t>
+        <w:t>ji</w:t>
       </w:r>
       <w:r>
         <w:rPr>
@@ -212,7 +212,7 @@
         <w:rPr>
           <w:lang w:val="zh_TW" w:bidi="zh_TW"/>
         </w:rPr>
-        <w:t>活水</w:t>
+        <w:t>基本律法</w:t>
       </w:r>
       <w:r>
         <w:rPr>
@@ -231,7 +231,187 @@
         <w:rPr>
           <w:lang w:val="zh_TW" w:bidi="zh_TW"/>
         </w:rPr>
-        <w:t>以色列地區經常乾旱，人們對水源的分布與水質非常敏感。那裡常年有水的泉源與河流不多，因此百姓多仰賴地下挖掘的大坑來收集與儲存冬季的雨水，這些設施稱為蓄水池；同時也靠掘井來獲取地下水源。</w:t>
+        <w:t>在聖經中，獨一的真神是至高的權柄。神的律法包括正面與負面的命令。兩條主要的律法總結了所有正面的命令：</w:t>
+      </w:r>
+    </w:p>
+    <w:p>
+      <w:pPr>
+        <w:pStyle w:val="ListBullet"/>
+        <w:spacing w:line="240" w:lineRule="auto"/>
+        <w:ind w:left="720"/>
+      </w:pPr>
+      <w:r>
+        <w:rPr>
+          <w:lang w:val="zh_TW" w:bidi="zh_TW"/>
+        </w:rPr>
+      </w:r>
+      <w:r>
+        <w:rPr>
+          <w:lang w:val="zh_TW" w:bidi="zh_TW"/>
+        </w:rPr>
+        <w:t>「你要盡心、盡性、盡力愛耶和華－你的神」（</w:t>
+      </w:r>
+      <w:hyperlink r:id="rId13">
+        <w:r>
+          <w:rPr>
+            <w:lang w:val="zh_TW" w:bidi="zh_TW"/>
+          </w:rPr>
+          <w:rPr>
+            <w:color w:val="0000EE"/>
+            <w:u w:val="single"/>
+          </w:rPr>
+          <w:t>申6:5</w:t>
+        </w:r>
+      </w:hyperlink>
+      <w:r>
+        <w:rPr>
+          <w:lang w:val="zh_TW" w:bidi="zh_TW"/>
+        </w:rPr>
+        <w:t>；</w:t>
+      </w:r>
+      <w:hyperlink r:id="rId14">
+        <w:r>
+          <w:rPr>
+            <w:lang w:val="zh_TW" w:bidi="zh_TW"/>
+          </w:rPr>
+          <w:rPr>
+            <w:color w:val="0000EE"/>
+            <w:u w:val="single"/>
+          </w:rPr>
+          <w:t>太22:37</w:t>
+        </w:r>
+      </w:hyperlink>
+      <w:r>
+        <w:rPr>
+          <w:lang w:val="zh_TW" w:bidi="zh_TW"/>
+        </w:rPr>
+        <w:t>；</w:t>
+      </w:r>
+      <w:hyperlink r:id="rId15">
+        <w:r>
+          <w:rPr>
+            <w:lang w:val="zh_TW" w:bidi="zh_TW"/>
+          </w:rPr>
+          <w:rPr>
+            <w:color w:val="0000EE"/>
+            <w:u w:val="single"/>
+          </w:rPr>
+          <w:t>可12:30</w:t>
+        </w:r>
+      </w:hyperlink>
+      <w:r>
+        <w:rPr>
+          <w:lang w:val="zh_TW" w:bidi="zh_TW"/>
+        </w:rPr>
+        <w:t>；</w:t>
+      </w:r>
+      <w:hyperlink r:id="rId16">
+        <w:r>
+          <w:rPr>
+            <w:lang w:val="zh_TW" w:bidi="zh_TW"/>
+          </w:rPr>
+          <w:rPr>
+            <w:color w:val="0000EE"/>
+            <w:u w:val="single"/>
+          </w:rPr>
+          <w:t>路10:27</w:t>
+        </w:r>
+      </w:hyperlink>
+      <w:r>
+        <w:rPr>
+          <w:lang w:val="zh_TW" w:bidi="zh_TW"/>
+        </w:rPr>
+        <w:t>）。</w:t>
+      </w:r>
+    </w:p>
+    <w:p>
+      <w:pPr>
+        <w:pStyle w:val="ListBullet"/>
+        <w:spacing w:line="240" w:lineRule="auto"/>
+        <w:ind w:left="720"/>
+      </w:pPr>
+      <w:r>
+        <w:rPr>
+          <w:lang w:val="zh_TW" w:bidi="zh_TW"/>
+        </w:rPr>
+      </w:r>
+      <w:r>
+        <w:rPr>
+          <w:lang w:val="zh_TW" w:bidi="zh_TW"/>
+        </w:rPr>
+        <w:t>「要愛人如己」（</w:t>
+      </w:r>
+      <w:hyperlink r:id="rId17">
+        <w:r>
+          <w:rPr>
+            <w:lang w:val="zh_TW" w:bidi="zh_TW"/>
+          </w:rPr>
+          <w:rPr>
+            <w:color w:val="0000EE"/>
+            <w:u w:val="single"/>
+          </w:rPr>
+          <w:t>利19:18</w:t>
+        </w:r>
+      </w:hyperlink>
+      <w:r>
+        <w:rPr>
+          <w:lang w:val="zh_TW" w:bidi="zh_TW"/>
+        </w:rPr>
+        <w:t>；</w:t>
+      </w:r>
+      <w:hyperlink r:id="rId18">
+        <w:r>
+          <w:rPr>
+            <w:lang w:val="zh_TW" w:bidi="zh_TW"/>
+          </w:rPr>
+          <w:rPr>
+            <w:color w:val="0000EE"/>
+            <w:u w:val="single"/>
+          </w:rPr>
+          <w:t>太19:19</w:t>
+        </w:r>
+      </w:hyperlink>
+      <w:r>
+        <w:rPr>
+          <w:lang w:val="zh_TW" w:bidi="zh_TW"/>
+        </w:rPr>
+        <w:t>；</w:t>
+      </w:r>
+      <w:hyperlink r:id="rId19">
+        <w:r>
+          <w:rPr>
+            <w:lang w:val="zh_TW" w:bidi="zh_TW"/>
+          </w:rPr>
+          <w:rPr>
+            <w:color w:val="0000EE"/>
+            <w:u w:val="single"/>
+          </w:rPr>
+          <w:t>可12:31</w:t>
+        </w:r>
+      </w:hyperlink>
+      <w:r>
+        <w:rPr>
+          <w:lang w:val="zh_TW" w:bidi="zh_TW"/>
+        </w:rPr>
+        <w:t>；</w:t>
+      </w:r>
+      <w:hyperlink r:id="rId16">
+        <w:r>
+          <w:rPr>
+            <w:lang w:val="zh_TW" w:bidi="zh_TW"/>
+          </w:rPr>
+          <w:rPr>
+            <w:color w:val="0000EE"/>
+            <w:u w:val="single"/>
+          </w:rPr>
+          <w:t>路10:27</w:t>
+        </w:r>
+      </w:hyperlink>
+      <w:r>
+        <w:rPr>
+          <w:lang w:val="zh_TW" w:bidi="zh_TW"/>
+        </w:rPr>
+        <w:t>）。</w:t>
       </w:r>
     </w:p>
     <w:p>
@@ -245,7 +425,258 @@
         <w:rPr>
           <w:lang w:val="zh_TW" w:bidi="zh_TW"/>
         </w:rPr>
-        <w:t>在猶太文化中，「死水」指的是靜止或儲存的水；「活水」則指流動的水，如河流、泉水與降雨。這種水之所以珍貴，是因為它新鮮清潔。由於它直接來自神，人們用它來進行禮儀上的洗淨。（見</w:t>
+        <w:t>我們可以在十誡中的正面命令裡看到這兩條律法的具體展現（</w:t>
+      </w:r>
+      <w:hyperlink r:id="rId20">
+        <w:r>
+          <w:rPr>
+            <w:lang w:val="zh_TW" w:bidi="zh_TW"/>
+          </w:rPr>
+          <w:rPr>
+            <w:color w:val="0000EE"/>
+            <w:u w:val="single"/>
+          </w:rPr>
+          <w:t>出20:2–17</w:t>
+        </w:r>
+      </w:hyperlink>
+      <w:r>
+        <w:rPr>
+          <w:lang w:val="zh_TW" w:bidi="zh_TW"/>
+        </w:rPr>
+        <w:t>；</w:t>
+      </w:r>
+      <w:hyperlink r:id="rId21">
+        <w:r>
+          <w:rPr>
+            <w:lang w:val="zh_TW" w:bidi="zh_TW"/>
+          </w:rPr>
+          <w:rPr>
+            <w:color w:val="0000EE"/>
+            <w:u w:val="single"/>
+          </w:rPr>
+          <w:t>申5:6–21</w:t>
+        </w:r>
+      </w:hyperlink>
+      <w:r>
+        <w:rPr>
+          <w:lang w:val="zh_TW" w:bidi="zh_TW"/>
+        </w:rPr>
+        <w:t>）：</w:t>
+      </w:r>
+    </w:p>
+    <w:p>
+      <w:pPr>
+        <w:pStyle w:val="ListBullet"/>
+        <w:spacing w:line="240" w:lineRule="auto"/>
+        <w:ind w:left="720"/>
+      </w:pPr>
+      <w:r>
+        <w:rPr>
+          <w:lang w:val="zh_TW" w:bidi="zh_TW"/>
+        </w:rPr>
+      </w:r>
+      <w:r>
+        <w:rPr>
+          <w:lang w:val="zh_TW" w:bidi="zh_TW"/>
+        </w:rPr>
+        <w:t>「當記念安息日」</w:t>
+      </w:r>
+    </w:p>
+    <w:p>
+      <w:pPr>
+        <w:pStyle w:val="ListBullet"/>
+        <w:spacing w:line="240" w:lineRule="auto"/>
+        <w:ind w:left="720"/>
+      </w:pPr>
+      <w:r>
+        <w:rPr>
+          <w:lang w:val="zh_TW" w:bidi="zh_TW"/>
+        </w:rPr>
+      </w:r>
+      <w:r>
+        <w:rPr>
+          <w:lang w:val="zh_TW" w:bidi="zh_TW"/>
+        </w:rPr>
+        <w:t>「當孝敬父母」</w:t>
+      </w:r>
+    </w:p>
+    <w:p>
+      <w:pPr/>
+      <w:r>
+        <w:rPr>
+          <w:lang w:val="zh_TW" w:bidi="zh_TW"/>
+        </w:rPr>
+      </w:r>
+      <w:r>
+        <w:rPr>
+          <w:lang w:val="zh_TW" w:bidi="zh_TW"/>
+        </w:rPr>
+        <w:t>另一方面，負面的命令則劃分了善與惡之間的界線。十誡中的頭兩條是關鍵：</w:t>
+      </w:r>
+    </w:p>
+    <w:p>
+      <w:pPr>
+        <w:pStyle w:val="ListBullet"/>
+        <w:spacing w:line="240" w:lineRule="auto"/>
+        <w:ind w:left="720"/>
+      </w:pPr>
+      <w:r>
+        <w:rPr>
+          <w:lang w:val="zh_TW" w:bidi="zh_TW"/>
+        </w:rPr>
+      </w:r>
+      <w:r>
+        <w:rPr>
+          <w:lang w:val="zh_TW" w:bidi="zh_TW"/>
+        </w:rPr>
+        <w:t>「除了我以外，你不可有別的神」（</w:t>
+      </w:r>
+      <w:hyperlink r:id="rId22">
+        <w:r>
+          <w:rPr>
+            <w:lang w:val="zh_TW" w:bidi="zh_TW"/>
+          </w:rPr>
+          <w:rPr>
+            <w:color w:val="0000EE"/>
+            <w:u w:val="single"/>
+          </w:rPr>
+          <w:t>出20:3</w:t>
+        </w:r>
+      </w:hyperlink>
+      <w:r>
+        <w:rPr>
+          <w:lang w:val="zh_TW" w:bidi="zh_TW"/>
+        </w:rPr>
+        <w:t>）。</w:t>
+      </w:r>
+    </w:p>
+    <w:p>
+      <w:pPr>
+        <w:pStyle w:val="ListBullet"/>
+        <w:spacing w:line="240" w:lineRule="auto"/>
+        <w:ind w:left="720"/>
+      </w:pPr>
+      <w:r>
+        <w:rPr>
+          <w:lang w:val="zh_TW" w:bidi="zh_TW"/>
+        </w:rPr>
+      </w:r>
+      <w:r>
+        <w:rPr>
+          <w:lang w:val="zh_TW" w:bidi="zh_TW"/>
+        </w:rPr>
+        <w:t>「不可為自己雕刻偶像……不可跪拜那些像，也不可事奉它」（</w:t>
+      </w:r>
+      <w:hyperlink r:id="rId23">
+        <w:r>
+          <w:rPr>
+            <w:lang w:val="zh_TW" w:bidi="zh_TW"/>
+          </w:rPr>
+          <w:rPr>
+            <w:color w:val="0000EE"/>
+            <w:u w:val="single"/>
+          </w:rPr>
+          <w:t>出20:4–5</w:t>
+        </w:r>
+      </w:hyperlink>
+      <w:r>
+        <w:rPr>
+          <w:lang w:val="zh_TW" w:bidi="zh_TW"/>
+        </w:rPr>
+        <w:t>）。</w:t>
+      </w:r>
+    </w:p>
+    <w:p>
+      <w:pPr/>
+      <w:r>
+        <w:rPr>
+          <w:lang w:val="zh_TW" w:bidi="zh_TW"/>
+        </w:rPr>
+      </w:r>
+      <w:r>
+        <w:rPr>
+          <w:lang w:val="zh_TW" w:bidi="zh_TW"/>
+        </w:rPr>
+        <w:t>這些被禁止的行為違背了愛神的根本命令。</w:t>
+      </w:r>
+    </w:p>
+    <w:p>
+      <w:pPr/>
+      <w:r>
+        <w:rPr>
+          <w:lang w:val="zh_TW" w:bidi="zh_TW"/>
+        </w:rPr>
+      </w:r>
+      <w:r>
+        <w:rPr>
+          <w:lang w:val="zh_TW" w:bidi="zh_TW"/>
+        </w:rPr>
+        <w:t>先知書顯明，神根據這些律法審判以色列人的行為。無論是哪個時代、哪個地方的君王、群體或個人，神也都會按照同樣的標準審判他們。違背這些核心誡命的人，就是拒絕獨一的真神。他們最終必將面對神的審判，並承受罪人當受的災難。</w:t>
+      </w:r>
+    </w:p>
+    <w:p>
+      <w:pPr/>
+      <w:r>
+        <w:rPr>
+          <w:lang w:val="zh_TW" w:bidi="zh_TW"/>
+        </w:rPr>
+      </w:r>
+      <w:r>
+        <w:rPr>
+          <w:u w:val="single"/>
+          <w:lang w:val="zh_TW" w:bidi="zh_TW"/>
+        </w:rPr>
+        <w:t>進深研究的經文段落</w:t>
+      </w:r>
+    </w:p>
+    <w:p>
+      <w:pPr/>
+      <w:r>
+        <w:rPr>
+          <w:lang w:val="zh_TW" w:bidi="zh_TW"/>
+        </w:rPr>
+      </w:r>
+      <w:hyperlink r:id="rId20">
+        <w:r>
+          <w:rPr>
+            <w:lang w:val="zh_TW" w:bidi="zh_TW"/>
+          </w:rPr>
+          <w:rPr>
+            <w:color w:val="0000EE"/>
+            <w:u w:val="single"/>
+          </w:rPr>
+          <w:t>出20:2–17；</w:t>
+        </w:r>
+      </w:hyperlink>
+      <w:hyperlink r:id="rId17">
+        <w:r>
+          <w:rPr>
+            <w:lang w:val="zh_TW" w:bidi="zh_TW"/>
+          </w:rPr>
+          <w:rPr>
+            <w:color w:val="0000EE"/>
+            <w:u w:val="single"/>
+          </w:rPr>
+          <w:t>利19:18；</w:t>
+        </w:r>
+      </w:hyperlink>
+      <w:hyperlink r:id="rId21">
+        <w:r>
+          <w:rPr>
+            <w:lang w:val="zh_TW" w:bidi="zh_TW"/>
+          </w:rPr>
+          <w:rPr>
+            <w:color w:val="0000EE"/>
+            <w:u w:val="single"/>
+          </w:rPr>
+          <w:t>申5:6–21</w:t>
+        </w:r>
+      </w:hyperlink>
+      <w:r>
+        <w:rPr>
+          <w:lang w:val="zh_TW" w:bidi="zh_TW"/>
+        </w:rPr>
+        <w:t>，</w:t>
       </w:r>
       <w:hyperlink r:id="rId13">
         <w:r>
@@ -256,9 +687,219 @@
             <w:color w:val="0000EE"/>
             <w:u w:val="single"/>
           </w:rPr>
-          <w:t>利14:5–6、</w:t>
-        </w:r>
-      </w:hyperlink>
+          <w:t>6:5；</w:t>
+        </w:r>
+      </w:hyperlink>
+      <w:hyperlink r:id="rId24">
+        <w:r>
+          <w:rPr>
+            <w:lang w:val="zh_TW" w:bidi="zh_TW"/>
+          </w:rPr>
+          <w:rPr>
+            <w:color w:val="0000EE"/>
+            <w:u w:val="single"/>
+          </w:rPr>
+          <w:t>耶2:7–13</w:t>
+        </w:r>
+      </w:hyperlink>
+      <w:r>
+        <w:rPr>
+          <w:lang w:val="zh_TW" w:bidi="zh_TW"/>
+        </w:rPr>
+        <w:t>，</w:t>
+      </w:r>
+      <w:hyperlink r:id="rId25">
+        <w:r>
+          <w:rPr>
+            <w:lang w:val="zh_TW" w:bidi="zh_TW"/>
+          </w:rPr>
+          <w:rPr>
+            <w:color w:val="0000EE"/>
+            <w:u w:val="single"/>
+          </w:rPr>
+          <w:t>3:8–11</w:t>
+        </w:r>
+      </w:hyperlink>
+      <w:r>
+        <w:rPr>
+          <w:lang w:val="zh_TW" w:bidi="zh_TW"/>
+        </w:rPr>
+        <w:t>，</w:t>
+      </w:r>
+      <w:hyperlink r:id="rId26">
+        <w:r>
+          <w:rPr>
+            <w:lang w:val="zh_TW" w:bidi="zh_TW"/>
+          </w:rPr>
+          <w:rPr>
+            <w:color w:val="0000EE"/>
+            <w:u w:val="single"/>
+          </w:rPr>
+          <w:t>5:1–9</w:t>
+        </w:r>
+      </w:hyperlink>
+      <w:r>
+        <w:rPr>
+          <w:lang w:val="zh_TW" w:bidi="zh_TW"/>
+        </w:rPr>
+        <w:t>，</w:t>
+      </w:r>
+      <w:hyperlink r:id="rId27">
+        <w:r>
+          <w:rPr>
+            <w:lang w:val="zh_TW" w:bidi="zh_TW"/>
+          </w:rPr>
+          <w:rPr>
+            <w:color w:val="0000EE"/>
+            <w:u w:val="single"/>
+          </w:rPr>
+          <w:t>6:10–21</w:t>
+        </w:r>
+      </w:hyperlink>
+      <w:r>
+        <w:rPr>
+          <w:lang w:val="zh_TW" w:bidi="zh_TW"/>
+        </w:rPr>
+        <w:t>，</w:t>
+      </w:r>
+      <w:hyperlink r:id="rId28">
+        <w:r>
+          <w:rPr>
+            <w:lang w:val="zh_TW" w:bidi="zh_TW"/>
+          </w:rPr>
+          <w:rPr>
+            <w:color w:val="0000EE"/>
+            <w:u w:val="single"/>
+          </w:rPr>
+          <w:t>7:16–29</w:t>
+        </w:r>
+      </w:hyperlink>
+      <w:r>
+        <w:rPr>
+          <w:lang w:val="zh_TW" w:bidi="zh_TW"/>
+        </w:rPr>
+        <w:t>，</w:t>
+      </w:r>
+      <w:hyperlink r:id="rId29">
+        <w:r>
+          <w:rPr>
+            <w:lang w:val="zh_TW" w:bidi="zh_TW"/>
+          </w:rPr>
+          <w:rPr>
+            <w:color w:val="0000EE"/>
+            <w:u w:val="single"/>
+          </w:rPr>
+          <w:t>8:9–13</w:t>
+        </w:r>
+      </w:hyperlink>
+      <w:r>
+        <w:rPr>
+          <w:lang w:val="zh_TW" w:bidi="zh_TW"/>
+        </w:rPr>
+        <w:t>，</w:t>
+      </w:r>
+      <w:hyperlink r:id="rId30">
+        <w:r>
+          <w:rPr>
+            <w:lang w:val="zh_TW" w:bidi="zh_TW"/>
+          </w:rPr>
+          <w:rPr>
+            <w:color w:val="0000EE"/>
+            <w:u w:val="single"/>
+          </w:rPr>
+          <w:t>11:6–14</w:t>
+        </w:r>
+      </w:hyperlink>
+      <w:r>
+        <w:rPr>
+          <w:lang w:val="zh_TW" w:bidi="zh_TW"/>
+        </w:rPr>
+        <w:t>，</w:t>
+      </w:r>
+      <w:hyperlink r:id="rId31">
+        <w:r>
+          <w:rPr>
+            <w:lang w:val="zh_TW" w:bidi="zh_TW"/>
+          </w:rPr>
+          <w:rPr>
+            <w:color w:val="0000EE"/>
+            <w:u w:val="single"/>
+          </w:rPr>
+          <w:t>17:1–4</w:t>
+        </w:r>
+      </w:hyperlink>
+      <w:r>
+        <w:rPr>
+          <w:lang w:val="zh_TW" w:bidi="zh_TW"/>
+        </w:rPr>
+        <w:t>，</w:t>
+      </w:r>
+      <w:hyperlink r:id="rId32">
+        <w:r>
+          <w:rPr>
+            <w:lang w:val="zh_TW" w:bidi="zh_TW"/>
+          </w:rPr>
+          <w:rPr>
+            <w:color w:val="0000EE"/>
+            <w:u w:val="single"/>
+          </w:rPr>
+          <w:t>22:1–9</w:t>
+        </w:r>
+      </w:hyperlink>
+      <w:r>
+        <w:rPr>
+          <w:lang w:val="zh_TW" w:bidi="zh_TW"/>
+        </w:rPr>
+        <w:t>，</w:t>
+      </w:r>
+      <w:hyperlink r:id="rId33">
+        <w:r>
+          <w:rPr>
+            <w:lang w:val="zh_TW" w:bidi="zh_TW"/>
+          </w:rPr>
+          <w:rPr>
+            <w:color w:val="0000EE"/>
+            <w:u w:val="single"/>
+          </w:rPr>
+          <w:t>23:10–12</w:t>
+        </w:r>
+      </w:hyperlink>
+      <w:r>
+        <w:rPr>
+          <w:lang w:val="zh_TW" w:bidi="zh_TW"/>
+        </w:rPr>
+        <w:t>，</w:t>
+      </w:r>
+      <w:hyperlink r:id="rId34">
+        <w:r>
+          <w:rPr>
+            <w:lang w:val="zh_TW" w:bidi="zh_TW"/>
+          </w:rPr>
+          <w:rPr>
+            <w:color w:val="0000EE"/>
+            <w:u w:val="single"/>
+          </w:rPr>
+          <w:t>34:8–20；</w:t>
+        </w:r>
+      </w:hyperlink>
+      <w:hyperlink r:id="rId18">
+        <w:r>
+          <w:rPr>
+            <w:lang w:val="zh_TW" w:bidi="zh_TW"/>
+          </w:rPr>
+          <w:rPr>
+            <w:color w:val="0000EE"/>
+            <w:u w:val="single"/>
+          </w:rPr>
+          <w:t>太19:19</w:t>
+        </w:r>
+      </w:hyperlink>
+      <w:r>
+        <w:rPr>
+          <w:lang w:val="zh_TW" w:bidi="zh_TW"/>
+        </w:rPr>
+        <w:t>，</w:t>
+      </w:r>
       <w:hyperlink r:id="rId14">
         <w:r>
           <w:rPr>
@@ -268,19 +909,103 @@
             <w:color w:val="0000EE"/>
             <w:u w:val="single"/>
           </w:rPr>
-          <w:t>50–51，</w:t>
-        </w:r>
-      </w:hyperlink>
-      <w:hyperlink r:id="rId15">
-        <w:r>
-          <w:rPr>
-            <w:lang w:val="zh_TW" w:bidi="zh_TW"/>
-          </w:rPr>
-          <w:rPr>
-            <w:color w:val="0000EE"/>
-            <w:u w:val="single"/>
-          </w:rPr>
-          <w:t>15:13</w:t>
+          <w:t>22:37；</w:t>
+        </w:r>
+      </w:hyperlink>
+      <w:hyperlink r:id="rId35">
+        <w:r>
+          <w:rPr>
+            <w:lang w:val="zh_TW" w:bidi="zh_TW"/>
+          </w:rPr>
+          <w:rPr>
+            <w:color w:val="0000EE"/>
+            <w:u w:val="single"/>
+          </w:rPr>
+          <w:t>可12:30–31；</w:t>
+        </w:r>
+      </w:hyperlink>
+      <w:hyperlink r:id="rId16">
+        <w:r>
+          <w:rPr>
+            <w:lang w:val="zh_TW" w:bidi="zh_TW"/>
+          </w:rPr>
+          <w:rPr>
+            <w:color w:val="0000EE"/>
+            <w:u w:val="single"/>
+          </w:rPr>
+          <w:t>路10:27；</w:t>
+        </w:r>
+      </w:hyperlink>
+      <w:hyperlink r:id="rId36">
+        <w:r>
+          <w:rPr>
+            <w:lang w:val="zh_TW" w:bidi="zh_TW"/>
+          </w:rPr>
+          <w:rPr>
+            <w:color w:val="0000EE"/>
+            <w:u w:val="single"/>
+          </w:rPr>
+          <w:t>林前13:13</w:t>
+        </w:r>
+      </w:hyperlink>
+      <w:r>
+        <w:rPr>
+          <w:lang w:val="zh_TW" w:bidi="zh_TW"/>
+        </w:rPr>
+      </w:r>
+      <w:r>
+        <w:rPr>
+          <w:lang w:val="zh_TW" w:bidi="zh_TW"/>
+        </w:rPr>
+      </w:r>
+    </w:p>
+    <w:p>
+      <w:pPr/>
+      <w:r>
+        <w:rPr>
+          <w:lang w:val="zh_TW" w:bidi="zh_TW"/>
+        </w:rPr>
+      </w:r>
+    </w:p>
+    <w:p>
+      <w:pPr>
+        <w:pStyle w:val="Heading2"/>
+      </w:pPr>
+      <w:r>
+        <w:rPr>
+          <w:lang w:val="zh_TW" w:bidi="zh_TW"/>
+        </w:rPr>
+        <w:t>基督的降生</w:t>
+      </w:r>
+      <w:r>
+        <w:rPr>
+          <w:lang w:val="zh_TW" w:bidi="zh_TW"/>
+        </w:rPr>
+      </w:r>
+    </w:p>
+    <w:p>
+      <w:pPr/>
+      <w:r>
+        <w:rPr>
+          <w:lang w:val="zh_TW" w:bidi="zh_TW"/>
+        </w:rPr>
+      </w:r>
+      <w:r>
+        <w:rPr>
+          <w:lang w:val="zh_TW" w:bidi="zh_TW"/>
+        </w:rPr>
+        <w:t>耶穌降生的故事展現出，祂卑微的處境與祂的神性之間鮮明的對比（</w:t>
+      </w:r>
+      <w:hyperlink r:id="rId37">
+        <w:r>
+          <w:rPr>
+            <w:lang w:val="zh_TW" w:bidi="zh_TW"/>
+          </w:rPr>
+          <w:rPr>
+            <w:color w:val="0000EE"/>
+            <w:u w:val="single"/>
+          </w:rPr>
+          <w:t>太1:18–2:12</w:t>
         </w:r>
       </w:hyperlink>
       <w:r>
@@ -289,16 +1014,16 @@
         </w:rPr>
         <w:t>；</w:t>
       </w:r>
-      <w:hyperlink r:id="rId16">
-        <w:r>
-          <w:rPr>
-            <w:lang w:val="zh_TW" w:bidi="zh_TW"/>
-          </w:rPr>
-          <w:rPr>
-            <w:color w:val="0000EE"/>
-            <w:u w:val="single"/>
-          </w:rPr>
-          <w:t>民19:17–19</w:t>
+      <w:hyperlink r:id="rId38">
+        <w:r>
+          <w:rPr>
+            <w:lang w:val="zh_TW" w:bidi="zh_TW"/>
+          </w:rPr>
+          <w:rPr>
+            <w:color w:val="0000EE"/>
+            <w:u w:val="single"/>
+          </w:rPr>
+          <w:t>路2:1–20</w:t>
         </w:r>
       </w:hyperlink>
       <w:r>
@@ -319,25 +1044,25 @@
         <w:rPr>
           <w:lang w:val="zh_TW" w:bidi="zh_TW"/>
         </w:rPr>
-        <w:t>「死水」與「活水」的差異，解釋了撒馬利亞婦人聽耶穌提到「活水」時的困惑（</w:t>
-      </w:r>
-      <w:hyperlink r:id="rId17">
-        <w:r>
-          <w:rPr>
-            <w:lang w:val="zh_TW" w:bidi="zh_TW"/>
-          </w:rPr>
-          <w:rPr>
-            <w:color w:val="0000EE"/>
-            <w:u w:val="single"/>
-          </w:rPr>
-          <w:t>約4:12</w:t>
-        </w:r>
-      </w:hyperlink>
-      <w:r>
-        <w:rPr>
-          <w:lang w:val="zh_TW" w:bidi="zh_TW"/>
-        </w:rPr>
-        <w:t>）。撒馬利亞地區沒有永久流動的河流，如果雅各當年需要挖井取水，耶穌又怎麼能提供更好的水呢？</w:t>
+        <w:t>一方面，我們看到</w:t>
+      </w:r>
+      <w:r>
+        <w:rPr>
+          <w:lang w:val="zh_TW" w:bidi="zh_TW"/>
+        </w:rPr>
+        <w:t>祂的誕生極其卑微</w:t>
+      </w:r>
+      <w:r>
+        <w:rPr>
+          <w:lang w:val="zh_TW" w:bidi="zh_TW"/>
+        </w:rPr>
+        <w:t>。</w:t>
+      </w:r>
+      <w:r>
+        <w:rPr>
+          <w:lang w:val="zh_TW" w:bidi="zh_TW"/>
+        </w:rPr>
+        <w:t>一對貧窮的夫婦為了配合當時統治的羅馬帝國進行的人口普查（政府要求當時全境居民登記），從加利利跋涉至祖先的故鄉伯利恆。這段旅程漫長而艱難。他們抵達時，找不到容身之處，只能在牲畜所棲的地方暫住。</w:t>
       </w:r>
     </w:p>
     <w:p>
@@ -351,25 +1076,13 @@
         <w:rPr>
           <w:lang w:val="zh_TW" w:bidi="zh_TW"/>
         </w:rPr>
-        <w:t>耶穌在耶路撒冷秋季的住棚節中，再次談到「活水」（</w:t>
-      </w:r>
-      <w:hyperlink r:id="rId18">
-        <w:r>
-          <w:rPr>
-            <w:lang w:val="zh_TW" w:bidi="zh_TW"/>
-          </w:rPr>
-          <w:rPr>
-            <w:color w:val="0000EE"/>
-            <w:u w:val="single"/>
-          </w:rPr>
-          <w:t>約7:37–39</w:t>
-        </w:r>
-      </w:hyperlink>
-      <w:r>
-        <w:rPr>
-          <w:lang w:val="zh_TW" w:bidi="zh_TW"/>
-        </w:rPr>
-        <w:t>）。這個節期在乾旱季節舉行，特別強調水的重要性。在這樣的背景下，耶穌挺身而出，大膽宣告：凡渴的人都應當到祂那裡來喝水。耶穌自己就是活水的源頭，祂直接從神而來，並藉著聖靈帶來屬天的更新。</w:t>
+        <w:t>整個情景透露出貧窮、被拒絕，與人們的漠視</w:t>
+      </w:r>
+      <w:r>
+        <w:rPr>
+          <w:lang w:val="zh_TW" w:bidi="zh_TW"/>
+        </w:rPr>
+        <w:t>。耶穌出生時，消息沒有傳達給重要的王或富人，反而是傳給附近田野看守羊群的牧羊人。</w:t>
       </w:r>
     </w:p>
     <w:p>
@@ -381,6 +1094,112 @@
       </w:r>
       <w:r>
         <w:rPr>
+          <w:lang w:val="zh_TW" w:bidi="zh_TW"/>
+        </w:rPr>
+        <w:t>然而，</w:t>
+      </w:r>
+      <w:r>
+        <w:rPr>
+          <w:lang w:val="zh_TW" w:bidi="zh_TW"/>
+        </w:rPr>
+        <w:t>在這樣卑微的場景中，卻傳遞出滿有榮耀與權能的信息</w:t>
+      </w:r>
+      <w:r>
+        <w:rPr>
+          <w:lang w:val="zh_TW" w:bidi="zh_TW"/>
+        </w:rPr>
+        <w:t>。那個被放在飼料槽（馬槽）裡的嬰孩，正是彌賽亞，人們期待已久的大衛王後裔。祂將以勝利姿態統治以色列民，祂的國度永無窮盡。</w:t>
+      </w:r>
+    </w:p>
+    <w:p>
+      <w:pPr/>
+      <w:r>
+        <w:rPr>
+          <w:lang w:val="zh_TW" w:bidi="zh_TW"/>
+        </w:rPr>
+      </w:r>
+      <w:r>
+        <w:rPr>
+          <w:lang w:val="zh_TW" w:bidi="zh_TW"/>
+        </w:rPr>
+        <w:t>祂正是先知所預言的那位。整個歷史都指向在衪裡面，</w:t>
+      </w:r>
+      <w:r>
+        <w:rPr>
+          <w:lang w:val="zh_TW" w:bidi="zh_TW"/>
+        </w:rPr>
+        <w:t>這個最重要的時刻</w:t>
+      </w:r>
+      <w:r>
+        <w:rPr>
+          <w:lang w:val="zh_TW" w:bidi="zh_TW"/>
+        </w:rPr>
+        <w:t>。一群來自東方的博士遠道而來敬拜祂；一大隊天使滿有能力從天而降，宣告祂的降生。</w:t>
+      </w:r>
+    </w:p>
+    <w:p>
+      <w:pPr/>
+      <w:r>
+        <w:rPr>
+          <w:lang w:val="zh_TW" w:bidi="zh_TW"/>
+        </w:rPr>
+      </w:r>
+      <w:r>
+        <w:rPr>
+          <w:lang w:val="zh_TW" w:bidi="zh_TW"/>
+        </w:rPr>
+        <w:t>這些對比預示耶穌將來成就的工作。在耶穌裡，以色列的神和全地的主親自來到人間，探訪並拯救祂的子民。神從天而降，進入人們日常的生活與處境之中。福音書多次記載，耶穌特別關懷卑微的人、貧窮的人、被拒絕的人和罪人。祂來拯救那些自知需要祂的人，他們以喜樂與歡欣的心領受救恩的信息。</w:t>
+      </w:r>
+    </w:p>
+    <w:p>
+      <w:pPr/>
+      <w:r>
+        <w:rPr>
+          <w:lang w:val="zh_TW" w:bidi="zh_TW"/>
+        </w:rPr>
+      </w:r>
+      <w:r>
+        <w:rPr>
+          <w:lang w:val="zh_TW" w:bidi="zh_TW"/>
+        </w:rPr>
+        <w:t>卑微與偉大的對比，也延伸到耶穌的使命。惡人拒絕祂，並將祂處死。然而，神藉著耶穌的復活，證明了祂的義，並使祂升到神的右邊。</w:t>
+      </w:r>
+    </w:p>
+    <w:p>
+      <w:pPr/>
+      <w:r>
+        <w:rPr>
+          <w:lang w:val="zh_TW" w:bidi="zh_TW"/>
+        </w:rPr>
+      </w:r>
+      <w:r>
+        <w:rPr>
+          <w:lang w:val="zh_TW" w:bidi="zh_TW"/>
+        </w:rPr>
+        <w:t>如今，祂坐在寶座上，作為主和彌賽亞掌權。祂從那裡差遣聖靈帶領並引導祂的教會。藉著祂的生命、死亡、復活、升天進入榮耀，耶穌帶來罪的赦免，並</w:t>
+      </w:r>
+      <w:r>
+        <w:rPr>
+          <w:lang w:val="zh_TW" w:bidi="zh_TW"/>
+        </w:rPr>
+        <w:t>賜下永生給所有以信心的生活回應衪的人</w:t>
+      </w:r>
+      <w:r>
+        <w:rPr>
+          <w:lang w:val="zh_TW" w:bidi="zh_TW"/>
+        </w:rPr>
+        <w:t>。</w:t>
+      </w:r>
+    </w:p>
+    <w:p>
+      <w:pPr/>
+      <w:r>
+        <w:rPr>
+          <w:lang w:val="zh_TW" w:bidi="zh_TW"/>
+        </w:rPr>
+      </w:r>
+      <w:r>
+        <w:rPr>
           <w:u w:val="single"/>
           <w:lang w:val="zh_TW" w:bidi="zh_TW"/>
         </w:rPr>
@@ -394,40 +1213,16 @@
           <w:lang w:val="zh_TW" w:bidi="zh_TW"/>
         </w:rPr>
       </w:r>
-      <w:hyperlink r:id="rId13">
-        <w:r>
-          <w:rPr>
-            <w:lang w:val="zh_TW" w:bidi="zh_TW"/>
-          </w:rPr>
-          <w:rPr>
-            <w:color w:val="0000EE"/>
-            <w:u w:val="single"/>
-          </w:rPr>
-          <w:t>利14:5–6、</w:t>
-        </w:r>
-      </w:hyperlink>
-      <w:hyperlink r:id="rId14">
-        <w:r>
-          <w:rPr>
-            <w:lang w:val="zh_TW" w:bidi="zh_TW"/>
-          </w:rPr>
-          <w:rPr>
-            <w:color w:val="0000EE"/>
-            <w:u w:val="single"/>
-          </w:rPr>
-          <w:t>50–51，</w:t>
-        </w:r>
-      </w:hyperlink>
-      <w:hyperlink r:id="rId15">
-        <w:r>
-          <w:rPr>
-            <w:lang w:val="zh_TW" w:bidi="zh_TW"/>
-          </w:rPr>
-          <w:rPr>
-            <w:color w:val="0000EE"/>
-            <w:u w:val="single"/>
-          </w:rPr>
-          <w:t>15:13</w:t>
+      <w:hyperlink r:id="rId37">
+        <w:r>
+          <w:rPr>
+            <w:lang w:val="zh_TW" w:bidi="zh_TW"/>
+          </w:rPr>
+          <w:rPr>
+            <w:color w:val="0000EE"/>
+            <w:u w:val="single"/>
+          </w:rPr>
+          <w:t>太1:18–2:12</w:t>
         </w:r>
       </w:hyperlink>
       <w:r>
@@ -436,16 +1231,124 @@
         </w:rPr>
         <w:t>；</w:t>
       </w:r>
-      <w:hyperlink r:id="rId16">
-        <w:r>
-          <w:rPr>
-            <w:lang w:val="zh_TW" w:bidi="zh_TW"/>
-          </w:rPr>
-          <w:rPr>
-            <w:color w:val="0000EE"/>
-            <w:u w:val="single"/>
-          </w:rPr>
-          <w:t>民19:17–19</w:t>
+      <w:hyperlink r:id="rId39">
+        <w:r>
+          <w:rPr>
+            <w:lang w:val="zh_TW" w:bidi="zh_TW"/>
+          </w:rPr>
+          <w:rPr>
+            <w:color w:val="0000EE"/>
+            <w:u w:val="single"/>
+          </w:rPr>
+          <w:t>路2:1–20</w:t>
+        </w:r>
+      </w:hyperlink>
+      <w:r>
+        <w:rPr>
+          <w:lang w:val="zh_TW" w:bidi="zh_TW"/>
+        </w:rPr>
+      </w:r>
+      <w:r>
+        <w:rPr>
+          <w:lang w:val="zh_TW" w:bidi="zh_TW"/>
+        </w:rPr>
+      </w:r>
+    </w:p>
+    <w:p>
+      <w:pPr/>
+      <w:r>
+        <w:rPr>
+          <w:lang w:val="zh_TW" w:bidi="zh_TW"/>
+        </w:rPr>
+      </w:r>
+    </w:p>
+    <w:p>
+      <w:pPr>
+        <w:pStyle w:val="Heading2"/>
+      </w:pPr>
+      <w:r>
+        <w:rPr>
+          <w:lang w:val="zh_TW" w:bidi="zh_TW"/>
+        </w:rPr>
+        <w:t>基督頌：基督的神性</w:t>
+      </w:r>
+      <w:r>
+        <w:rPr>
+          <w:lang w:val="zh_TW" w:bidi="zh_TW"/>
+        </w:rPr>
+      </w:r>
+    </w:p>
+    <w:p>
+      <w:pPr/>
+      <w:r>
+        <w:rPr>
+          <w:lang w:val="zh_TW" w:bidi="zh_TW"/>
+        </w:rPr>
+      </w:r>
+      <w:hyperlink r:id="rId40">
+        <w:r>
+          <w:rPr>
+            <w:lang w:val="zh_TW" w:bidi="zh_TW"/>
+          </w:rPr>
+          <w:rPr>
+            <w:color w:val="0000EE"/>
+            <w:u w:val="single"/>
+          </w:rPr>
+          <w:t>腓立比書二章6至11節</w:t>
+        </w:r>
+      </w:hyperlink>
+      <w:r>
+        <w:rPr>
+          <w:lang w:val="zh_TW" w:bidi="zh_TW"/>
+        </w:rPr>
+        <w:t>這段經文，通常被稱為基督頌（Christ Hymn），反映早期信徒對耶穌基督的信念。從這首頌歌可以看出，早期信徒相信耶穌在道成肉身之前已經存在，並且擁有神的本性（另見</w:t>
+      </w:r>
+      <w:hyperlink r:id="rId41">
+        <w:r>
+          <w:rPr>
+            <w:lang w:val="zh_TW" w:bidi="zh_TW"/>
+          </w:rPr>
+          <w:rPr>
+            <w:color w:val="0000EE"/>
+            <w:u w:val="single"/>
+          </w:rPr>
+          <w:t>西1:15–20</w:t>
+        </w:r>
+      </w:hyperlink>
+      <w:r>
+        <w:rPr>
+          <w:lang w:val="zh_TW" w:bidi="zh_TW"/>
+        </w:rPr>
+        <w:t>，</w:t>
+      </w:r>
+      <w:hyperlink r:id="rId42">
+        <w:r>
+          <w:rPr>
+            <w:lang w:val="zh_TW" w:bidi="zh_TW"/>
+          </w:rPr>
+          <w:rPr>
+            <w:color w:val="0000EE"/>
+            <w:u w:val="single"/>
+          </w:rPr>
+          <w:t>2:9</w:t>
+        </w:r>
+      </w:hyperlink>
+      <w:r>
+        <w:rPr>
+          <w:lang w:val="zh_TW" w:bidi="zh_TW"/>
+        </w:rPr>
+        <w:t>；參</w:t>
+      </w:r>
+      <w:hyperlink r:id="rId43">
+        <w:r>
+          <w:rPr>
+            <w:lang w:val="zh_TW" w:bidi="zh_TW"/>
+          </w:rPr>
+          <w:rPr>
+            <w:color w:val="0000EE"/>
+            <w:u w:val="single"/>
+          </w:rPr>
+          <w:t>約1:1–2</w:t>
         </w:r>
       </w:hyperlink>
       <w:r>
@@ -454,16 +1357,220 @@
         </w:rPr>
         <w:t>；</w:t>
       </w:r>
-      <w:hyperlink r:id="rId19">
-        <w:r>
-          <w:rPr>
-            <w:lang w:val="zh_TW" w:bidi="zh_TW"/>
-          </w:rPr>
-          <w:rPr>
-            <w:color w:val="0000EE"/>
-            <w:u w:val="single"/>
-          </w:rPr>
-          <w:t>歌4:15</w:t>
+      <w:hyperlink r:id="rId44">
+        <w:r>
+          <w:rPr>
+            <w:lang w:val="zh_TW" w:bidi="zh_TW"/>
+          </w:rPr>
+          <w:rPr>
+            <w:color w:val="0000EE"/>
+            <w:u w:val="single"/>
+          </w:rPr>
+          <w:t>來1:1–3</w:t>
+        </w:r>
+      </w:hyperlink>
+      <w:r>
+        <w:rPr>
+          <w:lang w:val="zh_TW" w:bidi="zh_TW"/>
+        </w:rPr>
+        <w:t>）。</w:t>
+      </w:r>
+    </w:p>
+    <w:p>
+      <w:pPr/>
+      <w:r>
+        <w:rPr>
+          <w:lang w:val="zh_TW" w:bidi="zh_TW"/>
+        </w:rPr>
+      </w:r>
+      <w:r>
+        <w:rPr>
+          <w:lang w:val="zh_TW" w:bidi="zh_TW"/>
+        </w:rPr>
+        <w:t>這首頌歌教導我們，基督不僅是另一位</w:t>
+      </w:r>
+      <w:r>
+        <w:rPr>
+          <w:lang w:val="zh_TW" w:bidi="zh_TW"/>
+        </w:rPr>
+        <w:t>人類先知</w:t>
+      </w:r>
+      <w:r>
+        <w:rPr>
+          <w:lang w:val="zh_TW" w:bidi="zh_TW"/>
+        </w:rPr>
+        <w:t>。祂從</w:t>
+      </w:r>
+      <w:r>
+        <w:rPr>
+          <w:lang w:val="zh_TW" w:bidi="zh_TW"/>
+        </w:rPr>
+        <w:t>太</w:t>
+      </w:r>
+      <w:r>
+        <w:rPr>
+          <w:lang w:val="zh_TW" w:bidi="zh_TW"/>
+        </w:rPr>
+        <w:t>初就與父神同在，並且是神藉以創造</w:t>
+      </w:r>
+      <w:r>
+        <w:rPr>
+          <w:lang w:val="zh_TW" w:bidi="zh_TW"/>
+        </w:rPr>
+        <w:t>萬有</w:t>
+      </w:r>
+      <w:r>
+        <w:rPr>
+          <w:lang w:val="zh_TW" w:bidi="zh_TW"/>
+        </w:rPr>
+        <w:t>的那位。作為神的兒子，</w:t>
+      </w:r>
+      <w:r>
+        <w:rPr>
+          <w:lang w:val="zh_TW" w:bidi="zh_TW"/>
+        </w:rPr>
+        <w:t>耶穌與神同享衪的本性</w:t>
+      </w:r>
+      <w:r>
+        <w:rPr>
+          <w:lang w:val="zh_TW" w:bidi="zh_TW"/>
+        </w:rPr>
+        <w:t>。</w:t>
+      </w:r>
+    </w:p>
+    <w:p>
+      <w:pPr/>
+      <w:r>
+        <w:rPr>
+          <w:lang w:val="zh_TW" w:bidi="zh_TW"/>
+        </w:rPr>
+      </w:r>
+      <w:r>
+        <w:rPr>
+          <w:lang w:val="zh_TW" w:bidi="zh_TW"/>
+        </w:rPr>
+        <w:t>耶穌宣稱自己具有神性，這一點在當時引發祂與宗教領袖之間的重大爭議。當耶穌聲稱與神同等時，他們指控祂褻瀆（即說了羞辱神的話）神（</w:t>
+      </w:r>
+      <w:hyperlink r:id="rId45">
+        <w:r>
+          <w:rPr>
+            <w:lang w:val="zh_TW" w:bidi="zh_TW"/>
+          </w:rPr>
+          <w:rPr>
+            <w:color w:val="0000EE"/>
+            <w:u w:val="single"/>
+          </w:rPr>
+          <w:t>約5:16–18</w:t>
+        </w:r>
+      </w:hyperlink>
+      <w:r>
+        <w:rPr>
+          <w:lang w:val="zh_TW" w:bidi="zh_TW"/>
+        </w:rPr>
+        <w:t>，</w:t>
+      </w:r>
+      <w:hyperlink r:id="rId46">
+        <w:r>
+          <w:rPr>
+            <w:lang w:val="zh_TW" w:bidi="zh_TW"/>
+          </w:rPr>
+          <w:rPr>
+            <w:color w:val="0000EE"/>
+            <w:u w:val="single"/>
+          </w:rPr>
+          <w:t>8:54–59</w:t>
+        </w:r>
+      </w:hyperlink>
+      <w:r>
+        <w:rPr>
+          <w:lang w:val="zh_TW" w:bidi="zh_TW"/>
+        </w:rPr>
+        <w:t>，</w:t>
+      </w:r>
+      <w:hyperlink r:id="rId47">
+        <w:r>
+          <w:rPr>
+            <w:lang w:val="zh_TW" w:bidi="zh_TW"/>
+          </w:rPr>
+          <w:rPr>
+            <w:color w:val="0000EE"/>
+            <w:u w:val="single"/>
+          </w:rPr>
+          <w:t>10:30–39</w:t>
+        </w:r>
+      </w:hyperlink>
+      <w:r>
+        <w:rPr>
+          <w:lang w:val="zh_TW" w:bidi="zh_TW"/>
+        </w:rPr>
+        <w:t>）。</w:t>
+      </w:r>
+    </w:p>
+    <w:p>
+      <w:pPr/>
+      <w:r>
+        <w:rPr>
+          <w:lang w:val="zh_TW" w:bidi="zh_TW"/>
+        </w:rPr>
+      </w:r>
+      <w:r>
+        <w:rPr>
+          <w:lang w:val="zh_TW" w:bidi="zh_TW"/>
+        </w:rPr>
+        <w:t>同時，這首頌歌教導我們，耶穌基督以極大的謙卑來到世上。</w:t>
+      </w:r>
+      <w:r>
+        <w:rPr>
+          <w:lang w:val="zh_TW" w:bidi="zh_TW"/>
+        </w:rPr>
+        <w:t>那位</w:t>
+      </w:r>
+      <w:r>
+        <w:rPr>
+          <w:lang w:val="zh_TW" w:bidi="zh_TW"/>
+        </w:rPr>
+        <w:t>無限的（祂是永恆的，不受時間限制）神，在耶穌基督裡取了</w:t>
+      </w:r>
+      <w:r>
+        <w:rPr>
+          <w:lang w:val="zh_TW" w:bidi="zh_TW"/>
+        </w:rPr>
+        <w:t>人的樣式</w:t>
+      </w:r>
+      <w:r>
+        <w:rPr>
+          <w:lang w:val="zh_TW" w:bidi="zh_TW"/>
+        </w:rPr>
+        <w:t>，進入人類歷史（</w:t>
+      </w:r>
+      <w:hyperlink r:id="rId48">
+        <w:r>
+          <w:rPr>
+            <w:lang w:val="zh_TW" w:bidi="zh_TW"/>
+          </w:rPr>
+          <w:rPr>
+            <w:color w:val="0000EE"/>
+            <w:u w:val="single"/>
+          </w:rPr>
+          <w:t>腓2:7</w:t>
+        </w:r>
+      </w:hyperlink>
+      <w:r>
+        <w:rPr>
+          <w:lang w:val="zh_TW" w:bidi="zh_TW"/>
+        </w:rPr>
+        <w:t>；見</w:t>
+      </w:r>
+      <w:hyperlink r:id="rId49">
+        <w:r>
+          <w:rPr>
+            <w:lang w:val="zh_TW" w:bidi="zh_TW"/>
+          </w:rPr>
+          <w:rPr>
+            <w:color w:val="0000EE"/>
+            <w:u w:val="single"/>
+          </w:rPr>
+          <w:t>西1:15</w:t>
         </w:r>
       </w:hyperlink>
       <w:r>
@@ -472,28 +1579,16 @@
         </w:rPr>
         <w:t>；</w:t>
       </w:r>
-      <w:hyperlink r:id="rId20">
-        <w:r>
-          <w:rPr>
-            <w:lang w:val="zh_TW" w:bidi="zh_TW"/>
-          </w:rPr>
-          <w:rPr>
-            <w:color w:val="0000EE"/>
-            <w:u w:val="single"/>
-          </w:rPr>
-          <w:t>耶2:13，</w:t>
-        </w:r>
-      </w:hyperlink>
-      <w:hyperlink r:id="rId21">
-        <w:r>
-          <w:rPr>
-            <w:lang w:val="zh_TW" w:bidi="zh_TW"/>
-          </w:rPr>
-          <w:rPr>
-            <w:color w:val="0000EE"/>
-            <w:u w:val="single"/>
-          </w:rPr>
-          <w:t>17:13</w:t>
+      <w:hyperlink r:id="rId50">
+        <w:r>
+          <w:rPr>
+            <w:lang w:val="zh_TW" w:bidi="zh_TW"/>
+          </w:rPr>
+          <w:rPr>
+            <w:color w:val="0000EE"/>
+            <w:u w:val="single"/>
+          </w:rPr>
+          <w:t>約1:10–14</w:t>
         </w:r>
       </w:hyperlink>
       <w:r>
@@ -502,28 +1597,70 @@
         </w:rPr>
         <w:t>；</w:t>
       </w:r>
-      <w:hyperlink r:id="rId22">
-        <w:r>
-          <w:rPr>
-            <w:lang w:val="zh_TW" w:bidi="zh_TW"/>
-          </w:rPr>
-          <w:rPr>
-            <w:color w:val="0000EE"/>
-            <w:u w:val="single"/>
-          </w:rPr>
-          <w:t>約4:10–14，</w:t>
-        </w:r>
-      </w:hyperlink>
-      <w:hyperlink r:id="rId23">
-        <w:r>
-          <w:rPr>
-            <w:lang w:val="zh_TW" w:bidi="zh_TW"/>
-          </w:rPr>
-          <w:rPr>
-            <w:color w:val="0000EE"/>
-            <w:u w:val="single"/>
-          </w:rPr>
-          <w:t>7:38–39</w:t>
+      <w:hyperlink r:id="rId51">
+        <w:r>
+          <w:rPr>
+            <w:lang w:val="zh_TW" w:bidi="zh_TW"/>
+          </w:rPr>
+          <w:rPr>
+            <w:color w:val="0000EE"/>
+            <w:u w:val="single"/>
+          </w:rPr>
+          <w:t>來2:14</w:t>
+        </w:r>
+      </w:hyperlink>
+      <w:r>
+        <w:rPr>
+          <w:lang w:val="zh_TW" w:bidi="zh_TW"/>
+        </w:rPr>
+        <w:t>，</w:t>
+      </w:r>
+      <w:hyperlink r:id="rId52">
+        <w:r>
+          <w:rPr>
+            <w:lang w:val="zh_TW" w:bidi="zh_TW"/>
+          </w:rPr>
+          <w:rPr>
+            <w:color w:val="0000EE"/>
+            <w:u w:val="single"/>
+          </w:rPr>
+          <w:t>17</w:t>
+        </w:r>
+      </w:hyperlink>
+      <w:r>
+        <w:rPr>
+          <w:lang w:val="zh_TW" w:bidi="zh_TW"/>
+        </w:rPr>
+        <w:t>）。耶穌基督這位榮耀的萬有創造者，為了人類的罪捨身而死，成就赦罪，使人得以與神和好（</w:t>
+      </w:r>
+      <w:hyperlink r:id="rId53">
+        <w:r>
+          <w:rPr>
+            <w:lang w:val="zh_TW" w:bidi="zh_TW"/>
+          </w:rPr>
+          <w:rPr>
+            <w:color w:val="0000EE"/>
+            <w:u w:val="single"/>
+          </w:rPr>
+          <w:t>腓2:8</w:t>
+        </w:r>
+      </w:hyperlink>
+      <w:r>
+        <w:rPr>
+          <w:lang w:val="zh_TW" w:bidi="zh_TW"/>
+        </w:rPr>
+        <w:t>；見</w:t>
+      </w:r>
+      <w:hyperlink r:id="rId54">
+        <w:r>
+          <w:rPr>
+            <w:lang w:val="zh_TW" w:bidi="zh_TW"/>
+          </w:rPr>
+          <w:rPr>
+            <w:color w:val="0000EE"/>
+            <w:u w:val="single"/>
+          </w:rPr>
+          <w:t>約3:14–17</w:t>
         </w:r>
       </w:hyperlink>
       <w:r>
@@ -532,16 +1669,5425 @@
         </w:rPr>
         <w:t>；</w:t>
       </w:r>
-      <w:hyperlink r:id="rId24">
-        <w:r>
-          <w:rPr>
-            <w:lang w:val="zh_TW" w:bidi="zh_TW"/>
-          </w:rPr>
-          <w:rPr>
-            <w:color w:val="0000EE"/>
-            <w:u w:val="single"/>
-          </w:rPr>
-          <w:t>雅3:11–12</w:t>
+      <w:hyperlink r:id="rId55">
+        <w:r>
+          <w:rPr>
+            <w:lang w:val="zh_TW" w:bidi="zh_TW"/>
+          </w:rPr>
+          <w:rPr>
+            <w:color w:val="0000EE"/>
+            <w:u w:val="single"/>
+          </w:rPr>
+          <w:t>羅5:9–10</w:t>
+        </w:r>
+      </w:hyperlink>
+      <w:r>
+        <w:rPr>
+          <w:lang w:val="zh_TW" w:bidi="zh_TW"/>
+        </w:rPr>
+        <w:t>；</w:t>
+      </w:r>
+      <w:hyperlink r:id="rId56">
+        <w:r>
+          <w:rPr>
+            <w:lang w:val="zh_TW" w:bidi="zh_TW"/>
+          </w:rPr>
+          <w:rPr>
+            <w:color w:val="0000EE"/>
+            <w:u w:val="single"/>
+          </w:rPr>
+          <w:t>西1:20</w:t>
+        </w:r>
+      </w:hyperlink>
+      <w:r>
+        <w:rPr>
+          <w:lang w:val="zh_TW" w:bidi="zh_TW"/>
+        </w:rPr>
+        <w:t>、</w:t>
+      </w:r>
+      <w:hyperlink r:id="rId57">
+        <w:r>
+          <w:rPr>
+            <w:lang w:val="zh_TW" w:bidi="zh_TW"/>
+          </w:rPr>
+          <w:rPr>
+            <w:color w:val="0000EE"/>
+            <w:u w:val="single"/>
+          </w:rPr>
+          <w:t>22</w:t>
+        </w:r>
+      </w:hyperlink>
+      <w:r>
+        <w:rPr>
+          <w:lang w:val="zh_TW" w:bidi="zh_TW"/>
+        </w:rPr>
+        <w:t>，</w:t>
+      </w:r>
+      <w:hyperlink r:id="rId58">
+        <w:r>
+          <w:rPr>
+            <w:lang w:val="zh_TW" w:bidi="zh_TW"/>
+          </w:rPr>
+          <w:rPr>
+            <w:color w:val="0000EE"/>
+            <w:u w:val="single"/>
+          </w:rPr>
+          <w:t>2:13–14</w:t>
+        </w:r>
+      </w:hyperlink>
+      <w:r>
+        <w:rPr>
+          <w:lang w:val="zh_TW" w:bidi="zh_TW"/>
+        </w:rPr>
+        <w:t>；</w:t>
+      </w:r>
+      <w:hyperlink r:id="rId59">
+        <w:r>
+          <w:rPr>
+            <w:lang w:val="zh_TW" w:bidi="zh_TW"/>
+          </w:rPr>
+          <w:rPr>
+            <w:color w:val="0000EE"/>
+            <w:u w:val="single"/>
+          </w:rPr>
+          <w:t>來1:3</w:t>
+        </w:r>
+      </w:hyperlink>
+      <w:r>
+        <w:rPr>
+          <w:lang w:val="zh_TW" w:bidi="zh_TW"/>
+        </w:rPr>
+        <w:t>，</w:t>
+      </w:r>
+      <w:hyperlink r:id="rId60">
+        <w:r>
+          <w:rPr>
+            <w:lang w:val="zh_TW" w:bidi="zh_TW"/>
+          </w:rPr>
+          <w:rPr>
+            <w:color w:val="0000EE"/>
+            <w:u w:val="single"/>
+          </w:rPr>
+          <w:t>10:9–14</w:t>
+        </w:r>
+      </w:hyperlink>
+      <w:r>
+        <w:rPr>
+          <w:lang w:val="zh_TW" w:bidi="zh_TW"/>
+        </w:rPr>
+        <w:t>）。聖經早已預言這一切（見</w:t>
+      </w:r>
+      <w:hyperlink r:id="rId61">
+        <w:r>
+          <w:rPr>
+            <w:lang w:val="zh_TW" w:bidi="zh_TW"/>
+          </w:rPr>
+          <w:rPr>
+            <w:color w:val="0000EE"/>
+            <w:u w:val="single"/>
+          </w:rPr>
+          <w:t>賽53:3–12</w:t>
+        </w:r>
+      </w:hyperlink>
+      <w:r>
+        <w:rPr>
+          <w:lang w:val="zh_TW" w:bidi="zh_TW"/>
+        </w:rPr>
+        <w:t>）。</w:t>
+      </w:r>
+    </w:p>
+    <w:p>
+      <w:pPr/>
+      <w:r>
+        <w:rPr>
+          <w:lang w:val="zh_TW" w:bidi="zh_TW"/>
+        </w:rPr>
+      </w:r>
+      <w:r>
+        <w:rPr>
+          <w:lang w:val="zh_TW" w:bidi="zh_TW"/>
+        </w:rPr>
+        <w:t>這首頌歌宣告，神已使耶穌從死裡復活，並將天上至高的尊榮賜給祂（</w:t>
+      </w:r>
+      <w:hyperlink r:id="rId62">
+        <w:r>
+          <w:rPr>
+            <w:lang w:val="zh_TW" w:bidi="zh_TW"/>
+          </w:rPr>
+          <w:rPr>
+            <w:color w:val="0000EE"/>
+            <w:u w:val="single"/>
+          </w:rPr>
+          <w:t>腓2:9</w:t>
+        </w:r>
+      </w:hyperlink>
+      <w:r>
+        <w:rPr>
+          <w:lang w:val="zh_TW" w:bidi="zh_TW"/>
+        </w:rPr>
+        <w:t>）。神也將「主」的稱號給予耶穌（</w:t>
+      </w:r>
+      <w:hyperlink r:id="rId63">
+        <w:r>
+          <w:rPr>
+            <w:lang w:val="zh_TW" w:bidi="zh_TW"/>
+          </w:rPr>
+          <w:rPr>
+            <w:color w:val="0000EE"/>
+            <w:u w:val="single"/>
+          </w:rPr>
+          <w:t>腓2:11</w:t>
+        </w:r>
+      </w:hyperlink>
+      <w:r>
+        <w:rPr>
+          <w:lang w:val="zh_TW" w:bidi="zh_TW"/>
+        </w:rPr>
+        <w:t>；參</w:t>
+      </w:r>
+      <w:hyperlink r:id="rId64">
+        <w:r>
+          <w:rPr>
+            <w:lang w:val="zh_TW" w:bidi="zh_TW"/>
+          </w:rPr>
+          <w:rPr>
+            <w:color w:val="0000EE"/>
+            <w:u w:val="single"/>
+          </w:rPr>
+          <w:t>西1:18</w:t>
+        </w:r>
+      </w:hyperlink>
+      <w:r>
+        <w:rPr>
+          <w:lang w:val="zh_TW" w:bidi="zh_TW"/>
+        </w:rPr>
+        <w:t>）。有一天，一切創造都要在祂面前屈膝，承認祂是萬有的主（</w:t>
+      </w:r>
+      <w:hyperlink r:id="rId65">
+        <w:r>
+          <w:rPr>
+            <w:lang w:val="zh_TW" w:bidi="zh_TW"/>
+          </w:rPr>
+          <w:rPr>
+            <w:color w:val="0000EE"/>
+            <w:u w:val="single"/>
+          </w:rPr>
+          <w:t>腓2:9–11</w:t>
+        </w:r>
+      </w:hyperlink>
+      <w:r>
+        <w:rPr>
+          <w:lang w:val="zh_TW" w:bidi="zh_TW"/>
+        </w:rPr>
+        <w:t>）。祂配得那只有神才配得的敬拜（見</w:t>
+      </w:r>
+      <w:hyperlink r:id="rId66">
+        <w:r>
+          <w:rPr>
+            <w:lang w:val="zh_TW" w:bidi="zh_TW"/>
+          </w:rPr>
+          <w:rPr>
+            <w:color w:val="0000EE"/>
+            <w:u w:val="single"/>
+          </w:rPr>
+          <w:t>啟5:8–14</w:t>
+        </w:r>
+      </w:hyperlink>
+      <w:r>
+        <w:rPr>
+          <w:lang w:val="zh_TW" w:bidi="zh_TW"/>
+        </w:rPr>
+        <w:t>）。</w:t>
+      </w:r>
+    </w:p>
+    <w:p>
+      <w:pPr/>
+      <w:r>
+        <w:rPr>
+          <w:lang w:val="zh_TW" w:bidi="zh_TW"/>
+        </w:rPr>
+      </w:r>
+      <w:r>
+        <w:rPr>
+          <w:u w:val="single"/>
+          <w:lang w:val="zh_TW" w:bidi="zh_TW"/>
+        </w:rPr>
+        <w:t>進深研究的經文段落</w:t>
+      </w:r>
+    </w:p>
+    <w:p>
+      <w:pPr/>
+      <w:r>
+        <w:rPr>
+          <w:lang w:val="zh_TW" w:bidi="zh_TW"/>
+        </w:rPr>
+      </w:r>
+      <w:hyperlink r:id="rId61">
+        <w:r>
+          <w:rPr>
+            <w:lang w:val="zh_TW" w:bidi="zh_TW"/>
+          </w:rPr>
+          <w:rPr>
+            <w:color w:val="0000EE"/>
+            <w:u w:val="single"/>
+          </w:rPr>
+          <w:t>賽53:3–12</w:t>
+        </w:r>
+      </w:hyperlink>
+      <w:r>
+        <w:rPr>
+          <w:lang w:val="zh_TW" w:bidi="zh_TW"/>
+        </w:rPr>
+        <w:t>；</w:t>
+      </w:r>
+      <w:hyperlink r:id="rId43">
+        <w:r>
+          <w:rPr>
+            <w:lang w:val="zh_TW" w:bidi="zh_TW"/>
+          </w:rPr>
+          <w:rPr>
+            <w:color w:val="0000EE"/>
+            <w:u w:val="single"/>
+          </w:rPr>
+          <w:t>約1:1–2</w:t>
+        </w:r>
+      </w:hyperlink>
+      <w:r>
+        <w:rPr>
+          <w:lang w:val="zh_TW" w:bidi="zh_TW"/>
+        </w:rPr>
+        <w:t>、</w:t>
+      </w:r>
+      <w:hyperlink r:id="rId50">
+        <w:r>
+          <w:rPr>
+            <w:lang w:val="zh_TW" w:bidi="zh_TW"/>
+          </w:rPr>
+          <w:rPr>
+            <w:color w:val="0000EE"/>
+            <w:u w:val="single"/>
+          </w:rPr>
+          <w:t>10–14</w:t>
+        </w:r>
+      </w:hyperlink>
+      <w:r>
+        <w:rPr>
+          <w:lang w:val="zh_TW" w:bidi="zh_TW"/>
+        </w:rPr>
+        <w:t>，</w:t>
+      </w:r>
+      <w:hyperlink r:id="rId54">
+        <w:r>
+          <w:rPr>
+            <w:lang w:val="zh_TW" w:bidi="zh_TW"/>
+          </w:rPr>
+          <w:rPr>
+            <w:color w:val="0000EE"/>
+            <w:u w:val="single"/>
+          </w:rPr>
+          <w:t>3:14–17</w:t>
+        </w:r>
+      </w:hyperlink>
+      <w:r>
+        <w:rPr>
+          <w:lang w:val="zh_TW" w:bidi="zh_TW"/>
+        </w:rPr>
+        <w:t>；</w:t>
+      </w:r>
+      <w:hyperlink r:id="rId55">
+        <w:r>
+          <w:rPr>
+            <w:lang w:val="zh_TW" w:bidi="zh_TW"/>
+          </w:rPr>
+          <w:rPr>
+            <w:color w:val="0000EE"/>
+            <w:u w:val="single"/>
+          </w:rPr>
+          <w:t>羅5:9–10</w:t>
+        </w:r>
+      </w:hyperlink>
+      <w:r>
+        <w:rPr>
+          <w:lang w:val="zh_TW" w:bidi="zh_TW"/>
+        </w:rPr>
+        <w:t>；</w:t>
+      </w:r>
+      <w:hyperlink r:id="rId40">
+        <w:r>
+          <w:rPr>
+            <w:lang w:val="zh_TW" w:bidi="zh_TW"/>
+          </w:rPr>
+          <w:rPr>
+            <w:color w:val="0000EE"/>
+            <w:u w:val="single"/>
+          </w:rPr>
+          <w:t>腓2:6–11</w:t>
+        </w:r>
+      </w:hyperlink>
+      <w:r>
+        <w:rPr>
+          <w:lang w:val="zh_TW" w:bidi="zh_TW"/>
+        </w:rPr>
+        <w:t>；</w:t>
+      </w:r>
+      <w:hyperlink r:id="rId67">
+        <w:r>
+          <w:rPr>
+            <w:lang w:val="zh_TW" w:bidi="zh_TW"/>
+          </w:rPr>
+          <w:rPr>
+            <w:color w:val="0000EE"/>
+            <w:u w:val="single"/>
+          </w:rPr>
+          <w:t>西1:15–22</w:t>
+        </w:r>
+      </w:hyperlink>
+      <w:r>
+        <w:rPr>
+          <w:lang w:val="zh_TW" w:bidi="zh_TW"/>
+        </w:rPr>
+        <w:t>，</w:t>
+      </w:r>
+      <w:hyperlink r:id="rId42">
+        <w:r>
+          <w:rPr>
+            <w:lang w:val="zh_TW" w:bidi="zh_TW"/>
+          </w:rPr>
+          <w:rPr>
+            <w:color w:val="0000EE"/>
+            <w:u w:val="single"/>
+          </w:rPr>
+          <w:t>2:9</w:t>
+        </w:r>
+      </w:hyperlink>
+      <w:r>
+        <w:rPr>
+          <w:lang w:val="zh_TW" w:bidi="zh_TW"/>
+        </w:rPr>
+        <w:t>、</w:t>
+      </w:r>
+      <w:hyperlink r:id="rId58">
+        <w:r>
+          <w:rPr>
+            <w:lang w:val="zh_TW" w:bidi="zh_TW"/>
+          </w:rPr>
+          <w:rPr>
+            <w:color w:val="0000EE"/>
+            <w:u w:val="single"/>
+          </w:rPr>
+          <w:t>13–14</w:t>
+        </w:r>
+      </w:hyperlink>
+      <w:r>
+        <w:rPr>
+          <w:lang w:val="zh_TW" w:bidi="zh_TW"/>
+        </w:rPr>
+        <w:t>；</w:t>
+      </w:r>
+      <w:hyperlink r:id="rId44">
+        <w:r>
+          <w:rPr>
+            <w:lang w:val="zh_TW" w:bidi="zh_TW"/>
+          </w:rPr>
+          <w:rPr>
+            <w:color w:val="0000EE"/>
+            <w:u w:val="single"/>
+          </w:rPr>
+          <w:t>來1:1–3</w:t>
+        </w:r>
+      </w:hyperlink>
+      <w:r>
+        <w:rPr>
+          <w:lang w:val="zh_TW" w:bidi="zh_TW"/>
+        </w:rPr>
+        <w:t>，</w:t>
+      </w:r>
+      <w:hyperlink r:id="rId51">
+        <w:r>
+          <w:rPr>
+            <w:lang w:val="zh_TW" w:bidi="zh_TW"/>
+          </w:rPr>
+          <w:rPr>
+            <w:color w:val="0000EE"/>
+            <w:u w:val="single"/>
+          </w:rPr>
+          <w:t>2:14</w:t>
+        </w:r>
+      </w:hyperlink>
+      <w:r>
+        <w:rPr>
+          <w:lang w:val="zh_TW" w:bidi="zh_TW"/>
+        </w:rPr>
+        <w:t>、</w:t>
+      </w:r>
+      <w:hyperlink r:id="rId52">
+        <w:r>
+          <w:rPr>
+            <w:lang w:val="zh_TW" w:bidi="zh_TW"/>
+          </w:rPr>
+          <w:rPr>
+            <w:color w:val="0000EE"/>
+            <w:u w:val="single"/>
+          </w:rPr>
+          <w:t>17</w:t>
+        </w:r>
+      </w:hyperlink>
+      <w:r>
+        <w:rPr>
+          <w:lang w:val="zh_TW" w:bidi="zh_TW"/>
+        </w:rPr>
+        <w:t>，</w:t>
+      </w:r>
+      <w:hyperlink r:id="rId60">
+        <w:r>
+          <w:rPr>
+            <w:lang w:val="zh_TW" w:bidi="zh_TW"/>
+          </w:rPr>
+          <w:rPr>
+            <w:color w:val="0000EE"/>
+            <w:u w:val="single"/>
+          </w:rPr>
+          <w:t>10:9–14</w:t>
+        </w:r>
+      </w:hyperlink>
+      <w:r>
+        <w:rPr>
+          <w:lang w:val="zh_TW" w:bidi="zh_TW"/>
+        </w:rPr>
+        <w:t>；</w:t>
+      </w:r>
+      <w:hyperlink r:id="rId66">
+        <w:r>
+          <w:rPr>
+            <w:lang w:val="zh_TW" w:bidi="zh_TW"/>
+          </w:rPr>
+          <w:rPr>
+            <w:color w:val="0000EE"/>
+            <w:u w:val="single"/>
+          </w:rPr>
+          <w:t>啟5:8–14</w:t>
+        </w:r>
+      </w:hyperlink>
+      <w:r>
+        <w:rPr>
+          <w:lang w:val="zh_TW" w:bidi="zh_TW"/>
+        </w:rPr>
+      </w:r>
+      <w:r>
+        <w:rPr>
+          <w:lang w:val="zh_TW" w:bidi="zh_TW"/>
+        </w:rPr>
+      </w:r>
+    </w:p>
+    <w:p>
+      <w:pPr/>
+      <w:r>
+        <w:rPr>
+          <w:lang w:val="zh_TW" w:bidi="zh_TW"/>
+        </w:rPr>
+      </w:r>
+    </w:p>
+    <w:p>
+      <w:pPr>
+        <w:pStyle w:val="Heading2"/>
+      </w:pPr>
+      <w:r>
+        <w:rPr>
+          <w:lang w:val="zh_TW" w:bidi="zh_TW"/>
+        </w:rPr>
+        <w:t>基督徒的奉獻</w:t>
+      </w:r>
+      <w:r>
+        <w:rPr>
+          <w:lang w:val="zh_TW" w:bidi="zh_TW"/>
+        </w:rPr>
+      </w:r>
+    </w:p>
+    <w:p>
+      <w:pPr/>
+      <w:r>
+        <w:rPr>
+          <w:lang w:val="zh_TW" w:bidi="zh_TW"/>
+        </w:rPr>
+      </w:r>
+      <w:r>
+        <w:rPr>
+          <w:lang w:val="zh_TW" w:bidi="zh_TW"/>
+        </w:rPr>
+        <w:t>慷慨的基督徒奉獻展現出真正的恩典。我們從「我們主耶穌基督」身上看見了這點，「他本來富足，卻為你們成了貧窮，叫你們因他的貧窮，可以成為富足」（</w:t>
+      </w:r>
+      <w:hyperlink r:id="rId68">
+        <w:r>
+          <w:rPr>
+            <w:lang w:val="zh_TW" w:bidi="zh_TW"/>
+          </w:rPr>
+          <w:rPr>
+            <w:color w:val="0000EE"/>
+            <w:u w:val="single"/>
+          </w:rPr>
+          <w:t>林後8:9</w:t>
+        </w:r>
+      </w:hyperlink>
+      <w:r>
+        <w:rPr>
+          <w:lang w:val="zh_TW" w:bidi="zh_TW"/>
+        </w:rPr>
+        <w:t>；</w:t>
+      </w:r>
+      <w:hyperlink r:id="rId69">
+        <w:r>
+          <w:rPr>
+            <w:lang w:val="zh_TW" w:bidi="zh_TW"/>
+          </w:rPr>
+          <w:rPr>
+            <w:color w:val="0000EE"/>
+            <w:u w:val="single"/>
+          </w:rPr>
+          <w:t>腓2:5–8</w:t>
+        </w:r>
+      </w:hyperlink>
+      <w:r>
+        <w:rPr>
+          <w:lang w:val="zh_TW" w:bidi="zh_TW"/>
+        </w:rPr>
+        <w:t>）。我們在救恩中白白領受了祂的恩典，因此甘心樂意地奉獻，作為對那「說不盡的恩賜」的回應（</w:t>
+      </w:r>
+      <w:hyperlink r:id="rId70">
+        <w:r>
+          <w:rPr>
+            <w:lang w:val="zh_TW" w:bidi="zh_TW"/>
+          </w:rPr>
+          <w:rPr>
+            <w:color w:val="0000EE"/>
+            <w:u w:val="single"/>
+          </w:rPr>
+          <w:t>林後9:15</w:t>
+        </w:r>
+      </w:hyperlink>
+      <w:r>
+        <w:rPr>
+          <w:lang w:val="zh_TW" w:bidi="zh_TW"/>
+        </w:rPr>
+        <w:t>）。</w:t>
+      </w:r>
+    </w:p>
+    <w:p>
+      <w:pPr/>
+      <w:r>
+        <w:rPr>
+          <w:lang w:val="zh_TW" w:bidi="zh_TW"/>
+        </w:rPr>
+      </w:r>
+      <w:r>
+        <w:rPr>
+          <w:lang w:val="zh_TW" w:bidi="zh_TW"/>
+        </w:rPr>
+        <w:t>耶穌教導說，慷慨是跟隨祂的人所應有的表現（</w:t>
+      </w:r>
+      <w:hyperlink r:id="rId71">
+        <w:r>
+          <w:rPr>
+            <w:lang w:val="zh_TW" w:bidi="zh_TW"/>
+          </w:rPr>
+          <w:rPr>
+            <w:color w:val="0000EE"/>
+            <w:u w:val="single"/>
+          </w:rPr>
+          <w:t>太25:34–36</w:t>
+        </w:r>
+      </w:hyperlink>
+      <w:r>
+        <w:rPr>
+          <w:lang w:val="zh_TW" w:bidi="zh_TW"/>
+        </w:rPr>
+        <w:t>）。祂強調人的動機與態度，而不僅僅是奉獻的數目（</w:t>
+      </w:r>
+      <w:hyperlink r:id="rId72">
+        <w:r>
+          <w:rPr>
+            <w:lang w:val="zh_TW" w:bidi="zh_TW"/>
+          </w:rPr>
+          <w:rPr>
+            <w:color w:val="0000EE"/>
+            <w:u w:val="single"/>
+          </w:rPr>
+          <w:t>可12:41–44</w:t>
+        </w:r>
+      </w:hyperlink>
+      <w:r>
+        <w:rPr>
+          <w:lang w:val="zh_TW" w:bidi="zh_TW"/>
+        </w:rPr>
+        <w:t>）。</w:t>
+      </w:r>
+    </w:p>
+    <w:p>
+      <w:pPr/>
+      <w:r>
+        <w:rPr>
+          <w:lang w:val="zh_TW" w:bidi="zh_TW"/>
+        </w:rPr>
+      </w:r>
+      <w:r>
+        <w:rPr>
+          <w:lang w:val="zh_TW" w:bidi="zh_TW"/>
+        </w:rPr>
+        <w:t>在哥林多後書中，使徒保羅強調奉獻的教導。他勸勉哥林多的教會，要慷慨地供應有需要的人，特別是耶路撒冷貧窮的猶太信徒（</w:t>
+      </w:r>
+      <w:hyperlink r:id="rId73">
+        <w:r>
+          <w:rPr>
+            <w:lang w:val="zh_TW" w:bidi="zh_TW"/>
+          </w:rPr>
+          <w:rPr>
+            <w:color w:val="0000EE"/>
+            <w:u w:val="single"/>
+          </w:rPr>
+          <w:t>林後8:6–7，</w:t>
+        </w:r>
+      </w:hyperlink>
+      <w:hyperlink r:id="rId74">
+        <w:r>
+          <w:rPr>
+            <w:lang w:val="zh_TW" w:bidi="zh_TW"/>
+          </w:rPr>
+          <w:rPr>
+            <w:color w:val="0000EE"/>
+            <w:u w:val="single"/>
+          </w:rPr>
+          <w:t>9:1–5</w:t>
+        </w:r>
+      </w:hyperlink>
+      <w:r>
+        <w:rPr>
+          <w:lang w:val="zh_TW" w:bidi="zh_TW"/>
+        </w:rPr>
+        <w:t>）。這樣的慷慨表明外邦基督徒與耶路撒冷的猶太基督徒同屬一個「身體」。</w:t>
+      </w:r>
+    </w:p>
+    <w:p>
+      <w:pPr/>
+      <w:r>
+        <w:rPr>
+          <w:lang w:val="zh_TW" w:bidi="zh_TW"/>
+        </w:rPr>
+      </w:r>
+      <w:r>
+        <w:rPr>
+          <w:lang w:val="zh_TW" w:bidi="zh_TW"/>
+        </w:rPr>
+        <w:t>以下是保羅關於基督徒奉獻的重點教導：</w:t>
+      </w:r>
+    </w:p>
+    <w:p>
+      <w:pPr>
+        <w:pStyle w:val="ListNumber"/>
+        <w:numPr>
+          <w:ilvl w:val="0"/>
+          <w:numId w:val="14"/>
+        </w:numPr>
+        <w:spacing w:line="240" w:lineRule="auto"/>
+        <w:ind w:left="720"/>
+      </w:pPr>
+      <w:r>
+        <w:rPr>
+          <w:lang w:val="zh_TW" w:bidi="zh_TW"/>
+        </w:rPr>
+      </w:r>
+      <w:r>
+        <w:rPr>
+          <w:lang w:val="zh_TW" w:bidi="zh_TW"/>
+        </w:rPr>
+        <w:t>我們的奉獻應當甘心樂意（</w:t>
+      </w:r>
+      <w:hyperlink r:id="rId75">
+        <w:r>
+          <w:rPr>
+            <w:lang w:val="zh_TW" w:bidi="zh_TW"/>
+          </w:rPr>
+          <w:rPr>
+            <w:color w:val="0000EE"/>
+            <w:u w:val="single"/>
+          </w:rPr>
+          <w:t>林後8:12</w:t>
+        </w:r>
+      </w:hyperlink>
+      <w:r>
+        <w:rPr>
+          <w:lang w:val="zh_TW" w:bidi="zh_TW"/>
+        </w:rPr>
+        <w:t>，</w:t>
+      </w:r>
+      <w:hyperlink r:id="rId76">
+        <w:r>
+          <w:rPr>
+            <w:lang w:val="zh_TW" w:bidi="zh_TW"/>
+          </w:rPr>
+          <w:rPr>
+            <w:color w:val="0000EE"/>
+            <w:u w:val="single"/>
+          </w:rPr>
+          <w:t>9:7</w:t>
+        </w:r>
+      </w:hyperlink>
+      <w:r>
+        <w:rPr>
+          <w:lang w:val="zh_TW" w:bidi="zh_TW"/>
+        </w:rPr>
+        <w:t>）。保羅強調奉獻的動機，因為奉獻背後的原因才是最重要的。</w:t>
+      </w:r>
+    </w:p>
+    <w:p>
+      <w:pPr>
+        <w:pStyle w:val="ListNumber"/>
+        <w:spacing w:line="240" w:lineRule="auto"/>
+        <w:ind w:left="720"/>
+      </w:pPr>
+      <w:r>
+        <w:rPr>
+          <w:lang w:val="zh_TW" w:bidi="zh_TW"/>
+        </w:rPr>
+      </w:r>
+      <w:r>
+        <w:rPr>
+          <w:lang w:val="zh_TW" w:bidi="zh_TW"/>
+        </w:rPr>
+        <w:t>真正的奉獻會帶來喜樂，而不是勉強的捐獻（</w:t>
+      </w:r>
+      <w:hyperlink r:id="rId77">
+        <w:r>
+          <w:rPr>
+            <w:lang w:val="zh_TW" w:bidi="zh_TW"/>
+          </w:rPr>
+          <w:rPr>
+            <w:color w:val="0000EE"/>
+            <w:u w:val="single"/>
+          </w:rPr>
+          <w:t>林後9:5</w:t>
+        </w:r>
+      </w:hyperlink>
+      <w:r>
+        <w:rPr>
+          <w:lang w:val="zh_TW" w:bidi="zh_TW"/>
+        </w:rPr>
+        <w:t>）。當我們把財物給予他人，就如農夫撒種時帶著盼望與喜樂，因他知道將來會有收成（</w:t>
+      </w:r>
+      <w:hyperlink r:id="rId78">
+        <w:r>
+          <w:rPr>
+            <w:lang w:val="zh_TW" w:bidi="zh_TW"/>
+          </w:rPr>
+          <w:rPr>
+            <w:color w:val="0000EE"/>
+            <w:u w:val="single"/>
+          </w:rPr>
+          <w:t>9:6–10</w:t>
+        </w:r>
+      </w:hyperlink>
+      <w:r>
+        <w:rPr>
+          <w:lang w:val="zh_TW" w:bidi="zh_TW"/>
+        </w:rPr>
+        <w:t>）。同樣地，與有需要的人分享，也會帶來喜樂（</w:t>
+      </w:r>
+      <w:hyperlink r:id="rId79">
+        <w:r>
+          <w:rPr>
+            <w:lang w:val="zh_TW" w:bidi="zh_TW"/>
+          </w:rPr>
+          <w:rPr>
+            <w:color w:val="0000EE"/>
+            <w:u w:val="single"/>
+          </w:rPr>
+          <w:t>9:1–2</w:t>
+        </w:r>
+      </w:hyperlink>
+      <w:r>
+        <w:rPr>
+          <w:lang w:val="zh_TW" w:bidi="zh_TW"/>
+        </w:rPr>
+        <w:t>）。</w:t>
+      </w:r>
+    </w:p>
+    <w:p>
+      <w:pPr>
+        <w:pStyle w:val="ListNumber"/>
+        <w:spacing w:line="240" w:lineRule="auto"/>
+        <w:ind w:left="720"/>
+      </w:pPr>
+      <w:r>
+        <w:rPr>
+          <w:lang w:val="zh_TW" w:bidi="zh_TW"/>
+        </w:rPr>
+      </w:r>
+      <w:r>
+        <w:rPr>
+          <w:lang w:val="zh_TW" w:bidi="zh_TW"/>
+        </w:rPr>
+        <w:t>基督徒的奉獻應當慷慨，甚至帶著犧牲的精神，正如馬其頓信徒的榜樣（</w:t>
+      </w:r>
+      <w:hyperlink r:id="rId80">
+        <w:r>
+          <w:rPr>
+            <w:lang w:val="zh_TW" w:bidi="zh_TW"/>
+          </w:rPr>
+          <w:rPr>
+            <w:color w:val="0000EE"/>
+            <w:u w:val="single"/>
+          </w:rPr>
+          <w:t>林後8:1–5</w:t>
+        </w:r>
+      </w:hyperlink>
+      <w:r>
+        <w:rPr>
+          <w:lang w:val="zh_TW" w:bidi="zh_TW"/>
+        </w:rPr>
+        <w:t>）。</w:t>
+      </w:r>
+    </w:p>
+    <w:p>
+      <w:pPr>
+        <w:pStyle w:val="ListNumber"/>
+        <w:spacing w:line="240" w:lineRule="auto"/>
+        <w:ind w:left="720"/>
+      </w:pPr>
+      <w:r>
+        <w:rPr>
+          <w:lang w:val="zh_TW" w:bidi="zh_TW"/>
+        </w:rPr>
+      </w:r>
+      <w:r>
+        <w:rPr>
+          <w:lang w:val="zh_TW" w:bidi="zh_TW"/>
+        </w:rPr>
+        <w:t>處理金錢奉獻需有誠信、正直與謹慎的態度。保羅特別小心地保護那些負責收奉獻的同工，使他們不被人懷疑（</w:t>
+      </w:r>
+      <w:hyperlink r:id="rId81">
+        <w:r>
+          <w:rPr>
+            <w:lang w:val="zh_TW" w:bidi="zh_TW"/>
+          </w:rPr>
+          <w:rPr>
+            <w:color w:val="0000EE"/>
+            <w:u w:val="single"/>
+          </w:rPr>
+          <w:t>林後8:20–21</w:t>
+        </w:r>
+      </w:hyperlink>
+      <w:r>
+        <w:rPr>
+          <w:lang w:val="zh_TW" w:bidi="zh_TW"/>
+        </w:rPr>
+        <w:t>）。凡管理教會捐獻的人，應當具備良好的聲譽與責任感。</w:t>
+      </w:r>
+    </w:p>
+    <w:p>
+      <w:pPr/>
+      <w:r>
+        <w:rPr>
+          <w:lang w:val="zh_TW" w:bidi="zh_TW"/>
+        </w:rPr>
+      </w:r>
+      <w:r>
+        <w:rPr>
+          <w:lang w:val="zh_TW" w:bidi="zh_TW"/>
+        </w:rPr>
+        <w:t>基督徒的生活應表現出對有需要的人的慷慨關懷。保羅教導信徒要討神的喜悅，而不是為自己活（</w:t>
+      </w:r>
+      <w:hyperlink r:id="rId82">
+        <w:r>
+          <w:rPr>
+            <w:lang w:val="zh_TW" w:bidi="zh_TW"/>
+          </w:rPr>
+          <w:rPr>
+            <w:color w:val="0000EE"/>
+            <w:u w:val="single"/>
+          </w:rPr>
+          <w:t>林後5:15</w:t>
+        </w:r>
+      </w:hyperlink>
+      <w:r>
+        <w:rPr>
+          <w:lang w:val="zh_TW" w:bidi="zh_TW"/>
+        </w:rPr>
+        <w:t>）。信徒當活在基督的帶領之下，被祂的愛所激勵（</w:t>
+      </w:r>
+      <w:hyperlink r:id="rId83">
+        <w:r>
+          <w:rPr>
+            <w:lang w:val="zh_TW" w:bidi="zh_TW"/>
+          </w:rPr>
+          <w:rPr>
+            <w:color w:val="0000EE"/>
+            <w:u w:val="single"/>
+          </w:rPr>
+          <w:t>5:14</w:t>
+        </w:r>
+      </w:hyperlink>
+      <w:r>
+        <w:rPr>
+          <w:lang w:val="zh_TW" w:bidi="zh_TW"/>
+        </w:rPr>
+        <w:t>）。我們可以透過慷慨的奉獻，具體地彰顯祂的愛。</w:t>
+      </w:r>
+    </w:p>
+    <w:p>
+      <w:pPr/>
+      <w:r>
+        <w:rPr>
+          <w:lang w:val="zh_TW" w:bidi="zh_TW"/>
+        </w:rPr>
+      </w:r>
+      <w:r>
+        <w:rPr>
+          <w:u w:val="single"/>
+          <w:lang w:val="zh_TW" w:bidi="zh_TW"/>
+        </w:rPr>
+        <w:t>進深研究的經文段落</w:t>
+      </w:r>
+    </w:p>
+    <w:p>
+      <w:pPr/>
+      <w:r>
+        <w:rPr>
+          <w:lang w:val="zh_TW" w:bidi="zh_TW"/>
+        </w:rPr>
+      </w:r>
+      <w:hyperlink r:id="rId84">
+        <w:r>
+          <w:rPr>
+            <w:lang w:val="zh_TW" w:bidi="zh_TW"/>
+          </w:rPr>
+          <w:rPr>
+            <w:color w:val="0000EE"/>
+            <w:u w:val="single"/>
+          </w:rPr>
+          <w:t>出25:2</w:t>
+        </w:r>
+      </w:hyperlink>
+      <w:r>
+        <w:rPr>
+          <w:lang w:val="zh_TW" w:bidi="zh_TW"/>
+        </w:rPr>
+        <w:t>，</w:t>
+      </w:r>
+      <w:hyperlink r:id="rId85">
+        <w:r>
+          <w:rPr>
+            <w:lang w:val="zh_TW" w:bidi="zh_TW"/>
+          </w:rPr>
+          <w:rPr>
+            <w:color w:val="0000EE"/>
+            <w:u w:val="single"/>
+          </w:rPr>
+          <w:t>35:5；</w:t>
+        </w:r>
+      </w:hyperlink>
+      <w:hyperlink r:id="rId86">
+        <w:r>
+          <w:rPr>
+            <w:lang w:val="zh_TW" w:bidi="zh_TW"/>
+          </w:rPr>
+          <w:rPr>
+            <w:color w:val="0000EE"/>
+            <w:u w:val="single"/>
+          </w:rPr>
+          <w:t>利25:35；</w:t>
+        </w:r>
+      </w:hyperlink>
+      <w:hyperlink r:id="rId87">
+        <w:r>
+          <w:rPr>
+            <w:lang w:val="zh_TW" w:bidi="zh_TW"/>
+          </w:rPr>
+          <w:rPr>
+            <w:color w:val="0000EE"/>
+            <w:u w:val="single"/>
+          </w:rPr>
+          <w:t>申15:7–11</w:t>
+        </w:r>
+      </w:hyperlink>
+      <w:r>
+        <w:rPr>
+          <w:lang w:val="zh_TW" w:bidi="zh_TW"/>
+        </w:rPr>
+        <w:t>，</w:t>
+      </w:r>
+      <w:hyperlink r:id="rId88">
+        <w:r>
+          <w:rPr>
+            <w:lang w:val="zh_TW" w:bidi="zh_TW"/>
+          </w:rPr>
+          <w:rPr>
+            <w:color w:val="0000EE"/>
+            <w:u w:val="single"/>
+          </w:rPr>
+          <w:t>16:17；</w:t>
+        </w:r>
+      </w:hyperlink>
+      <w:hyperlink r:id="rId89">
+        <w:r>
+          <w:rPr>
+            <w:lang w:val="zh_TW" w:bidi="zh_TW"/>
+          </w:rPr>
+          <w:rPr>
+            <w:color w:val="0000EE"/>
+            <w:u w:val="single"/>
+          </w:rPr>
+          <w:t>代上29:9；</w:t>
+        </w:r>
+      </w:hyperlink>
+      <w:hyperlink r:id="rId90">
+        <w:r>
+          <w:rPr>
+            <w:lang w:val="zh_TW" w:bidi="zh_TW"/>
+          </w:rPr>
+          <w:rPr>
+            <w:color w:val="0000EE"/>
+            <w:u w:val="single"/>
+          </w:rPr>
+          <w:t>箴3:9–10</w:t>
+        </w:r>
+      </w:hyperlink>
+      <w:r>
+        <w:rPr>
+          <w:lang w:val="zh_TW" w:bidi="zh_TW"/>
+        </w:rPr>
+        <w:t>，</w:t>
+      </w:r>
+      <w:hyperlink r:id="rId91">
+        <w:r>
+          <w:rPr>
+            <w:lang w:val="zh_TW" w:bidi="zh_TW"/>
+          </w:rPr>
+          <w:rPr>
+            <w:color w:val="0000EE"/>
+            <w:u w:val="single"/>
+          </w:rPr>
+          <w:t>11:24–26</w:t>
+        </w:r>
+      </w:hyperlink>
+      <w:r>
+        <w:rPr>
+          <w:lang w:val="zh_TW" w:bidi="zh_TW"/>
+        </w:rPr>
+        <w:t>，</w:t>
+      </w:r>
+      <w:hyperlink r:id="rId92">
+        <w:r>
+          <w:rPr>
+            <w:lang w:val="zh_TW" w:bidi="zh_TW"/>
+          </w:rPr>
+          <w:rPr>
+            <w:color w:val="0000EE"/>
+            <w:u w:val="single"/>
+          </w:rPr>
+          <w:t>21:13</w:t>
+        </w:r>
+      </w:hyperlink>
+      <w:r>
+        <w:rPr>
+          <w:lang w:val="zh_TW" w:bidi="zh_TW"/>
+        </w:rPr>
+        <w:t>，</w:t>
+      </w:r>
+      <w:hyperlink r:id="rId93">
+        <w:r>
+          <w:rPr>
+            <w:lang w:val="zh_TW" w:bidi="zh_TW"/>
+          </w:rPr>
+          <w:rPr>
+            <w:color w:val="0000EE"/>
+            <w:u w:val="single"/>
+          </w:rPr>
+          <w:t>28:27；</w:t>
+        </w:r>
+      </w:hyperlink>
+      <w:hyperlink r:id="rId94">
+        <w:r>
+          <w:rPr>
+            <w:lang w:val="zh_TW" w:bidi="zh_TW"/>
+          </w:rPr>
+          <w:rPr>
+            <w:color w:val="0000EE"/>
+            <w:u w:val="single"/>
+          </w:rPr>
+          <w:t>瑪3:8；</w:t>
+        </w:r>
+      </w:hyperlink>
+      <w:hyperlink r:id="rId95">
+        <w:r>
+          <w:rPr>
+            <w:lang w:val="zh_TW" w:bidi="zh_TW"/>
+          </w:rPr>
+          <w:rPr>
+            <w:color w:val="0000EE"/>
+            <w:u w:val="single"/>
+          </w:rPr>
+          <w:t>太5:42</w:t>
+        </w:r>
+      </w:hyperlink>
+      <w:r>
+        <w:rPr>
+          <w:lang w:val="zh_TW" w:bidi="zh_TW"/>
+        </w:rPr>
+        <w:t>，</w:t>
+      </w:r>
+      <w:hyperlink r:id="rId96">
+        <w:r>
+          <w:rPr>
+            <w:lang w:val="zh_TW" w:bidi="zh_TW"/>
+          </w:rPr>
+          <w:rPr>
+            <w:color w:val="0000EE"/>
+            <w:u w:val="single"/>
+          </w:rPr>
+          <w:t>6:3–4</w:t>
+        </w:r>
+      </w:hyperlink>
+      <w:r>
+        <w:rPr>
+          <w:lang w:val="zh_TW" w:bidi="zh_TW"/>
+        </w:rPr>
+        <w:t>，</w:t>
+      </w:r>
+      <w:hyperlink r:id="rId97">
+        <w:r>
+          <w:rPr>
+            <w:lang w:val="zh_TW" w:bidi="zh_TW"/>
+          </w:rPr>
+          <w:rPr>
+            <w:color w:val="0000EE"/>
+            <w:u w:val="single"/>
+          </w:rPr>
+          <w:t>10:8</w:t>
+        </w:r>
+      </w:hyperlink>
+      <w:r>
+        <w:rPr>
+          <w:lang w:val="zh_TW" w:bidi="zh_TW"/>
+        </w:rPr>
+        <w:t>，</w:t>
+      </w:r>
+      <w:hyperlink r:id="rId98">
+        <w:r>
+          <w:rPr>
+            <w:lang w:val="zh_TW" w:bidi="zh_TW"/>
+          </w:rPr>
+          <w:rPr>
+            <w:color w:val="0000EE"/>
+            <w:u w:val="single"/>
+          </w:rPr>
+          <w:t>19:21；</w:t>
+        </w:r>
+      </w:hyperlink>
+      <w:hyperlink r:id="rId99">
+        <w:r>
+          <w:rPr>
+            <w:lang w:val="zh_TW" w:bidi="zh_TW"/>
+          </w:rPr>
+          <w:rPr>
+            <w:color w:val="0000EE"/>
+            <w:u w:val="single"/>
+          </w:rPr>
+          <w:t>路6:38</w:t>
+        </w:r>
+      </w:hyperlink>
+      <w:r>
+        <w:rPr>
+          <w:lang w:val="zh_TW" w:bidi="zh_TW"/>
+        </w:rPr>
+        <w:t>，</w:t>
+      </w:r>
+      <w:hyperlink r:id="rId100">
+        <w:r>
+          <w:rPr>
+            <w:lang w:val="zh_TW" w:bidi="zh_TW"/>
+          </w:rPr>
+          <w:rPr>
+            <w:color w:val="0000EE"/>
+            <w:u w:val="single"/>
+          </w:rPr>
+          <w:t>11:41</w:t>
+        </w:r>
+      </w:hyperlink>
+      <w:r>
+        <w:rPr>
+          <w:lang w:val="zh_TW" w:bidi="zh_TW"/>
+        </w:rPr>
+        <w:t>，</w:t>
+      </w:r>
+      <w:hyperlink r:id="rId101">
+        <w:r>
+          <w:rPr>
+            <w:lang w:val="zh_TW" w:bidi="zh_TW"/>
+          </w:rPr>
+          <w:rPr>
+            <w:color w:val="0000EE"/>
+            <w:u w:val="single"/>
+          </w:rPr>
+          <w:t>12:33–34</w:t>
+        </w:r>
+      </w:hyperlink>
+      <w:r>
+        <w:rPr>
+          <w:lang w:val="zh_TW" w:bidi="zh_TW"/>
+        </w:rPr>
+        <w:t>，</w:t>
+      </w:r>
+      <w:hyperlink r:id="rId102">
+        <w:r>
+          <w:rPr>
+            <w:lang w:val="zh_TW" w:bidi="zh_TW"/>
+          </w:rPr>
+          <w:rPr>
+            <w:color w:val="0000EE"/>
+            <w:u w:val="single"/>
+          </w:rPr>
+          <w:t>18:22；</w:t>
+        </w:r>
+      </w:hyperlink>
+      <w:hyperlink r:id="rId103">
+        <w:r>
+          <w:rPr>
+            <w:lang w:val="zh_TW" w:bidi="zh_TW"/>
+          </w:rPr>
+          <w:rPr>
+            <w:color w:val="0000EE"/>
+            <w:u w:val="single"/>
+          </w:rPr>
+          <w:t>徒11:29</w:t>
+        </w:r>
+      </w:hyperlink>
+      <w:r>
+        <w:rPr>
+          <w:lang w:val="zh_TW" w:bidi="zh_TW"/>
+        </w:rPr>
+        <w:t>，</w:t>
+      </w:r>
+      <w:hyperlink r:id="rId104">
+        <w:r>
+          <w:rPr>
+            <w:lang w:val="zh_TW" w:bidi="zh_TW"/>
+          </w:rPr>
+          <w:rPr>
+            <w:color w:val="0000EE"/>
+            <w:u w:val="single"/>
+          </w:rPr>
+          <w:t>林前13:3</w:t>
+        </w:r>
+      </w:hyperlink>
+      <w:r>
+        <w:rPr>
+          <w:lang w:val="zh_TW" w:bidi="zh_TW"/>
+        </w:rPr>
+        <w:t>，</w:t>
+      </w:r>
+      <w:hyperlink r:id="rId105">
+        <w:r>
+          <w:rPr>
+            <w:lang w:val="zh_TW" w:bidi="zh_TW"/>
+          </w:rPr>
+          <w:rPr>
+            <w:color w:val="0000EE"/>
+            <w:u w:val="single"/>
+          </w:rPr>
+          <w:t>16:2–3；</w:t>
+        </w:r>
+      </w:hyperlink>
+      <w:hyperlink r:id="rId106">
+        <w:r>
+          <w:rPr>
+            <w:lang w:val="zh_TW" w:bidi="zh_TW"/>
+          </w:rPr>
+          <w:rPr>
+            <w:color w:val="0000EE"/>
+            <w:u w:val="single"/>
+          </w:rPr>
+          <w:t>林後5:17–18；</w:t>
+        </w:r>
+      </w:hyperlink>
+      <w:hyperlink r:id="rId107">
+        <w:r>
+          <w:rPr>
+            <w:lang w:val="zh_TW" w:bidi="zh_TW"/>
+          </w:rPr>
+          <w:rPr>
+            <w:color w:val="0000EE"/>
+            <w:u w:val="single"/>
+          </w:rPr>
+          <w:t>林後8:1–9:15；</w:t>
+        </w:r>
+      </w:hyperlink>
+      <w:hyperlink r:id="rId108">
+        <w:r>
+          <w:rPr>
+            <w:lang w:val="zh_TW" w:bidi="zh_TW"/>
+          </w:rPr>
+          <w:rPr>
+            <w:color w:val="0000EE"/>
+            <w:u w:val="single"/>
+          </w:rPr>
+          <w:t>腓2:3–11</w:t>
+        </w:r>
+      </w:hyperlink>
+      <w:r>
+        <w:rPr>
+          <w:lang w:val="zh_TW" w:bidi="zh_TW"/>
+        </w:rPr>
+      </w:r>
+      <w:r>
+        <w:rPr>
+          <w:lang w:val="zh_TW" w:bidi="zh_TW"/>
+        </w:rPr>
+      </w:r>
+    </w:p>
+    <w:p>
+      <w:pPr/>
+      <w:r>
+        <w:rPr>
+          <w:lang w:val="zh_TW" w:bidi="zh_TW"/>
+        </w:rPr>
+      </w:r>
+    </w:p>
+    <w:p>
+      <w:pPr>
+        <w:pStyle w:val="Heading2"/>
+      </w:pPr>
+      <w:r>
+        <w:rPr>
+          <w:lang w:val="zh_TW" w:bidi="zh_TW"/>
+        </w:rPr>
+        <w:t>基督徒的苦難</w:t>
+      </w:r>
+      <w:r>
+        <w:rPr>
+          <w:lang w:val="zh_TW" w:bidi="zh_TW"/>
+        </w:rPr>
+      </w:r>
+    </w:p>
+    <w:p>
+      <w:pPr/>
+      <w:r>
+        <w:rPr>
+          <w:lang w:val="zh_TW" w:bidi="zh_TW"/>
+        </w:rPr>
+      </w:r>
+      <w:r>
+        <w:rPr>
+          <w:lang w:val="zh_TW" w:bidi="zh_TW"/>
+        </w:rPr>
+        <w:t>當我們遭遇苦難時，不應該感到驚訝（</w:t>
+      </w:r>
+      <w:hyperlink r:id="rId109">
+        <w:r>
+          <w:rPr>
+            <w:lang w:val="zh_TW" w:bidi="zh_TW"/>
+          </w:rPr>
+          <w:rPr>
+            <w:color w:val="0000EE"/>
+            <w:u w:val="single"/>
+          </w:rPr>
+          <w:t>彼前4:12</w:t>
+        </w:r>
+      </w:hyperlink>
+      <w:r>
+        <w:rPr>
+          <w:lang w:val="zh_TW" w:bidi="zh_TW"/>
+        </w:rPr>
+        <w:t>）。那些因順從神而活出與世人不同生活方式的基督徒，理當預期會遭遇來自社會的敵意。我們當預備面對譏笑、惡待、無端指控，甚至暴力攻擊。</w:t>
+      </w:r>
+    </w:p>
+    <w:p>
+      <w:pPr/>
+      <w:r>
+        <w:rPr>
+          <w:lang w:val="zh_TW" w:bidi="zh_TW"/>
+        </w:rPr>
+      </w:r>
+      <w:r>
+        <w:rPr>
+          <w:lang w:val="zh_TW" w:bidi="zh_TW"/>
+        </w:rPr>
+        <w:t>神在我們的苦難中有祂的旨意。苦難使我們更深與基督聯合，祂在得榮耀之前也曾受苦（</w:t>
+      </w:r>
+      <w:hyperlink r:id="rId110">
+        <w:r>
+          <w:rPr>
+            <w:lang w:val="zh_TW" w:bidi="zh_TW"/>
+          </w:rPr>
+          <w:rPr>
+            <w:color w:val="0000EE"/>
+            <w:u w:val="single"/>
+          </w:rPr>
+          <w:t>彼前4:13</w:t>
+        </w:r>
+      </w:hyperlink>
+      <w:r>
+        <w:rPr>
+          <w:lang w:val="zh_TW" w:bidi="zh_TW"/>
+        </w:rPr>
+        <w:t>；另見</w:t>
+      </w:r>
+      <w:hyperlink r:id="rId111">
+        <w:r>
+          <w:rPr>
+            <w:lang w:val="zh_TW" w:bidi="zh_TW"/>
+          </w:rPr>
+          <w:rPr>
+            <w:color w:val="0000EE"/>
+            <w:u w:val="single"/>
+          </w:rPr>
+          <w:t>羅8:17</w:t>
+        </w:r>
+      </w:hyperlink>
+      <w:r>
+        <w:rPr>
+          <w:lang w:val="zh_TW" w:bidi="zh_TW"/>
+        </w:rPr>
+        <w:t>）。當我們與基督一同受苦，也必與祂一同得榮耀。</w:t>
+      </w:r>
+    </w:p>
+    <w:p>
+      <w:pPr/>
+      <w:r>
+        <w:rPr>
+          <w:lang w:val="zh_TW" w:bidi="zh_TW"/>
+        </w:rPr>
+      </w:r>
+      <w:r>
+        <w:rPr>
+          <w:lang w:val="zh_TW" w:bidi="zh_TW"/>
+        </w:rPr>
+        <w:t>彼得前書特別強調基督徒的受苦，尤其是那些因信仰而遭受不公平逼迫的人。這些苦難的主題，在</w:t>
+      </w:r>
+      <w:hyperlink r:id="rId112">
+        <w:r>
+          <w:rPr>
+            <w:lang w:val="zh_TW" w:bidi="zh_TW"/>
+          </w:rPr>
+          <w:rPr>
+            <w:color w:val="0000EE"/>
+            <w:u w:val="single"/>
+          </w:rPr>
+          <w:t>四章12至19節</w:t>
+        </w:r>
+      </w:hyperlink>
+      <w:r>
+        <w:rPr>
+          <w:lang w:val="zh_TW" w:bidi="zh_TW"/>
+        </w:rPr>
+        <w:t>中有非常清楚的闡述。</w:t>
+      </w:r>
+    </w:p>
+    <w:p>
+      <w:pPr/>
+      <w:r>
+        <w:rPr>
+          <w:lang w:val="zh_TW" w:bidi="zh_TW"/>
+        </w:rPr>
+      </w:r>
+      <w:r>
+        <w:rPr>
+          <w:lang w:val="zh_TW" w:bidi="zh_TW"/>
+        </w:rPr>
+        <w:t>當我們遭遇苦難時，應當立志行善（</w:t>
+      </w:r>
+      <w:hyperlink r:id="rId113">
+        <w:r>
+          <w:rPr>
+            <w:lang w:val="zh_TW" w:bidi="zh_TW"/>
+          </w:rPr>
+          <w:rPr>
+            <w:color w:val="0000EE"/>
+            <w:u w:val="single"/>
+          </w:rPr>
+          <w:t>彼前4:19</w:t>
+        </w:r>
+      </w:hyperlink>
+      <w:r>
+        <w:rPr>
+          <w:lang w:val="zh_TW" w:bidi="zh_TW"/>
+        </w:rPr>
+        <w:t>）。困難往往會成為人犯罪的藉口，但我們在艱難中仍要活出好榜樣，以愛心對待他人。困境中仍以愛回應敵人，便是向他人見證基督信仰的大好機會。當我們以仁愛與恩慈回應傷害我們的人時，旁人可能會因此對我們的信仰產生興趣。</w:t>
+      </w:r>
+    </w:p>
+    <w:p>
+      <w:pPr/>
+      <w:r>
+        <w:rPr>
+          <w:lang w:val="zh_TW" w:bidi="zh_TW"/>
+        </w:rPr>
+      </w:r>
+      <w:r>
+        <w:rPr>
+          <w:lang w:val="zh_TW" w:bidi="zh_TW"/>
+        </w:rPr>
+        <w:t>在遭遇患難時，我們要記得這是出於「神的旨意」，並且祂是「信實的」（</w:t>
+      </w:r>
+      <w:hyperlink r:id="rId113">
+        <w:r>
+          <w:rPr>
+            <w:lang w:val="zh_TW" w:bidi="zh_TW"/>
+          </w:rPr>
+          <w:rPr>
+            <w:color w:val="0000EE"/>
+            <w:u w:val="single"/>
+          </w:rPr>
+          <w:t>彼前4:19</w:t>
+        </w:r>
+      </w:hyperlink>
+      <w:r>
+        <w:rPr>
+          <w:lang w:val="zh_TW" w:bidi="zh_TW"/>
+        </w:rPr>
+        <w:t>）。祂掌管生命中的一切環境與遭遇，因此我們無需懼怕任何苦難，彷彿這些遭遇超出神的掌權或旨意。</w:t>
+      </w:r>
+    </w:p>
+    <w:p>
+      <w:pPr/>
+      <w:r>
+        <w:rPr>
+          <w:lang w:val="zh_TW" w:bidi="zh_TW"/>
+        </w:rPr>
+      </w:r>
+      <w:r>
+        <w:rPr>
+          <w:u w:val="single"/>
+          <w:lang w:val="zh_TW" w:bidi="zh_TW"/>
+        </w:rPr>
+        <w:t>進深研究的經文段落</w:t>
+      </w:r>
+    </w:p>
+    <w:p>
+      <w:pPr/>
+      <w:r>
+        <w:rPr>
+          <w:lang w:val="zh_TW" w:bidi="zh_TW"/>
+        </w:rPr>
+      </w:r>
+      <w:hyperlink r:id="rId114">
+        <w:r>
+          <w:rPr>
+            <w:lang w:val="zh_TW" w:bidi="zh_TW"/>
+          </w:rPr>
+          <w:rPr>
+            <w:color w:val="0000EE"/>
+            <w:u w:val="single"/>
+          </w:rPr>
+          <w:t>賽48:10，</w:t>
+        </w:r>
+      </w:hyperlink>
+      <w:hyperlink r:id="rId115">
+        <w:r>
+          <w:rPr>
+            <w:lang w:val="zh_TW" w:bidi="zh_TW"/>
+          </w:rPr>
+          <w:rPr>
+            <w:color w:val="0000EE"/>
+            <w:u w:val="single"/>
+          </w:rPr>
+          <w:t>52:13–53:12，</w:t>
+        </w:r>
+      </w:hyperlink>
+      <w:hyperlink r:id="rId116">
+        <w:r>
+          <w:rPr>
+            <w:lang w:val="zh_TW" w:bidi="zh_TW"/>
+          </w:rPr>
+          <w:rPr>
+            <w:color w:val="0000EE"/>
+            <w:u w:val="single"/>
+          </w:rPr>
+          <w:t>63:7–9</w:t>
+        </w:r>
+      </w:hyperlink>
+      <w:r>
+        <w:rPr>
+          <w:lang w:val="zh_TW" w:bidi="zh_TW"/>
+        </w:rPr>
+        <w:t>；</w:t>
+      </w:r>
+      <w:hyperlink r:id="rId117">
+        <w:r>
+          <w:rPr>
+            <w:lang w:val="zh_TW" w:bidi="zh_TW"/>
+          </w:rPr>
+          <w:rPr>
+            <w:color w:val="0000EE"/>
+            <w:u w:val="single"/>
+          </w:rPr>
+          <w:t>可10:35–40</w:t>
+        </w:r>
+      </w:hyperlink>
+      <w:r>
+        <w:rPr>
+          <w:lang w:val="zh_TW" w:bidi="zh_TW"/>
+        </w:rPr>
+        <w:t>；</w:t>
+      </w:r>
+      <w:hyperlink r:id="rId118">
+        <w:r>
+          <w:rPr>
+            <w:lang w:val="zh_TW" w:bidi="zh_TW"/>
+          </w:rPr>
+          <w:rPr>
+            <w:color w:val="0000EE"/>
+            <w:u w:val="single"/>
+          </w:rPr>
+          <w:t>徒5:41，</w:t>
+        </w:r>
+      </w:hyperlink>
+      <w:hyperlink r:id="rId119">
+        <w:r>
+          <w:rPr>
+            <w:lang w:val="zh_TW" w:bidi="zh_TW"/>
+          </w:rPr>
+          <w:rPr>
+            <w:color w:val="0000EE"/>
+            <w:u w:val="single"/>
+          </w:rPr>
+          <w:t>9:16，</w:t>
+        </w:r>
+      </w:hyperlink>
+      <w:hyperlink r:id="rId120">
+        <w:r>
+          <w:rPr>
+            <w:lang w:val="zh_TW" w:bidi="zh_TW"/>
+          </w:rPr>
+          <w:rPr>
+            <w:color w:val="0000EE"/>
+            <w:u w:val="single"/>
+          </w:rPr>
+          <w:t>14:22</w:t>
+        </w:r>
+      </w:hyperlink>
+      <w:r>
+        <w:rPr>
+          <w:lang w:val="zh_TW" w:bidi="zh_TW"/>
+        </w:rPr>
+        <w:t>；</w:t>
+      </w:r>
+      <w:hyperlink r:id="rId121">
+        <w:r>
+          <w:rPr>
+            <w:lang w:val="zh_TW" w:bidi="zh_TW"/>
+          </w:rPr>
+          <w:rPr>
+            <w:color w:val="0000EE"/>
+            <w:u w:val="single"/>
+          </w:rPr>
+          <w:t>羅8:17–23</w:t>
+        </w:r>
+      </w:hyperlink>
+      <w:r>
+        <w:rPr>
+          <w:lang w:val="zh_TW" w:bidi="zh_TW"/>
+        </w:rPr>
+        <w:t>；</w:t>
+      </w:r>
+      <w:hyperlink r:id="rId122">
+        <w:r>
+          <w:rPr>
+            <w:lang w:val="zh_TW" w:bidi="zh_TW"/>
+          </w:rPr>
+          <w:rPr>
+            <w:color w:val="0000EE"/>
+            <w:u w:val="single"/>
+          </w:rPr>
+          <w:t>林後1:5–7，</w:t>
+        </w:r>
+      </w:hyperlink>
+      <w:hyperlink r:id="rId123">
+        <w:r>
+          <w:rPr>
+            <w:lang w:val="zh_TW" w:bidi="zh_TW"/>
+          </w:rPr>
+          <w:rPr>
+            <w:color w:val="0000EE"/>
+            <w:u w:val="single"/>
+          </w:rPr>
+          <w:t>4:10，</w:t>
+        </w:r>
+      </w:hyperlink>
+      <w:hyperlink r:id="rId124">
+        <w:r>
+          <w:rPr>
+            <w:lang w:val="zh_TW" w:bidi="zh_TW"/>
+          </w:rPr>
+          <w:rPr>
+            <w:color w:val="0000EE"/>
+            <w:u w:val="single"/>
+          </w:rPr>
+          <w:t>12:10</w:t>
+        </w:r>
+      </w:hyperlink>
+      <w:r>
+        <w:rPr>
+          <w:lang w:val="zh_TW" w:bidi="zh_TW"/>
+        </w:rPr>
+        <w:t>；</w:t>
+      </w:r>
+      <w:hyperlink r:id="rId125">
+        <w:r>
+          <w:rPr>
+            <w:lang w:val="zh_TW" w:bidi="zh_TW"/>
+          </w:rPr>
+          <w:rPr>
+            <w:color w:val="0000EE"/>
+            <w:u w:val="single"/>
+          </w:rPr>
+          <w:t>腓1:29</w:t>
+        </w:r>
+      </w:hyperlink>
+      <w:r>
+        <w:rPr>
+          <w:lang w:val="zh_TW" w:bidi="zh_TW"/>
+        </w:rPr>
+        <w:t>；</w:t>
+      </w:r>
+      <w:hyperlink r:id="rId126">
+        <w:r>
+          <w:rPr>
+            <w:lang w:val="zh_TW" w:bidi="zh_TW"/>
+          </w:rPr>
+          <w:rPr>
+            <w:color w:val="0000EE"/>
+            <w:u w:val="single"/>
+          </w:rPr>
+          <w:t>西1:24</w:t>
+        </w:r>
+      </w:hyperlink>
+      <w:r>
+        <w:rPr>
+          <w:lang w:val="zh_TW" w:bidi="zh_TW"/>
+        </w:rPr>
+        <w:t>；</w:t>
+      </w:r>
+      <w:hyperlink r:id="rId127">
+        <w:r>
+          <w:rPr>
+            <w:lang w:val="zh_TW" w:bidi="zh_TW"/>
+          </w:rPr>
+          <w:rPr>
+            <w:color w:val="0000EE"/>
+            <w:u w:val="single"/>
+          </w:rPr>
+          <w:t>帖前2:14</w:t>
+        </w:r>
+      </w:hyperlink>
+      <w:r>
+        <w:rPr>
+          <w:lang w:val="zh_TW" w:bidi="zh_TW"/>
+        </w:rPr>
+        <w:t>；</w:t>
+      </w:r>
+      <w:hyperlink r:id="rId128">
+        <w:r>
+          <w:rPr>
+            <w:lang w:val="zh_TW" w:bidi="zh_TW"/>
+          </w:rPr>
+          <w:rPr>
+            <w:color w:val="0000EE"/>
+            <w:u w:val="single"/>
+          </w:rPr>
+          <w:t>帖後1:5</w:t>
+        </w:r>
+      </w:hyperlink>
+      <w:r>
+        <w:rPr>
+          <w:lang w:val="zh_TW" w:bidi="zh_TW"/>
+        </w:rPr>
+        <w:t>；</w:t>
+      </w:r>
+      <w:hyperlink r:id="rId129">
+        <w:r>
+          <w:rPr>
+            <w:lang w:val="zh_TW" w:bidi="zh_TW"/>
+          </w:rPr>
+          <w:rPr>
+            <w:color w:val="0000EE"/>
+            <w:u w:val="single"/>
+          </w:rPr>
+          <w:t>提後3:12</w:t>
+        </w:r>
+      </w:hyperlink>
+      <w:r>
+        <w:rPr>
+          <w:lang w:val="zh_TW" w:bidi="zh_TW"/>
+        </w:rPr>
+        <w:t>；</w:t>
+      </w:r>
+      <w:hyperlink r:id="rId130">
+        <w:r>
+          <w:rPr>
+            <w:lang w:val="zh_TW" w:bidi="zh_TW"/>
+          </w:rPr>
+          <w:rPr>
+            <w:color w:val="0000EE"/>
+            <w:u w:val="single"/>
+          </w:rPr>
+          <w:t>來2:9–10，</w:t>
+        </w:r>
+      </w:hyperlink>
+      <w:hyperlink r:id="rId131">
+        <w:r>
+          <w:rPr>
+            <w:lang w:val="zh_TW" w:bidi="zh_TW"/>
+          </w:rPr>
+          <w:rPr>
+            <w:color w:val="0000EE"/>
+            <w:u w:val="single"/>
+          </w:rPr>
+          <w:t>5:8，</w:t>
+        </w:r>
+      </w:hyperlink>
+      <w:hyperlink r:id="rId132">
+        <w:r>
+          <w:rPr>
+            <w:lang w:val="zh_TW" w:bidi="zh_TW"/>
+          </w:rPr>
+          <w:rPr>
+            <w:color w:val="0000EE"/>
+            <w:u w:val="single"/>
+          </w:rPr>
+          <w:t>13:12</w:t>
+        </w:r>
+      </w:hyperlink>
+      <w:r>
+        <w:rPr>
+          <w:lang w:val="zh_TW" w:bidi="zh_TW"/>
+        </w:rPr>
+        <w:t>；</w:t>
+      </w:r>
+      <w:hyperlink r:id="rId133">
+        <w:r>
+          <w:rPr>
+            <w:lang w:val="zh_TW" w:bidi="zh_TW"/>
+          </w:rPr>
+          <w:rPr>
+            <w:color w:val="0000EE"/>
+            <w:u w:val="single"/>
+          </w:rPr>
+          <w:t>雅5:11–13</w:t>
+        </w:r>
+      </w:hyperlink>
+      <w:r>
+        <w:rPr>
+          <w:lang w:val="zh_TW" w:bidi="zh_TW"/>
+        </w:rPr>
+        <w:t>；</w:t>
+      </w:r>
+      <w:hyperlink r:id="rId112">
+        <w:r>
+          <w:rPr>
+            <w:lang w:val="zh_TW" w:bidi="zh_TW"/>
+          </w:rPr>
+          <w:rPr>
+            <w:color w:val="0000EE"/>
+            <w:u w:val="single"/>
+          </w:rPr>
+          <w:t>彼前4:12–19</w:t>
+        </w:r>
+      </w:hyperlink>
+      <w:r>
+        <w:rPr>
+          <w:lang w:val="zh_TW" w:bidi="zh_TW"/>
+        </w:rPr>
+      </w:r>
+      <w:r>
+        <w:rPr>
+          <w:lang w:val="zh_TW" w:bidi="zh_TW"/>
+        </w:rPr>
+      </w:r>
+    </w:p>
+    <w:p>
+      <w:pPr/>
+      <w:r>
+        <w:rPr>
+          <w:lang w:val="zh_TW" w:bidi="zh_TW"/>
+        </w:rPr>
+      </w:r>
+    </w:p>
+    <w:p>
+      <w:pPr>
+        <w:pStyle w:val="Heading2"/>
+      </w:pPr>
+      <w:r>
+        <w:rPr>
+          <w:lang w:val="zh_TW" w:bidi="zh_TW"/>
+        </w:rPr>
+        <w:t>基督徒的喜樂</w:t>
+      </w:r>
+      <w:r>
+        <w:rPr>
+          <w:lang w:val="zh_TW" w:bidi="zh_TW"/>
+        </w:rPr>
+      </w:r>
+    </w:p>
+    <w:p>
+      <w:pPr/>
+      <w:r>
+        <w:rPr>
+          <w:lang w:val="zh_TW" w:bidi="zh_TW"/>
+        </w:rPr>
+      </w:r>
+      <w:r>
+        <w:rPr>
+          <w:lang w:val="zh_TW" w:bidi="zh_TW"/>
+        </w:rPr>
+        <w:t>在耶穌生命的最後時刻，祂渴望門徒滿有祂的喜樂（見</w:t>
+      </w:r>
+      <w:hyperlink r:id="rId134">
+        <w:r>
+          <w:rPr>
+            <w:lang w:val="zh_TW" w:bidi="zh_TW"/>
+          </w:rPr>
+          <w:rPr>
+            <w:color w:val="0000EE"/>
+            <w:u w:val="single"/>
+          </w:rPr>
+          <w:t>約15:11，</w:t>
+        </w:r>
+      </w:hyperlink>
+      <w:hyperlink r:id="rId135">
+        <w:r>
+          <w:rPr>
+            <w:lang w:val="zh_TW" w:bidi="zh_TW"/>
+          </w:rPr>
+          <w:rPr>
+            <w:color w:val="0000EE"/>
+            <w:u w:val="single"/>
+          </w:rPr>
+          <w:t>16:20–24</w:t>
+        </w:r>
+      </w:hyperlink>
+      <w:r>
+        <w:rPr>
+          <w:lang w:val="zh_TW" w:bidi="zh_TW"/>
+        </w:rPr>
+        <w:t>）。喜樂是使徒保羅書信中常見的主題，特別是在腓立比書中更是核心信息之一。保羅時常勉勵基督徒要常常喜樂，特別是那些正面對逼迫的信徒，如腓立比和帖撒羅尼迦教會的信徒（</w:t>
+      </w:r>
+      <w:hyperlink r:id="rId136">
+        <w:r>
+          <w:rPr>
+            <w:lang w:val="zh_TW" w:bidi="zh_TW"/>
+          </w:rPr>
+          <w:rPr>
+            <w:color w:val="0000EE"/>
+            <w:u w:val="single"/>
+          </w:rPr>
+          <w:t>腓3:1，</w:t>
+        </w:r>
+      </w:hyperlink>
+      <w:hyperlink r:id="rId137">
+        <w:r>
+          <w:rPr>
+            <w:lang w:val="zh_TW" w:bidi="zh_TW"/>
+          </w:rPr>
+          <w:rPr>
+            <w:color w:val="0000EE"/>
+            <w:u w:val="single"/>
+          </w:rPr>
+          <w:t>4:4</w:t>
+        </w:r>
+      </w:hyperlink>
+      <w:r>
+        <w:rPr>
+          <w:lang w:val="zh_TW" w:bidi="zh_TW"/>
+        </w:rPr>
+        <w:t>；</w:t>
+      </w:r>
+      <w:hyperlink r:id="rId138">
+        <w:r>
+          <w:rPr>
+            <w:lang w:val="zh_TW" w:bidi="zh_TW"/>
+          </w:rPr>
+          <w:rPr>
+            <w:color w:val="0000EE"/>
+            <w:u w:val="single"/>
+          </w:rPr>
+          <w:t>帖前5:16</w:t>
+        </w:r>
+      </w:hyperlink>
+      <w:r>
+        <w:rPr>
+          <w:lang w:val="zh_TW" w:bidi="zh_TW"/>
+        </w:rPr>
+        <w:t>）。</w:t>
+      </w:r>
+    </w:p>
+    <w:p>
+      <w:pPr/>
+      <w:r>
+        <w:rPr>
+          <w:lang w:val="zh_TW" w:bidi="zh_TW"/>
+        </w:rPr>
+      </w:r>
+      <w:r>
+        <w:rPr>
+          <w:lang w:val="zh_TW" w:bidi="zh_TW"/>
+        </w:rPr>
+        <w:t>表面的快樂往往取決於外在環境，但基督徒的喜樂則不同。這種喜樂源自與主的關係，即使在痛苦或死亡當中也能堅定不變。這是因為信徒深知，無論發生甚麼事，神都會使萬事互相效力，為愛祂的人帶來最終的益處（見</w:t>
+      </w:r>
+      <w:hyperlink r:id="rId139">
+        <w:r>
+          <w:rPr>
+            <w:lang w:val="zh_TW" w:bidi="zh_TW"/>
+          </w:rPr>
+          <w:rPr>
+            <w:color w:val="0000EE"/>
+            <w:u w:val="single"/>
+          </w:rPr>
+          <w:t>羅5:3–4，</w:t>
+        </w:r>
+      </w:hyperlink>
+      <w:hyperlink r:id="rId140">
+        <w:r>
+          <w:rPr>
+            <w:lang w:val="zh_TW" w:bidi="zh_TW"/>
+          </w:rPr>
+          <w:rPr>
+            <w:color w:val="0000EE"/>
+            <w:u w:val="single"/>
+          </w:rPr>
+          <w:t>8:28</w:t>
+        </w:r>
+      </w:hyperlink>
+      <w:r>
+        <w:rPr>
+          <w:lang w:val="zh_TW" w:bidi="zh_TW"/>
+        </w:rPr>
+        <w:t>）。</w:t>
+      </w:r>
+    </w:p>
+    <w:p>
+      <w:pPr/>
+      <w:r>
+        <w:rPr>
+          <w:lang w:val="zh_TW" w:bidi="zh_TW"/>
+        </w:rPr>
+      </w:r>
+      <w:r>
+        <w:rPr>
+          <w:lang w:val="zh_TW" w:bidi="zh_TW"/>
+        </w:rPr>
+        <w:t>基督徒的喜樂也來自聖靈在心中真實的同在與運行（見</w:t>
+      </w:r>
+      <w:hyperlink r:id="rId141">
+        <w:r>
+          <w:rPr>
+            <w:lang w:val="zh_TW" w:bidi="zh_TW"/>
+          </w:rPr>
+          <w:rPr>
+            <w:color w:val="0000EE"/>
+            <w:u w:val="single"/>
+          </w:rPr>
+          <w:t>加5:22</w:t>
+        </w:r>
+      </w:hyperlink>
+      <w:r>
+        <w:rPr>
+          <w:lang w:val="zh_TW" w:bidi="zh_TW"/>
+        </w:rPr>
+        <w:t>）。喜樂生命的真正秘訣在於「被聖靈充滿」（見</w:t>
+      </w:r>
+      <w:hyperlink r:id="rId142">
+        <w:r>
+          <w:rPr>
+            <w:lang w:val="zh_TW" w:bidi="zh_TW"/>
+          </w:rPr>
+          <w:rPr>
+            <w:color w:val="0000EE"/>
+            <w:u w:val="single"/>
+          </w:rPr>
+          <w:t>弗5:18</w:t>
+        </w:r>
+      </w:hyperlink>
+      <w:r>
+        <w:rPr>
+          <w:lang w:val="zh_TW" w:bidi="zh_TW"/>
+        </w:rPr>
+        <w:t>）。基督徒的態度乃是由他與永活真神的關係所塑造，而不是被外在環境所決定的。</w:t>
+      </w:r>
+    </w:p>
+    <w:p>
+      <w:pPr/>
+      <w:r>
+        <w:rPr>
+          <w:lang w:val="zh_TW" w:bidi="zh_TW"/>
+        </w:rPr>
+      </w:r>
+      <w:r>
+        <w:rPr>
+          <w:u w:val="single"/>
+          <w:lang w:val="zh_TW" w:bidi="zh_TW"/>
+        </w:rPr>
+        <w:t>進深研究的經文段落</w:t>
+      </w:r>
+    </w:p>
+    <w:p>
+      <w:pPr/>
+      <w:r>
+        <w:rPr>
+          <w:lang w:val="zh_TW" w:bidi="zh_TW"/>
+        </w:rPr>
+      </w:r>
+      <w:hyperlink r:id="rId134">
+        <w:r>
+          <w:rPr>
+            <w:lang w:val="zh_TW" w:bidi="zh_TW"/>
+          </w:rPr>
+          <w:rPr>
+            <w:color w:val="0000EE"/>
+            <w:u w:val="single"/>
+          </w:rPr>
+          <w:t>約15:11</w:t>
+        </w:r>
+      </w:hyperlink>
+      <w:r>
+        <w:rPr>
+          <w:lang w:val="zh_TW" w:bidi="zh_TW"/>
+        </w:rPr>
+        <w:t>，</w:t>
+      </w:r>
+      <w:hyperlink r:id="rId143">
+        <w:r>
+          <w:rPr>
+            <w:lang w:val="zh_TW" w:bidi="zh_TW"/>
+          </w:rPr>
+          <w:rPr>
+            <w:color w:val="0000EE"/>
+            <w:u w:val="single"/>
+          </w:rPr>
+          <w:t>16:24；</w:t>
+        </w:r>
+      </w:hyperlink>
+      <w:hyperlink r:id="rId139">
+        <w:r>
+          <w:rPr>
+            <w:lang w:val="zh_TW" w:bidi="zh_TW"/>
+          </w:rPr>
+          <w:rPr>
+            <w:color w:val="0000EE"/>
+            <w:u w:val="single"/>
+          </w:rPr>
+          <w:t>羅5:3–4</w:t>
+        </w:r>
+      </w:hyperlink>
+      <w:r>
+        <w:rPr>
+          <w:lang w:val="zh_TW" w:bidi="zh_TW"/>
+        </w:rPr>
+        <w:t>，</w:t>
+      </w:r>
+      <w:hyperlink r:id="rId140">
+        <w:r>
+          <w:rPr>
+            <w:lang w:val="zh_TW" w:bidi="zh_TW"/>
+          </w:rPr>
+          <w:rPr>
+            <w:color w:val="0000EE"/>
+            <w:u w:val="single"/>
+          </w:rPr>
+          <w:t>8:28；</w:t>
+        </w:r>
+      </w:hyperlink>
+      <w:hyperlink r:id="rId141">
+        <w:r>
+          <w:rPr>
+            <w:lang w:val="zh_TW" w:bidi="zh_TW"/>
+          </w:rPr>
+          <w:rPr>
+            <w:color w:val="0000EE"/>
+            <w:u w:val="single"/>
+          </w:rPr>
+          <w:t>加5:22；</w:t>
+        </w:r>
+      </w:hyperlink>
+      <w:hyperlink r:id="rId142">
+        <w:r>
+          <w:rPr>
+            <w:lang w:val="zh_TW" w:bidi="zh_TW"/>
+          </w:rPr>
+          <w:rPr>
+            <w:color w:val="0000EE"/>
+            <w:u w:val="single"/>
+          </w:rPr>
+          <w:t>弗5:18；</w:t>
+        </w:r>
+      </w:hyperlink>
+      <w:hyperlink r:id="rId136">
+        <w:r>
+          <w:rPr>
+            <w:lang w:val="zh_TW" w:bidi="zh_TW"/>
+          </w:rPr>
+          <w:rPr>
+            <w:color w:val="0000EE"/>
+            <w:u w:val="single"/>
+          </w:rPr>
+          <w:t>腓3:1</w:t>
+        </w:r>
+      </w:hyperlink>
+      <w:r>
+        <w:rPr>
+          <w:lang w:val="zh_TW" w:bidi="zh_TW"/>
+        </w:rPr>
+        <w:t>，</w:t>
+      </w:r>
+      <w:hyperlink r:id="rId137">
+        <w:r>
+          <w:rPr>
+            <w:lang w:val="zh_TW" w:bidi="zh_TW"/>
+          </w:rPr>
+          <w:rPr>
+            <w:color w:val="0000EE"/>
+            <w:u w:val="single"/>
+          </w:rPr>
+          <w:t>4:4；</w:t>
+        </w:r>
+      </w:hyperlink>
+      <w:hyperlink r:id="rId138">
+        <w:r>
+          <w:rPr>
+            <w:lang w:val="zh_TW" w:bidi="zh_TW"/>
+          </w:rPr>
+          <w:rPr>
+            <w:color w:val="0000EE"/>
+            <w:u w:val="single"/>
+          </w:rPr>
+          <w:t>帖前5:16</w:t>
+        </w:r>
+      </w:hyperlink>
+      <w:r>
+        <w:rPr>
+          <w:lang w:val="zh_TW" w:bidi="zh_TW"/>
+        </w:rPr>
+      </w:r>
+      <w:r>
+        <w:rPr>
+          <w:lang w:val="zh_TW" w:bidi="zh_TW"/>
+        </w:rPr>
+      </w:r>
+    </w:p>
+    <w:p>
+      <w:pPr/>
+      <w:r>
+        <w:rPr>
+          <w:lang w:val="zh_TW" w:bidi="zh_TW"/>
+        </w:rPr>
+      </w:r>
+    </w:p>
+    <w:p>
+      <w:pPr>
+        <w:pStyle w:val="Heading2"/>
+      </w:pPr>
+      <w:r>
+        <w:rPr>
+          <w:lang w:val="zh_TW" w:bidi="zh_TW"/>
+        </w:rPr>
+        <w:t>饑荒</w:t>
+      </w:r>
+      <w:r>
+        <w:rPr>
+          <w:lang w:val="zh_TW" w:bidi="zh_TW"/>
+        </w:rPr>
+      </w:r>
+    </w:p>
+    <w:p>
+      <w:pPr/>
+      <w:r>
+        <w:rPr>
+          <w:lang w:val="zh_TW" w:bidi="zh_TW"/>
+        </w:rPr>
+      </w:r>
+      <w:r>
+        <w:rPr>
+          <w:lang w:val="zh_TW" w:bidi="zh_TW"/>
+        </w:rPr>
+        <w:t>饑荒在族長亞伯拉罕與以撒的生命早期就曾經發生（</w:t>
+      </w:r>
+      <w:hyperlink r:id="rId144">
+        <w:r>
+          <w:rPr>
+            <w:lang w:val="zh_TW" w:bidi="zh_TW"/>
+          </w:rPr>
+          <w:rPr>
+            <w:color w:val="0000EE"/>
+            <w:u w:val="single"/>
+          </w:rPr>
+          <w:t>創12:10，</w:t>
+        </w:r>
+      </w:hyperlink>
+      <w:hyperlink r:id="rId145">
+        <w:r>
+          <w:rPr>
+            <w:lang w:val="zh_TW" w:bidi="zh_TW"/>
+          </w:rPr>
+          <w:rPr>
+            <w:color w:val="0000EE"/>
+            <w:u w:val="single"/>
+          </w:rPr>
+          <w:t>26:1</w:t>
+        </w:r>
+      </w:hyperlink>
+      <w:r>
+        <w:rPr>
+          <w:lang w:val="zh_TW" w:bidi="zh_TW"/>
+        </w:rPr>
+        <w:t>）。當族長雅各的家族遭遇饑荒時，神早已預備他的兒子約瑟在埃及，使神的百姓得以度過這場危機（</w:t>
+      </w:r>
+      <w:hyperlink r:id="rId146">
+        <w:r>
+          <w:rPr>
+            <w:lang w:val="zh_TW" w:bidi="zh_TW"/>
+          </w:rPr>
+          <w:rPr>
+            <w:color w:val="0000EE"/>
+            <w:u w:val="single"/>
+          </w:rPr>
+          <w:t>41:56–42:5，</w:t>
+        </w:r>
+      </w:hyperlink>
+      <w:hyperlink r:id="rId147">
+        <w:r>
+          <w:rPr>
+            <w:lang w:val="zh_TW" w:bidi="zh_TW"/>
+          </w:rPr>
+          <w:rPr>
+            <w:color w:val="0000EE"/>
+            <w:u w:val="single"/>
+          </w:rPr>
+          <w:t>45:5、</w:t>
+        </w:r>
+      </w:hyperlink>
+      <w:hyperlink r:id="rId148">
+        <w:r>
+          <w:rPr>
+            <w:lang w:val="zh_TW" w:bidi="zh_TW"/>
+          </w:rPr>
+          <w:rPr>
+            <w:color w:val="0000EE"/>
+            <w:u w:val="single"/>
+          </w:rPr>
+          <w:t>7</w:t>
+        </w:r>
+      </w:hyperlink>
+      <w:r>
+        <w:rPr>
+          <w:lang w:val="zh_TW" w:bidi="zh_TW"/>
+        </w:rPr>
+        <w:t>）。那場饑荒極其嚴重，但在古代世界中，饑荒卻是相當常見的（見</w:t>
+      </w:r>
+      <w:hyperlink r:id="rId149">
+        <w:r>
+          <w:rPr>
+            <w:lang w:val="zh_TW" w:bidi="zh_TW"/>
+          </w:rPr>
+          <w:rPr>
+            <w:color w:val="0000EE"/>
+            <w:u w:val="single"/>
+          </w:rPr>
+          <w:t>得1:1</w:t>
+        </w:r>
+      </w:hyperlink>
+      <w:r>
+        <w:rPr>
+          <w:lang w:val="zh_TW" w:bidi="zh_TW"/>
+        </w:rPr>
+        <w:t>；</w:t>
+      </w:r>
+      <w:hyperlink r:id="rId150">
+        <w:r>
+          <w:rPr>
+            <w:lang w:val="zh_TW" w:bidi="zh_TW"/>
+          </w:rPr>
+          <w:rPr>
+            <w:color w:val="0000EE"/>
+            <w:u w:val="single"/>
+          </w:rPr>
+          <w:t>撒下21:1</w:t>
+        </w:r>
+      </w:hyperlink>
+      <w:r>
+        <w:rPr>
+          <w:lang w:val="zh_TW" w:bidi="zh_TW"/>
+        </w:rPr>
+        <w:t>；</w:t>
+      </w:r>
+      <w:hyperlink r:id="rId151">
+        <w:r>
+          <w:rPr>
+            <w:lang w:val="zh_TW" w:bidi="zh_TW"/>
+          </w:rPr>
+          <w:rPr>
+            <w:color w:val="0000EE"/>
+            <w:u w:val="single"/>
+          </w:rPr>
+          <w:t>王上18:1–2</w:t>
+        </w:r>
+      </w:hyperlink>
+      <w:r>
+        <w:rPr>
+          <w:lang w:val="zh_TW" w:bidi="zh_TW"/>
+        </w:rPr>
+        <w:t>；</w:t>
+      </w:r>
+      <w:hyperlink r:id="rId152">
+        <w:r>
+          <w:rPr>
+            <w:lang w:val="zh_TW" w:bidi="zh_TW"/>
+          </w:rPr>
+          <w:rPr>
+            <w:color w:val="0000EE"/>
+            <w:u w:val="single"/>
+          </w:rPr>
+          <w:t>該1:1–11</w:t>
+        </w:r>
+      </w:hyperlink>
+      <w:r>
+        <w:rPr>
+          <w:lang w:val="zh_TW" w:bidi="zh_TW"/>
+        </w:rPr>
+        <w:t>；</w:t>
+      </w:r>
+      <w:hyperlink r:id="rId153">
+        <w:r>
+          <w:rPr>
+            <w:lang w:val="zh_TW" w:bidi="zh_TW"/>
+          </w:rPr>
+          <w:rPr>
+            <w:color w:val="0000EE"/>
+            <w:u w:val="single"/>
+          </w:rPr>
+          <w:t>徒11:28</w:t>
+        </w:r>
+      </w:hyperlink>
+      <w:r>
+        <w:rPr>
+          <w:lang w:val="zh_TW" w:bidi="zh_TW"/>
+        </w:rPr>
+        <w:t>）。</w:t>
+      </w:r>
+    </w:p>
+    <w:p>
+      <w:pPr/>
+      <w:r>
+        <w:rPr>
+          <w:lang w:val="zh_TW" w:bidi="zh_TW"/>
+        </w:rPr>
+      </w:r>
+      <w:r>
+        <w:rPr>
+          <w:lang w:val="zh_TW" w:bidi="zh_TW"/>
+        </w:rPr>
+        <w:t>在以農業為主的社會中，饑荒是極大的災難。乾旱、農作物失收，或是遭圍城等情況，都可能引發饑荒（</w:t>
+      </w:r>
+      <w:hyperlink r:id="rId154">
+        <w:r>
+          <w:rPr>
+            <w:lang w:val="zh_TW" w:bidi="zh_TW"/>
+          </w:rPr>
+          <w:rPr>
+            <w:color w:val="0000EE"/>
+            <w:u w:val="single"/>
+          </w:rPr>
+          <w:t>王下25:1–30</w:t>
+        </w:r>
+      </w:hyperlink>
+      <w:r>
+        <w:rPr>
+          <w:lang w:val="zh_TW" w:bidi="zh_TW"/>
+        </w:rPr>
+        <w:t>）。饑荒常伴隨疾病或戰爭，對社會各階層造成衝擊（</w:t>
+      </w:r>
+      <w:hyperlink r:id="rId155">
+        <w:r>
+          <w:rPr>
+            <w:lang w:val="zh_TW" w:bidi="zh_TW"/>
+          </w:rPr>
+          <w:rPr>
+            <w:color w:val="0000EE"/>
+            <w:u w:val="single"/>
+          </w:rPr>
+          <w:t>耶14:12</w:t>
+        </w:r>
+      </w:hyperlink>
+      <w:r>
+        <w:rPr>
+          <w:lang w:val="zh_TW" w:bidi="zh_TW"/>
+        </w:rPr>
+        <w:t>），甚至連牲畜也受到波及（</w:t>
+      </w:r>
+      <w:hyperlink r:id="rId156">
+        <w:r>
+          <w:rPr>
+            <w:lang w:val="zh_TW" w:bidi="zh_TW"/>
+          </w:rPr>
+          <w:rPr>
+            <w:color w:val="0000EE"/>
+            <w:u w:val="single"/>
+          </w:rPr>
+          <w:t>珥1:20</w:t>
+        </w:r>
+      </w:hyperlink>
+      <w:r>
+        <w:rPr>
+          <w:lang w:val="zh_TW" w:bidi="zh_TW"/>
+        </w:rPr>
+        <w:t>）。由於人們依賴雨水生產糧食，有些人會儲藏糧食以備饑荒之需（</w:t>
+      </w:r>
+      <w:hyperlink r:id="rId157">
+        <w:r>
+          <w:rPr>
+            <w:lang w:val="zh_TW" w:bidi="zh_TW"/>
+          </w:rPr>
+          <w:rPr>
+            <w:color w:val="0000EE"/>
+            <w:u w:val="single"/>
+          </w:rPr>
+          <w:t>創41:33–36，</w:t>
+        </w:r>
+      </w:hyperlink>
+      <w:hyperlink r:id="rId158">
+        <w:r>
+          <w:rPr>
+            <w:lang w:val="zh_TW" w:bidi="zh_TW"/>
+          </w:rPr>
+          <w:rPr>
+            <w:color w:val="0000EE"/>
+            <w:u w:val="single"/>
+          </w:rPr>
+          <w:t>47:23–24</w:t>
+        </w:r>
+      </w:hyperlink>
+      <w:r>
+        <w:rPr>
+          <w:lang w:val="zh_TW" w:bidi="zh_TW"/>
+        </w:rPr>
+        <w:t>；見</w:t>
+      </w:r>
+      <w:hyperlink r:id="rId159">
+        <w:r>
+          <w:rPr>
+            <w:lang w:val="zh_TW" w:bidi="zh_TW"/>
+          </w:rPr>
+          <w:rPr>
+            <w:color w:val="0000EE"/>
+            <w:u w:val="single"/>
+          </w:rPr>
+          <w:t>代上26:15</w:t>
+        </w:r>
+      </w:hyperlink>
+      <w:r>
+        <w:rPr>
+          <w:lang w:val="zh_TW" w:bidi="zh_TW"/>
+        </w:rPr>
+        <w:t>；</w:t>
+      </w:r>
+      <w:hyperlink r:id="rId160">
+        <w:r>
+          <w:rPr>
+            <w:lang w:val="zh_TW" w:bidi="zh_TW"/>
+          </w:rPr>
+          <w:rPr>
+            <w:color w:val="0000EE"/>
+            <w:u w:val="single"/>
+          </w:rPr>
+          <w:t>代下31:11</w:t>
+        </w:r>
+      </w:hyperlink>
+      <w:r>
+        <w:rPr>
+          <w:lang w:val="zh_TW" w:bidi="zh_TW"/>
+        </w:rPr>
+        <w:t>；</w:t>
+      </w:r>
+      <w:hyperlink r:id="rId161">
+        <w:r>
+          <w:rPr>
+            <w:lang w:val="zh_TW" w:bidi="zh_TW"/>
+          </w:rPr>
+          <w:rPr>
+            <w:color w:val="0000EE"/>
+            <w:u w:val="single"/>
+          </w:rPr>
+          <w:t>尼10:37–39</w:t>
+        </w:r>
+      </w:hyperlink>
+      <w:r>
+        <w:rPr>
+          <w:lang w:val="zh_TW" w:bidi="zh_TW"/>
+        </w:rPr>
+        <w:t>）。</w:t>
+      </w:r>
+    </w:p>
+    <w:p>
+      <w:pPr/>
+      <w:r>
+        <w:rPr>
+          <w:lang w:val="zh_TW" w:bidi="zh_TW"/>
+        </w:rPr>
+      </w:r>
+      <w:r>
+        <w:rPr>
+          <w:lang w:val="zh_TW" w:bidi="zh_TW"/>
+        </w:rPr>
+        <w:t>糧食不足時，常會引發許多災難（</w:t>
+      </w:r>
+      <w:hyperlink r:id="rId144">
+        <w:r>
+          <w:rPr>
+            <w:lang w:val="zh_TW" w:bidi="zh_TW"/>
+          </w:rPr>
+          <w:rPr>
+            <w:color w:val="0000EE"/>
+            <w:u w:val="single"/>
+          </w:rPr>
+          <w:t>創12:10，</w:t>
+        </w:r>
+      </w:hyperlink>
+      <w:hyperlink r:id="rId145">
+        <w:r>
+          <w:rPr>
+            <w:lang w:val="zh_TW" w:bidi="zh_TW"/>
+          </w:rPr>
+          <w:rPr>
+            <w:color w:val="0000EE"/>
+            <w:u w:val="single"/>
+          </w:rPr>
+          <w:t>26:1</w:t>
+        </w:r>
+      </w:hyperlink>
+      <w:r>
+        <w:rPr>
+          <w:lang w:val="zh_TW" w:bidi="zh_TW"/>
+        </w:rPr>
+        <w:t>；</w:t>
+      </w:r>
+      <w:hyperlink r:id="rId162">
+        <w:r>
+          <w:rPr>
+            <w:lang w:val="zh_TW" w:bidi="zh_TW"/>
+          </w:rPr>
+          <w:rPr>
+            <w:color w:val="0000EE"/>
+            <w:u w:val="single"/>
+          </w:rPr>
+          <w:t>王下6:24–29</w:t>
+        </w:r>
+      </w:hyperlink>
+      <w:r>
+        <w:rPr>
+          <w:lang w:val="zh_TW" w:bidi="zh_TW"/>
+        </w:rPr>
+        <w:t>；</w:t>
+      </w:r>
+      <w:hyperlink r:id="rId163">
+        <w:r>
+          <w:rPr>
+            <w:lang w:val="zh_TW" w:bidi="zh_TW"/>
+          </w:rPr>
+          <w:rPr>
+            <w:color w:val="0000EE"/>
+            <w:u w:val="single"/>
+          </w:rPr>
+          <w:t>尼5:1–3</w:t>
+        </w:r>
+      </w:hyperlink>
+      <w:r>
+        <w:rPr>
+          <w:lang w:val="zh_TW" w:bidi="zh_TW"/>
+        </w:rPr>
+        <w:t>；</w:t>
+      </w:r>
+      <w:hyperlink r:id="rId164">
+        <w:r>
+          <w:rPr>
+            <w:lang w:val="zh_TW" w:bidi="zh_TW"/>
+          </w:rPr>
+          <w:rPr>
+            <w:color w:val="0000EE"/>
+            <w:u w:val="single"/>
+          </w:rPr>
+          <w:t>耶19:9</w:t>
+        </w:r>
+      </w:hyperlink>
+      <w:r>
+        <w:rPr>
+          <w:lang w:val="zh_TW" w:bidi="zh_TW"/>
+        </w:rPr>
+        <w:t>；</w:t>
+      </w:r>
+      <w:hyperlink r:id="rId165">
+        <w:r>
+          <w:rPr>
+            <w:lang w:val="zh_TW" w:bidi="zh_TW"/>
+          </w:rPr>
+          <w:rPr>
+            <w:color w:val="0000EE"/>
+            <w:u w:val="single"/>
+          </w:rPr>
+          <w:t>哀2:20–21，</w:t>
+        </w:r>
+      </w:hyperlink>
+      <w:hyperlink r:id="rId166">
+        <w:r>
+          <w:rPr>
+            <w:lang w:val="zh_TW" w:bidi="zh_TW"/>
+          </w:rPr>
+          <w:rPr>
+            <w:color w:val="0000EE"/>
+            <w:u w:val="single"/>
+          </w:rPr>
+          <w:t>4:8–10</w:t>
+        </w:r>
+      </w:hyperlink>
+      <w:r>
+        <w:rPr>
+          <w:lang w:val="zh_TW" w:bidi="zh_TW"/>
+        </w:rPr>
+        <w:t>）。</w:t>
+      </w:r>
+    </w:p>
+    <w:p>
+      <w:pPr>
+        <w:pStyle w:val="ListBullet"/>
+        <w:spacing w:line="240" w:lineRule="auto"/>
+        <w:ind w:left="720"/>
+      </w:pPr>
+      <w:r>
+        <w:rPr>
+          <w:lang w:val="zh_TW" w:bidi="zh_TW"/>
+        </w:rPr>
+      </w:r>
+      <w:r>
+        <w:rPr>
+          <w:lang w:val="zh_TW" w:bidi="zh_TW"/>
+        </w:rPr>
+        <w:t>糧價飛漲。</w:t>
+      </w:r>
+    </w:p>
+    <w:p>
+      <w:pPr>
+        <w:pStyle w:val="ListBullet"/>
+        <w:spacing w:line="240" w:lineRule="auto"/>
+        <w:ind w:left="720"/>
+      </w:pPr>
+      <w:r>
+        <w:rPr>
+          <w:lang w:val="zh_TW" w:bidi="zh_TW"/>
+        </w:rPr>
+      </w:r>
+      <w:r>
+        <w:rPr>
+          <w:lang w:val="zh_TW" w:bidi="zh_TW"/>
+        </w:rPr>
+        <w:t>人彼此偷竊。</w:t>
+      </w:r>
+    </w:p>
+    <w:p>
+      <w:pPr>
+        <w:pStyle w:val="ListBullet"/>
+        <w:spacing w:line="240" w:lineRule="auto"/>
+        <w:ind w:left="720"/>
+      </w:pPr>
+      <w:r>
+        <w:rPr>
+          <w:lang w:val="zh_TW" w:bidi="zh_TW"/>
+        </w:rPr>
+      </w:r>
+      <w:r>
+        <w:rPr>
+          <w:lang w:val="zh_TW" w:bidi="zh_TW"/>
+        </w:rPr>
+        <w:t>窮人遭受不公待遇。</w:t>
+      </w:r>
+    </w:p>
+    <w:p>
+      <w:pPr>
+        <w:pStyle w:val="ListBullet"/>
+        <w:spacing w:line="240" w:lineRule="auto"/>
+        <w:ind w:left="720"/>
+      </w:pPr>
+      <w:r>
+        <w:rPr>
+          <w:lang w:val="zh_TW" w:bidi="zh_TW"/>
+        </w:rPr>
+      </w:r>
+      <w:r>
+        <w:rPr>
+          <w:lang w:val="zh_TW" w:bidi="zh_TW"/>
+        </w:rPr>
+        <w:t>農地無法出產作物。</w:t>
+      </w:r>
+    </w:p>
+    <w:p>
+      <w:pPr>
+        <w:pStyle w:val="ListBullet"/>
+        <w:spacing w:line="240" w:lineRule="auto"/>
+        <w:ind w:left="720"/>
+      </w:pPr>
+      <w:r>
+        <w:rPr>
+          <w:lang w:val="zh_TW" w:bidi="zh_TW"/>
+        </w:rPr>
+      </w:r>
+      <w:r>
+        <w:rPr>
+          <w:lang w:val="zh_TW" w:bidi="zh_TW"/>
+        </w:rPr>
+        <w:t>人們被迫離家尋找糧食。</w:t>
+      </w:r>
+    </w:p>
+    <w:p>
+      <w:pPr>
+        <w:pStyle w:val="ListBullet"/>
+        <w:spacing w:line="240" w:lineRule="auto"/>
+        <w:ind w:left="720"/>
+      </w:pPr>
+      <w:r>
+        <w:rPr>
+          <w:lang w:val="zh_TW" w:bidi="zh_TW"/>
+        </w:rPr>
+      </w:r>
+      <w:r>
+        <w:rPr>
+          <w:lang w:val="zh_TW" w:bidi="zh_TW"/>
+        </w:rPr>
+        <w:t>在最嚴重的情況下，人甚至會為了生存而吃人肉。</w:t>
+      </w:r>
+    </w:p>
+    <w:p>
+      <w:pPr/>
+      <w:r>
+        <w:rPr>
+          <w:lang w:val="zh_TW" w:bidi="zh_TW"/>
+        </w:rPr>
+      </w:r>
+      <w:r>
+        <w:rPr>
+          <w:lang w:val="zh_TW" w:bidi="zh_TW"/>
+        </w:rPr>
+        <w:t>有時，人們會將饑荒視為神對以色列人的審判（</w:t>
+      </w:r>
+      <w:hyperlink r:id="rId167">
+        <w:r>
+          <w:rPr>
+            <w:lang w:val="zh_TW" w:bidi="zh_TW"/>
+          </w:rPr>
+          <w:rPr>
+            <w:color w:val="0000EE"/>
+            <w:u w:val="single"/>
+          </w:rPr>
+          <w:t>利26:14–20</w:t>
+        </w:r>
+      </w:hyperlink>
+      <w:r>
+        <w:rPr>
+          <w:lang w:val="zh_TW" w:bidi="zh_TW"/>
+        </w:rPr>
+        <w:t>；</w:t>
+      </w:r>
+      <w:hyperlink r:id="rId168">
+        <w:r>
+          <w:rPr>
+            <w:lang w:val="zh_TW" w:bidi="zh_TW"/>
+          </w:rPr>
+          <w:rPr>
+            <w:color w:val="0000EE"/>
+            <w:u w:val="single"/>
+          </w:rPr>
+          <w:t>申11:16–17，</w:t>
+        </w:r>
+      </w:hyperlink>
+      <w:hyperlink r:id="rId169">
+        <w:r>
+          <w:rPr>
+            <w:lang w:val="zh_TW" w:bidi="zh_TW"/>
+          </w:rPr>
+          <w:rPr>
+            <w:color w:val="0000EE"/>
+            <w:u w:val="single"/>
+          </w:rPr>
+          <w:t>28:33</w:t>
+        </w:r>
+      </w:hyperlink>
+      <w:r>
+        <w:rPr>
+          <w:lang w:val="zh_TW" w:bidi="zh_TW"/>
+        </w:rPr>
+        <w:t>；</w:t>
+      </w:r>
+      <w:hyperlink r:id="rId170">
+        <w:r>
+          <w:rPr>
+            <w:lang w:val="zh_TW" w:bidi="zh_TW"/>
+          </w:rPr>
+          <w:rPr>
+            <w:color w:val="0000EE"/>
+            <w:u w:val="single"/>
+          </w:rPr>
+          <w:t>耶29:17–18</w:t>
+        </w:r>
+      </w:hyperlink>
+      <w:r>
+        <w:rPr>
+          <w:lang w:val="zh_TW" w:bidi="zh_TW"/>
+        </w:rPr>
+        <w:t>）。因此，對神保持忠心是極其重要的（</w:t>
+      </w:r>
+      <w:hyperlink r:id="rId171">
+        <w:r>
+          <w:rPr>
+            <w:lang w:val="zh_TW" w:bidi="zh_TW"/>
+          </w:rPr>
+          <w:rPr>
+            <w:color w:val="0000EE"/>
+            <w:u w:val="single"/>
+          </w:rPr>
+          <w:t>詩33:18–19，</w:t>
+        </w:r>
+      </w:hyperlink>
+      <w:hyperlink r:id="rId172">
+        <w:r>
+          <w:rPr>
+            <w:lang w:val="zh_TW" w:bidi="zh_TW"/>
+          </w:rPr>
+          <w:rPr>
+            <w:color w:val="0000EE"/>
+            <w:u w:val="single"/>
+          </w:rPr>
+          <w:t>37:19</w:t>
+        </w:r>
+      </w:hyperlink>
+      <w:r>
+        <w:rPr>
+          <w:lang w:val="zh_TW" w:bidi="zh_TW"/>
+        </w:rPr>
+        <w:t>）。神對民族的祝福，也包括從饑荒中得保護（</w:t>
+      </w:r>
+      <w:hyperlink r:id="rId173">
+        <w:r>
+          <w:rPr>
+            <w:lang w:val="zh_TW" w:bidi="zh_TW"/>
+          </w:rPr>
+          <w:rPr>
+            <w:color w:val="0000EE"/>
+            <w:u w:val="single"/>
+          </w:rPr>
+          <w:t>結34:29，</w:t>
+        </w:r>
+      </w:hyperlink>
+      <w:hyperlink r:id="rId174">
+        <w:r>
+          <w:rPr>
+            <w:lang w:val="zh_TW" w:bidi="zh_TW"/>
+          </w:rPr>
+          <w:rPr>
+            <w:color w:val="0000EE"/>
+            <w:u w:val="single"/>
+          </w:rPr>
+          <w:t>36:29–30</w:t>
+        </w:r>
+      </w:hyperlink>
+      <w:r>
+        <w:rPr>
+          <w:lang w:val="zh_TW" w:bidi="zh_TW"/>
+        </w:rPr>
+        <w:t>）。</w:t>
+      </w:r>
+    </w:p>
+    <w:p>
+      <w:pPr/>
+      <w:r>
+        <w:rPr>
+          <w:lang w:val="zh_TW" w:bidi="zh_TW"/>
+        </w:rPr>
+      </w:r>
+      <w:r>
+        <w:rPr>
+          <w:lang w:val="zh_TW" w:bidi="zh_TW"/>
+        </w:rPr>
+        <w:t>耶穌在曠野受試探的時候，也經歷了一場類似以色列人所面對的饑荒。祂選擇不為自己將石頭變為食物（</w:t>
+      </w:r>
+      <w:hyperlink r:id="rId175">
+        <w:r>
+          <w:rPr>
+            <w:lang w:val="zh_TW" w:bidi="zh_TW"/>
+          </w:rPr>
+          <w:rPr>
+            <w:color w:val="0000EE"/>
+            <w:u w:val="single"/>
+          </w:rPr>
+          <w:t>太4:1–4</w:t>
+        </w:r>
+      </w:hyperlink>
+      <w:r>
+        <w:rPr>
+          <w:lang w:val="zh_TW" w:bidi="zh_TW"/>
+        </w:rPr>
+        <w:t>；另見</w:t>
+      </w:r>
+      <w:hyperlink r:id="rId176">
+        <w:r>
+          <w:rPr>
+            <w:lang w:val="zh_TW" w:bidi="zh_TW"/>
+          </w:rPr>
+          <w:rPr>
+            <w:color w:val="0000EE"/>
+            <w:u w:val="single"/>
+          </w:rPr>
+          <w:t>申8:3</w:t>
+        </w:r>
+      </w:hyperlink>
+      <w:r>
+        <w:rPr>
+          <w:lang w:val="zh_TW" w:bidi="zh_TW"/>
+        </w:rPr>
+        <w:t>）。祂勝過魔鬼的試探，顯示出人在缺乏食物和飢餓時，可以學習謙卑與信靠神的供應。耶穌曾餵飽五千人，表明祂是「生命的糧」，是神「天上來的真糧」（</w:t>
+      </w:r>
+      <w:hyperlink r:id="rId177">
+        <w:r>
+          <w:rPr>
+            <w:lang w:val="zh_TW" w:bidi="zh_TW"/>
+          </w:rPr>
+          <w:rPr>
+            <w:color w:val="0000EE"/>
+            <w:u w:val="single"/>
+          </w:rPr>
+          <w:t>約6:32–35</w:t>
+        </w:r>
+      </w:hyperlink>
+      <w:r>
+        <w:rPr>
+          <w:lang w:val="zh_TW" w:bidi="zh_TW"/>
+        </w:rPr>
+        <w:t>）。</w:t>
+      </w:r>
+    </w:p>
+    <w:p>
+      <w:pPr/>
+      <w:r>
+        <w:rPr>
+          <w:lang w:val="zh_TW" w:bidi="zh_TW"/>
+        </w:rPr>
+      </w:r>
+      <w:r>
+        <w:rPr>
+          <w:lang w:val="zh_TW" w:bidi="zh_TW"/>
+        </w:rPr>
+        <w:t>然而，那些群眾跟隨祂，更多是為了得吃的，而非真正認識祂是誰（</w:t>
+      </w:r>
+      <w:hyperlink r:id="rId178">
+        <w:r>
+          <w:rPr>
+            <w:lang w:val="zh_TW" w:bidi="zh_TW"/>
+          </w:rPr>
+          <w:rPr>
+            <w:color w:val="0000EE"/>
+            <w:u w:val="single"/>
+          </w:rPr>
+          <w:t>約6:26–27</w:t>
+        </w:r>
+      </w:hyperlink>
+      <w:r>
+        <w:rPr>
+          <w:lang w:val="zh_TW" w:bidi="zh_TW"/>
+        </w:rPr>
+        <w:t>）。耶穌並不否認肉體的需要，但祂更強調人靈裡的飢渴（</w:t>
+      </w:r>
+      <w:hyperlink r:id="rId179">
+        <w:r>
+          <w:rPr>
+            <w:lang w:val="zh_TW" w:bidi="zh_TW"/>
+          </w:rPr>
+          <w:rPr>
+            <w:color w:val="0000EE"/>
+            <w:u w:val="single"/>
+          </w:rPr>
+          <w:t>路6:21</w:t>
+        </w:r>
+      </w:hyperlink>
+      <w:r>
+        <w:rPr>
+          <w:lang w:val="zh_TW" w:bidi="zh_TW"/>
+        </w:rPr>
+        <w:t>；</w:t>
+      </w:r>
+      <w:hyperlink r:id="rId180">
+        <w:r>
+          <w:rPr>
+            <w:lang w:val="zh_TW" w:bidi="zh_TW"/>
+          </w:rPr>
+          <w:rPr>
+            <w:color w:val="0000EE"/>
+            <w:u w:val="single"/>
+          </w:rPr>
+          <w:t>約4:34</w:t>
+        </w:r>
+      </w:hyperlink>
+      <w:r>
+        <w:rPr>
+          <w:lang w:val="zh_TW" w:bidi="zh_TW"/>
+        </w:rPr>
+        <w:t>）。吃飯既是團契的場景，也是團契的象徵（</w:t>
+      </w:r>
+      <w:hyperlink r:id="rId181">
+        <w:r>
+          <w:rPr>
+            <w:lang w:val="zh_TW" w:bidi="zh_TW"/>
+          </w:rPr>
+          <w:rPr>
+            <w:color w:val="0000EE"/>
+            <w:u w:val="single"/>
+          </w:rPr>
+          <w:t>創43:34</w:t>
+        </w:r>
+      </w:hyperlink>
+      <w:r>
+        <w:rPr>
+          <w:lang w:val="zh_TW" w:bidi="zh_TW"/>
+        </w:rPr>
+        <w:t>；</w:t>
+      </w:r>
+      <w:hyperlink r:id="rId182">
+        <w:r>
+          <w:rPr>
+            <w:lang w:val="zh_TW" w:bidi="zh_TW"/>
+          </w:rPr>
+          <w:rPr>
+            <w:color w:val="0000EE"/>
+            <w:u w:val="single"/>
+          </w:rPr>
+          <w:t>路22:15–16</w:t>
+        </w:r>
+      </w:hyperlink>
+      <w:r>
+        <w:rPr>
+          <w:lang w:val="zh_TW" w:bidi="zh_TW"/>
+        </w:rPr>
+        <w:t>；</w:t>
+      </w:r>
+      <w:hyperlink r:id="rId183">
+        <w:r>
+          <w:rPr>
+            <w:lang w:val="zh_TW" w:bidi="zh_TW"/>
+          </w:rPr>
+          <w:rPr>
+            <w:color w:val="0000EE"/>
+            <w:u w:val="single"/>
+          </w:rPr>
+          <w:t>啟19:9</w:t>
+        </w:r>
+      </w:hyperlink>
+      <w:r>
+        <w:rPr>
+          <w:lang w:val="zh_TW" w:bidi="zh_TW"/>
+        </w:rPr>
+        <w:t>）。在天上，再也不會有飢餓（</w:t>
+      </w:r>
+      <w:hyperlink r:id="rId184">
+        <w:r>
+          <w:rPr>
+            <w:lang w:val="zh_TW" w:bidi="zh_TW"/>
+          </w:rPr>
+          <w:rPr>
+            <w:color w:val="0000EE"/>
+            <w:u w:val="single"/>
+          </w:rPr>
+          <w:t>啟7:16</w:t>
+        </w:r>
+      </w:hyperlink>
+      <w:r>
+        <w:rPr>
+          <w:lang w:val="zh_TW" w:bidi="zh_TW"/>
+        </w:rPr>
+        <w:t>）。</w:t>
+      </w:r>
+    </w:p>
+    <w:p>
+      <w:pPr/>
+      <w:r>
+        <w:rPr>
+          <w:lang w:val="zh_TW" w:bidi="zh_TW"/>
+        </w:rPr>
+      </w:r>
+      <w:r>
+        <w:rPr>
+          <w:u w:val="single"/>
+          <w:lang w:val="zh_TW" w:bidi="zh_TW"/>
+        </w:rPr>
+        <w:t>進深研究的經文段落</w:t>
+      </w:r>
+    </w:p>
+    <w:p>
+      <w:pPr/>
+      <w:r>
+        <w:rPr>
+          <w:lang w:val="zh_TW" w:bidi="zh_TW"/>
+        </w:rPr>
+      </w:r>
+      <w:hyperlink r:id="rId144">
+        <w:r>
+          <w:rPr>
+            <w:lang w:val="zh_TW" w:bidi="zh_TW"/>
+          </w:rPr>
+          <w:rPr>
+            <w:color w:val="0000EE"/>
+            <w:u w:val="single"/>
+          </w:rPr>
+          <w:t>創12:10</w:t>
+        </w:r>
+      </w:hyperlink>
+      <w:r>
+        <w:rPr>
+          <w:lang w:val="zh_TW" w:bidi="zh_TW"/>
+        </w:rPr>
+        <w:t>，</w:t>
+      </w:r>
+      <w:hyperlink r:id="rId145">
+        <w:r>
+          <w:rPr>
+            <w:lang w:val="zh_TW" w:bidi="zh_TW"/>
+          </w:rPr>
+          <w:rPr>
+            <w:color w:val="0000EE"/>
+            <w:u w:val="single"/>
+          </w:rPr>
+          <w:t>26:1</w:t>
+        </w:r>
+      </w:hyperlink>
+      <w:r>
+        <w:rPr>
+          <w:lang w:val="zh_TW" w:bidi="zh_TW"/>
+        </w:rPr>
+        <w:t>，</w:t>
+      </w:r>
+      <w:hyperlink r:id="rId157">
+        <w:r>
+          <w:rPr>
+            <w:lang w:val="zh_TW" w:bidi="zh_TW"/>
+          </w:rPr>
+          <w:rPr>
+            <w:color w:val="0000EE"/>
+            <w:u w:val="single"/>
+          </w:rPr>
+          <w:t>41:33–36</w:t>
+        </w:r>
+      </w:hyperlink>
+      <w:r>
+        <w:rPr>
+          <w:lang w:val="zh_TW" w:bidi="zh_TW"/>
+        </w:rPr>
+        <w:t>、</w:t>
+      </w:r>
+      <w:hyperlink r:id="rId185">
+        <w:r>
+          <w:rPr>
+            <w:lang w:val="zh_TW" w:bidi="zh_TW"/>
+          </w:rPr>
+          <w:rPr>
+            <w:color w:val="0000EE"/>
+            <w:u w:val="single"/>
+          </w:rPr>
+          <w:t>56–57</w:t>
+        </w:r>
+      </w:hyperlink>
+      <w:r>
+        <w:rPr>
+          <w:lang w:val="zh_TW" w:bidi="zh_TW"/>
+        </w:rPr>
+        <w:t>，</w:t>
+      </w:r>
+      <w:hyperlink r:id="rId186">
+        <w:r>
+          <w:rPr>
+            <w:lang w:val="zh_TW" w:bidi="zh_TW"/>
+          </w:rPr>
+          <w:rPr>
+            <w:color w:val="0000EE"/>
+            <w:u w:val="single"/>
+          </w:rPr>
+          <w:t>45:6–7</w:t>
+        </w:r>
+      </w:hyperlink>
+      <w:r>
+        <w:rPr>
+          <w:lang w:val="zh_TW" w:bidi="zh_TW"/>
+        </w:rPr>
+        <w:t>；</w:t>
+      </w:r>
+      <w:hyperlink r:id="rId187">
+        <w:r>
+          <w:rPr>
+            <w:lang w:val="zh_TW" w:bidi="zh_TW"/>
+          </w:rPr>
+          <w:rPr>
+            <w:color w:val="0000EE"/>
+            <w:u w:val="single"/>
+          </w:rPr>
+          <w:t>利26:19–20</w:t>
+        </w:r>
+      </w:hyperlink>
+      <w:r>
+        <w:rPr>
+          <w:lang w:val="zh_TW" w:bidi="zh_TW"/>
+        </w:rPr>
+        <w:t>；</w:t>
+      </w:r>
+      <w:hyperlink r:id="rId176">
+        <w:r>
+          <w:rPr>
+            <w:lang w:val="zh_TW" w:bidi="zh_TW"/>
+          </w:rPr>
+          <w:rPr>
+            <w:color w:val="0000EE"/>
+            <w:u w:val="single"/>
+          </w:rPr>
+          <w:t>申8:3</w:t>
+        </w:r>
+      </w:hyperlink>
+      <w:r>
+        <w:rPr>
+          <w:lang w:val="zh_TW" w:bidi="zh_TW"/>
+        </w:rPr>
+        <w:t>，</w:t>
+      </w:r>
+      <w:hyperlink r:id="rId168">
+        <w:r>
+          <w:rPr>
+            <w:lang w:val="zh_TW" w:bidi="zh_TW"/>
+          </w:rPr>
+          <w:rPr>
+            <w:color w:val="0000EE"/>
+            <w:u w:val="single"/>
+          </w:rPr>
+          <w:t>11:16–17</w:t>
+        </w:r>
+      </w:hyperlink>
+      <w:r>
+        <w:rPr>
+          <w:lang w:val="zh_TW" w:bidi="zh_TW"/>
+        </w:rPr>
+        <w:t>；</w:t>
+      </w:r>
+      <w:hyperlink r:id="rId149">
+        <w:r>
+          <w:rPr>
+            <w:lang w:val="zh_TW" w:bidi="zh_TW"/>
+          </w:rPr>
+          <w:rPr>
+            <w:color w:val="0000EE"/>
+            <w:u w:val="single"/>
+          </w:rPr>
+          <w:t>得1:1</w:t>
+        </w:r>
+      </w:hyperlink>
+      <w:r>
+        <w:rPr>
+          <w:lang w:val="zh_TW" w:bidi="zh_TW"/>
+        </w:rPr>
+        <w:t>；</w:t>
+      </w:r>
+      <w:hyperlink r:id="rId150">
+        <w:r>
+          <w:rPr>
+            <w:lang w:val="zh_TW" w:bidi="zh_TW"/>
+          </w:rPr>
+          <w:rPr>
+            <w:color w:val="0000EE"/>
+            <w:u w:val="single"/>
+          </w:rPr>
+          <w:t>撒下21:1</w:t>
+        </w:r>
+      </w:hyperlink>
+      <w:r>
+        <w:rPr>
+          <w:lang w:val="zh_TW" w:bidi="zh_TW"/>
+        </w:rPr>
+        <w:t>；</w:t>
+      </w:r>
+      <w:hyperlink r:id="rId151">
+        <w:r>
+          <w:rPr>
+            <w:lang w:val="zh_TW" w:bidi="zh_TW"/>
+          </w:rPr>
+          <w:rPr>
+            <w:color w:val="0000EE"/>
+            <w:u w:val="single"/>
+          </w:rPr>
+          <w:t>王上18:1–2</w:t>
+        </w:r>
+      </w:hyperlink>
+      <w:r>
+        <w:rPr>
+          <w:lang w:val="zh_TW" w:bidi="zh_TW"/>
+        </w:rPr>
+        <w:t>；</w:t>
+      </w:r>
+      <w:hyperlink r:id="rId188">
+        <w:r>
+          <w:rPr>
+            <w:lang w:val="zh_TW" w:bidi="zh_TW"/>
+          </w:rPr>
+          <w:rPr>
+            <w:color w:val="0000EE"/>
+            <w:u w:val="single"/>
+          </w:rPr>
+          <w:t>王下8:1–2</w:t>
+        </w:r>
+      </w:hyperlink>
+      <w:r>
+        <w:rPr>
+          <w:lang w:val="zh_TW" w:bidi="zh_TW"/>
+        </w:rPr>
+        <w:t>；</w:t>
+      </w:r>
+      <w:hyperlink r:id="rId189">
+        <w:r>
+          <w:rPr>
+            <w:lang w:val="zh_TW" w:bidi="zh_TW"/>
+          </w:rPr>
+          <w:rPr>
+            <w:color w:val="0000EE"/>
+            <w:u w:val="single"/>
+          </w:rPr>
+          <w:t>耶14:11–16</w:t>
+        </w:r>
+      </w:hyperlink>
+      <w:r>
+        <w:rPr>
+          <w:lang w:val="zh_TW" w:bidi="zh_TW"/>
+        </w:rPr>
+        <w:t>；</w:t>
+      </w:r>
+      <w:hyperlink r:id="rId190">
+        <w:r>
+          <w:rPr>
+            <w:lang w:val="zh_TW" w:bidi="zh_TW"/>
+          </w:rPr>
+          <w:rPr>
+            <w:color w:val="0000EE"/>
+            <w:u w:val="single"/>
+          </w:rPr>
+          <w:t>結34:29–31</w:t>
+        </w:r>
+      </w:hyperlink>
+      <w:r>
+        <w:rPr>
+          <w:lang w:val="zh_TW" w:bidi="zh_TW"/>
+        </w:rPr>
+        <w:t>，</w:t>
+      </w:r>
+      <w:hyperlink r:id="rId191">
+        <w:r>
+          <w:rPr>
+            <w:lang w:val="zh_TW" w:bidi="zh_TW"/>
+          </w:rPr>
+          <w:rPr>
+            <w:color w:val="0000EE"/>
+            <w:u w:val="single"/>
+          </w:rPr>
+          <w:t>36:28–32</w:t>
+        </w:r>
+      </w:hyperlink>
+      <w:r>
+        <w:rPr>
+          <w:lang w:val="zh_TW" w:bidi="zh_TW"/>
+        </w:rPr>
+        <w:t>；</w:t>
+      </w:r>
+      <w:hyperlink r:id="rId192">
+        <w:r>
+          <w:rPr>
+            <w:lang w:val="zh_TW" w:bidi="zh_TW"/>
+          </w:rPr>
+          <w:rPr>
+            <w:color w:val="0000EE"/>
+            <w:u w:val="single"/>
+          </w:rPr>
+          <w:t>珥1:1–20</w:t>
+        </w:r>
+      </w:hyperlink>
+      <w:r>
+        <w:rPr>
+          <w:lang w:val="zh_TW" w:bidi="zh_TW"/>
+        </w:rPr>
+        <w:t>；</w:t>
+      </w:r>
+      <w:hyperlink r:id="rId193">
+        <w:r>
+          <w:rPr>
+            <w:lang w:val="zh_TW" w:bidi="zh_TW"/>
+          </w:rPr>
+          <w:rPr>
+            <w:color w:val="0000EE"/>
+            <w:u w:val="single"/>
+          </w:rPr>
+          <w:t>摩8:11–14</w:t>
+        </w:r>
+      </w:hyperlink>
+      <w:r>
+        <w:rPr>
+          <w:lang w:val="zh_TW" w:bidi="zh_TW"/>
+        </w:rPr>
+        <w:t>；</w:t>
+      </w:r>
+      <w:hyperlink r:id="rId152">
+        <w:r>
+          <w:rPr>
+            <w:lang w:val="zh_TW" w:bidi="zh_TW"/>
+          </w:rPr>
+          <w:rPr>
+            <w:color w:val="0000EE"/>
+            <w:u w:val="single"/>
+          </w:rPr>
+          <w:t>該1:1–11</w:t>
+        </w:r>
+      </w:hyperlink>
+      <w:r>
+        <w:rPr>
+          <w:lang w:val="zh_TW" w:bidi="zh_TW"/>
+        </w:rPr>
+        <w:t>；</w:t>
+      </w:r>
+      <w:hyperlink r:id="rId179">
+        <w:r>
+          <w:rPr>
+            <w:lang w:val="zh_TW" w:bidi="zh_TW"/>
+          </w:rPr>
+          <w:rPr>
+            <w:color w:val="0000EE"/>
+            <w:u w:val="single"/>
+          </w:rPr>
+          <w:t>路6:21</w:t>
+        </w:r>
+      </w:hyperlink>
+      <w:r>
+        <w:rPr>
+          <w:lang w:val="zh_TW" w:bidi="zh_TW"/>
+        </w:rPr>
+        <w:t>；</w:t>
+      </w:r>
+      <w:hyperlink r:id="rId177">
+        <w:r>
+          <w:rPr>
+            <w:lang w:val="zh_TW" w:bidi="zh_TW"/>
+          </w:rPr>
+          <w:rPr>
+            <w:color w:val="0000EE"/>
+            <w:u w:val="single"/>
+          </w:rPr>
+          <w:t>約6:32–35</w:t>
+        </w:r>
+      </w:hyperlink>
+      <w:r>
+        <w:rPr>
+          <w:lang w:val="zh_TW" w:bidi="zh_TW"/>
+        </w:rPr>
+        <w:t>；</w:t>
+      </w:r>
+      <w:hyperlink r:id="rId194">
+        <w:r>
+          <w:rPr>
+            <w:lang w:val="zh_TW" w:bidi="zh_TW"/>
+          </w:rPr>
+          <w:rPr>
+            <w:color w:val="0000EE"/>
+            <w:u w:val="single"/>
+          </w:rPr>
+          <w:t>徒11:28–30</w:t>
+        </w:r>
+      </w:hyperlink>
+      <w:r>
+        <w:rPr>
+          <w:lang w:val="zh_TW" w:bidi="zh_TW"/>
+        </w:rPr>
+        <w:t>；</w:t>
+      </w:r>
+      <w:hyperlink r:id="rId184">
+        <w:r>
+          <w:rPr>
+            <w:lang w:val="zh_TW" w:bidi="zh_TW"/>
+          </w:rPr>
+          <w:rPr>
+            <w:color w:val="0000EE"/>
+            <w:u w:val="single"/>
+          </w:rPr>
+          <w:t>啟7:16</w:t>
+        </w:r>
+      </w:hyperlink>
+      <w:r>
+        <w:rPr>
+          <w:lang w:val="zh_TW" w:bidi="zh_TW"/>
+        </w:rPr>
+      </w:r>
+      <w:r>
+        <w:rPr>
+          <w:lang w:val="zh_TW" w:bidi="zh_TW"/>
+        </w:rPr>
+      </w:r>
+    </w:p>
+    <w:p>
+      <w:pPr/>
+      <w:r>
+        <w:rPr>
+          <w:lang w:val="zh_TW" w:bidi="zh_TW"/>
+        </w:rPr>
+      </w:r>
+    </w:p>
+    <w:p>
+      <w:pPr>
+        <w:pStyle w:val="Heading2"/>
+      </w:pPr>
+      <w:r>
+        <w:rPr>
+          <w:lang w:val="zh_TW" w:bidi="zh_TW"/>
+        </w:rPr>
+        <w:t>記念神</w:t>
+      </w:r>
+      <w:r>
+        <w:rPr>
+          <w:lang w:val="zh_TW" w:bidi="zh_TW"/>
+        </w:rPr>
+      </w:r>
+    </w:p>
+    <w:p>
+      <w:pPr/>
+      <w:r>
+        <w:rPr>
+          <w:lang w:val="zh_TW" w:bidi="zh_TW"/>
+        </w:rPr>
+      </w:r>
+      <w:r>
+        <w:rPr>
+          <w:lang w:val="zh_TW" w:bidi="zh_TW"/>
+        </w:rPr>
+        <w:t>神拯救以色列人脫離埃及的奴役，並使他們成為衪的子民。然而，神也知道他們將來會忘記祂（</w:t>
+      </w:r>
+      <w:hyperlink r:id="rId195">
+        <w:r>
+          <w:rPr>
+            <w:lang w:val="zh_TW" w:bidi="zh_TW"/>
+          </w:rPr>
+          <w:rPr>
+            <w:color w:val="0000EE"/>
+            <w:u w:val="single"/>
+          </w:rPr>
+          <w:t>申31:16–21</w:t>
+        </w:r>
+      </w:hyperlink>
+      <w:r>
+        <w:rPr>
+          <w:lang w:val="zh_TW" w:bidi="zh_TW"/>
+        </w:rPr>
+        <w:t>）。摩西曾警告那些即將進入應許之地的百姓，要常常記得耶和華為他們所行的一切事（</w:t>
+      </w:r>
+      <w:hyperlink r:id="rId196">
+        <w:r>
+          <w:rPr>
+            <w:lang w:val="zh_TW" w:bidi="zh_TW"/>
+          </w:rPr>
+          <w:rPr>
+            <w:color w:val="0000EE"/>
+            <w:u w:val="single"/>
+          </w:rPr>
+          <w:t>申8:1–20</w:t>
+        </w:r>
+      </w:hyperlink>
+      <w:r>
+        <w:rPr>
+          <w:lang w:val="zh_TW" w:bidi="zh_TW"/>
+        </w:rPr>
+        <w:t>）。但以色列人最終仍忘記了神，結果被擄到外邦，失去了神所賜給他們的土地（見</w:t>
+      </w:r>
+      <w:hyperlink r:id="rId197">
+        <w:r>
+          <w:rPr>
+            <w:lang w:val="zh_TW" w:bidi="zh_TW"/>
+          </w:rPr>
+          <w:rPr>
+            <w:color w:val="0000EE"/>
+            <w:u w:val="single"/>
+          </w:rPr>
+          <w:t>王下17:5–23</w:t>
+        </w:r>
+      </w:hyperlink>
+      <w:r>
+        <w:rPr>
+          <w:lang w:val="zh_TW" w:bidi="zh_TW"/>
+        </w:rPr>
+        <w:t>；另見</w:t>
+      </w:r>
+      <w:hyperlink r:id="rId198">
+        <w:r>
+          <w:rPr>
+            <w:lang w:val="zh_TW" w:bidi="zh_TW"/>
+          </w:rPr>
+          <w:rPr>
+            <w:color w:val="0000EE"/>
+            <w:u w:val="single"/>
+          </w:rPr>
+          <w:t>耶2:32</w:t>
+        </w:r>
+      </w:hyperlink>
+      <w:r>
+        <w:rPr>
+          <w:lang w:val="zh_TW" w:bidi="zh_TW"/>
+        </w:rPr>
+        <w:t>）。</w:t>
+      </w:r>
+    </w:p>
+    <w:p>
+      <w:pPr/>
+      <w:r>
+        <w:rPr>
+          <w:lang w:val="zh_TW" w:bidi="zh_TW"/>
+        </w:rPr>
+      </w:r>
+      <w:r>
+        <w:rPr>
+          <w:lang w:val="zh_TW" w:bidi="zh_TW"/>
+        </w:rPr>
+        <w:t>傳道書中的傳道者，強調記念主的重要性。傳道者在書中不斷反思，人生中許多事物都是短暫、虛空的。他最後呼籲讀者要記念那位永恆的神（</w:t>
+      </w:r>
+      <w:hyperlink r:id="rId199">
+        <w:r>
+          <w:rPr>
+            <w:lang w:val="zh_TW" w:bidi="zh_TW"/>
+          </w:rPr>
+          <w:rPr>
+            <w:color w:val="0000EE"/>
+            <w:u w:val="single"/>
+          </w:rPr>
+          <w:t>傳12:1–7</w:t>
+        </w:r>
+      </w:hyperlink>
+      <w:r>
+        <w:rPr>
+          <w:lang w:val="zh_TW" w:bidi="zh_TW"/>
+        </w:rPr>
+        <w:t>）。青春不會長存，衰老與死亡是所有人都必經的過程。</w:t>
+      </w:r>
+    </w:p>
+    <w:p>
+      <w:pPr/>
+      <w:r>
+        <w:rPr>
+          <w:lang w:val="zh_TW" w:bidi="zh_TW"/>
+        </w:rPr>
+      </w:r>
+      <w:r>
+        <w:rPr>
+          <w:lang w:val="zh_TW" w:bidi="zh_TW"/>
+        </w:rPr>
+        <w:t>因此，傳道者勸勉人要在年少之時，就專心歸向神，免得為時已晚。因為世人所行的每一件事，都必須向神交帳（</w:t>
+      </w:r>
+      <w:hyperlink r:id="rId200">
+        <w:r>
+          <w:rPr>
+            <w:lang w:val="zh_TW" w:bidi="zh_TW"/>
+          </w:rPr>
+          <w:rPr>
+            <w:color w:val="0000EE"/>
+            <w:u w:val="single"/>
+          </w:rPr>
+          <w:t>傳12:13–14</w:t>
+        </w:r>
+      </w:hyperlink>
+      <w:r>
+        <w:rPr>
+          <w:lang w:val="zh_TW" w:bidi="zh_TW"/>
+        </w:rPr>
+        <w:t>）。我們今生的生活，應當以神未來的審判為指引。</w:t>
+      </w:r>
+    </w:p>
+    <w:p>
+      <w:pPr/>
+      <w:r>
+        <w:rPr>
+          <w:lang w:val="zh_TW" w:bidi="zh_TW"/>
+        </w:rPr>
+      </w:r>
+      <w:r>
+        <w:rPr>
+          <w:u w:val="single"/>
+          <w:lang w:val="zh_TW" w:bidi="zh_TW"/>
+        </w:rPr>
+        <w:t>進深研究的經文段落</w:t>
+      </w:r>
+    </w:p>
+    <w:p>
+      <w:pPr/>
+      <w:r>
+        <w:rPr>
+          <w:lang w:val="zh_TW" w:bidi="zh_TW"/>
+        </w:rPr>
+      </w:r>
+      <w:hyperlink r:id="rId196">
+        <w:r>
+          <w:rPr>
+            <w:lang w:val="zh_TW" w:bidi="zh_TW"/>
+          </w:rPr>
+          <w:rPr>
+            <w:color w:val="0000EE"/>
+            <w:u w:val="single"/>
+          </w:rPr>
+          <w:t>申8:1–20</w:t>
+        </w:r>
+      </w:hyperlink>
+      <w:r>
+        <w:rPr>
+          <w:lang w:val="zh_TW" w:bidi="zh_TW"/>
+        </w:rPr>
+        <w:t>；</w:t>
+      </w:r>
+      <w:hyperlink r:id="rId199">
+        <w:r>
+          <w:rPr>
+            <w:lang w:val="zh_TW" w:bidi="zh_TW"/>
+          </w:rPr>
+          <w:rPr>
+            <w:color w:val="0000EE"/>
+            <w:u w:val="single"/>
+          </w:rPr>
+          <w:t>傳12:1–7</w:t>
+        </w:r>
+      </w:hyperlink>
+      <w:r>
+        <w:rPr>
+          <w:lang w:val="zh_TW" w:bidi="zh_TW"/>
+        </w:rPr>
+        <w:t>、</w:t>
+      </w:r>
+      <w:hyperlink r:id="rId200">
+        <w:r>
+          <w:rPr>
+            <w:lang w:val="zh_TW" w:bidi="zh_TW"/>
+          </w:rPr>
+          <w:rPr>
+            <w:color w:val="0000EE"/>
+            <w:u w:val="single"/>
+          </w:rPr>
+          <w:t>13–14</w:t>
+        </w:r>
+      </w:hyperlink>
+      <w:r>
+        <w:rPr>
+          <w:lang w:val="zh_TW" w:bidi="zh_TW"/>
+        </w:rPr>
+        <w:t>；</w:t>
+      </w:r>
+      <w:hyperlink r:id="rId201">
+        <w:r>
+          <w:rPr>
+            <w:lang w:val="zh_TW" w:bidi="zh_TW"/>
+          </w:rPr>
+          <w:rPr>
+            <w:color w:val="0000EE"/>
+            <w:u w:val="single"/>
+          </w:rPr>
+          <w:t>林前3:12–14</w:t>
+        </w:r>
+      </w:hyperlink>
+      <w:r>
+        <w:rPr>
+          <w:lang w:val="zh_TW" w:bidi="zh_TW"/>
+        </w:rPr>
+      </w:r>
+      <w:r>
+        <w:rPr>
+          <w:lang w:val="zh_TW" w:bidi="zh_TW"/>
+        </w:rPr>
+      </w:r>
+    </w:p>
+    <w:p>
+      <w:pPr/>
+      <w:r>
+        <w:rPr>
+          <w:lang w:val="zh_TW" w:bidi="zh_TW"/>
+        </w:rPr>
+      </w:r>
+    </w:p>
+    <w:p>
+      <w:pPr>
+        <w:pStyle w:val="Heading2"/>
+      </w:pPr>
+      <w:r>
+        <w:rPr>
+          <w:lang w:val="zh_TW" w:bidi="zh_TW"/>
+        </w:rPr>
+        <w:t>祭司的祝福</w:t>
+      </w:r>
+      <w:r>
+        <w:rPr>
+          <w:lang w:val="zh_TW" w:bidi="zh_TW"/>
+        </w:rPr>
+      </w:r>
+    </w:p>
+    <w:p>
+      <w:pPr/>
+      <w:r>
+        <w:rPr>
+          <w:lang w:val="zh_TW" w:bidi="zh_TW"/>
+        </w:rPr>
+      </w:r>
+      <w:r>
+        <w:rPr>
+          <w:lang w:val="zh_TW" w:bidi="zh_TW"/>
+        </w:rPr>
+        <w:t>祭司的祝福是希伯來聖經中十分著名且受人喜愛的段落（</w:t>
+      </w:r>
+      <w:hyperlink r:id="rId202">
+        <w:r>
+          <w:rPr>
+            <w:lang w:val="zh_TW" w:bidi="zh_TW"/>
+          </w:rPr>
+          <w:rPr>
+            <w:color w:val="0000EE"/>
+            <w:u w:val="single"/>
+          </w:rPr>
+          <w:t>民6:22–27</w:t>
+        </w:r>
+      </w:hyperlink>
+      <w:r>
+        <w:rPr>
+          <w:lang w:val="zh_TW" w:bidi="zh_TW"/>
+        </w:rPr>
+        <w:t>）。幾世紀來，敬拜神的人在這段言簡意賅的字句中得著安慰。這段著名的經文既簡單又獨特。</w:t>
+      </w:r>
+    </w:p>
+    <w:p>
+      <w:pPr/>
+      <w:r>
+        <w:rPr>
+          <w:lang w:val="zh_TW" w:bidi="zh_TW"/>
+        </w:rPr>
+      </w:r>
+      <w:r>
+        <w:rPr>
+          <w:lang w:val="zh_TW" w:bidi="zh_TW"/>
+        </w:rPr>
+        <w:t>祭司的祝福在每個祈求中，藉由重複祂的名字來呼求主施恩惠（「主」的意思是</w:t>
+      </w:r>
+      <w:r>
+        <w:rPr>
+          <w:b/>
+          <w:lang w:val="zh_TW" w:bidi="zh_TW"/>
+        </w:rPr>
+        <w:t>耶和華（雅巍）</w:t>
+      </w:r>
+      <w:r>
+        <w:rPr>
+          <w:lang w:val="zh_TW" w:bidi="zh_TW"/>
+        </w:rPr>
+        <w:t>；見</w:t>
+      </w:r>
+      <w:r>
+        <w:rPr>
+          <w:lang w:val="zh_TW" w:bidi="zh_TW"/>
+        </w:rPr>
+        <w:t>研讀註釋，出3:15</w:t>
+      </w:r>
+      <w:r>
+        <w:rPr>
+          <w:lang w:val="zh_TW" w:bidi="zh_TW"/>
+        </w:rPr>
+        <w:t>）。每個祈求都重複神的名字，提醒祂的子民在生活中，記得祂的看顧和角色。這個祝福強調神與祂的子民之間緊密的聯繫，並幫助他們記住祝福來自何處。</w:t>
+      </w:r>
+    </w:p>
+    <w:p>
+      <w:pPr/>
+      <w:r>
+        <w:rPr>
+          <w:lang w:val="zh_TW" w:bidi="zh_TW"/>
+        </w:rPr>
+      </w:r>
+      <w:r>
+        <w:rPr>
+          <w:lang w:val="zh_TW" w:bidi="zh_TW"/>
+        </w:rPr>
+        <w:t>許多舊約段落談到來自神和人的祝福（例如</w:t>
+      </w:r>
+      <w:hyperlink r:id="rId203">
+        <w:r>
+          <w:rPr>
+            <w:lang w:val="zh_TW" w:bidi="zh_TW"/>
+          </w:rPr>
+          <w:rPr>
+            <w:color w:val="0000EE"/>
+            <w:u w:val="single"/>
+          </w:rPr>
+          <w:t>創12:1–3</w:t>
+        </w:r>
+      </w:hyperlink>
+      <w:r>
+        <w:rPr>
+          <w:lang w:val="zh_TW" w:bidi="zh_TW"/>
+        </w:rPr>
+        <w:t>，</w:t>
+      </w:r>
+      <w:hyperlink r:id="rId204">
+        <w:r>
+          <w:rPr>
+            <w:lang w:val="zh_TW" w:bidi="zh_TW"/>
+          </w:rPr>
+          <w:rPr>
+            <w:color w:val="0000EE"/>
+            <w:u w:val="single"/>
+          </w:rPr>
+          <w:t>27:1–40</w:t>
+        </w:r>
+      </w:hyperlink>
+      <w:r>
+        <w:rPr>
+          <w:lang w:val="zh_TW" w:bidi="zh_TW"/>
+        </w:rPr>
+        <w:t>；</w:t>
+      </w:r>
+      <w:hyperlink r:id="rId205">
+        <w:r>
+          <w:rPr>
+            <w:lang w:val="zh_TW" w:bidi="zh_TW"/>
+          </w:rPr>
+          <w:rPr>
+            <w:color w:val="0000EE"/>
+            <w:u w:val="single"/>
+          </w:rPr>
+          <w:t>申7:12–15</w:t>
+        </w:r>
+      </w:hyperlink>
+      <w:r>
+        <w:rPr>
+          <w:lang w:val="zh_TW" w:bidi="zh_TW"/>
+        </w:rPr>
+        <w:t>，</w:t>
+      </w:r>
+      <w:hyperlink r:id="rId206">
+        <w:r>
+          <w:rPr>
+            <w:lang w:val="zh_TW" w:bidi="zh_TW"/>
+          </w:rPr>
+          <w:rPr>
+            <w:color w:val="0000EE"/>
+            <w:u w:val="single"/>
+          </w:rPr>
+          <w:t>28:1–14</w:t>
+        </w:r>
+      </w:hyperlink>
+      <w:r>
+        <w:rPr>
+          <w:lang w:val="zh_TW" w:bidi="zh_TW"/>
+        </w:rPr>
+        <w:t>）。在他們準備離開西奈山時，以色列人需要神的祝福、祂的幫助和恩惠。現代讀者通常用一般概念來理解祝福，但曠野中的以色列人理解的祝福，是食物、水、健康、孩子、免受敵人侵害以及定居在應許之地。整本民數記中，神供應以色列人的實際需求。</w:t>
+      </w:r>
+    </w:p>
+    <w:p>
+      <w:pPr/>
+      <w:r>
+        <w:rPr>
+          <w:lang w:val="zh_TW" w:bidi="zh_TW"/>
+        </w:rPr>
+      </w:r>
+      <w:r>
+        <w:rPr>
+          <w:lang w:val="zh_TW" w:bidi="zh_TW"/>
+        </w:rPr>
+        <w:t>通過亞倫和他兒子，即祭司的話語，主祝福以色列（</w:t>
+      </w:r>
+      <w:hyperlink r:id="rId207">
+        <w:r>
+          <w:rPr>
+            <w:lang w:val="zh_TW" w:bidi="zh_TW"/>
+          </w:rPr>
+          <w:rPr>
+            <w:color w:val="0000EE"/>
+            <w:u w:val="single"/>
+          </w:rPr>
+          <w:t>民6:22–23</w:t>
+        </w:r>
+      </w:hyperlink>
+      <w:r>
+        <w:rPr>
+          <w:lang w:val="zh_TW" w:bidi="zh_TW"/>
+        </w:rPr>
+        <w:t>）。除了他們在會幕（後來是聖殿）的工作外，祭司在以色列人的生活中扮演關鍵角色。例如祭司協助確保地上的公正（</w:t>
+      </w:r>
+      <w:hyperlink r:id="rId208">
+        <w:r>
+          <w:rPr>
+            <w:lang w:val="zh_TW" w:bidi="zh_TW"/>
+          </w:rPr>
+          <w:rPr>
+            <w:color w:val="0000EE"/>
+            <w:u w:val="single"/>
+          </w:rPr>
+          <w:t>申17:8–12</w:t>
+        </w:r>
+      </w:hyperlink>
+      <w:r>
+        <w:rPr>
+          <w:lang w:val="zh_TW" w:bidi="zh_TW"/>
+        </w:rPr>
+        <w:t>）。他們遵照</w:t>
+      </w:r>
+      <w:hyperlink r:id="rId209">
+        <w:r>
+          <w:rPr>
+            <w:lang w:val="zh_TW" w:bidi="zh_TW"/>
+          </w:rPr>
+          <w:rPr>
+            <w:color w:val="0000EE"/>
+            <w:u w:val="single"/>
+          </w:rPr>
+          <w:t>申命記十七章18至20節</w:t>
+        </w:r>
+      </w:hyperlink>
+      <w:r>
+        <w:rPr>
+          <w:lang w:val="zh_TW" w:bidi="zh_TW"/>
+        </w:rPr>
+        <w:t>中的原則，協助君王履行職責。祭司以利安慰哈拿，並指導年少的撒母耳靈性成長（</w:t>
+      </w:r>
+      <w:hyperlink r:id="rId210">
+        <w:r>
+          <w:rPr>
+            <w:lang w:val="zh_TW" w:bidi="zh_TW"/>
+          </w:rPr>
+          <w:rPr>
+            <w:color w:val="0000EE"/>
+            <w:u w:val="single"/>
+          </w:rPr>
+          <w:t>撒上1:1–3:21</w:t>
+        </w:r>
+      </w:hyperlink>
+      <w:r>
+        <w:rPr>
+          <w:lang w:val="zh_TW" w:bidi="zh_TW"/>
+        </w:rPr>
+        <w:t>）。祭司和利未人積極教導以色列人屬靈的知識（例如見</w:t>
+      </w:r>
+      <w:hyperlink r:id="rId211">
+        <w:r>
+          <w:rPr>
+            <w:lang w:val="zh_TW" w:bidi="zh_TW"/>
+          </w:rPr>
+          <w:rPr>
+            <w:color w:val="0000EE"/>
+            <w:u w:val="single"/>
+          </w:rPr>
+          <w:t>申33:9–10</w:t>
+        </w:r>
+      </w:hyperlink>
+      <w:r>
+        <w:rPr>
+          <w:lang w:val="zh_TW" w:bidi="zh_TW"/>
+        </w:rPr>
+        <w:t>；</w:t>
+      </w:r>
+      <w:hyperlink r:id="rId212">
+        <w:r>
+          <w:rPr>
+            <w:lang w:val="zh_TW" w:bidi="zh_TW"/>
+          </w:rPr>
+          <w:rPr>
+            <w:color w:val="0000EE"/>
+            <w:u w:val="single"/>
+          </w:rPr>
+          <w:t>尼8:9–12</w:t>
+        </w:r>
+      </w:hyperlink>
+      <w:r>
+        <w:rPr>
+          <w:lang w:val="zh_TW" w:bidi="zh_TW"/>
+        </w:rPr>
+        <w:t>；</w:t>
+      </w:r>
+      <w:hyperlink r:id="rId213">
+        <w:r>
+          <w:rPr>
+            <w:lang w:val="zh_TW" w:bidi="zh_TW"/>
+          </w:rPr>
+          <w:rPr>
+            <w:color w:val="0000EE"/>
+            <w:u w:val="single"/>
+          </w:rPr>
+          <w:t>瑪2:5–9</w:t>
+        </w:r>
+      </w:hyperlink>
+      <w:r>
+        <w:rPr>
+          <w:lang w:val="zh_TW" w:bidi="zh_TW"/>
+        </w:rPr>
+        <w:t>）。</w:t>
+      </w:r>
+    </w:p>
+    <w:p>
+      <w:pPr/>
+      <w:r>
+        <w:rPr>
+          <w:lang w:val="zh_TW" w:bidi="zh_TW"/>
+        </w:rPr>
+      </w:r>
+      <w:r>
+        <w:rPr>
+          <w:lang w:val="zh_TW" w:bidi="zh_TW"/>
+        </w:rPr>
+        <w:t>一項重大考古發現，強調這個古老祭司祝福的重要性。1980年，考古學家在耶路撒冷舊城西南方特夫欣嫩的一個岩石墓穴中，發現了兩卷小的銀軸。學者將這些物品（護身符）的年代推定為公元前六百年代末期或五百年代初期。經過漫長而謹慎的過程，他們展開這些脆弱的卷軸，找到來自</w:t>
+      </w:r>
+      <w:hyperlink r:id="rId214">
+        <w:r>
+          <w:rPr>
+            <w:lang w:val="zh_TW" w:bidi="zh_TW"/>
+          </w:rPr>
+          <w:rPr>
+            <w:color w:val="0000EE"/>
+            <w:u w:val="single"/>
+          </w:rPr>
+          <w:t>民數記六章24至26節</w:t>
+        </w:r>
+      </w:hyperlink>
+      <w:r>
+        <w:rPr>
+          <w:lang w:val="zh_TW" w:bidi="zh_TW"/>
+        </w:rPr>
+        <w:t>的祝福，與希伯來聖經的文本非常吻合。</w:t>
+      </w:r>
+    </w:p>
+    <w:p>
+      <w:pPr/>
+      <w:r>
+        <w:rPr>
+          <w:lang w:val="zh_TW" w:bidi="zh_TW"/>
+        </w:rPr>
+      </w:r>
+      <w:r>
+        <w:rPr>
+          <w:lang w:val="zh_TW" w:bidi="zh_TW"/>
+        </w:rPr>
+        <w:t>在古代，人們有時會將這些卷軸作為象徵物（護身符）來佩戴，類似於經文匣或「</w:t>
+      </w:r>
+      <w:r>
+        <w:rPr>
+          <w:lang w:val="zh_TW" w:bidi="zh_TW"/>
+        </w:rPr>
+        <w:t>經文護符匣</w:t>
+      </w:r>
+      <w:r>
+        <w:rPr>
+          <w:lang w:val="zh_TW" w:bidi="zh_TW"/>
+        </w:rPr>
+        <w:t>」、「禱告盒」（見</w:t>
+      </w:r>
+      <w:hyperlink r:id="rId215">
+        <w:r>
+          <w:rPr>
+            <w:lang w:val="zh_TW" w:bidi="zh_TW"/>
+          </w:rPr>
+          <w:rPr>
+            <w:color w:val="0000EE"/>
+            <w:u w:val="single"/>
+          </w:rPr>
+          <w:t>申6:8</w:t>
+        </w:r>
+      </w:hyperlink>
+      <w:r>
+        <w:rPr>
+          <w:lang w:val="zh_TW" w:bidi="zh_TW"/>
+        </w:rPr>
+        <w:t>；</w:t>
+      </w:r>
+      <w:hyperlink r:id="rId216">
+        <w:r>
+          <w:rPr>
+            <w:lang w:val="zh_TW" w:bidi="zh_TW"/>
+          </w:rPr>
+          <w:rPr>
+            <w:color w:val="0000EE"/>
+            <w:u w:val="single"/>
+          </w:rPr>
+          <w:t>太23:5</w:t>
+        </w:r>
+      </w:hyperlink>
+      <w:r>
+        <w:rPr>
+          <w:lang w:val="zh_TW" w:bidi="zh_TW"/>
+        </w:rPr>
+        <w:t>）。這些小卷軸發現於耶路撒冷，是最早期的聖經抄本，包括最早提及耶和華（雅巍），即神在舊約聖經中的名字。這些考古發現顯示出這段簡短經文持久的吸引力。</w:t>
+      </w:r>
+    </w:p>
+    <w:p>
+      <w:pPr/>
+      <w:r>
+        <w:rPr>
+          <w:lang w:val="zh_TW" w:bidi="zh_TW"/>
+        </w:rPr>
+      </w:r>
+      <w:r>
+        <w:rPr>
+          <w:lang w:val="zh_TW" w:bidi="zh_TW"/>
+        </w:rPr>
+        <w:t>許多新約書信以對讀者的祝福作結。這種祝福類似於民數記中祭司的祝福（例如，</w:t>
+      </w:r>
+      <w:hyperlink r:id="rId217">
+        <w:r>
+          <w:rPr>
+            <w:lang w:val="zh_TW" w:bidi="zh_TW"/>
+          </w:rPr>
+          <w:rPr>
+            <w:color w:val="0000EE"/>
+            <w:u w:val="single"/>
+          </w:rPr>
+          <w:t>林後13:14</w:t>
+        </w:r>
+      </w:hyperlink>
+      <w:r>
+        <w:rPr>
+          <w:lang w:val="zh_TW" w:bidi="zh_TW"/>
+        </w:rPr>
+        <w:t>；</w:t>
+      </w:r>
+      <w:hyperlink r:id="rId218">
+        <w:r>
+          <w:rPr>
+            <w:lang w:val="zh_TW" w:bidi="zh_TW"/>
+          </w:rPr>
+          <w:rPr>
+            <w:color w:val="0000EE"/>
+            <w:u w:val="single"/>
+          </w:rPr>
+          <w:t>來13:20–21</w:t>
+        </w:r>
+      </w:hyperlink>
+      <w:r>
+        <w:rPr>
+          <w:lang w:val="zh_TW" w:bidi="zh_TW"/>
+        </w:rPr>
+        <w:t>）。</w:t>
+      </w:r>
+    </w:p>
+    <w:p>
+      <w:pPr/>
+      <w:r>
+        <w:rPr>
+          <w:lang w:val="zh_TW" w:bidi="zh_TW"/>
+        </w:rPr>
+      </w:r>
+      <w:r>
+        <w:rPr>
+          <w:u w:val="single"/>
+          <w:lang w:val="zh_TW" w:bidi="zh_TW"/>
+        </w:rPr>
+        <w:t>進深研究的經文段落</w:t>
+      </w:r>
+    </w:p>
+    <w:p>
+      <w:pPr/>
+      <w:r>
+        <w:rPr>
+          <w:lang w:val="zh_TW" w:bidi="zh_TW"/>
+        </w:rPr>
+      </w:r>
+      <w:hyperlink r:id="rId219">
+        <w:r>
+          <w:rPr>
+            <w:lang w:val="zh_TW" w:bidi="zh_TW"/>
+          </w:rPr>
+          <w:rPr>
+            <w:color w:val="0000EE"/>
+            <w:u w:val="single"/>
+          </w:rPr>
+          <w:t>創1:28</w:t>
+        </w:r>
+      </w:hyperlink>
+      <w:r>
+        <w:rPr>
+          <w:lang w:val="zh_TW" w:bidi="zh_TW"/>
+        </w:rPr>
+        <w:t>，</w:t>
+      </w:r>
+      <w:hyperlink r:id="rId220">
+        <w:r>
+          <w:rPr>
+            <w:lang w:val="zh_TW" w:bidi="zh_TW"/>
+          </w:rPr>
+          <w:rPr>
+            <w:color w:val="0000EE"/>
+            <w:u w:val="single"/>
+          </w:rPr>
+          <w:t>9:1</w:t>
+        </w:r>
+      </w:hyperlink>
+      <w:r>
+        <w:rPr>
+          <w:lang w:val="zh_TW" w:bidi="zh_TW"/>
+        </w:rPr>
+        <w:t>、</w:t>
+      </w:r>
+      <w:hyperlink r:id="rId221">
+        <w:r>
+          <w:rPr>
+            <w:lang w:val="zh_TW" w:bidi="zh_TW"/>
+          </w:rPr>
+          <w:rPr>
+            <w:color w:val="0000EE"/>
+            <w:u w:val="single"/>
+          </w:rPr>
+          <w:t>26–27</w:t>
+        </w:r>
+      </w:hyperlink>
+      <w:r>
+        <w:rPr>
+          <w:lang w:val="zh_TW" w:bidi="zh_TW"/>
+        </w:rPr>
+        <w:t>，</w:t>
+      </w:r>
+      <w:hyperlink r:id="rId203">
+        <w:r>
+          <w:rPr>
+            <w:lang w:val="zh_TW" w:bidi="zh_TW"/>
+          </w:rPr>
+          <w:rPr>
+            <w:color w:val="0000EE"/>
+            <w:u w:val="single"/>
+          </w:rPr>
+          <w:t>12:1–3</w:t>
+        </w:r>
+      </w:hyperlink>
+      <w:r>
+        <w:rPr>
+          <w:lang w:val="zh_TW" w:bidi="zh_TW"/>
+        </w:rPr>
+        <w:t>，</w:t>
+      </w:r>
+      <w:hyperlink r:id="rId222">
+        <w:r>
+          <w:rPr>
+            <w:lang w:val="zh_TW" w:bidi="zh_TW"/>
+          </w:rPr>
+          <w:rPr>
+            <w:color w:val="0000EE"/>
+            <w:u w:val="single"/>
+          </w:rPr>
+          <w:t>14:19–20</w:t>
+        </w:r>
+      </w:hyperlink>
+      <w:r>
+        <w:rPr>
+          <w:lang w:val="zh_TW" w:bidi="zh_TW"/>
+        </w:rPr>
+        <w:t>，</w:t>
+      </w:r>
+      <w:hyperlink r:id="rId223">
+        <w:r>
+          <w:rPr>
+            <w:lang w:val="zh_TW" w:bidi="zh_TW"/>
+          </w:rPr>
+          <w:rPr>
+            <w:color w:val="0000EE"/>
+            <w:u w:val="single"/>
+          </w:rPr>
+          <w:t>28:1–4</w:t>
+        </w:r>
+      </w:hyperlink>
+      <w:r>
+        <w:rPr>
+          <w:lang w:val="zh_TW" w:bidi="zh_TW"/>
+        </w:rPr>
+        <w:t>，</w:t>
+      </w:r>
+      <w:hyperlink r:id="rId224">
+        <w:r>
+          <w:rPr>
+            <w:lang w:val="zh_TW" w:bidi="zh_TW"/>
+          </w:rPr>
+          <w:rPr>
+            <w:color w:val="0000EE"/>
+            <w:u w:val="single"/>
+          </w:rPr>
+          <w:t>48:15–20</w:t>
+        </w:r>
+      </w:hyperlink>
+      <w:r>
+        <w:rPr>
+          <w:lang w:val="zh_TW" w:bidi="zh_TW"/>
+        </w:rPr>
+        <w:t>，</w:t>
+      </w:r>
+      <w:hyperlink r:id="rId225">
+        <w:r>
+          <w:rPr>
+            <w:lang w:val="zh_TW" w:bidi="zh_TW"/>
+          </w:rPr>
+          <w:rPr>
+            <w:color w:val="0000EE"/>
+            <w:u w:val="single"/>
+          </w:rPr>
+          <w:t>49:25–26</w:t>
+        </w:r>
+      </w:hyperlink>
+      <w:r>
+        <w:rPr>
+          <w:lang w:val="zh_TW" w:bidi="zh_TW"/>
+        </w:rPr>
+        <w:t>；</w:t>
+      </w:r>
+      <w:hyperlink r:id="rId226">
+        <w:r>
+          <w:rPr>
+            <w:lang w:val="zh_TW" w:bidi="zh_TW"/>
+          </w:rPr>
+          <w:rPr>
+            <w:color w:val="0000EE"/>
+            <w:u w:val="single"/>
+          </w:rPr>
+          <w:t>利9:22</w:t>
+        </w:r>
+      </w:hyperlink>
+      <w:r>
+        <w:rPr>
+          <w:lang w:val="zh_TW" w:bidi="zh_TW"/>
+        </w:rPr>
+        <w:t>，</w:t>
+      </w:r>
+      <w:hyperlink r:id="rId202">
+        <w:r>
+          <w:rPr>
+            <w:lang w:val="zh_TW" w:bidi="zh_TW"/>
+          </w:rPr>
+          <w:rPr>
+            <w:color w:val="0000EE"/>
+            <w:u w:val="single"/>
+          </w:rPr>
+          <w:t>民6:22–27</w:t>
+        </w:r>
+      </w:hyperlink>
+      <w:r>
+        <w:rPr>
+          <w:lang w:val="zh_TW" w:bidi="zh_TW"/>
+        </w:rPr>
+        <w:t>，</w:t>
+      </w:r>
+      <w:hyperlink r:id="rId227">
+        <w:r>
+          <w:rPr>
+            <w:lang w:val="zh_TW" w:bidi="zh_TW"/>
+          </w:rPr>
+          <w:rPr>
+            <w:color w:val="0000EE"/>
+            <w:u w:val="single"/>
+          </w:rPr>
+          <w:t>24:1–9</w:t>
+        </w:r>
+      </w:hyperlink>
+      <w:r>
+        <w:rPr>
+          <w:lang w:val="zh_TW" w:bidi="zh_TW"/>
+        </w:rPr>
+        <w:t>；</w:t>
+      </w:r>
+      <w:hyperlink r:id="rId228">
+        <w:r>
+          <w:rPr>
+            <w:lang w:val="zh_TW" w:bidi="zh_TW"/>
+          </w:rPr>
+          <w:rPr>
+            <w:color w:val="0000EE"/>
+            <w:u w:val="single"/>
+          </w:rPr>
+          <w:t>申10:8</w:t>
+        </w:r>
+      </w:hyperlink>
+      <w:r>
+        <w:rPr>
+          <w:lang w:val="zh_TW" w:bidi="zh_TW"/>
+        </w:rPr>
+        <w:t>，</w:t>
+      </w:r>
+      <w:hyperlink r:id="rId229">
+        <w:r>
+          <w:rPr>
+            <w:lang w:val="zh_TW" w:bidi="zh_TW"/>
+          </w:rPr>
+          <w:rPr>
+            <w:color w:val="0000EE"/>
+            <w:u w:val="single"/>
+          </w:rPr>
+          <w:t>33:11–29</w:t>
+        </w:r>
+      </w:hyperlink>
+      <w:r>
+        <w:rPr>
+          <w:lang w:val="zh_TW" w:bidi="zh_TW"/>
+        </w:rPr>
+        <w:t>；</w:t>
+      </w:r>
+      <w:hyperlink r:id="rId230">
+        <w:r>
+          <w:rPr>
+            <w:lang w:val="zh_TW" w:bidi="zh_TW"/>
+          </w:rPr>
+          <w:rPr>
+            <w:color w:val="0000EE"/>
+            <w:u w:val="single"/>
+          </w:rPr>
+          <w:t>撒上2:20</w:t>
+        </w:r>
+      </w:hyperlink>
+      <w:r>
+        <w:rPr>
+          <w:lang w:val="zh_TW" w:bidi="zh_TW"/>
+        </w:rPr>
+        <w:t>；</w:t>
+      </w:r>
+      <w:hyperlink r:id="rId231">
+        <w:r>
+          <w:rPr>
+            <w:lang w:val="zh_TW" w:bidi="zh_TW"/>
+          </w:rPr>
+          <w:rPr>
+            <w:color w:val="0000EE"/>
+            <w:u w:val="single"/>
+          </w:rPr>
+          <w:t>王上8:55–65</w:t>
+        </w:r>
+      </w:hyperlink>
+      <w:r>
+        <w:rPr>
+          <w:lang w:val="zh_TW" w:bidi="zh_TW"/>
+        </w:rPr>
+        <w:t>；</w:t>
+      </w:r>
+      <w:hyperlink r:id="rId232">
+        <w:r>
+          <w:rPr>
+            <w:lang w:val="zh_TW" w:bidi="zh_TW"/>
+          </w:rPr>
+          <w:rPr>
+            <w:color w:val="0000EE"/>
+            <w:u w:val="single"/>
+          </w:rPr>
+          <w:t>代下30:27</w:t>
+        </w:r>
+      </w:hyperlink>
+      <w:r>
+        <w:rPr>
+          <w:lang w:val="zh_TW" w:bidi="zh_TW"/>
+        </w:rPr>
+        <w:t>；</w:t>
+      </w:r>
+      <w:hyperlink r:id="rId233">
+        <w:r>
+          <w:rPr>
+            <w:lang w:val="zh_TW" w:bidi="zh_TW"/>
+          </w:rPr>
+          <w:rPr>
+            <w:color w:val="0000EE"/>
+            <w:u w:val="single"/>
+          </w:rPr>
+          <w:t>詩115:12–15</w:t>
+        </w:r>
+      </w:hyperlink>
+      <w:r>
+        <w:rPr>
+          <w:lang w:val="zh_TW" w:bidi="zh_TW"/>
+        </w:rPr>
+        <w:t>，</w:t>
+      </w:r>
+      <w:hyperlink r:id="rId234">
+        <w:r>
+          <w:rPr>
+            <w:lang w:val="zh_TW" w:bidi="zh_TW"/>
+          </w:rPr>
+          <w:rPr>
+            <w:color w:val="0000EE"/>
+            <w:u w:val="single"/>
+          </w:rPr>
+          <w:t>128:1–6</w:t>
+        </w:r>
+      </w:hyperlink>
+      <w:r>
+        <w:rPr>
+          <w:lang w:val="zh_TW" w:bidi="zh_TW"/>
+        </w:rPr>
+        <w:t>；</w:t>
+      </w:r>
+      <w:hyperlink r:id="rId235">
+        <w:r>
+          <w:rPr>
+            <w:lang w:val="zh_TW" w:bidi="zh_TW"/>
+          </w:rPr>
+          <w:rPr>
+            <w:color w:val="0000EE"/>
+            <w:u w:val="single"/>
+          </w:rPr>
+          <w:t>太5:3–11</w:t>
+        </w:r>
+      </w:hyperlink>
+      <w:r>
+        <w:rPr>
+          <w:lang w:val="zh_TW" w:bidi="zh_TW"/>
+        </w:rPr>
+        <w:t>；</w:t>
+      </w:r>
+      <w:hyperlink r:id="rId236">
+        <w:r>
+          <w:rPr>
+            <w:lang w:val="zh_TW" w:bidi="zh_TW"/>
+          </w:rPr>
+          <w:rPr>
+            <w:color w:val="0000EE"/>
+            <w:u w:val="single"/>
+          </w:rPr>
+          <w:t>路11:27–28</w:t>
+        </w:r>
+      </w:hyperlink>
+      <w:r>
+        <w:rPr>
+          <w:lang w:val="zh_TW" w:bidi="zh_TW"/>
+        </w:rPr>
+        <w:t>；</w:t>
+      </w:r>
+      <w:hyperlink r:id="rId217">
+        <w:r>
+          <w:rPr>
+            <w:lang w:val="zh_TW" w:bidi="zh_TW"/>
+          </w:rPr>
+          <w:rPr>
+            <w:color w:val="0000EE"/>
+            <w:u w:val="single"/>
+          </w:rPr>
+          <w:t>林後13:14</w:t>
+        </w:r>
+      </w:hyperlink>
+      <w:r>
+        <w:rPr>
+          <w:lang w:val="zh_TW" w:bidi="zh_TW"/>
+        </w:rPr>
+        <w:t>；</w:t>
+      </w:r>
+      <w:hyperlink r:id="rId237">
+        <w:r>
+          <w:rPr>
+            <w:lang w:val="zh_TW" w:bidi="zh_TW"/>
+          </w:rPr>
+          <w:rPr>
+            <w:color w:val="0000EE"/>
+            <w:u w:val="single"/>
+          </w:rPr>
+          <w:t>弗6:23</w:t>
+        </w:r>
+      </w:hyperlink>
+      <w:r>
+        <w:rPr>
+          <w:lang w:val="zh_TW" w:bidi="zh_TW"/>
+        </w:rPr>
+        <w:t>；</w:t>
+      </w:r>
+      <w:hyperlink r:id="rId238">
+        <w:r>
+          <w:rPr>
+            <w:lang w:val="zh_TW" w:bidi="zh_TW"/>
+          </w:rPr>
+          <w:rPr>
+            <w:color w:val="0000EE"/>
+            <w:u w:val="single"/>
+          </w:rPr>
+          <w:t>帖前5:23–24</w:t>
+        </w:r>
+      </w:hyperlink>
+      <w:r>
+        <w:rPr>
+          <w:lang w:val="zh_TW" w:bidi="zh_TW"/>
+        </w:rPr>
+      </w:r>
+      <w:r>
+        <w:rPr>
+          <w:lang w:val="zh_TW" w:bidi="zh_TW"/>
+        </w:rPr>
+      </w:r>
+    </w:p>
+    <w:p>
+      <w:pPr/>
+      <w:r>
+        <w:rPr>
+          <w:lang w:val="zh_TW" w:bidi="zh_TW"/>
+        </w:rPr>
+      </w:r>
+    </w:p>
+    <w:p>
+      <w:pPr>
+        <w:pStyle w:val="Heading2"/>
+      </w:pPr>
+      <w:r>
+        <w:rPr>
+          <w:lang w:val="zh_TW" w:bidi="zh_TW"/>
+        </w:rPr>
+        <w:t>祭壇</w:t>
+      </w:r>
+      <w:r>
+        <w:rPr>
+          <w:lang w:val="zh_TW" w:bidi="zh_TW"/>
+        </w:rPr>
+      </w:r>
+    </w:p>
+    <w:p>
+      <w:pPr/>
+      <w:r>
+        <w:rPr>
+          <w:lang w:val="zh_TW" w:bidi="zh_TW"/>
+        </w:rPr>
+      </w:r>
+      <w:r>
+        <w:rPr>
+          <w:lang w:val="zh_TW" w:bidi="zh_TW"/>
+        </w:rPr>
+        <w:t>聖經中第一次提到祭壇是挪亞在洪水之後為耶和華築了一座壇（</w:t>
+      </w:r>
+      <w:hyperlink r:id="rId239">
+        <w:r>
+          <w:rPr>
+            <w:lang w:val="zh_TW" w:bidi="zh_TW"/>
+          </w:rPr>
+          <w:rPr>
+            <w:color w:val="0000EE"/>
+            <w:u w:val="single"/>
+          </w:rPr>
+          <w:t>創8:20–21</w:t>
+        </w:r>
+      </w:hyperlink>
+      <w:r>
+        <w:rPr>
+          <w:lang w:val="zh_TW" w:bidi="zh_TW"/>
+        </w:rPr>
+        <w:t>），其實在更早之前，該隱與亞伯也曾向神獻上供物（</w:t>
+      </w:r>
+      <w:hyperlink r:id="rId240">
+        <w:r>
+          <w:rPr>
+            <w:lang w:val="zh_TW" w:bidi="zh_TW"/>
+          </w:rPr>
+          <w:rPr>
+            <w:color w:val="0000EE"/>
+            <w:u w:val="single"/>
+          </w:rPr>
+          <w:t>創4:3–5</w:t>
+        </w:r>
+      </w:hyperlink>
+      <w:r>
+        <w:rPr>
+          <w:lang w:val="zh_TW" w:bidi="zh_TW"/>
+        </w:rPr>
+        <w:t>）。族長們也建造了許多祭壇（見</w:t>
+      </w:r>
+      <w:hyperlink r:id="rId241">
+        <w:r>
+          <w:rPr>
+            <w:lang w:val="zh_TW" w:bidi="zh_TW"/>
+          </w:rPr>
+          <w:rPr>
+            <w:color w:val="0000EE"/>
+            <w:u w:val="single"/>
+          </w:rPr>
+          <w:t>創12:7–8，</w:t>
+        </w:r>
+      </w:hyperlink>
+      <w:hyperlink r:id="rId242">
+        <w:r>
+          <w:rPr>
+            <w:lang w:val="zh_TW" w:bidi="zh_TW"/>
+          </w:rPr>
+          <w:rPr>
+            <w:color w:val="0000EE"/>
+            <w:u w:val="single"/>
+          </w:rPr>
+          <w:t>13:4、</w:t>
+        </w:r>
+      </w:hyperlink>
+      <w:hyperlink r:id="rId243">
+        <w:r>
+          <w:rPr>
+            <w:lang w:val="zh_TW" w:bidi="zh_TW"/>
+          </w:rPr>
+          <w:rPr>
+            <w:color w:val="0000EE"/>
+            <w:u w:val="single"/>
+          </w:rPr>
+          <w:t>18，</w:t>
+        </w:r>
+      </w:hyperlink>
+      <w:hyperlink r:id="rId244">
+        <w:r>
+          <w:rPr>
+            <w:lang w:val="zh_TW" w:bidi="zh_TW"/>
+          </w:rPr>
+          <w:rPr>
+            <w:color w:val="0000EE"/>
+            <w:u w:val="single"/>
+          </w:rPr>
+          <w:t>22:9，</w:t>
+        </w:r>
+      </w:hyperlink>
+      <w:hyperlink r:id="rId245">
+        <w:r>
+          <w:rPr>
+            <w:lang w:val="zh_TW" w:bidi="zh_TW"/>
+          </w:rPr>
+          <w:rPr>
+            <w:color w:val="0000EE"/>
+            <w:u w:val="single"/>
+          </w:rPr>
+          <w:t>26:25，</w:t>
+        </w:r>
+      </w:hyperlink>
+      <w:hyperlink r:id="rId246">
+        <w:r>
+          <w:rPr>
+            <w:lang w:val="zh_TW" w:bidi="zh_TW"/>
+          </w:rPr>
+          <w:rPr>
+            <w:color w:val="0000EE"/>
+            <w:u w:val="single"/>
+          </w:rPr>
+          <w:t>33:20，</w:t>
+        </w:r>
+      </w:hyperlink>
+      <w:hyperlink r:id="rId247">
+        <w:r>
+          <w:rPr>
+            <w:lang w:val="zh_TW" w:bidi="zh_TW"/>
+          </w:rPr>
+          <w:rPr>
+            <w:color w:val="0000EE"/>
+            <w:u w:val="single"/>
+          </w:rPr>
+          <w:t>35:1、</w:t>
+        </w:r>
+      </w:hyperlink>
+      <w:hyperlink r:id="rId248">
+        <w:r>
+          <w:rPr>
+            <w:lang w:val="zh_TW" w:bidi="zh_TW"/>
+          </w:rPr>
+          <w:rPr>
+            <w:color w:val="0000EE"/>
+            <w:u w:val="single"/>
+          </w:rPr>
+          <w:t>14–15</w:t>
+        </w:r>
+      </w:hyperlink>
+      <w:r>
+        <w:rPr>
+          <w:lang w:val="zh_TW" w:bidi="zh_TW"/>
+        </w:rPr>
+        <w:t>）。這些祭壇標誌著神顯現的聖潔之地，以及他們在應許之地上宣告屬靈產業的記號，這些地點涵蓋北方（示劍）和南方（別是巴）。</w:t>
+      </w:r>
+    </w:p>
+    <w:p>
+      <w:pPr/>
+      <w:r>
+        <w:rPr>
+          <w:lang w:val="zh_TW" w:bidi="zh_TW"/>
+        </w:rPr>
+      </w:r>
+      <w:r>
+        <w:rPr>
+          <w:lang w:val="zh_TW" w:bidi="zh_TW"/>
+        </w:rPr>
+        <w:t>這些祭壇的材質有石頭、泥土、磚塊，或以金屬和木頭製成。壇面平坦，如同桌子，以便焚燒的煙霧往上直升。祭壇可以用來作為紀念碑，也可以是獻祭的場所，是舊約時代與古代世界中最常見的敬拜象徵。</w:t>
+      </w:r>
+    </w:p>
+    <w:p>
+      <w:pPr/>
+      <w:r>
+        <w:rPr>
+          <w:lang w:val="zh_TW" w:bidi="zh_TW"/>
+        </w:rPr>
+      </w:r>
+      <w:r>
+        <w:rPr>
+          <w:lang w:val="zh_TW" w:bidi="zh_TW"/>
+        </w:rPr>
+        <w:t>祭壇通常設於高台上，有斜坡或階梯通往壇上，將祭物放置在高處，是象徵著向天獻上。許多祭壇的四拐角上有四個角，標示出神聖的區域，是神與人相遇之處（見</w:t>
+      </w:r>
+      <w:hyperlink r:id="rId249">
+        <w:r>
+          <w:rPr>
+            <w:lang w:val="zh_TW" w:bidi="zh_TW"/>
+          </w:rPr>
+          <w:rPr>
+            <w:color w:val="0000EE"/>
+            <w:u w:val="single"/>
+          </w:rPr>
+          <w:t>出27:2</w:t>
+        </w:r>
+      </w:hyperlink>
+      <w:r>
+        <w:rPr>
+          <w:lang w:val="zh_TW" w:bidi="zh_TW"/>
+        </w:rPr>
+        <w:t>）。透過獻祭與焚燒祭物，所獻上的祭物從可見的世界轉移至不可見的世界。</w:t>
+      </w:r>
+    </w:p>
+    <w:p>
+      <w:pPr/>
+      <w:r>
+        <w:rPr>
+          <w:lang w:val="zh_TW" w:bidi="zh_TW"/>
+        </w:rPr>
+      </w:r>
+      <w:r>
+        <w:rPr>
+          <w:lang w:val="zh_TW" w:bidi="zh_TW"/>
+        </w:rPr>
+        <w:t>耶穌在自己身上結合了大祭司、贖罪羔羊與祭壇的多重象徵角色（見</w:t>
+      </w:r>
+      <w:hyperlink r:id="rId250">
+        <w:r>
+          <w:rPr>
+            <w:lang w:val="zh_TW" w:bidi="zh_TW"/>
+          </w:rPr>
+          <w:rPr>
+            <w:color w:val="0000EE"/>
+            <w:u w:val="single"/>
+          </w:rPr>
+          <w:t>來4:14–15，</w:t>
+        </w:r>
+      </w:hyperlink>
+      <w:hyperlink r:id="rId251">
+        <w:r>
+          <w:rPr>
+            <w:lang w:val="zh_TW" w:bidi="zh_TW"/>
+          </w:rPr>
+          <w:rPr>
+            <w:color w:val="0000EE"/>
+            <w:u w:val="single"/>
+          </w:rPr>
+          <w:t>7:24、</w:t>
+        </w:r>
+      </w:hyperlink>
+      <w:hyperlink r:id="rId252">
+        <w:r>
+          <w:rPr>
+            <w:lang w:val="zh_TW" w:bidi="zh_TW"/>
+          </w:rPr>
+          <w:rPr>
+            <w:color w:val="0000EE"/>
+            <w:u w:val="single"/>
+          </w:rPr>
+          <w:t>27，</w:t>
+        </w:r>
+      </w:hyperlink>
+      <w:hyperlink r:id="rId253">
+        <w:r>
+          <w:rPr>
+            <w:lang w:val="zh_TW" w:bidi="zh_TW"/>
+          </w:rPr>
+          <w:rPr>
+            <w:color w:val="0000EE"/>
+            <w:u w:val="single"/>
+          </w:rPr>
+          <w:t>9:14、</w:t>
+        </w:r>
+      </w:hyperlink>
+      <w:hyperlink r:id="rId254">
+        <w:r>
+          <w:rPr>
+            <w:lang w:val="zh_TW" w:bidi="zh_TW"/>
+          </w:rPr>
+          <w:rPr>
+            <w:color w:val="0000EE"/>
+            <w:u w:val="single"/>
+          </w:rPr>
+          <w:t>26，</w:t>
+        </w:r>
+      </w:hyperlink>
+      <w:hyperlink r:id="rId255">
+        <w:r>
+          <w:rPr>
+            <w:lang w:val="zh_TW" w:bidi="zh_TW"/>
+          </w:rPr>
+          <w:rPr>
+            <w:color w:val="0000EE"/>
+            <w:u w:val="single"/>
+          </w:rPr>
+          <w:t>10:10，</w:t>
+        </w:r>
+      </w:hyperlink>
+      <w:hyperlink r:id="rId256">
+        <w:r>
+          <w:rPr>
+            <w:lang w:val="zh_TW" w:bidi="zh_TW"/>
+          </w:rPr>
+          <w:rPr>
+            <w:color w:val="0000EE"/>
+            <w:u w:val="single"/>
+          </w:rPr>
+          <w:t>13:10、</w:t>
+        </w:r>
+      </w:hyperlink>
+      <w:hyperlink r:id="rId132">
+        <w:r>
+          <w:rPr>
+            <w:lang w:val="zh_TW" w:bidi="zh_TW"/>
+          </w:rPr>
+          <w:rPr>
+            <w:color w:val="0000EE"/>
+            <w:u w:val="single"/>
+          </w:rPr>
+          <w:t>12</w:t>
+        </w:r>
+      </w:hyperlink>
+      <w:r>
+        <w:rPr>
+          <w:lang w:val="zh_TW" w:bidi="zh_TW"/>
+        </w:rPr>
+        <w:t>）。祂曾提及殉道者的血，並以此預言自己的犧牲（見</w:t>
+      </w:r>
+      <w:hyperlink r:id="rId257">
+        <w:r>
+          <w:rPr>
+            <w:lang w:val="zh_TW" w:bidi="zh_TW"/>
+          </w:rPr>
+          <w:rPr>
+            <w:color w:val="0000EE"/>
+            <w:u w:val="single"/>
+          </w:rPr>
+          <w:t>太23:35</w:t>
+        </w:r>
+      </w:hyperlink>
+      <w:r>
+        <w:rPr>
+          <w:lang w:val="zh_TW" w:bidi="zh_TW"/>
+        </w:rPr>
+        <w:t>；</w:t>
+      </w:r>
+      <w:hyperlink r:id="rId258">
+        <w:r>
+          <w:rPr>
+            <w:lang w:val="zh_TW" w:bidi="zh_TW"/>
+          </w:rPr>
+          <w:rPr>
+            <w:color w:val="0000EE"/>
+            <w:u w:val="single"/>
+          </w:rPr>
+          <w:t>路11:50–51</w:t>
+        </w:r>
+      </w:hyperlink>
+      <w:r>
+        <w:rPr>
+          <w:lang w:val="zh_TW" w:bidi="zh_TW"/>
+        </w:rPr>
+        <w:t>）。祂被釘死在十字架上，就是在那「祭壇」上所獻的最終之祭。因此，在啟示錄中，那位坐在寶座上作王的「羔羊」，使聖殿與祭壇成為不再需要的存在（</w:t>
+      </w:r>
+      <w:hyperlink r:id="rId259">
+        <w:r>
+          <w:rPr>
+            <w:lang w:val="zh_TW" w:bidi="zh_TW"/>
+          </w:rPr>
+          <w:rPr>
+            <w:color w:val="0000EE"/>
+            <w:u w:val="single"/>
+          </w:rPr>
+          <w:t>啟21:22</w:t>
+        </w:r>
+      </w:hyperlink>
+      <w:r>
+        <w:rPr>
+          <w:lang w:val="zh_TW" w:bidi="zh_TW"/>
+        </w:rPr>
+        <w:t>）。</w:t>
+      </w:r>
+    </w:p>
+    <w:p>
+      <w:pPr/>
+      <w:r>
+        <w:rPr>
+          <w:lang w:val="zh_TW" w:bidi="zh_TW"/>
+        </w:rPr>
+      </w:r>
+      <w:r>
+        <w:rPr>
+          <w:u w:val="single"/>
+          <w:lang w:val="zh_TW" w:bidi="zh_TW"/>
+        </w:rPr>
+        <w:t>進深研究的經文段落</w:t>
+      </w:r>
+    </w:p>
+    <w:p>
+      <w:pPr/>
+      <w:r>
+        <w:rPr>
+          <w:lang w:val="zh_TW" w:bidi="zh_TW"/>
+        </w:rPr>
+      </w:r>
+      <w:hyperlink r:id="rId239">
+        <w:r>
+          <w:rPr>
+            <w:lang w:val="zh_TW" w:bidi="zh_TW"/>
+          </w:rPr>
+          <w:rPr>
+            <w:color w:val="0000EE"/>
+            <w:u w:val="single"/>
+          </w:rPr>
+          <w:t>創8:20–21</w:t>
+        </w:r>
+      </w:hyperlink>
+      <w:r>
+        <w:rPr>
+          <w:lang w:val="zh_TW" w:bidi="zh_TW"/>
+        </w:rPr>
+        <w:t>，</w:t>
+      </w:r>
+      <w:hyperlink r:id="rId241">
+        <w:r>
+          <w:rPr>
+            <w:lang w:val="zh_TW" w:bidi="zh_TW"/>
+          </w:rPr>
+          <w:rPr>
+            <w:color w:val="0000EE"/>
+            <w:u w:val="single"/>
+          </w:rPr>
+          <w:t>12:7–8</w:t>
+        </w:r>
+      </w:hyperlink>
+      <w:r>
+        <w:rPr>
+          <w:lang w:val="zh_TW" w:bidi="zh_TW"/>
+        </w:rPr>
+        <w:t>，</w:t>
+      </w:r>
+      <w:hyperlink r:id="rId260">
+        <w:r>
+          <w:rPr>
+            <w:lang w:val="zh_TW" w:bidi="zh_TW"/>
+          </w:rPr>
+          <w:rPr>
+            <w:color w:val="0000EE"/>
+            <w:u w:val="single"/>
+          </w:rPr>
+          <w:t>22:9–14</w:t>
+        </w:r>
+      </w:hyperlink>
+      <w:r>
+        <w:rPr>
+          <w:lang w:val="zh_TW" w:bidi="zh_TW"/>
+        </w:rPr>
+        <w:t>，</w:t>
+      </w:r>
+      <w:hyperlink r:id="rId246">
+        <w:r>
+          <w:rPr>
+            <w:lang w:val="zh_TW" w:bidi="zh_TW"/>
+          </w:rPr>
+          <w:rPr>
+            <w:color w:val="0000EE"/>
+            <w:u w:val="single"/>
+          </w:rPr>
+          <w:t>33:20；</w:t>
+        </w:r>
+      </w:hyperlink>
+      <w:hyperlink r:id="rId261">
+        <w:r>
+          <w:rPr>
+            <w:lang w:val="zh_TW" w:bidi="zh_TW"/>
+          </w:rPr>
+          <w:rPr>
+            <w:color w:val="0000EE"/>
+            <w:u w:val="single"/>
+          </w:rPr>
+          <w:t>出20:24–26；</w:t>
+        </w:r>
+      </w:hyperlink>
+      <w:hyperlink r:id="rId262">
+        <w:r>
+          <w:rPr>
+            <w:lang w:val="zh_TW" w:bidi="zh_TW"/>
+          </w:rPr>
+          <w:rPr>
+            <w:color w:val="0000EE"/>
+            <w:u w:val="single"/>
+          </w:rPr>
+          <w:t>書22:10–34；</w:t>
+        </w:r>
+      </w:hyperlink>
+      <w:hyperlink r:id="rId263">
+        <w:r>
+          <w:rPr>
+            <w:lang w:val="zh_TW" w:bidi="zh_TW"/>
+          </w:rPr>
+          <w:rPr>
+            <w:color w:val="0000EE"/>
+            <w:u w:val="single"/>
+          </w:rPr>
+          <w:t>王上18:20–40；</w:t>
+        </w:r>
+      </w:hyperlink>
+      <w:hyperlink r:id="rId264">
+        <w:r>
+          <w:rPr>
+            <w:lang w:val="zh_TW" w:bidi="zh_TW"/>
+          </w:rPr>
+          <w:rPr>
+            <w:color w:val="0000EE"/>
+            <w:u w:val="single"/>
+          </w:rPr>
+          <w:t>何8:11–13；</w:t>
+        </w:r>
+      </w:hyperlink>
+      <w:hyperlink r:id="rId265">
+        <w:r>
+          <w:rPr>
+            <w:lang w:val="zh_TW" w:bidi="zh_TW"/>
+          </w:rPr>
+          <w:rPr>
+            <w:color w:val="0000EE"/>
+            <w:u w:val="single"/>
+          </w:rPr>
+          <w:t>太5:23–24；</w:t>
+        </w:r>
+      </w:hyperlink>
+      <w:hyperlink r:id="rId266">
+        <w:r>
+          <w:rPr>
+            <w:lang w:val="zh_TW" w:bidi="zh_TW"/>
+          </w:rPr>
+          <w:rPr>
+            <w:color w:val="0000EE"/>
+            <w:u w:val="single"/>
+          </w:rPr>
+          <w:t>來13:10–14；</w:t>
+        </w:r>
+      </w:hyperlink>
+      <w:hyperlink r:id="rId267">
+        <w:r>
+          <w:rPr>
+            <w:lang w:val="zh_TW" w:bidi="zh_TW"/>
+          </w:rPr>
+          <w:rPr>
+            <w:color w:val="0000EE"/>
+            <w:u w:val="single"/>
+          </w:rPr>
+          <w:t>啟6:9</w:t>
+        </w:r>
+      </w:hyperlink>
+      <w:r>
+        <w:rPr>
+          <w:lang w:val="zh_TW" w:bidi="zh_TW"/>
+        </w:rPr>
+        <w:t>，</w:t>
+      </w:r>
+      <w:hyperlink r:id="rId268">
+        <w:r>
+          <w:rPr>
+            <w:lang w:val="zh_TW" w:bidi="zh_TW"/>
+          </w:rPr>
+          <w:rPr>
+            <w:color w:val="0000EE"/>
+            <w:u w:val="single"/>
+          </w:rPr>
+          <w:t>8:3–5</w:t>
         </w:r>
       </w:hyperlink>
       <w:r>
@@ -2445,6 +8991,12 @@
   <w:num w:numId="13" w16cid:durableId="592781308">
     <w:abstractNumId w:val="11"/>
   </w:num>
+  <w:num w:numId="14">
+    <w:abstractNumId w:val="3"/>
+    <w:lvlOverride w:ilvl="0">
+      <w:startOverride w:val="1"/>
+    </w:lvlOverride>
+  </w:num>
   <w:numIdMacAtCleanup w:val="10"/>
 </w:numbering>
 </file>

--- a/zht/docx/035.content.docx
+++ b/zht/docx/035.content.docx
@@ -19,7 +19,7 @@
         <w:rPr>
           <w:lang w:val="zh_TW" w:bidi="zh_TW"/>
         </w:rPr>
-        <w:t>Resource: Tyndale Open Study Notes</w:t>
+        <w:t>Resource: Aquifer Open Study Notes (Themes)</w:t>
       </w:r>
       <w:r>
         <w:rPr>
@@ -112,7 +112,7 @@
         <w:rPr>
           <w:lang w:val="zh_TW" w:bidi="zh_TW"/>
         </w:rPr>
-        <w:t>Tyndale Open Study Notes</w:t>
+        <w:t>Aquifer Open Study Notes (Themes)</w:t>
       </w:r>
     </w:p>
     <w:p>

--- a/zht/docx/035.content.docx
+++ b/zht/docx/035.content.docx
@@ -251,72 +251,48 @@
         </w:rPr>
         <w:t>「你要盡心、盡性、盡力愛耶和華－你的神」（</w:t>
       </w:r>
-      <w:hyperlink r:id="rId13">
-        <w:r>
-          <w:rPr>
-            <w:lang w:val="zh_TW" w:bidi="zh_TW"/>
-          </w:rPr>
-          <w:rPr>
-            <w:color w:val="0000EE"/>
-            <w:u w:val="single"/>
-          </w:rPr>
-          <w:t>申6:5</w:t>
-        </w:r>
-      </w:hyperlink>
+      <w:r>
+        <w:rPr>
+          <w:lang w:val="zh_TW" w:bidi="zh_TW"/>
+        </w:rPr>
+        <w:t>申6:5</w:t>
+      </w:r>
       <w:r>
         <w:rPr>
           <w:lang w:val="zh_TW" w:bidi="zh_TW"/>
         </w:rPr>
         <w:t>；</w:t>
       </w:r>
-      <w:hyperlink r:id="rId14">
-        <w:r>
-          <w:rPr>
-            <w:lang w:val="zh_TW" w:bidi="zh_TW"/>
-          </w:rPr>
-          <w:rPr>
-            <w:color w:val="0000EE"/>
-            <w:u w:val="single"/>
-          </w:rPr>
-          <w:t>太22:37</w:t>
-        </w:r>
-      </w:hyperlink>
+      <w:r>
+        <w:rPr>
+          <w:lang w:val="zh_TW" w:bidi="zh_TW"/>
+        </w:rPr>
+        <w:t>太22:37</w:t>
+      </w:r>
       <w:r>
         <w:rPr>
           <w:lang w:val="zh_TW" w:bidi="zh_TW"/>
         </w:rPr>
         <w:t>；</w:t>
       </w:r>
-      <w:hyperlink r:id="rId15">
-        <w:r>
-          <w:rPr>
-            <w:lang w:val="zh_TW" w:bidi="zh_TW"/>
-          </w:rPr>
-          <w:rPr>
-            <w:color w:val="0000EE"/>
-            <w:u w:val="single"/>
-          </w:rPr>
-          <w:t>可12:30</w:t>
-        </w:r>
-      </w:hyperlink>
+      <w:r>
+        <w:rPr>
+          <w:lang w:val="zh_TW" w:bidi="zh_TW"/>
+        </w:rPr>
+        <w:t>可12:30</w:t>
+      </w:r>
       <w:r>
         <w:rPr>
           <w:lang w:val="zh_TW" w:bidi="zh_TW"/>
         </w:rPr>
         <w:t>；</w:t>
       </w:r>
-      <w:hyperlink r:id="rId16">
-        <w:r>
-          <w:rPr>
-            <w:lang w:val="zh_TW" w:bidi="zh_TW"/>
-          </w:rPr>
-          <w:rPr>
-            <w:color w:val="0000EE"/>
-            <w:u w:val="single"/>
-          </w:rPr>
-          <w:t>路10:27</w:t>
-        </w:r>
-      </w:hyperlink>
+      <w:r>
+        <w:rPr>
+          <w:lang w:val="zh_TW" w:bidi="zh_TW"/>
+        </w:rPr>
+        <w:t>路10:27</w:t>
+      </w:r>
       <w:r>
         <w:rPr>
           <w:lang w:val="zh_TW" w:bidi="zh_TW"/>
@@ -341,72 +317,48 @@
         </w:rPr>
         <w:t>「要愛人如己」（</w:t>
       </w:r>
-      <w:hyperlink r:id="rId17">
-        <w:r>
-          <w:rPr>
-            <w:lang w:val="zh_TW" w:bidi="zh_TW"/>
-          </w:rPr>
-          <w:rPr>
-            <w:color w:val="0000EE"/>
-            <w:u w:val="single"/>
-          </w:rPr>
-          <w:t>利19:18</w:t>
-        </w:r>
-      </w:hyperlink>
+      <w:r>
+        <w:rPr>
+          <w:lang w:val="zh_TW" w:bidi="zh_TW"/>
+        </w:rPr>
+        <w:t>利19:18</w:t>
+      </w:r>
       <w:r>
         <w:rPr>
           <w:lang w:val="zh_TW" w:bidi="zh_TW"/>
         </w:rPr>
         <w:t>；</w:t>
       </w:r>
-      <w:hyperlink r:id="rId18">
-        <w:r>
-          <w:rPr>
-            <w:lang w:val="zh_TW" w:bidi="zh_TW"/>
-          </w:rPr>
-          <w:rPr>
-            <w:color w:val="0000EE"/>
-            <w:u w:val="single"/>
-          </w:rPr>
-          <w:t>太19:19</w:t>
-        </w:r>
-      </w:hyperlink>
+      <w:r>
+        <w:rPr>
+          <w:lang w:val="zh_TW" w:bidi="zh_TW"/>
+        </w:rPr>
+        <w:t>太19:19</w:t>
+      </w:r>
       <w:r>
         <w:rPr>
           <w:lang w:val="zh_TW" w:bidi="zh_TW"/>
         </w:rPr>
         <w:t>；</w:t>
       </w:r>
-      <w:hyperlink r:id="rId19">
-        <w:r>
-          <w:rPr>
-            <w:lang w:val="zh_TW" w:bidi="zh_TW"/>
-          </w:rPr>
-          <w:rPr>
-            <w:color w:val="0000EE"/>
-            <w:u w:val="single"/>
-          </w:rPr>
-          <w:t>可12:31</w:t>
-        </w:r>
-      </w:hyperlink>
+      <w:r>
+        <w:rPr>
+          <w:lang w:val="zh_TW" w:bidi="zh_TW"/>
+        </w:rPr>
+        <w:t>可12:31</w:t>
+      </w:r>
       <w:r>
         <w:rPr>
           <w:lang w:val="zh_TW" w:bidi="zh_TW"/>
         </w:rPr>
         <w:t>；</w:t>
       </w:r>
-      <w:hyperlink r:id="rId16">
-        <w:r>
-          <w:rPr>
-            <w:lang w:val="zh_TW" w:bidi="zh_TW"/>
-          </w:rPr>
-          <w:rPr>
-            <w:color w:val="0000EE"/>
-            <w:u w:val="single"/>
-          </w:rPr>
-          <w:t>路10:27</w:t>
-        </w:r>
-      </w:hyperlink>
+      <w:r>
+        <w:rPr>
+          <w:lang w:val="zh_TW" w:bidi="zh_TW"/>
+        </w:rPr>
+        <w:t>路10:27</w:t>
+      </w:r>
       <w:r>
         <w:rPr>
           <w:lang w:val="zh_TW" w:bidi="zh_TW"/>
@@ -427,36 +379,24 @@
         </w:rPr>
         <w:t>我們可以在十誡中的正面命令裡看到這兩條律法的具體展現（</w:t>
       </w:r>
-      <w:hyperlink r:id="rId20">
-        <w:r>
-          <w:rPr>
-            <w:lang w:val="zh_TW" w:bidi="zh_TW"/>
-          </w:rPr>
-          <w:rPr>
-            <w:color w:val="0000EE"/>
-            <w:u w:val="single"/>
-          </w:rPr>
-          <w:t>出20:2–17</w:t>
-        </w:r>
-      </w:hyperlink>
+      <w:r>
+        <w:rPr>
+          <w:lang w:val="zh_TW" w:bidi="zh_TW"/>
+        </w:rPr>
+        <w:t>出20:2–17</w:t>
+      </w:r>
       <w:r>
         <w:rPr>
           <w:lang w:val="zh_TW" w:bidi="zh_TW"/>
         </w:rPr>
         <w:t>；</w:t>
       </w:r>
-      <w:hyperlink r:id="rId21">
-        <w:r>
-          <w:rPr>
-            <w:lang w:val="zh_TW" w:bidi="zh_TW"/>
-          </w:rPr>
-          <w:rPr>
-            <w:color w:val="0000EE"/>
-            <w:u w:val="single"/>
-          </w:rPr>
-          <w:t>申5:6–21</w:t>
-        </w:r>
-      </w:hyperlink>
+      <w:r>
+        <w:rPr>
+          <w:lang w:val="zh_TW" w:bidi="zh_TW"/>
+        </w:rPr>
+        <w:t>申5:6–21</w:t>
+      </w:r>
       <w:r>
         <w:rPr>
           <w:lang w:val="zh_TW" w:bidi="zh_TW"/>
@@ -531,18 +471,12 @@
         </w:rPr>
         <w:t>「除了我以外，你不可有別的神」（</w:t>
       </w:r>
-      <w:hyperlink r:id="rId22">
-        <w:r>
-          <w:rPr>
-            <w:lang w:val="zh_TW" w:bidi="zh_TW"/>
-          </w:rPr>
-          <w:rPr>
-            <w:color w:val="0000EE"/>
-            <w:u w:val="single"/>
-          </w:rPr>
-          <w:t>出20:3</w:t>
-        </w:r>
-      </w:hyperlink>
+      <w:r>
+        <w:rPr>
+          <w:lang w:val="zh_TW" w:bidi="zh_TW"/>
+        </w:rPr>
+        <w:t>出20:3</w:t>
+      </w:r>
       <w:r>
         <w:rPr>
           <w:lang w:val="zh_TW" w:bidi="zh_TW"/>
@@ -567,18 +501,12 @@
         </w:rPr>
         <w:t>「不可為自己雕刻偶像……不可跪拜那些像，也不可事奉它」（</w:t>
       </w:r>
-      <w:hyperlink r:id="rId23">
-        <w:r>
-          <w:rPr>
-            <w:lang w:val="zh_TW" w:bidi="zh_TW"/>
-          </w:rPr>
-          <w:rPr>
-            <w:color w:val="0000EE"/>
-            <w:u w:val="single"/>
-          </w:rPr>
-          <w:t>出20:4–5</w:t>
-        </w:r>
-      </w:hyperlink>
+      <w:r>
+        <w:rPr>
+          <w:lang w:val="zh_TW" w:bidi="zh_TW"/>
+        </w:rPr>
+        <w:t>出20:4–5</w:t>
+      </w:r>
       <w:r>
         <w:rPr>
           <w:lang w:val="zh_TW" w:bidi="zh_TW"/>
@@ -636,318 +564,198 @@
           <w:lang w:val="zh_TW" w:bidi="zh_TW"/>
         </w:rPr>
       </w:r>
-      <w:hyperlink r:id="rId20">
-        <w:r>
-          <w:rPr>
-            <w:lang w:val="zh_TW" w:bidi="zh_TW"/>
-          </w:rPr>
-          <w:rPr>
-            <w:color w:val="0000EE"/>
-            <w:u w:val="single"/>
-          </w:rPr>
-          <w:t>出20:2–17；</w:t>
-        </w:r>
-      </w:hyperlink>
-      <w:hyperlink r:id="rId17">
-        <w:r>
-          <w:rPr>
-            <w:lang w:val="zh_TW" w:bidi="zh_TW"/>
-          </w:rPr>
-          <w:rPr>
-            <w:color w:val="0000EE"/>
-            <w:u w:val="single"/>
-          </w:rPr>
-          <w:t>利19:18；</w:t>
-        </w:r>
-      </w:hyperlink>
-      <w:hyperlink r:id="rId21">
-        <w:r>
-          <w:rPr>
-            <w:lang w:val="zh_TW" w:bidi="zh_TW"/>
-          </w:rPr>
-          <w:rPr>
-            <w:color w:val="0000EE"/>
-            <w:u w:val="single"/>
-          </w:rPr>
-          <w:t>申5:6–21</w:t>
-        </w:r>
-      </w:hyperlink>
+      <w:r>
+        <w:rPr>
+          <w:lang w:val="zh_TW" w:bidi="zh_TW"/>
+        </w:rPr>
+        <w:t>出20:2–17；</w:t>
+      </w:r>
+      <w:r>
+        <w:rPr>
+          <w:lang w:val="zh_TW" w:bidi="zh_TW"/>
+        </w:rPr>
+        <w:t>利19:18；</w:t>
+      </w:r>
+      <w:r>
+        <w:rPr>
+          <w:lang w:val="zh_TW" w:bidi="zh_TW"/>
+        </w:rPr>
+        <w:t>申5:6–21</w:t>
+      </w:r>
       <w:r>
         <w:rPr>
           <w:lang w:val="zh_TW" w:bidi="zh_TW"/>
         </w:rPr>
         <w:t>，</w:t>
       </w:r>
-      <w:hyperlink r:id="rId13">
-        <w:r>
-          <w:rPr>
-            <w:lang w:val="zh_TW" w:bidi="zh_TW"/>
-          </w:rPr>
-          <w:rPr>
-            <w:color w:val="0000EE"/>
-            <w:u w:val="single"/>
-          </w:rPr>
-          <w:t>6:5；</w:t>
-        </w:r>
-      </w:hyperlink>
-      <w:hyperlink r:id="rId24">
-        <w:r>
-          <w:rPr>
-            <w:lang w:val="zh_TW" w:bidi="zh_TW"/>
-          </w:rPr>
-          <w:rPr>
-            <w:color w:val="0000EE"/>
-            <w:u w:val="single"/>
-          </w:rPr>
-          <w:t>耶2:7–13</w:t>
-        </w:r>
-      </w:hyperlink>
+      <w:r>
+        <w:rPr>
+          <w:lang w:val="zh_TW" w:bidi="zh_TW"/>
+        </w:rPr>
+        <w:t>6:5；</w:t>
+      </w:r>
+      <w:r>
+        <w:rPr>
+          <w:lang w:val="zh_TW" w:bidi="zh_TW"/>
+        </w:rPr>
+        <w:t>耶2:7–13</w:t>
+      </w:r>
       <w:r>
         <w:rPr>
           <w:lang w:val="zh_TW" w:bidi="zh_TW"/>
         </w:rPr>
         <w:t>，</w:t>
       </w:r>
-      <w:hyperlink r:id="rId25">
-        <w:r>
-          <w:rPr>
-            <w:lang w:val="zh_TW" w:bidi="zh_TW"/>
-          </w:rPr>
-          <w:rPr>
-            <w:color w:val="0000EE"/>
-            <w:u w:val="single"/>
-          </w:rPr>
-          <w:t>3:8–11</w:t>
-        </w:r>
-      </w:hyperlink>
+      <w:r>
+        <w:rPr>
+          <w:lang w:val="zh_TW" w:bidi="zh_TW"/>
+        </w:rPr>
+        <w:t>3:8–11</w:t>
+      </w:r>
       <w:r>
         <w:rPr>
           <w:lang w:val="zh_TW" w:bidi="zh_TW"/>
         </w:rPr>
         <w:t>，</w:t>
       </w:r>
-      <w:hyperlink r:id="rId26">
-        <w:r>
-          <w:rPr>
-            <w:lang w:val="zh_TW" w:bidi="zh_TW"/>
-          </w:rPr>
-          <w:rPr>
-            <w:color w:val="0000EE"/>
-            <w:u w:val="single"/>
-          </w:rPr>
-          <w:t>5:1–9</w:t>
-        </w:r>
-      </w:hyperlink>
+      <w:r>
+        <w:rPr>
+          <w:lang w:val="zh_TW" w:bidi="zh_TW"/>
+        </w:rPr>
+        <w:t>5:1–9</w:t>
+      </w:r>
       <w:r>
         <w:rPr>
           <w:lang w:val="zh_TW" w:bidi="zh_TW"/>
         </w:rPr>
         <w:t>，</w:t>
       </w:r>
-      <w:hyperlink r:id="rId27">
-        <w:r>
-          <w:rPr>
-            <w:lang w:val="zh_TW" w:bidi="zh_TW"/>
-          </w:rPr>
-          <w:rPr>
-            <w:color w:val="0000EE"/>
-            <w:u w:val="single"/>
-          </w:rPr>
-          <w:t>6:10–21</w:t>
-        </w:r>
-      </w:hyperlink>
+      <w:r>
+        <w:rPr>
+          <w:lang w:val="zh_TW" w:bidi="zh_TW"/>
+        </w:rPr>
+        <w:t>6:10–21</w:t>
+      </w:r>
       <w:r>
         <w:rPr>
           <w:lang w:val="zh_TW" w:bidi="zh_TW"/>
         </w:rPr>
         <w:t>，</w:t>
       </w:r>
-      <w:hyperlink r:id="rId28">
-        <w:r>
-          <w:rPr>
-            <w:lang w:val="zh_TW" w:bidi="zh_TW"/>
-          </w:rPr>
-          <w:rPr>
-            <w:color w:val="0000EE"/>
-            <w:u w:val="single"/>
-          </w:rPr>
-          <w:t>7:16–29</w:t>
-        </w:r>
-      </w:hyperlink>
+      <w:r>
+        <w:rPr>
+          <w:lang w:val="zh_TW" w:bidi="zh_TW"/>
+        </w:rPr>
+        <w:t>7:16–29</w:t>
+      </w:r>
       <w:r>
         <w:rPr>
           <w:lang w:val="zh_TW" w:bidi="zh_TW"/>
         </w:rPr>
         <w:t>，</w:t>
       </w:r>
-      <w:hyperlink r:id="rId29">
-        <w:r>
-          <w:rPr>
-            <w:lang w:val="zh_TW" w:bidi="zh_TW"/>
-          </w:rPr>
-          <w:rPr>
-            <w:color w:val="0000EE"/>
-            <w:u w:val="single"/>
-          </w:rPr>
-          <w:t>8:9–13</w:t>
-        </w:r>
-      </w:hyperlink>
+      <w:r>
+        <w:rPr>
+          <w:lang w:val="zh_TW" w:bidi="zh_TW"/>
+        </w:rPr>
+        <w:t>8:9–13</w:t>
+      </w:r>
       <w:r>
         <w:rPr>
           <w:lang w:val="zh_TW" w:bidi="zh_TW"/>
         </w:rPr>
         <w:t>，</w:t>
       </w:r>
-      <w:hyperlink r:id="rId30">
-        <w:r>
-          <w:rPr>
-            <w:lang w:val="zh_TW" w:bidi="zh_TW"/>
-          </w:rPr>
-          <w:rPr>
-            <w:color w:val="0000EE"/>
-            <w:u w:val="single"/>
-          </w:rPr>
-          <w:t>11:6–14</w:t>
-        </w:r>
-      </w:hyperlink>
+      <w:r>
+        <w:rPr>
+          <w:lang w:val="zh_TW" w:bidi="zh_TW"/>
+        </w:rPr>
+        <w:t>11:6–14</w:t>
+      </w:r>
       <w:r>
         <w:rPr>
           <w:lang w:val="zh_TW" w:bidi="zh_TW"/>
         </w:rPr>
         <w:t>，</w:t>
       </w:r>
-      <w:hyperlink r:id="rId31">
-        <w:r>
-          <w:rPr>
-            <w:lang w:val="zh_TW" w:bidi="zh_TW"/>
-          </w:rPr>
-          <w:rPr>
-            <w:color w:val="0000EE"/>
-            <w:u w:val="single"/>
-          </w:rPr>
-          <w:t>17:1–4</w:t>
-        </w:r>
-      </w:hyperlink>
+      <w:r>
+        <w:rPr>
+          <w:lang w:val="zh_TW" w:bidi="zh_TW"/>
+        </w:rPr>
+        <w:t>17:1–4</w:t>
+      </w:r>
       <w:r>
         <w:rPr>
           <w:lang w:val="zh_TW" w:bidi="zh_TW"/>
         </w:rPr>
         <w:t>，</w:t>
       </w:r>
-      <w:hyperlink r:id="rId32">
-        <w:r>
-          <w:rPr>
-            <w:lang w:val="zh_TW" w:bidi="zh_TW"/>
-          </w:rPr>
-          <w:rPr>
-            <w:color w:val="0000EE"/>
-            <w:u w:val="single"/>
-          </w:rPr>
-          <w:t>22:1–9</w:t>
-        </w:r>
-      </w:hyperlink>
+      <w:r>
+        <w:rPr>
+          <w:lang w:val="zh_TW" w:bidi="zh_TW"/>
+        </w:rPr>
+        <w:t>22:1–9</w:t>
+      </w:r>
       <w:r>
         <w:rPr>
           <w:lang w:val="zh_TW" w:bidi="zh_TW"/>
         </w:rPr>
         <w:t>，</w:t>
       </w:r>
-      <w:hyperlink r:id="rId33">
-        <w:r>
-          <w:rPr>
-            <w:lang w:val="zh_TW" w:bidi="zh_TW"/>
-          </w:rPr>
-          <w:rPr>
-            <w:color w:val="0000EE"/>
-            <w:u w:val="single"/>
-          </w:rPr>
-          <w:t>23:10–12</w:t>
-        </w:r>
-      </w:hyperlink>
+      <w:r>
+        <w:rPr>
+          <w:lang w:val="zh_TW" w:bidi="zh_TW"/>
+        </w:rPr>
+        <w:t>23:10–12</w:t>
+      </w:r>
       <w:r>
         <w:rPr>
           <w:lang w:val="zh_TW" w:bidi="zh_TW"/>
         </w:rPr>
         <w:t>，</w:t>
       </w:r>
-      <w:hyperlink r:id="rId34">
-        <w:r>
-          <w:rPr>
-            <w:lang w:val="zh_TW" w:bidi="zh_TW"/>
-          </w:rPr>
-          <w:rPr>
-            <w:color w:val="0000EE"/>
-            <w:u w:val="single"/>
-          </w:rPr>
-          <w:t>34:8–20；</w:t>
-        </w:r>
-      </w:hyperlink>
-      <w:hyperlink r:id="rId18">
-        <w:r>
-          <w:rPr>
-            <w:lang w:val="zh_TW" w:bidi="zh_TW"/>
-          </w:rPr>
-          <w:rPr>
-            <w:color w:val="0000EE"/>
-            <w:u w:val="single"/>
-          </w:rPr>
-          <w:t>太19:19</w:t>
-        </w:r>
-      </w:hyperlink>
+      <w:r>
+        <w:rPr>
+          <w:lang w:val="zh_TW" w:bidi="zh_TW"/>
+        </w:rPr>
+        <w:t>34:8–20；</w:t>
+      </w:r>
+      <w:r>
+        <w:rPr>
+          <w:lang w:val="zh_TW" w:bidi="zh_TW"/>
+        </w:rPr>
+        <w:t>太19:19</w:t>
+      </w:r>
       <w:r>
         <w:rPr>
           <w:lang w:val="zh_TW" w:bidi="zh_TW"/>
         </w:rPr>
         <w:t>，</w:t>
       </w:r>
-      <w:hyperlink r:id="rId14">
-        <w:r>
-          <w:rPr>
-            <w:lang w:val="zh_TW" w:bidi="zh_TW"/>
-          </w:rPr>
-          <w:rPr>
-            <w:color w:val="0000EE"/>
-            <w:u w:val="single"/>
-          </w:rPr>
-          <w:t>22:37；</w:t>
-        </w:r>
-      </w:hyperlink>
-      <w:hyperlink r:id="rId35">
-        <w:r>
-          <w:rPr>
-            <w:lang w:val="zh_TW" w:bidi="zh_TW"/>
-          </w:rPr>
-          <w:rPr>
-            <w:color w:val="0000EE"/>
-            <w:u w:val="single"/>
-          </w:rPr>
-          <w:t>可12:30–31；</w:t>
-        </w:r>
-      </w:hyperlink>
-      <w:hyperlink r:id="rId16">
-        <w:r>
-          <w:rPr>
-            <w:lang w:val="zh_TW" w:bidi="zh_TW"/>
-          </w:rPr>
-          <w:rPr>
-            <w:color w:val="0000EE"/>
-            <w:u w:val="single"/>
-          </w:rPr>
-          <w:t>路10:27；</w:t>
-        </w:r>
-      </w:hyperlink>
-      <w:hyperlink r:id="rId36">
-        <w:r>
-          <w:rPr>
-            <w:lang w:val="zh_TW" w:bidi="zh_TW"/>
-          </w:rPr>
-          <w:rPr>
-            <w:color w:val="0000EE"/>
-            <w:u w:val="single"/>
-          </w:rPr>
-          <w:t>林前13:13</w:t>
-        </w:r>
-      </w:hyperlink>
+      <w:r>
+        <w:rPr>
+          <w:lang w:val="zh_TW" w:bidi="zh_TW"/>
+        </w:rPr>
+        <w:t>22:37；</w:t>
+      </w:r>
+      <w:r>
+        <w:rPr>
+          <w:lang w:val="zh_TW" w:bidi="zh_TW"/>
+        </w:rPr>
+        <w:t>可12:30–31；</w:t>
+      </w:r>
+      <w:r>
+        <w:rPr>
+          <w:lang w:val="zh_TW" w:bidi="zh_TW"/>
+        </w:rPr>
+        <w:t>路10:27；</w:t>
+      </w:r>
+      <w:r>
+        <w:rPr>
+          <w:lang w:val="zh_TW" w:bidi="zh_TW"/>
+        </w:rPr>
+        <w:t>林前13:13</w:t>
+      </w:r>
       <w:r>
         <w:rPr>
           <w:lang w:val="zh_TW" w:bidi="zh_TW"/>
@@ -996,36 +804,24 @@
         </w:rPr>
         <w:t>耶穌降生的故事展現出，祂卑微的處境與祂的神性之間鮮明的對比（</w:t>
       </w:r>
-      <w:hyperlink r:id="rId37">
-        <w:r>
-          <w:rPr>
-            <w:lang w:val="zh_TW" w:bidi="zh_TW"/>
-          </w:rPr>
-          <w:rPr>
-            <w:color w:val="0000EE"/>
-            <w:u w:val="single"/>
-          </w:rPr>
-          <w:t>太1:18–2:12</w:t>
-        </w:r>
-      </w:hyperlink>
+      <w:r>
+        <w:rPr>
+          <w:lang w:val="zh_TW" w:bidi="zh_TW"/>
+        </w:rPr>
+        <w:t>太1:18–2:12</w:t>
+      </w:r>
       <w:r>
         <w:rPr>
           <w:lang w:val="zh_TW" w:bidi="zh_TW"/>
         </w:rPr>
         <w:t>；</w:t>
       </w:r>
-      <w:hyperlink r:id="rId38">
-        <w:r>
-          <w:rPr>
-            <w:lang w:val="zh_TW" w:bidi="zh_TW"/>
-          </w:rPr>
-          <w:rPr>
-            <w:color w:val="0000EE"/>
-            <w:u w:val="single"/>
-          </w:rPr>
-          <w:t>路2:1–20</w:t>
-        </w:r>
-      </w:hyperlink>
+      <w:r>
+        <w:rPr>
+          <w:lang w:val="zh_TW" w:bidi="zh_TW"/>
+        </w:rPr>
+        <w:t>路2:1–20</w:t>
+      </w:r>
       <w:r>
         <w:rPr>
           <w:lang w:val="zh_TW" w:bidi="zh_TW"/>
@@ -1213,36 +1009,24 @@
           <w:lang w:val="zh_TW" w:bidi="zh_TW"/>
         </w:rPr>
       </w:r>
-      <w:hyperlink r:id="rId37">
-        <w:r>
-          <w:rPr>
-            <w:lang w:val="zh_TW" w:bidi="zh_TW"/>
-          </w:rPr>
-          <w:rPr>
-            <w:color w:val="0000EE"/>
-            <w:u w:val="single"/>
-          </w:rPr>
-          <w:t>太1:18–2:12</w:t>
-        </w:r>
-      </w:hyperlink>
+      <w:r>
+        <w:rPr>
+          <w:lang w:val="zh_TW" w:bidi="zh_TW"/>
+        </w:rPr>
+        <w:t>太1:18–2:12</w:t>
+      </w:r>
       <w:r>
         <w:rPr>
           <w:lang w:val="zh_TW" w:bidi="zh_TW"/>
         </w:rPr>
         <w:t>；</w:t>
       </w:r>
-      <w:hyperlink r:id="rId39">
-        <w:r>
-          <w:rPr>
-            <w:lang w:val="zh_TW" w:bidi="zh_TW"/>
-          </w:rPr>
-          <w:rPr>
-            <w:color w:val="0000EE"/>
-            <w:u w:val="single"/>
-          </w:rPr>
-          <w:t>路2:1–20</w:t>
-        </w:r>
-      </w:hyperlink>
+      <w:r>
+        <w:rPr>
+          <w:lang w:val="zh_TW" w:bidi="zh_TW"/>
+        </w:rPr>
+        <w:t>路2:1–20</w:t>
+      </w:r>
       <w:r>
         <w:rPr>
           <w:lang w:val="zh_TW" w:bidi="zh_TW"/>
@@ -1285,90 +1069,60 @@
           <w:lang w:val="zh_TW" w:bidi="zh_TW"/>
         </w:rPr>
       </w:r>
-      <w:hyperlink r:id="rId40">
-        <w:r>
-          <w:rPr>
-            <w:lang w:val="zh_TW" w:bidi="zh_TW"/>
-          </w:rPr>
-          <w:rPr>
-            <w:color w:val="0000EE"/>
-            <w:u w:val="single"/>
-          </w:rPr>
-          <w:t>腓立比書二章6至11節</w:t>
-        </w:r>
-      </w:hyperlink>
+      <w:r>
+        <w:rPr>
+          <w:lang w:val="zh_TW" w:bidi="zh_TW"/>
+        </w:rPr>
+        <w:t>腓立比書二章6至11節</w:t>
+      </w:r>
       <w:r>
         <w:rPr>
           <w:lang w:val="zh_TW" w:bidi="zh_TW"/>
         </w:rPr>
         <w:t>這段經文，通常被稱為基督頌（Christ Hymn），反映早期信徒對耶穌基督的信念。從這首頌歌可以看出，早期信徒相信耶穌在道成肉身之前已經存在，並且擁有神的本性（另見</w:t>
       </w:r>
-      <w:hyperlink r:id="rId41">
-        <w:r>
-          <w:rPr>
-            <w:lang w:val="zh_TW" w:bidi="zh_TW"/>
-          </w:rPr>
-          <w:rPr>
-            <w:color w:val="0000EE"/>
-            <w:u w:val="single"/>
-          </w:rPr>
-          <w:t>西1:15–20</w:t>
-        </w:r>
-      </w:hyperlink>
+      <w:r>
+        <w:rPr>
+          <w:lang w:val="zh_TW" w:bidi="zh_TW"/>
+        </w:rPr>
+        <w:t>西1:15–20</w:t>
+      </w:r>
       <w:r>
         <w:rPr>
           <w:lang w:val="zh_TW" w:bidi="zh_TW"/>
         </w:rPr>
         <w:t>，</w:t>
       </w:r>
-      <w:hyperlink r:id="rId42">
-        <w:r>
-          <w:rPr>
-            <w:lang w:val="zh_TW" w:bidi="zh_TW"/>
-          </w:rPr>
-          <w:rPr>
-            <w:color w:val="0000EE"/>
-            <w:u w:val="single"/>
-          </w:rPr>
-          <w:t>2:9</w:t>
-        </w:r>
-      </w:hyperlink>
+      <w:r>
+        <w:rPr>
+          <w:lang w:val="zh_TW" w:bidi="zh_TW"/>
+        </w:rPr>
+        <w:t>2:9</w:t>
+      </w:r>
       <w:r>
         <w:rPr>
           <w:lang w:val="zh_TW" w:bidi="zh_TW"/>
         </w:rPr>
         <w:t>；參</w:t>
       </w:r>
-      <w:hyperlink r:id="rId43">
-        <w:r>
-          <w:rPr>
-            <w:lang w:val="zh_TW" w:bidi="zh_TW"/>
-          </w:rPr>
-          <w:rPr>
-            <w:color w:val="0000EE"/>
-            <w:u w:val="single"/>
-          </w:rPr>
-          <w:t>約1:1–2</w:t>
-        </w:r>
-      </w:hyperlink>
+      <w:r>
+        <w:rPr>
+          <w:lang w:val="zh_TW" w:bidi="zh_TW"/>
+        </w:rPr>
+        <w:t>約1:1–2</w:t>
+      </w:r>
       <w:r>
         <w:rPr>
           <w:lang w:val="zh_TW" w:bidi="zh_TW"/>
         </w:rPr>
         <w:t>；</w:t>
       </w:r>
-      <w:hyperlink r:id="rId44">
-        <w:r>
-          <w:rPr>
-            <w:lang w:val="zh_TW" w:bidi="zh_TW"/>
-          </w:rPr>
-          <w:rPr>
-            <w:color w:val="0000EE"/>
-            <w:u w:val="single"/>
-          </w:rPr>
-          <w:t>來1:1–3</w:t>
-        </w:r>
-      </w:hyperlink>
+      <w:r>
+        <w:rPr>
+          <w:lang w:val="zh_TW" w:bidi="zh_TW"/>
+        </w:rPr>
+        <w:t>來1:1–3</w:t>
+      </w:r>
       <w:r>
         <w:rPr>
           <w:lang w:val="zh_TW" w:bidi="zh_TW"/>
@@ -1451,54 +1205,36 @@
         </w:rPr>
         <w:t>耶穌宣稱自己具有神性，這一點在當時引發祂與宗教領袖之間的重大爭議。當耶穌聲稱與神同等時，他們指控祂褻瀆（即說了羞辱神的話）神（</w:t>
       </w:r>
-      <w:hyperlink r:id="rId45">
-        <w:r>
-          <w:rPr>
-            <w:lang w:val="zh_TW" w:bidi="zh_TW"/>
-          </w:rPr>
-          <w:rPr>
-            <w:color w:val="0000EE"/>
-            <w:u w:val="single"/>
-          </w:rPr>
-          <w:t>約5:16–18</w:t>
-        </w:r>
-      </w:hyperlink>
+      <w:r>
+        <w:rPr>
+          <w:lang w:val="zh_TW" w:bidi="zh_TW"/>
+        </w:rPr>
+        <w:t>約5:16–18</w:t>
+      </w:r>
       <w:r>
         <w:rPr>
           <w:lang w:val="zh_TW" w:bidi="zh_TW"/>
         </w:rPr>
         <w:t>，</w:t>
       </w:r>
-      <w:hyperlink r:id="rId46">
-        <w:r>
-          <w:rPr>
-            <w:lang w:val="zh_TW" w:bidi="zh_TW"/>
-          </w:rPr>
-          <w:rPr>
-            <w:color w:val="0000EE"/>
-            <w:u w:val="single"/>
-          </w:rPr>
-          <w:t>8:54–59</w:t>
-        </w:r>
-      </w:hyperlink>
+      <w:r>
+        <w:rPr>
+          <w:lang w:val="zh_TW" w:bidi="zh_TW"/>
+        </w:rPr>
+        <w:t>8:54–59</w:t>
+      </w:r>
       <w:r>
         <w:rPr>
           <w:lang w:val="zh_TW" w:bidi="zh_TW"/>
         </w:rPr>
         <w:t>，</w:t>
       </w:r>
-      <w:hyperlink r:id="rId47">
-        <w:r>
-          <w:rPr>
-            <w:lang w:val="zh_TW" w:bidi="zh_TW"/>
-          </w:rPr>
-          <w:rPr>
-            <w:color w:val="0000EE"/>
-            <w:u w:val="single"/>
-          </w:rPr>
-          <w:t>10:30–39</w:t>
-        </w:r>
-      </w:hyperlink>
+      <w:r>
+        <w:rPr>
+          <w:lang w:val="zh_TW" w:bidi="zh_TW"/>
+        </w:rPr>
+        <w:t>10:30–39</w:t>
+      </w:r>
       <w:r>
         <w:rPr>
           <w:lang w:val="zh_TW" w:bidi="zh_TW"/>
@@ -1543,252 +1279,168 @@
         </w:rPr>
         <w:t>，進入人類歷史（</w:t>
       </w:r>
-      <w:hyperlink r:id="rId48">
-        <w:r>
-          <w:rPr>
-            <w:lang w:val="zh_TW" w:bidi="zh_TW"/>
-          </w:rPr>
-          <w:rPr>
-            <w:color w:val="0000EE"/>
-            <w:u w:val="single"/>
-          </w:rPr>
-          <w:t>腓2:7</w:t>
-        </w:r>
-      </w:hyperlink>
+      <w:r>
+        <w:rPr>
+          <w:lang w:val="zh_TW" w:bidi="zh_TW"/>
+        </w:rPr>
+        <w:t>腓2:7</w:t>
+      </w:r>
       <w:r>
         <w:rPr>
           <w:lang w:val="zh_TW" w:bidi="zh_TW"/>
         </w:rPr>
         <w:t>；見</w:t>
       </w:r>
-      <w:hyperlink r:id="rId49">
-        <w:r>
-          <w:rPr>
-            <w:lang w:val="zh_TW" w:bidi="zh_TW"/>
-          </w:rPr>
-          <w:rPr>
-            <w:color w:val="0000EE"/>
-            <w:u w:val="single"/>
-          </w:rPr>
-          <w:t>西1:15</w:t>
-        </w:r>
-      </w:hyperlink>
+      <w:r>
+        <w:rPr>
+          <w:lang w:val="zh_TW" w:bidi="zh_TW"/>
+        </w:rPr>
+        <w:t>西1:15</w:t>
+      </w:r>
       <w:r>
         <w:rPr>
           <w:lang w:val="zh_TW" w:bidi="zh_TW"/>
         </w:rPr>
         <w:t>；</w:t>
       </w:r>
-      <w:hyperlink r:id="rId50">
-        <w:r>
-          <w:rPr>
-            <w:lang w:val="zh_TW" w:bidi="zh_TW"/>
-          </w:rPr>
-          <w:rPr>
-            <w:color w:val="0000EE"/>
-            <w:u w:val="single"/>
-          </w:rPr>
-          <w:t>約1:10–14</w:t>
-        </w:r>
-      </w:hyperlink>
+      <w:r>
+        <w:rPr>
+          <w:lang w:val="zh_TW" w:bidi="zh_TW"/>
+        </w:rPr>
+        <w:t>約1:10–14</w:t>
+      </w:r>
       <w:r>
         <w:rPr>
           <w:lang w:val="zh_TW" w:bidi="zh_TW"/>
         </w:rPr>
         <w:t>；</w:t>
       </w:r>
-      <w:hyperlink r:id="rId51">
-        <w:r>
-          <w:rPr>
-            <w:lang w:val="zh_TW" w:bidi="zh_TW"/>
-          </w:rPr>
-          <w:rPr>
-            <w:color w:val="0000EE"/>
-            <w:u w:val="single"/>
-          </w:rPr>
-          <w:t>來2:14</w:t>
-        </w:r>
-      </w:hyperlink>
+      <w:r>
+        <w:rPr>
+          <w:lang w:val="zh_TW" w:bidi="zh_TW"/>
+        </w:rPr>
+        <w:t>來2:14</w:t>
+      </w:r>
       <w:r>
         <w:rPr>
           <w:lang w:val="zh_TW" w:bidi="zh_TW"/>
         </w:rPr>
         <w:t>，</w:t>
       </w:r>
-      <w:hyperlink r:id="rId52">
-        <w:r>
-          <w:rPr>
-            <w:lang w:val="zh_TW" w:bidi="zh_TW"/>
-          </w:rPr>
-          <w:rPr>
-            <w:color w:val="0000EE"/>
-            <w:u w:val="single"/>
-          </w:rPr>
-          <w:t>17</w:t>
-        </w:r>
-      </w:hyperlink>
+      <w:r>
+        <w:rPr>
+          <w:lang w:val="zh_TW" w:bidi="zh_TW"/>
+        </w:rPr>
+        <w:t>17</w:t>
+      </w:r>
       <w:r>
         <w:rPr>
           <w:lang w:val="zh_TW" w:bidi="zh_TW"/>
         </w:rPr>
         <w:t>）。耶穌基督這位榮耀的萬有創造者，為了人類的罪捨身而死，成就赦罪，使人得以與神和好（</w:t>
       </w:r>
-      <w:hyperlink r:id="rId53">
-        <w:r>
-          <w:rPr>
-            <w:lang w:val="zh_TW" w:bidi="zh_TW"/>
-          </w:rPr>
-          <w:rPr>
-            <w:color w:val="0000EE"/>
-            <w:u w:val="single"/>
-          </w:rPr>
-          <w:t>腓2:8</w:t>
-        </w:r>
-      </w:hyperlink>
+      <w:r>
+        <w:rPr>
+          <w:lang w:val="zh_TW" w:bidi="zh_TW"/>
+        </w:rPr>
+        <w:t>腓2:8</w:t>
+      </w:r>
       <w:r>
         <w:rPr>
           <w:lang w:val="zh_TW" w:bidi="zh_TW"/>
         </w:rPr>
         <w:t>；見</w:t>
       </w:r>
-      <w:hyperlink r:id="rId54">
-        <w:r>
-          <w:rPr>
-            <w:lang w:val="zh_TW" w:bidi="zh_TW"/>
-          </w:rPr>
-          <w:rPr>
-            <w:color w:val="0000EE"/>
-            <w:u w:val="single"/>
-          </w:rPr>
-          <w:t>約3:14–17</w:t>
-        </w:r>
-      </w:hyperlink>
+      <w:r>
+        <w:rPr>
+          <w:lang w:val="zh_TW" w:bidi="zh_TW"/>
+        </w:rPr>
+        <w:t>約3:14–17</w:t>
+      </w:r>
       <w:r>
         <w:rPr>
           <w:lang w:val="zh_TW" w:bidi="zh_TW"/>
         </w:rPr>
         <w:t>；</w:t>
       </w:r>
-      <w:hyperlink r:id="rId55">
-        <w:r>
-          <w:rPr>
-            <w:lang w:val="zh_TW" w:bidi="zh_TW"/>
-          </w:rPr>
-          <w:rPr>
-            <w:color w:val="0000EE"/>
-            <w:u w:val="single"/>
-          </w:rPr>
-          <w:t>羅5:9–10</w:t>
-        </w:r>
-      </w:hyperlink>
+      <w:r>
+        <w:rPr>
+          <w:lang w:val="zh_TW" w:bidi="zh_TW"/>
+        </w:rPr>
+        <w:t>羅5:9–10</w:t>
+      </w:r>
       <w:r>
         <w:rPr>
           <w:lang w:val="zh_TW" w:bidi="zh_TW"/>
         </w:rPr>
         <w:t>；</w:t>
       </w:r>
-      <w:hyperlink r:id="rId56">
-        <w:r>
-          <w:rPr>
-            <w:lang w:val="zh_TW" w:bidi="zh_TW"/>
-          </w:rPr>
-          <w:rPr>
-            <w:color w:val="0000EE"/>
-            <w:u w:val="single"/>
-          </w:rPr>
-          <w:t>西1:20</w:t>
-        </w:r>
-      </w:hyperlink>
+      <w:r>
+        <w:rPr>
+          <w:lang w:val="zh_TW" w:bidi="zh_TW"/>
+        </w:rPr>
+        <w:t>西1:20</w:t>
+      </w:r>
       <w:r>
         <w:rPr>
           <w:lang w:val="zh_TW" w:bidi="zh_TW"/>
         </w:rPr>
         <w:t>、</w:t>
       </w:r>
-      <w:hyperlink r:id="rId57">
-        <w:r>
-          <w:rPr>
-            <w:lang w:val="zh_TW" w:bidi="zh_TW"/>
-          </w:rPr>
-          <w:rPr>
-            <w:color w:val="0000EE"/>
-            <w:u w:val="single"/>
-          </w:rPr>
-          <w:t>22</w:t>
-        </w:r>
-      </w:hyperlink>
+      <w:r>
+        <w:rPr>
+          <w:lang w:val="zh_TW" w:bidi="zh_TW"/>
+        </w:rPr>
+        <w:t>22</w:t>
+      </w:r>
       <w:r>
         <w:rPr>
           <w:lang w:val="zh_TW" w:bidi="zh_TW"/>
         </w:rPr>
         <w:t>，</w:t>
       </w:r>
-      <w:hyperlink r:id="rId58">
-        <w:r>
-          <w:rPr>
-            <w:lang w:val="zh_TW" w:bidi="zh_TW"/>
-          </w:rPr>
-          <w:rPr>
-            <w:color w:val="0000EE"/>
-            <w:u w:val="single"/>
-          </w:rPr>
-          <w:t>2:13–14</w:t>
-        </w:r>
-      </w:hyperlink>
+      <w:r>
+        <w:rPr>
+          <w:lang w:val="zh_TW" w:bidi="zh_TW"/>
+        </w:rPr>
+        <w:t>2:13–14</w:t>
+      </w:r>
       <w:r>
         <w:rPr>
           <w:lang w:val="zh_TW" w:bidi="zh_TW"/>
         </w:rPr>
         <w:t>；</w:t>
       </w:r>
-      <w:hyperlink r:id="rId59">
-        <w:r>
-          <w:rPr>
-            <w:lang w:val="zh_TW" w:bidi="zh_TW"/>
-          </w:rPr>
-          <w:rPr>
-            <w:color w:val="0000EE"/>
-            <w:u w:val="single"/>
-          </w:rPr>
-          <w:t>來1:3</w:t>
-        </w:r>
-      </w:hyperlink>
+      <w:r>
+        <w:rPr>
+          <w:lang w:val="zh_TW" w:bidi="zh_TW"/>
+        </w:rPr>
+        <w:t>來1:3</w:t>
+      </w:r>
       <w:r>
         <w:rPr>
           <w:lang w:val="zh_TW" w:bidi="zh_TW"/>
         </w:rPr>
         <w:t>，</w:t>
       </w:r>
-      <w:hyperlink r:id="rId60">
-        <w:r>
-          <w:rPr>
-            <w:lang w:val="zh_TW" w:bidi="zh_TW"/>
-          </w:rPr>
-          <w:rPr>
-            <w:color w:val="0000EE"/>
-            <w:u w:val="single"/>
-          </w:rPr>
-          <w:t>10:9–14</w:t>
-        </w:r>
-      </w:hyperlink>
+      <w:r>
+        <w:rPr>
+          <w:lang w:val="zh_TW" w:bidi="zh_TW"/>
+        </w:rPr>
+        <w:t>10:9–14</w:t>
+      </w:r>
       <w:r>
         <w:rPr>
           <w:lang w:val="zh_TW" w:bidi="zh_TW"/>
         </w:rPr>
         <w:t>）。聖經早已預言這一切（見</w:t>
       </w:r>
-      <w:hyperlink r:id="rId61">
-        <w:r>
-          <w:rPr>
-            <w:lang w:val="zh_TW" w:bidi="zh_TW"/>
-          </w:rPr>
-          <w:rPr>
-            <w:color w:val="0000EE"/>
-            <w:u w:val="single"/>
-          </w:rPr>
-          <w:t>賽53:3–12</w:t>
-        </w:r>
-      </w:hyperlink>
+      <w:r>
+        <w:rPr>
+          <w:lang w:val="zh_TW" w:bidi="zh_TW"/>
+        </w:rPr>
+        <w:t>賽53:3–12</w:t>
+      </w:r>
       <w:r>
         <w:rPr>
           <w:lang w:val="zh_TW" w:bidi="zh_TW"/>
@@ -1809,90 +1461,60 @@
         </w:rPr>
         <w:t>這首頌歌宣告，神已使耶穌從死裡復活，並將天上至高的尊榮賜給祂（</w:t>
       </w:r>
-      <w:hyperlink r:id="rId62">
-        <w:r>
-          <w:rPr>
-            <w:lang w:val="zh_TW" w:bidi="zh_TW"/>
-          </w:rPr>
-          <w:rPr>
-            <w:color w:val="0000EE"/>
-            <w:u w:val="single"/>
-          </w:rPr>
-          <w:t>腓2:9</w:t>
-        </w:r>
-      </w:hyperlink>
+      <w:r>
+        <w:rPr>
+          <w:lang w:val="zh_TW" w:bidi="zh_TW"/>
+        </w:rPr>
+        <w:t>腓2:9</w:t>
+      </w:r>
       <w:r>
         <w:rPr>
           <w:lang w:val="zh_TW" w:bidi="zh_TW"/>
         </w:rPr>
         <w:t>）。神也將「主」的稱號給予耶穌（</w:t>
       </w:r>
-      <w:hyperlink r:id="rId63">
-        <w:r>
-          <w:rPr>
-            <w:lang w:val="zh_TW" w:bidi="zh_TW"/>
-          </w:rPr>
-          <w:rPr>
-            <w:color w:val="0000EE"/>
-            <w:u w:val="single"/>
-          </w:rPr>
-          <w:t>腓2:11</w:t>
-        </w:r>
-      </w:hyperlink>
+      <w:r>
+        <w:rPr>
+          <w:lang w:val="zh_TW" w:bidi="zh_TW"/>
+        </w:rPr>
+        <w:t>腓2:11</w:t>
+      </w:r>
       <w:r>
         <w:rPr>
           <w:lang w:val="zh_TW" w:bidi="zh_TW"/>
         </w:rPr>
         <w:t>；參</w:t>
       </w:r>
-      <w:hyperlink r:id="rId64">
-        <w:r>
-          <w:rPr>
-            <w:lang w:val="zh_TW" w:bidi="zh_TW"/>
-          </w:rPr>
-          <w:rPr>
-            <w:color w:val="0000EE"/>
-            <w:u w:val="single"/>
-          </w:rPr>
-          <w:t>西1:18</w:t>
-        </w:r>
-      </w:hyperlink>
+      <w:r>
+        <w:rPr>
+          <w:lang w:val="zh_TW" w:bidi="zh_TW"/>
+        </w:rPr>
+        <w:t>西1:18</w:t>
+      </w:r>
       <w:r>
         <w:rPr>
           <w:lang w:val="zh_TW" w:bidi="zh_TW"/>
         </w:rPr>
         <w:t>）。有一天，一切創造都要在祂面前屈膝，承認祂是萬有的主（</w:t>
       </w:r>
-      <w:hyperlink r:id="rId65">
-        <w:r>
-          <w:rPr>
-            <w:lang w:val="zh_TW" w:bidi="zh_TW"/>
-          </w:rPr>
-          <w:rPr>
-            <w:color w:val="0000EE"/>
-            <w:u w:val="single"/>
-          </w:rPr>
-          <w:t>腓2:9–11</w:t>
-        </w:r>
-      </w:hyperlink>
+      <w:r>
+        <w:rPr>
+          <w:lang w:val="zh_TW" w:bidi="zh_TW"/>
+        </w:rPr>
+        <w:t>腓2:9–11</w:t>
+      </w:r>
       <w:r>
         <w:rPr>
           <w:lang w:val="zh_TW" w:bidi="zh_TW"/>
         </w:rPr>
         <w:t>）。祂配得那只有神才配得的敬拜（見</w:t>
       </w:r>
-      <w:hyperlink r:id="rId66">
-        <w:r>
-          <w:rPr>
-            <w:lang w:val="zh_TW" w:bidi="zh_TW"/>
-          </w:rPr>
-          <w:rPr>
-            <w:color w:val="0000EE"/>
-            <w:u w:val="single"/>
-          </w:rPr>
-          <w:t>啟5:8–14</w:t>
-        </w:r>
-      </w:hyperlink>
+      <w:r>
+        <w:rPr>
+          <w:lang w:val="zh_TW" w:bidi="zh_TW"/>
+        </w:rPr>
+        <w:t>啟5:8–14</w:t>
+      </w:r>
       <w:r>
         <w:rPr>
           <w:lang w:val="zh_TW" w:bidi="zh_TW"/>
@@ -1922,252 +1544,168 @@
           <w:lang w:val="zh_TW" w:bidi="zh_TW"/>
         </w:rPr>
       </w:r>
-      <w:hyperlink r:id="rId61">
-        <w:r>
-          <w:rPr>
-            <w:lang w:val="zh_TW" w:bidi="zh_TW"/>
-          </w:rPr>
-          <w:rPr>
-            <w:color w:val="0000EE"/>
-            <w:u w:val="single"/>
-          </w:rPr>
-          <w:t>賽53:3–12</w:t>
-        </w:r>
-      </w:hyperlink>
+      <w:r>
+        <w:rPr>
+          <w:lang w:val="zh_TW" w:bidi="zh_TW"/>
+        </w:rPr>
+        <w:t>賽53:3–12</w:t>
+      </w:r>
       <w:r>
         <w:rPr>
           <w:lang w:val="zh_TW" w:bidi="zh_TW"/>
         </w:rPr>
         <w:t>；</w:t>
       </w:r>
-      <w:hyperlink r:id="rId43">
-        <w:r>
-          <w:rPr>
-            <w:lang w:val="zh_TW" w:bidi="zh_TW"/>
-          </w:rPr>
-          <w:rPr>
-            <w:color w:val="0000EE"/>
-            <w:u w:val="single"/>
-          </w:rPr>
-          <w:t>約1:1–2</w:t>
-        </w:r>
-      </w:hyperlink>
+      <w:r>
+        <w:rPr>
+          <w:lang w:val="zh_TW" w:bidi="zh_TW"/>
+        </w:rPr>
+        <w:t>約1:1–2</w:t>
+      </w:r>
       <w:r>
         <w:rPr>
           <w:lang w:val="zh_TW" w:bidi="zh_TW"/>
         </w:rPr>
         <w:t>、</w:t>
       </w:r>
-      <w:hyperlink r:id="rId50">
-        <w:r>
-          <w:rPr>
-            <w:lang w:val="zh_TW" w:bidi="zh_TW"/>
-          </w:rPr>
-          <w:rPr>
-            <w:color w:val="0000EE"/>
-            <w:u w:val="single"/>
-          </w:rPr>
-          <w:t>10–14</w:t>
-        </w:r>
-      </w:hyperlink>
+      <w:r>
+        <w:rPr>
+          <w:lang w:val="zh_TW" w:bidi="zh_TW"/>
+        </w:rPr>
+        <w:t>10–14</w:t>
+      </w:r>
       <w:r>
         <w:rPr>
           <w:lang w:val="zh_TW" w:bidi="zh_TW"/>
         </w:rPr>
         <w:t>，</w:t>
       </w:r>
-      <w:hyperlink r:id="rId54">
-        <w:r>
-          <w:rPr>
-            <w:lang w:val="zh_TW" w:bidi="zh_TW"/>
-          </w:rPr>
-          <w:rPr>
-            <w:color w:val="0000EE"/>
-            <w:u w:val="single"/>
-          </w:rPr>
-          <w:t>3:14–17</w:t>
-        </w:r>
-      </w:hyperlink>
+      <w:r>
+        <w:rPr>
+          <w:lang w:val="zh_TW" w:bidi="zh_TW"/>
+        </w:rPr>
+        <w:t>3:14–17</w:t>
+      </w:r>
       <w:r>
         <w:rPr>
           <w:lang w:val="zh_TW" w:bidi="zh_TW"/>
         </w:rPr>
         <w:t>；</w:t>
       </w:r>
-      <w:hyperlink r:id="rId55">
-        <w:r>
-          <w:rPr>
-            <w:lang w:val="zh_TW" w:bidi="zh_TW"/>
-          </w:rPr>
-          <w:rPr>
-            <w:color w:val="0000EE"/>
-            <w:u w:val="single"/>
-          </w:rPr>
-          <w:t>羅5:9–10</w:t>
-        </w:r>
-      </w:hyperlink>
+      <w:r>
+        <w:rPr>
+          <w:lang w:val="zh_TW" w:bidi="zh_TW"/>
+        </w:rPr>
+        <w:t>羅5:9–10</w:t>
+      </w:r>
       <w:r>
         <w:rPr>
           <w:lang w:val="zh_TW" w:bidi="zh_TW"/>
         </w:rPr>
         <w:t>；</w:t>
       </w:r>
-      <w:hyperlink r:id="rId40">
-        <w:r>
-          <w:rPr>
-            <w:lang w:val="zh_TW" w:bidi="zh_TW"/>
-          </w:rPr>
-          <w:rPr>
-            <w:color w:val="0000EE"/>
-            <w:u w:val="single"/>
-          </w:rPr>
-          <w:t>腓2:6–11</w:t>
-        </w:r>
-      </w:hyperlink>
+      <w:r>
+        <w:rPr>
+          <w:lang w:val="zh_TW" w:bidi="zh_TW"/>
+        </w:rPr>
+        <w:t>腓2:6–11</w:t>
+      </w:r>
       <w:r>
         <w:rPr>
           <w:lang w:val="zh_TW" w:bidi="zh_TW"/>
         </w:rPr>
         <w:t>；</w:t>
       </w:r>
-      <w:hyperlink r:id="rId67">
-        <w:r>
-          <w:rPr>
-            <w:lang w:val="zh_TW" w:bidi="zh_TW"/>
-          </w:rPr>
-          <w:rPr>
-            <w:color w:val="0000EE"/>
-            <w:u w:val="single"/>
-          </w:rPr>
-          <w:t>西1:15–22</w:t>
-        </w:r>
-      </w:hyperlink>
+      <w:r>
+        <w:rPr>
+          <w:lang w:val="zh_TW" w:bidi="zh_TW"/>
+        </w:rPr>
+        <w:t>西1:15–22</w:t>
+      </w:r>
       <w:r>
         <w:rPr>
           <w:lang w:val="zh_TW" w:bidi="zh_TW"/>
         </w:rPr>
         <w:t>，</w:t>
       </w:r>
-      <w:hyperlink r:id="rId42">
-        <w:r>
-          <w:rPr>
-            <w:lang w:val="zh_TW" w:bidi="zh_TW"/>
-          </w:rPr>
-          <w:rPr>
-            <w:color w:val="0000EE"/>
-            <w:u w:val="single"/>
-          </w:rPr>
-          <w:t>2:9</w:t>
-        </w:r>
-      </w:hyperlink>
+      <w:r>
+        <w:rPr>
+          <w:lang w:val="zh_TW" w:bidi="zh_TW"/>
+        </w:rPr>
+        <w:t>2:9</w:t>
+      </w:r>
       <w:r>
         <w:rPr>
           <w:lang w:val="zh_TW" w:bidi="zh_TW"/>
         </w:rPr>
         <w:t>、</w:t>
       </w:r>
-      <w:hyperlink r:id="rId58">
-        <w:r>
-          <w:rPr>
-            <w:lang w:val="zh_TW" w:bidi="zh_TW"/>
-          </w:rPr>
-          <w:rPr>
-            <w:color w:val="0000EE"/>
-            <w:u w:val="single"/>
-          </w:rPr>
-          <w:t>13–14</w:t>
-        </w:r>
-      </w:hyperlink>
+      <w:r>
+        <w:rPr>
+          <w:lang w:val="zh_TW" w:bidi="zh_TW"/>
+        </w:rPr>
+        <w:t>13–14</w:t>
+      </w:r>
       <w:r>
         <w:rPr>
           <w:lang w:val="zh_TW" w:bidi="zh_TW"/>
         </w:rPr>
         <w:t>；</w:t>
       </w:r>
-      <w:hyperlink r:id="rId44">
-        <w:r>
-          <w:rPr>
-            <w:lang w:val="zh_TW" w:bidi="zh_TW"/>
-          </w:rPr>
-          <w:rPr>
-            <w:color w:val="0000EE"/>
-            <w:u w:val="single"/>
-          </w:rPr>
-          <w:t>來1:1–3</w:t>
-        </w:r>
-      </w:hyperlink>
+      <w:r>
+        <w:rPr>
+          <w:lang w:val="zh_TW" w:bidi="zh_TW"/>
+        </w:rPr>
+        <w:t>來1:1–3</w:t>
+      </w:r>
       <w:r>
         <w:rPr>
           <w:lang w:val="zh_TW" w:bidi="zh_TW"/>
         </w:rPr>
         <w:t>，</w:t>
       </w:r>
-      <w:hyperlink r:id="rId51">
-        <w:r>
-          <w:rPr>
-            <w:lang w:val="zh_TW" w:bidi="zh_TW"/>
-          </w:rPr>
-          <w:rPr>
-            <w:color w:val="0000EE"/>
-            <w:u w:val="single"/>
-          </w:rPr>
-          <w:t>2:14</w:t>
-        </w:r>
-      </w:hyperlink>
+      <w:r>
+        <w:rPr>
+          <w:lang w:val="zh_TW" w:bidi="zh_TW"/>
+        </w:rPr>
+        <w:t>2:14</w:t>
+      </w:r>
       <w:r>
         <w:rPr>
           <w:lang w:val="zh_TW" w:bidi="zh_TW"/>
         </w:rPr>
         <w:t>、</w:t>
       </w:r>
-      <w:hyperlink r:id="rId52">
-        <w:r>
-          <w:rPr>
-            <w:lang w:val="zh_TW" w:bidi="zh_TW"/>
-          </w:rPr>
-          <w:rPr>
-            <w:color w:val="0000EE"/>
-            <w:u w:val="single"/>
-          </w:rPr>
-          <w:t>17</w:t>
-        </w:r>
-      </w:hyperlink>
+      <w:r>
+        <w:rPr>
+          <w:lang w:val="zh_TW" w:bidi="zh_TW"/>
+        </w:rPr>
+        <w:t>17</w:t>
+      </w:r>
       <w:r>
         <w:rPr>
           <w:lang w:val="zh_TW" w:bidi="zh_TW"/>
         </w:rPr>
         <w:t>，</w:t>
       </w:r>
-      <w:hyperlink r:id="rId60">
-        <w:r>
-          <w:rPr>
-            <w:lang w:val="zh_TW" w:bidi="zh_TW"/>
-          </w:rPr>
-          <w:rPr>
-            <w:color w:val="0000EE"/>
-            <w:u w:val="single"/>
-          </w:rPr>
-          <w:t>10:9–14</w:t>
-        </w:r>
-      </w:hyperlink>
+      <w:r>
+        <w:rPr>
+          <w:lang w:val="zh_TW" w:bidi="zh_TW"/>
+        </w:rPr>
+        <w:t>10:9–14</w:t>
+      </w:r>
       <w:r>
         <w:rPr>
           <w:lang w:val="zh_TW" w:bidi="zh_TW"/>
         </w:rPr>
         <w:t>；</w:t>
       </w:r>
-      <w:hyperlink r:id="rId66">
-        <w:r>
-          <w:rPr>
-            <w:lang w:val="zh_TW" w:bidi="zh_TW"/>
-          </w:rPr>
-          <w:rPr>
-            <w:color w:val="0000EE"/>
-            <w:u w:val="single"/>
-          </w:rPr>
-          <w:t>啟5:8–14</w:t>
-        </w:r>
-      </w:hyperlink>
+      <w:r>
+        <w:rPr>
+          <w:lang w:val="zh_TW" w:bidi="zh_TW"/>
+        </w:rPr>
+        <w:t>啟5:8–14</w:t>
+      </w:r>
       <w:r>
         <w:rPr>
           <w:lang w:val="zh_TW" w:bidi="zh_TW"/>
@@ -2216,54 +1754,36 @@
         </w:rPr>
         <w:t>慷慨的基督徒奉獻展現出真正的恩典。我們從「我們主耶穌基督」身上看見了這點，「他本來富足，卻為你們成了貧窮，叫你們因他的貧窮，可以成為富足」（</w:t>
       </w:r>
-      <w:hyperlink r:id="rId68">
-        <w:r>
-          <w:rPr>
-            <w:lang w:val="zh_TW" w:bidi="zh_TW"/>
-          </w:rPr>
-          <w:rPr>
-            <w:color w:val="0000EE"/>
-            <w:u w:val="single"/>
-          </w:rPr>
-          <w:t>林後8:9</w:t>
-        </w:r>
-      </w:hyperlink>
+      <w:r>
+        <w:rPr>
+          <w:lang w:val="zh_TW" w:bidi="zh_TW"/>
+        </w:rPr>
+        <w:t>林後8:9</w:t>
+      </w:r>
       <w:r>
         <w:rPr>
           <w:lang w:val="zh_TW" w:bidi="zh_TW"/>
         </w:rPr>
         <w:t>；</w:t>
       </w:r>
-      <w:hyperlink r:id="rId69">
-        <w:r>
-          <w:rPr>
-            <w:lang w:val="zh_TW" w:bidi="zh_TW"/>
-          </w:rPr>
-          <w:rPr>
-            <w:color w:val="0000EE"/>
-            <w:u w:val="single"/>
-          </w:rPr>
-          <w:t>腓2:5–8</w:t>
-        </w:r>
-      </w:hyperlink>
+      <w:r>
+        <w:rPr>
+          <w:lang w:val="zh_TW" w:bidi="zh_TW"/>
+        </w:rPr>
+        <w:t>腓2:5–8</w:t>
+      </w:r>
       <w:r>
         <w:rPr>
           <w:lang w:val="zh_TW" w:bidi="zh_TW"/>
         </w:rPr>
         <w:t>）。我們在救恩中白白領受了祂的恩典，因此甘心樂意地奉獻，作為對那「說不盡的恩賜」的回應（</w:t>
       </w:r>
-      <w:hyperlink r:id="rId70">
-        <w:r>
-          <w:rPr>
-            <w:lang w:val="zh_TW" w:bidi="zh_TW"/>
-          </w:rPr>
-          <w:rPr>
-            <w:color w:val="0000EE"/>
-            <w:u w:val="single"/>
-          </w:rPr>
-          <w:t>林後9:15</w:t>
-        </w:r>
-      </w:hyperlink>
+      <w:r>
+        <w:rPr>
+          <w:lang w:val="zh_TW" w:bidi="zh_TW"/>
+        </w:rPr>
+        <w:t>林後9:15</w:t>
+      </w:r>
       <w:r>
         <w:rPr>
           <w:lang w:val="zh_TW" w:bidi="zh_TW"/>
@@ -2284,36 +1804,24 @@
         </w:rPr>
         <w:t>耶穌教導說，慷慨是跟隨祂的人所應有的表現（</w:t>
       </w:r>
-      <w:hyperlink r:id="rId71">
-        <w:r>
-          <w:rPr>
-            <w:lang w:val="zh_TW" w:bidi="zh_TW"/>
-          </w:rPr>
-          <w:rPr>
-            <w:color w:val="0000EE"/>
-            <w:u w:val="single"/>
-          </w:rPr>
-          <w:t>太25:34–36</w:t>
-        </w:r>
-      </w:hyperlink>
+      <w:r>
+        <w:rPr>
+          <w:lang w:val="zh_TW" w:bidi="zh_TW"/>
+        </w:rPr>
+        <w:t>太25:34–36</w:t>
+      </w:r>
       <w:r>
         <w:rPr>
           <w:lang w:val="zh_TW" w:bidi="zh_TW"/>
         </w:rPr>
         <w:t>）。祂強調人的動機與態度，而不僅僅是奉獻的數目（</w:t>
       </w:r>
-      <w:hyperlink r:id="rId72">
-        <w:r>
-          <w:rPr>
-            <w:lang w:val="zh_TW" w:bidi="zh_TW"/>
-          </w:rPr>
-          <w:rPr>
-            <w:color w:val="0000EE"/>
-            <w:u w:val="single"/>
-          </w:rPr>
-          <w:t>可12:41–44</w:t>
-        </w:r>
-      </w:hyperlink>
+      <w:r>
+        <w:rPr>
+          <w:lang w:val="zh_TW" w:bidi="zh_TW"/>
+        </w:rPr>
+        <w:t>可12:41–44</w:t>
+      </w:r>
       <w:r>
         <w:rPr>
           <w:lang w:val="zh_TW" w:bidi="zh_TW"/>
@@ -2334,30 +1842,18 @@
         </w:rPr>
         <w:t>在哥林多後書中，使徒保羅強調奉獻的教導。他勸勉哥林多的教會，要慷慨地供應有需要的人，特別是耶路撒冷貧窮的猶太信徒（</w:t>
       </w:r>
-      <w:hyperlink r:id="rId73">
-        <w:r>
-          <w:rPr>
-            <w:lang w:val="zh_TW" w:bidi="zh_TW"/>
-          </w:rPr>
-          <w:rPr>
-            <w:color w:val="0000EE"/>
-            <w:u w:val="single"/>
-          </w:rPr>
-          <w:t>林後8:6–7，</w:t>
-        </w:r>
-      </w:hyperlink>
-      <w:hyperlink r:id="rId74">
-        <w:r>
-          <w:rPr>
-            <w:lang w:val="zh_TW" w:bidi="zh_TW"/>
-          </w:rPr>
-          <w:rPr>
-            <w:color w:val="0000EE"/>
-            <w:u w:val="single"/>
-          </w:rPr>
-          <w:t>9:1–5</w:t>
-        </w:r>
-      </w:hyperlink>
+      <w:r>
+        <w:rPr>
+          <w:lang w:val="zh_TW" w:bidi="zh_TW"/>
+        </w:rPr>
+        <w:t>林後8:6–7，</w:t>
+      </w:r>
+      <w:r>
+        <w:rPr>
+          <w:lang w:val="zh_TW" w:bidi="zh_TW"/>
+        </w:rPr>
+        <w:t>9:1–5</w:t>
+      </w:r>
       <w:r>
         <w:rPr>
           <w:lang w:val="zh_TW" w:bidi="zh_TW"/>
@@ -2400,36 +1896,24 @@
         </w:rPr>
         <w:t>我們的奉獻應當甘心樂意（</w:t>
       </w:r>
-      <w:hyperlink r:id="rId75">
-        <w:r>
-          <w:rPr>
-            <w:lang w:val="zh_TW" w:bidi="zh_TW"/>
-          </w:rPr>
-          <w:rPr>
-            <w:color w:val="0000EE"/>
-            <w:u w:val="single"/>
-          </w:rPr>
-          <w:t>林後8:12</w:t>
-        </w:r>
-      </w:hyperlink>
+      <w:r>
+        <w:rPr>
+          <w:lang w:val="zh_TW" w:bidi="zh_TW"/>
+        </w:rPr>
+        <w:t>林後8:12</w:t>
+      </w:r>
       <w:r>
         <w:rPr>
           <w:lang w:val="zh_TW" w:bidi="zh_TW"/>
         </w:rPr>
         <w:t>，</w:t>
       </w:r>
-      <w:hyperlink r:id="rId76">
-        <w:r>
-          <w:rPr>
-            <w:lang w:val="zh_TW" w:bidi="zh_TW"/>
-          </w:rPr>
-          <w:rPr>
-            <w:color w:val="0000EE"/>
-            <w:u w:val="single"/>
-          </w:rPr>
-          <w:t>9:7</w:t>
-        </w:r>
-      </w:hyperlink>
+      <w:r>
+        <w:rPr>
+          <w:lang w:val="zh_TW" w:bidi="zh_TW"/>
+        </w:rPr>
+        <w:t>9:7</w:t>
+      </w:r>
       <w:r>
         <w:rPr>
           <w:lang w:val="zh_TW" w:bidi="zh_TW"/>
@@ -2454,54 +1938,36 @@
         </w:rPr>
         <w:t>真正的奉獻會帶來喜樂，而不是勉強的捐獻（</w:t>
       </w:r>
-      <w:hyperlink r:id="rId77">
-        <w:r>
-          <w:rPr>
-            <w:lang w:val="zh_TW" w:bidi="zh_TW"/>
-          </w:rPr>
-          <w:rPr>
-            <w:color w:val="0000EE"/>
-            <w:u w:val="single"/>
-          </w:rPr>
-          <w:t>林後9:5</w:t>
-        </w:r>
-      </w:hyperlink>
+      <w:r>
+        <w:rPr>
+          <w:lang w:val="zh_TW" w:bidi="zh_TW"/>
+        </w:rPr>
+        <w:t>林後9:5</w:t>
+      </w:r>
       <w:r>
         <w:rPr>
           <w:lang w:val="zh_TW" w:bidi="zh_TW"/>
         </w:rPr>
         <w:t>）。當我們把財物給予他人，就如農夫撒種時帶著盼望與喜樂，因他知道將來會有收成（</w:t>
       </w:r>
-      <w:hyperlink r:id="rId78">
-        <w:r>
-          <w:rPr>
-            <w:lang w:val="zh_TW" w:bidi="zh_TW"/>
-          </w:rPr>
-          <w:rPr>
-            <w:color w:val="0000EE"/>
-            <w:u w:val="single"/>
-          </w:rPr>
-          <w:t>9:6–10</w:t>
-        </w:r>
-      </w:hyperlink>
+      <w:r>
+        <w:rPr>
+          <w:lang w:val="zh_TW" w:bidi="zh_TW"/>
+        </w:rPr>
+        <w:t>9:6–10</w:t>
+      </w:r>
       <w:r>
         <w:rPr>
           <w:lang w:val="zh_TW" w:bidi="zh_TW"/>
         </w:rPr>
         <w:t>）。同樣地，與有需要的人分享，也會帶來喜樂（</w:t>
       </w:r>
-      <w:hyperlink r:id="rId79">
-        <w:r>
-          <w:rPr>
-            <w:lang w:val="zh_TW" w:bidi="zh_TW"/>
-          </w:rPr>
-          <w:rPr>
-            <w:color w:val="0000EE"/>
-            <w:u w:val="single"/>
-          </w:rPr>
-          <w:t>9:1–2</w:t>
-        </w:r>
-      </w:hyperlink>
+      <w:r>
+        <w:rPr>
+          <w:lang w:val="zh_TW" w:bidi="zh_TW"/>
+        </w:rPr>
+        <w:t>9:1–2</w:t>
+      </w:r>
       <w:r>
         <w:rPr>
           <w:lang w:val="zh_TW" w:bidi="zh_TW"/>
@@ -2526,18 +1992,12 @@
         </w:rPr>
         <w:t>基督徒的奉獻應當慷慨，甚至帶著犧牲的精神，正如馬其頓信徒的榜樣（</w:t>
       </w:r>
-      <w:hyperlink r:id="rId80">
-        <w:r>
-          <w:rPr>
-            <w:lang w:val="zh_TW" w:bidi="zh_TW"/>
-          </w:rPr>
-          <w:rPr>
-            <w:color w:val="0000EE"/>
-            <w:u w:val="single"/>
-          </w:rPr>
-          <w:t>林後8:1–5</w:t>
-        </w:r>
-      </w:hyperlink>
+      <w:r>
+        <w:rPr>
+          <w:lang w:val="zh_TW" w:bidi="zh_TW"/>
+        </w:rPr>
+        <w:t>林後8:1–5</w:t>
+      </w:r>
       <w:r>
         <w:rPr>
           <w:lang w:val="zh_TW" w:bidi="zh_TW"/>
@@ -2562,18 +2022,12 @@
         </w:rPr>
         <w:t>處理金錢奉獻需有誠信、正直與謹慎的態度。保羅特別小心地保護那些負責收奉獻的同工，使他們不被人懷疑（</w:t>
       </w:r>
-      <w:hyperlink r:id="rId81">
-        <w:r>
-          <w:rPr>
-            <w:lang w:val="zh_TW" w:bidi="zh_TW"/>
-          </w:rPr>
-          <w:rPr>
-            <w:color w:val="0000EE"/>
-            <w:u w:val="single"/>
-          </w:rPr>
-          <w:t>林後8:20–21</w:t>
-        </w:r>
-      </w:hyperlink>
+      <w:r>
+        <w:rPr>
+          <w:lang w:val="zh_TW" w:bidi="zh_TW"/>
+        </w:rPr>
+        <w:t>林後8:20–21</w:t>
+      </w:r>
       <w:r>
         <w:rPr>
           <w:lang w:val="zh_TW" w:bidi="zh_TW"/>
@@ -2594,36 +2048,24 @@
         </w:rPr>
         <w:t>基督徒的生活應表現出對有需要的人的慷慨關懷。保羅教導信徒要討神的喜悅，而不是為自己活（</w:t>
       </w:r>
-      <w:hyperlink r:id="rId82">
-        <w:r>
-          <w:rPr>
-            <w:lang w:val="zh_TW" w:bidi="zh_TW"/>
-          </w:rPr>
-          <w:rPr>
-            <w:color w:val="0000EE"/>
-            <w:u w:val="single"/>
-          </w:rPr>
-          <w:t>林後5:15</w:t>
-        </w:r>
-      </w:hyperlink>
+      <w:r>
+        <w:rPr>
+          <w:lang w:val="zh_TW" w:bidi="zh_TW"/>
+        </w:rPr>
+        <w:t>林後5:15</w:t>
+      </w:r>
       <w:r>
         <w:rPr>
           <w:lang w:val="zh_TW" w:bidi="zh_TW"/>
         </w:rPr>
         <w:t>）。信徒當活在基督的帶領之下，被祂的愛所激勵（</w:t>
       </w:r>
-      <w:hyperlink r:id="rId83">
-        <w:r>
-          <w:rPr>
-            <w:lang w:val="zh_TW" w:bidi="zh_TW"/>
-          </w:rPr>
-          <w:rPr>
-            <w:color w:val="0000EE"/>
-            <w:u w:val="single"/>
-          </w:rPr>
-          <w:t>5:14</w:t>
-        </w:r>
-      </w:hyperlink>
+      <w:r>
+        <w:rPr>
+          <w:lang w:val="zh_TW" w:bidi="zh_TW"/>
+        </w:rPr>
+        <w:t>5:14</w:t>
+      </w:r>
       <w:r>
         <w:rPr>
           <w:lang w:val="zh_TW" w:bidi="zh_TW"/>
@@ -2653,384 +2095,234 @@
           <w:lang w:val="zh_TW" w:bidi="zh_TW"/>
         </w:rPr>
       </w:r>
-      <w:hyperlink r:id="rId84">
-        <w:r>
-          <w:rPr>
-            <w:lang w:val="zh_TW" w:bidi="zh_TW"/>
-          </w:rPr>
-          <w:rPr>
-            <w:color w:val="0000EE"/>
-            <w:u w:val="single"/>
-          </w:rPr>
-          <w:t>出25:2</w:t>
-        </w:r>
-      </w:hyperlink>
+      <w:r>
+        <w:rPr>
+          <w:lang w:val="zh_TW" w:bidi="zh_TW"/>
+        </w:rPr>
+        <w:t>出25:2</w:t>
+      </w:r>
       <w:r>
         <w:rPr>
           <w:lang w:val="zh_TW" w:bidi="zh_TW"/>
         </w:rPr>
         <w:t>，</w:t>
       </w:r>
-      <w:hyperlink r:id="rId85">
-        <w:r>
-          <w:rPr>
-            <w:lang w:val="zh_TW" w:bidi="zh_TW"/>
-          </w:rPr>
-          <w:rPr>
-            <w:color w:val="0000EE"/>
-            <w:u w:val="single"/>
-          </w:rPr>
-          <w:t>35:5；</w:t>
-        </w:r>
-      </w:hyperlink>
-      <w:hyperlink r:id="rId86">
-        <w:r>
-          <w:rPr>
-            <w:lang w:val="zh_TW" w:bidi="zh_TW"/>
-          </w:rPr>
-          <w:rPr>
-            <w:color w:val="0000EE"/>
-            <w:u w:val="single"/>
-          </w:rPr>
-          <w:t>利25:35；</w:t>
-        </w:r>
-      </w:hyperlink>
-      <w:hyperlink r:id="rId87">
-        <w:r>
-          <w:rPr>
-            <w:lang w:val="zh_TW" w:bidi="zh_TW"/>
-          </w:rPr>
-          <w:rPr>
-            <w:color w:val="0000EE"/>
-            <w:u w:val="single"/>
-          </w:rPr>
-          <w:t>申15:7–11</w:t>
-        </w:r>
-      </w:hyperlink>
+      <w:r>
+        <w:rPr>
+          <w:lang w:val="zh_TW" w:bidi="zh_TW"/>
+        </w:rPr>
+        <w:t>35:5；</w:t>
+      </w:r>
+      <w:r>
+        <w:rPr>
+          <w:lang w:val="zh_TW" w:bidi="zh_TW"/>
+        </w:rPr>
+        <w:t>利25:35；</w:t>
+      </w:r>
+      <w:r>
+        <w:rPr>
+          <w:lang w:val="zh_TW" w:bidi="zh_TW"/>
+        </w:rPr>
+        <w:t>申15:7–11</w:t>
+      </w:r>
       <w:r>
         <w:rPr>
           <w:lang w:val="zh_TW" w:bidi="zh_TW"/>
         </w:rPr>
         <w:t>，</w:t>
       </w:r>
-      <w:hyperlink r:id="rId88">
-        <w:r>
-          <w:rPr>
-            <w:lang w:val="zh_TW" w:bidi="zh_TW"/>
-          </w:rPr>
-          <w:rPr>
-            <w:color w:val="0000EE"/>
-            <w:u w:val="single"/>
-          </w:rPr>
-          <w:t>16:17；</w:t>
-        </w:r>
-      </w:hyperlink>
-      <w:hyperlink r:id="rId89">
-        <w:r>
-          <w:rPr>
-            <w:lang w:val="zh_TW" w:bidi="zh_TW"/>
-          </w:rPr>
-          <w:rPr>
-            <w:color w:val="0000EE"/>
-            <w:u w:val="single"/>
-          </w:rPr>
-          <w:t>代上29:9；</w:t>
-        </w:r>
-      </w:hyperlink>
-      <w:hyperlink r:id="rId90">
-        <w:r>
-          <w:rPr>
-            <w:lang w:val="zh_TW" w:bidi="zh_TW"/>
-          </w:rPr>
-          <w:rPr>
-            <w:color w:val="0000EE"/>
-            <w:u w:val="single"/>
-          </w:rPr>
-          <w:t>箴3:9–10</w:t>
-        </w:r>
-      </w:hyperlink>
+      <w:r>
+        <w:rPr>
+          <w:lang w:val="zh_TW" w:bidi="zh_TW"/>
+        </w:rPr>
+        <w:t>16:17；</w:t>
+      </w:r>
+      <w:r>
+        <w:rPr>
+          <w:lang w:val="zh_TW" w:bidi="zh_TW"/>
+        </w:rPr>
+        <w:t>代上29:9；</w:t>
+      </w:r>
+      <w:r>
+        <w:rPr>
+          <w:lang w:val="zh_TW" w:bidi="zh_TW"/>
+        </w:rPr>
+        <w:t>箴3:9–10</w:t>
+      </w:r>
       <w:r>
         <w:rPr>
           <w:lang w:val="zh_TW" w:bidi="zh_TW"/>
         </w:rPr>
         <w:t>，</w:t>
       </w:r>
-      <w:hyperlink r:id="rId91">
-        <w:r>
-          <w:rPr>
-            <w:lang w:val="zh_TW" w:bidi="zh_TW"/>
-          </w:rPr>
-          <w:rPr>
-            <w:color w:val="0000EE"/>
-            <w:u w:val="single"/>
-          </w:rPr>
-          <w:t>11:24–26</w:t>
-        </w:r>
-      </w:hyperlink>
+      <w:r>
+        <w:rPr>
+          <w:lang w:val="zh_TW" w:bidi="zh_TW"/>
+        </w:rPr>
+        <w:t>11:24–26</w:t>
+      </w:r>
       <w:r>
         <w:rPr>
           <w:lang w:val="zh_TW" w:bidi="zh_TW"/>
         </w:rPr>
         <w:t>，</w:t>
       </w:r>
-      <w:hyperlink r:id="rId92">
-        <w:r>
-          <w:rPr>
-            <w:lang w:val="zh_TW" w:bidi="zh_TW"/>
-          </w:rPr>
-          <w:rPr>
-            <w:color w:val="0000EE"/>
-            <w:u w:val="single"/>
-          </w:rPr>
-          <w:t>21:13</w:t>
-        </w:r>
-      </w:hyperlink>
+      <w:r>
+        <w:rPr>
+          <w:lang w:val="zh_TW" w:bidi="zh_TW"/>
+        </w:rPr>
+        <w:t>21:13</w:t>
+      </w:r>
       <w:r>
         <w:rPr>
           <w:lang w:val="zh_TW" w:bidi="zh_TW"/>
         </w:rPr>
         <w:t>，</w:t>
       </w:r>
-      <w:hyperlink r:id="rId93">
-        <w:r>
-          <w:rPr>
-            <w:lang w:val="zh_TW" w:bidi="zh_TW"/>
-          </w:rPr>
-          <w:rPr>
-            <w:color w:val="0000EE"/>
-            <w:u w:val="single"/>
-          </w:rPr>
-          <w:t>28:27；</w:t>
-        </w:r>
-      </w:hyperlink>
-      <w:hyperlink r:id="rId94">
-        <w:r>
-          <w:rPr>
-            <w:lang w:val="zh_TW" w:bidi="zh_TW"/>
-          </w:rPr>
-          <w:rPr>
-            <w:color w:val="0000EE"/>
-            <w:u w:val="single"/>
-          </w:rPr>
-          <w:t>瑪3:8；</w:t>
-        </w:r>
-      </w:hyperlink>
-      <w:hyperlink r:id="rId95">
-        <w:r>
-          <w:rPr>
-            <w:lang w:val="zh_TW" w:bidi="zh_TW"/>
-          </w:rPr>
-          <w:rPr>
-            <w:color w:val="0000EE"/>
-            <w:u w:val="single"/>
-          </w:rPr>
-          <w:t>太5:42</w:t>
-        </w:r>
-      </w:hyperlink>
+      <w:r>
+        <w:rPr>
+          <w:lang w:val="zh_TW" w:bidi="zh_TW"/>
+        </w:rPr>
+        <w:t>28:27；</w:t>
+      </w:r>
+      <w:r>
+        <w:rPr>
+          <w:lang w:val="zh_TW" w:bidi="zh_TW"/>
+        </w:rPr>
+        <w:t>瑪3:8；</w:t>
+      </w:r>
+      <w:r>
+        <w:rPr>
+          <w:lang w:val="zh_TW" w:bidi="zh_TW"/>
+        </w:rPr>
+        <w:t>太5:42</w:t>
+      </w:r>
       <w:r>
         <w:rPr>
           <w:lang w:val="zh_TW" w:bidi="zh_TW"/>
         </w:rPr>
         <w:t>，</w:t>
       </w:r>
-      <w:hyperlink r:id="rId96">
-        <w:r>
-          <w:rPr>
-            <w:lang w:val="zh_TW" w:bidi="zh_TW"/>
-          </w:rPr>
-          <w:rPr>
-            <w:color w:val="0000EE"/>
-            <w:u w:val="single"/>
-          </w:rPr>
-          <w:t>6:3–4</w:t>
-        </w:r>
-      </w:hyperlink>
+      <w:r>
+        <w:rPr>
+          <w:lang w:val="zh_TW" w:bidi="zh_TW"/>
+        </w:rPr>
+        <w:t>6:3–4</w:t>
+      </w:r>
       <w:r>
         <w:rPr>
           <w:lang w:val="zh_TW" w:bidi="zh_TW"/>
         </w:rPr>
         <w:t>，</w:t>
       </w:r>
-      <w:hyperlink r:id="rId97">
-        <w:r>
-          <w:rPr>
-            <w:lang w:val="zh_TW" w:bidi="zh_TW"/>
-          </w:rPr>
-          <w:rPr>
-            <w:color w:val="0000EE"/>
-            <w:u w:val="single"/>
-          </w:rPr>
-          <w:t>10:8</w:t>
-        </w:r>
-      </w:hyperlink>
+      <w:r>
+        <w:rPr>
+          <w:lang w:val="zh_TW" w:bidi="zh_TW"/>
+        </w:rPr>
+        <w:t>10:8</w:t>
+      </w:r>
       <w:r>
         <w:rPr>
           <w:lang w:val="zh_TW" w:bidi="zh_TW"/>
         </w:rPr>
         <w:t>，</w:t>
       </w:r>
-      <w:hyperlink r:id="rId98">
-        <w:r>
-          <w:rPr>
-            <w:lang w:val="zh_TW" w:bidi="zh_TW"/>
-          </w:rPr>
-          <w:rPr>
-            <w:color w:val="0000EE"/>
-            <w:u w:val="single"/>
-          </w:rPr>
-          <w:t>19:21；</w:t>
-        </w:r>
-      </w:hyperlink>
-      <w:hyperlink r:id="rId99">
-        <w:r>
-          <w:rPr>
-            <w:lang w:val="zh_TW" w:bidi="zh_TW"/>
-          </w:rPr>
-          <w:rPr>
-            <w:color w:val="0000EE"/>
-            <w:u w:val="single"/>
-          </w:rPr>
-          <w:t>路6:38</w:t>
-        </w:r>
-      </w:hyperlink>
+      <w:r>
+        <w:rPr>
+          <w:lang w:val="zh_TW" w:bidi="zh_TW"/>
+        </w:rPr>
+        <w:t>19:21；</w:t>
+      </w:r>
+      <w:r>
+        <w:rPr>
+          <w:lang w:val="zh_TW" w:bidi="zh_TW"/>
+        </w:rPr>
+        <w:t>路6:38</w:t>
+      </w:r>
       <w:r>
         <w:rPr>
           <w:lang w:val="zh_TW" w:bidi="zh_TW"/>
         </w:rPr>
         <w:t>，</w:t>
       </w:r>
-      <w:hyperlink r:id="rId100">
-        <w:r>
-          <w:rPr>
-            <w:lang w:val="zh_TW" w:bidi="zh_TW"/>
-          </w:rPr>
-          <w:rPr>
-            <w:color w:val="0000EE"/>
-            <w:u w:val="single"/>
-          </w:rPr>
-          <w:t>11:41</w:t>
-        </w:r>
-      </w:hyperlink>
+      <w:r>
+        <w:rPr>
+          <w:lang w:val="zh_TW" w:bidi="zh_TW"/>
+        </w:rPr>
+        <w:t>11:41</w:t>
+      </w:r>
       <w:r>
         <w:rPr>
           <w:lang w:val="zh_TW" w:bidi="zh_TW"/>
         </w:rPr>
         <w:t>，</w:t>
       </w:r>
-      <w:hyperlink r:id="rId101">
-        <w:r>
-          <w:rPr>
-            <w:lang w:val="zh_TW" w:bidi="zh_TW"/>
-          </w:rPr>
-          <w:rPr>
-            <w:color w:val="0000EE"/>
-            <w:u w:val="single"/>
-          </w:rPr>
-          <w:t>12:33–34</w:t>
-        </w:r>
-      </w:hyperlink>
+      <w:r>
+        <w:rPr>
+          <w:lang w:val="zh_TW" w:bidi="zh_TW"/>
+        </w:rPr>
+        <w:t>12:33–34</w:t>
+      </w:r>
       <w:r>
         <w:rPr>
           <w:lang w:val="zh_TW" w:bidi="zh_TW"/>
         </w:rPr>
         <w:t>，</w:t>
       </w:r>
-      <w:hyperlink r:id="rId102">
-        <w:r>
-          <w:rPr>
-            <w:lang w:val="zh_TW" w:bidi="zh_TW"/>
-          </w:rPr>
-          <w:rPr>
-            <w:color w:val="0000EE"/>
-            <w:u w:val="single"/>
-          </w:rPr>
-          <w:t>18:22；</w:t>
-        </w:r>
-      </w:hyperlink>
-      <w:hyperlink r:id="rId103">
-        <w:r>
-          <w:rPr>
-            <w:lang w:val="zh_TW" w:bidi="zh_TW"/>
-          </w:rPr>
-          <w:rPr>
-            <w:color w:val="0000EE"/>
-            <w:u w:val="single"/>
-          </w:rPr>
-          <w:t>徒11:29</w:t>
-        </w:r>
-      </w:hyperlink>
+      <w:r>
+        <w:rPr>
+          <w:lang w:val="zh_TW" w:bidi="zh_TW"/>
+        </w:rPr>
+        <w:t>18:22；</w:t>
+      </w:r>
+      <w:r>
+        <w:rPr>
+          <w:lang w:val="zh_TW" w:bidi="zh_TW"/>
+        </w:rPr>
+        <w:t>徒11:29</w:t>
+      </w:r>
       <w:r>
         <w:rPr>
           <w:lang w:val="zh_TW" w:bidi="zh_TW"/>
         </w:rPr>
         <w:t>，</w:t>
       </w:r>
-      <w:hyperlink r:id="rId104">
-        <w:r>
-          <w:rPr>
-            <w:lang w:val="zh_TW" w:bidi="zh_TW"/>
-          </w:rPr>
-          <w:rPr>
-            <w:color w:val="0000EE"/>
-            <w:u w:val="single"/>
-          </w:rPr>
-          <w:t>林前13:3</w:t>
-        </w:r>
-      </w:hyperlink>
+      <w:r>
+        <w:rPr>
+          <w:lang w:val="zh_TW" w:bidi="zh_TW"/>
+        </w:rPr>
+        <w:t>林前13:3</w:t>
+      </w:r>
       <w:r>
         <w:rPr>
           <w:lang w:val="zh_TW" w:bidi="zh_TW"/>
         </w:rPr>
         <w:t>，</w:t>
       </w:r>
-      <w:hyperlink r:id="rId105">
-        <w:r>
-          <w:rPr>
-            <w:lang w:val="zh_TW" w:bidi="zh_TW"/>
-          </w:rPr>
-          <w:rPr>
-            <w:color w:val="0000EE"/>
-            <w:u w:val="single"/>
-          </w:rPr>
-          <w:t>16:2–3；</w:t>
-        </w:r>
-      </w:hyperlink>
-      <w:hyperlink r:id="rId106">
-        <w:r>
-          <w:rPr>
-            <w:lang w:val="zh_TW" w:bidi="zh_TW"/>
-          </w:rPr>
-          <w:rPr>
-            <w:color w:val="0000EE"/>
-            <w:u w:val="single"/>
-          </w:rPr>
-          <w:t>林後5:17–18；</w:t>
-        </w:r>
-      </w:hyperlink>
-      <w:hyperlink r:id="rId107">
-        <w:r>
-          <w:rPr>
-            <w:lang w:val="zh_TW" w:bidi="zh_TW"/>
-          </w:rPr>
-          <w:rPr>
-            <w:color w:val="0000EE"/>
-            <w:u w:val="single"/>
-          </w:rPr>
-          <w:t>林後8:1–9:15；</w:t>
-        </w:r>
-      </w:hyperlink>
-      <w:hyperlink r:id="rId108">
-        <w:r>
-          <w:rPr>
-            <w:lang w:val="zh_TW" w:bidi="zh_TW"/>
-          </w:rPr>
-          <w:rPr>
-            <w:color w:val="0000EE"/>
-            <w:u w:val="single"/>
-          </w:rPr>
-          <w:t>腓2:3–11</w:t>
-        </w:r>
-      </w:hyperlink>
+      <w:r>
+        <w:rPr>
+          <w:lang w:val="zh_TW" w:bidi="zh_TW"/>
+        </w:rPr>
+        <w:t>16:2–3；</w:t>
+      </w:r>
+      <w:r>
+        <w:rPr>
+          <w:lang w:val="zh_TW" w:bidi="zh_TW"/>
+        </w:rPr>
+        <w:t>林後5:17–18；</w:t>
+      </w:r>
+      <w:r>
+        <w:rPr>
+          <w:lang w:val="zh_TW" w:bidi="zh_TW"/>
+        </w:rPr>
+        <w:t>林後8:1–9:15；</w:t>
+      </w:r>
+      <w:r>
+        <w:rPr>
+          <w:lang w:val="zh_TW" w:bidi="zh_TW"/>
+        </w:rPr>
+        <w:t>腓2:3–11</w:t>
+      </w:r>
       <w:r>
         <w:rPr>
           <w:lang w:val="zh_TW" w:bidi="zh_TW"/>
@@ -3079,18 +2371,12 @@
         </w:rPr>
         <w:t>當我們遭遇苦難時，不應該感到驚訝（</w:t>
       </w:r>
-      <w:hyperlink r:id="rId109">
-        <w:r>
-          <w:rPr>
-            <w:lang w:val="zh_TW" w:bidi="zh_TW"/>
-          </w:rPr>
-          <w:rPr>
-            <w:color w:val="0000EE"/>
-            <w:u w:val="single"/>
-          </w:rPr>
-          <w:t>彼前4:12</w:t>
-        </w:r>
-      </w:hyperlink>
+      <w:r>
+        <w:rPr>
+          <w:lang w:val="zh_TW" w:bidi="zh_TW"/>
+        </w:rPr>
+        <w:t>彼前4:12</w:t>
+      </w:r>
       <w:r>
         <w:rPr>
           <w:lang w:val="zh_TW" w:bidi="zh_TW"/>
@@ -3111,36 +2397,24 @@
         </w:rPr>
         <w:t>神在我們的苦難中有祂的旨意。苦難使我們更深與基督聯合，祂在得榮耀之前也曾受苦（</w:t>
       </w:r>
-      <w:hyperlink r:id="rId110">
-        <w:r>
-          <w:rPr>
-            <w:lang w:val="zh_TW" w:bidi="zh_TW"/>
-          </w:rPr>
-          <w:rPr>
-            <w:color w:val="0000EE"/>
-            <w:u w:val="single"/>
-          </w:rPr>
-          <w:t>彼前4:13</w:t>
-        </w:r>
-      </w:hyperlink>
+      <w:r>
+        <w:rPr>
+          <w:lang w:val="zh_TW" w:bidi="zh_TW"/>
+        </w:rPr>
+        <w:t>彼前4:13</w:t>
+      </w:r>
       <w:r>
         <w:rPr>
           <w:lang w:val="zh_TW" w:bidi="zh_TW"/>
         </w:rPr>
         <w:t>；另見</w:t>
       </w:r>
-      <w:hyperlink r:id="rId111">
-        <w:r>
-          <w:rPr>
-            <w:lang w:val="zh_TW" w:bidi="zh_TW"/>
-          </w:rPr>
-          <w:rPr>
-            <w:color w:val="0000EE"/>
-            <w:u w:val="single"/>
-          </w:rPr>
-          <w:t>羅8:17</w:t>
-        </w:r>
-      </w:hyperlink>
+      <w:r>
+        <w:rPr>
+          <w:lang w:val="zh_TW" w:bidi="zh_TW"/>
+        </w:rPr>
+        <w:t>羅8:17</w:t>
+      </w:r>
       <w:r>
         <w:rPr>
           <w:lang w:val="zh_TW" w:bidi="zh_TW"/>
@@ -3161,18 +2435,12 @@
         </w:rPr>
         <w:t>彼得前書特別強調基督徒的受苦，尤其是那些因信仰而遭受不公平逼迫的人。這些苦難的主題，在</w:t>
       </w:r>
-      <w:hyperlink r:id="rId112">
-        <w:r>
-          <w:rPr>
-            <w:lang w:val="zh_TW" w:bidi="zh_TW"/>
-          </w:rPr>
-          <w:rPr>
-            <w:color w:val="0000EE"/>
-            <w:u w:val="single"/>
-          </w:rPr>
-          <w:t>四章12至19節</w:t>
-        </w:r>
-      </w:hyperlink>
+      <w:r>
+        <w:rPr>
+          <w:lang w:val="zh_TW" w:bidi="zh_TW"/>
+        </w:rPr>
+        <w:t>四章12至19節</w:t>
+      </w:r>
       <w:r>
         <w:rPr>
           <w:lang w:val="zh_TW" w:bidi="zh_TW"/>
@@ -3193,18 +2461,12 @@
         </w:rPr>
         <w:t>當我們遭遇苦難時，應當立志行善（</w:t>
       </w:r>
-      <w:hyperlink r:id="rId113">
-        <w:r>
-          <w:rPr>
-            <w:lang w:val="zh_TW" w:bidi="zh_TW"/>
-          </w:rPr>
-          <w:rPr>
-            <w:color w:val="0000EE"/>
-            <w:u w:val="single"/>
-          </w:rPr>
-          <w:t>彼前4:19</w:t>
-        </w:r>
-      </w:hyperlink>
+      <w:r>
+        <w:rPr>
+          <w:lang w:val="zh_TW" w:bidi="zh_TW"/>
+        </w:rPr>
+        <w:t>彼前4:19</w:t>
+      </w:r>
       <w:r>
         <w:rPr>
           <w:lang w:val="zh_TW" w:bidi="zh_TW"/>
@@ -3225,18 +2487,12 @@
         </w:rPr>
         <w:t>在遭遇患難時，我們要記得這是出於「神的旨意」，並且祂是「信實的」（</w:t>
       </w:r>
-      <w:hyperlink r:id="rId113">
-        <w:r>
-          <w:rPr>
-            <w:lang w:val="zh_TW" w:bidi="zh_TW"/>
-          </w:rPr>
-          <w:rPr>
-            <w:color w:val="0000EE"/>
-            <w:u w:val="single"/>
-          </w:rPr>
-          <w:t>彼前4:19</w:t>
-        </w:r>
-      </w:hyperlink>
+      <w:r>
+        <w:rPr>
+          <w:lang w:val="zh_TW" w:bidi="zh_TW"/>
+        </w:rPr>
+        <w:t>彼前4:19</w:t>
+      </w:r>
       <w:r>
         <w:rPr>
           <w:lang w:val="zh_TW" w:bidi="zh_TW"/>
@@ -3266,330 +2522,204 @@
           <w:lang w:val="zh_TW" w:bidi="zh_TW"/>
         </w:rPr>
       </w:r>
-      <w:hyperlink r:id="rId114">
-        <w:r>
-          <w:rPr>
-            <w:lang w:val="zh_TW" w:bidi="zh_TW"/>
-          </w:rPr>
-          <w:rPr>
-            <w:color w:val="0000EE"/>
-            <w:u w:val="single"/>
-          </w:rPr>
-          <w:t>賽48:10，</w:t>
-        </w:r>
-      </w:hyperlink>
-      <w:hyperlink r:id="rId115">
-        <w:r>
-          <w:rPr>
-            <w:lang w:val="zh_TW" w:bidi="zh_TW"/>
-          </w:rPr>
-          <w:rPr>
-            <w:color w:val="0000EE"/>
-            <w:u w:val="single"/>
-          </w:rPr>
-          <w:t>52:13–53:12，</w:t>
-        </w:r>
-      </w:hyperlink>
-      <w:hyperlink r:id="rId116">
-        <w:r>
-          <w:rPr>
-            <w:lang w:val="zh_TW" w:bidi="zh_TW"/>
-          </w:rPr>
-          <w:rPr>
-            <w:color w:val="0000EE"/>
-            <w:u w:val="single"/>
-          </w:rPr>
-          <w:t>63:7–9</w:t>
-        </w:r>
-      </w:hyperlink>
+      <w:r>
+        <w:rPr>
+          <w:lang w:val="zh_TW" w:bidi="zh_TW"/>
+        </w:rPr>
+        <w:t>賽48:10，</w:t>
+      </w:r>
+      <w:r>
+        <w:rPr>
+          <w:lang w:val="zh_TW" w:bidi="zh_TW"/>
+        </w:rPr>
+        <w:t>52:13–53:12，</w:t>
+      </w:r>
+      <w:r>
+        <w:rPr>
+          <w:lang w:val="zh_TW" w:bidi="zh_TW"/>
+        </w:rPr>
+        <w:t>63:7–9</w:t>
+      </w:r>
       <w:r>
         <w:rPr>
           <w:lang w:val="zh_TW" w:bidi="zh_TW"/>
         </w:rPr>
         <w:t>；</w:t>
       </w:r>
-      <w:hyperlink r:id="rId117">
-        <w:r>
-          <w:rPr>
-            <w:lang w:val="zh_TW" w:bidi="zh_TW"/>
-          </w:rPr>
-          <w:rPr>
-            <w:color w:val="0000EE"/>
-            <w:u w:val="single"/>
-          </w:rPr>
-          <w:t>可10:35–40</w:t>
-        </w:r>
-      </w:hyperlink>
+      <w:r>
+        <w:rPr>
+          <w:lang w:val="zh_TW" w:bidi="zh_TW"/>
+        </w:rPr>
+        <w:t>可10:35–40</w:t>
+      </w:r>
       <w:r>
         <w:rPr>
           <w:lang w:val="zh_TW" w:bidi="zh_TW"/>
         </w:rPr>
         <w:t>；</w:t>
       </w:r>
-      <w:hyperlink r:id="rId118">
-        <w:r>
-          <w:rPr>
-            <w:lang w:val="zh_TW" w:bidi="zh_TW"/>
-          </w:rPr>
-          <w:rPr>
-            <w:color w:val="0000EE"/>
-            <w:u w:val="single"/>
-          </w:rPr>
-          <w:t>徒5:41，</w:t>
-        </w:r>
-      </w:hyperlink>
-      <w:hyperlink r:id="rId119">
-        <w:r>
-          <w:rPr>
-            <w:lang w:val="zh_TW" w:bidi="zh_TW"/>
-          </w:rPr>
-          <w:rPr>
-            <w:color w:val="0000EE"/>
-            <w:u w:val="single"/>
-          </w:rPr>
-          <w:t>9:16，</w:t>
-        </w:r>
-      </w:hyperlink>
-      <w:hyperlink r:id="rId120">
-        <w:r>
-          <w:rPr>
-            <w:lang w:val="zh_TW" w:bidi="zh_TW"/>
-          </w:rPr>
-          <w:rPr>
-            <w:color w:val="0000EE"/>
-            <w:u w:val="single"/>
-          </w:rPr>
-          <w:t>14:22</w:t>
-        </w:r>
-      </w:hyperlink>
+      <w:r>
+        <w:rPr>
+          <w:lang w:val="zh_TW" w:bidi="zh_TW"/>
+        </w:rPr>
+        <w:t>徒5:41，</w:t>
+      </w:r>
+      <w:r>
+        <w:rPr>
+          <w:lang w:val="zh_TW" w:bidi="zh_TW"/>
+        </w:rPr>
+        <w:t>9:16，</w:t>
+      </w:r>
+      <w:r>
+        <w:rPr>
+          <w:lang w:val="zh_TW" w:bidi="zh_TW"/>
+        </w:rPr>
+        <w:t>14:22</w:t>
+      </w:r>
       <w:r>
         <w:rPr>
           <w:lang w:val="zh_TW" w:bidi="zh_TW"/>
         </w:rPr>
         <w:t>；</w:t>
       </w:r>
-      <w:hyperlink r:id="rId121">
-        <w:r>
-          <w:rPr>
-            <w:lang w:val="zh_TW" w:bidi="zh_TW"/>
-          </w:rPr>
-          <w:rPr>
-            <w:color w:val="0000EE"/>
-            <w:u w:val="single"/>
-          </w:rPr>
-          <w:t>羅8:17–23</w:t>
-        </w:r>
-      </w:hyperlink>
+      <w:r>
+        <w:rPr>
+          <w:lang w:val="zh_TW" w:bidi="zh_TW"/>
+        </w:rPr>
+        <w:t>羅8:17–23</w:t>
+      </w:r>
       <w:r>
         <w:rPr>
           <w:lang w:val="zh_TW" w:bidi="zh_TW"/>
         </w:rPr>
         <w:t>；</w:t>
       </w:r>
-      <w:hyperlink r:id="rId122">
-        <w:r>
-          <w:rPr>
-            <w:lang w:val="zh_TW" w:bidi="zh_TW"/>
-          </w:rPr>
-          <w:rPr>
-            <w:color w:val="0000EE"/>
-            <w:u w:val="single"/>
-          </w:rPr>
-          <w:t>林後1:5–7，</w:t>
-        </w:r>
-      </w:hyperlink>
-      <w:hyperlink r:id="rId123">
-        <w:r>
-          <w:rPr>
-            <w:lang w:val="zh_TW" w:bidi="zh_TW"/>
-          </w:rPr>
-          <w:rPr>
-            <w:color w:val="0000EE"/>
-            <w:u w:val="single"/>
-          </w:rPr>
-          <w:t>4:10，</w:t>
-        </w:r>
-      </w:hyperlink>
-      <w:hyperlink r:id="rId124">
-        <w:r>
-          <w:rPr>
-            <w:lang w:val="zh_TW" w:bidi="zh_TW"/>
-          </w:rPr>
-          <w:rPr>
-            <w:color w:val="0000EE"/>
-            <w:u w:val="single"/>
-          </w:rPr>
-          <w:t>12:10</w:t>
-        </w:r>
-      </w:hyperlink>
+      <w:r>
+        <w:rPr>
+          <w:lang w:val="zh_TW" w:bidi="zh_TW"/>
+        </w:rPr>
+        <w:t>林後1:5–7，</w:t>
+      </w:r>
+      <w:r>
+        <w:rPr>
+          <w:lang w:val="zh_TW" w:bidi="zh_TW"/>
+        </w:rPr>
+        <w:t>4:10，</w:t>
+      </w:r>
+      <w:r>
+        <w:rPr>
+          <w:lang w:val="zh_TW" w:bidi="zh_TW"/>
+        </w:rPr>
+        <w:t>12:10</w:t>
+      </w:r>
       <w:r>
         <w:rPr>
           <w:lang w:val="zh_TW" w:bidi="zh_TW"/>
         </w:rPr>
         <w:t>；</w:t>
       </w:r>
-      <w:hyperlink r:id="rId125">
-        <w:r>
-          <w:rPr>
-            <w:lang w:val="zh_TW" w:bidi="zh_TW"/>
-          </w:rPr>
-          <w:rPr>
-            <w:color w:val="0000EE"/>
-            <w:u w:val="single"/>
-          </w:rPr>
-          <w:t>腓1:29</w:t>
-        </w:r>
-      </w:hyperlink>
+      <w:r>
+        <w:rPr>
+          <w:lang w:val="zh_TW" w:bidi="zh_TW"/>
+        </w:rPr>
+        <w:t>腓1:29</w:t>
+      </w:r>
       <w:r>
         <w:rPr>
           <w:lang w:val="zh_TW" w:bidi="zh_TW"/>
         </w:rPr>
         <w:t>；</w:t>
       </w:r>
-      <w:hyperlink r:id="rId126">
-        <w:r>
-          <w:rPr>
-            <w:lang w:val="zh_TW" w:bidi="zh_TW"/>
-          </w:rPr>
-          <w:rPr>
-            <w:color w:val="0000EE"/>
-            <w:u w:val="single"/>
-          </w:rPr>
-          <w:t>西1:24</w:t>
-        </w:r>
-      </w:hyperlink>
+      <w:r>
+        <w:rPr>
+          <w:lang w:val="zh_TW" w:bidi="zh_TW"/>
+        </w:rPr>
+        <w:t>西1:24</w:t>
+      </w:r>
       <w:r>
         <w:rPr>
           <w:lang w:val="zh_TW" w:bidi="zh_TW"/>
         </w:rPr>
         <w:t>；</w:t>
       </w:r>
-      <w:hyperlink r:id="rId127">
-        <w:r>
-          <w:rPr>
-            <w:lang w:val="zh_TW" w:bidi="zh_TW"/>
-          </w:rPr>
-          <w:rPr>
-            <w:color w:val="0000EE"/>
-            <w:u w:val="single"/>
-          </w:rPr>
-          <w:t>帖前2:14</w:t>
-        </w:r>
-      </w:hyperlink>
+      <w:r>
+        <w:rPr>
+          <w:lang w:val="zh_TW" w:bidi="zh_TW"/>
+        </w:rPr>
+        <w:t>帖前2:14</w:t>
+      </w:r>
       <w:r>
         <w:rPr>
           <w:lang w:val="zh_TW" w:bidi="zh_TW"/>
         </w:rPr>
         <w:t>；</w:t>
       </w:r>
-      <w:hyperlink r:id="rId128">
-        <w:r>
-          <w:rPr>
-            <w:lang w:val="zh_TW" w:bidi="zh_TW"/>
-          </w:rPr>
-          <w:rPr>
-            <w:color w:val="0000EE"/>
-            <w:u w:val="single"/>
-          </w:rPr>
-          <w:t>帖後1:5</w:t>
-        </w:r>
-      </w:hyperlink>
+      <w:r>
+        <w:rPr>
+          <w:lang w:val="zh_TW" w:bidi="zh_TW"/>
+        </w:rPr>
+        <w:t>帖後1:5</w:t>
+      </w:r>
       <w:r>
         <w:rPr>
           <w:lang w:val="zh_TW" w:bidi="zh_TW"/>
         </w:rPr>
         <w:t>；</w:t>
       </w:r>
-      <w:hyperlink r:id="rId129">
-        <w:r>
-          <w:rPr>
-            <w:lang w:val="zh_TW" w:bidi="zh_TW"/>
-          </w:rPr>
-          <w:rPr>
-            <w:color w:val="0000EE"/>
-            <w:u w:val="single"/>
-          </w:rPr>
-          <w:t>提後3:12</w:t>
-        </w:r>
-      </w:hyperlink>
+      <w:r>
+        <w:rPr>
+          <w:lang w:val="zh_TW" w:bidi="zh_TW"/>
+        </w:rPr>
+        <w:t>提後3:12</w:t>
+      </w:r>
       <w:r>
         <w:rPr>
           <w:lang w:val="zh_TW" w:bidi="zh_TW"/>
         </w:rPr>
         <w:t>；</w:t>
       </w:r>
-      <w:hyperlink r:id="rId130">
-        <w:r>
-          <w:rPr>
-            <w:lang w:val="zh_TW" w:bidi="zh_TW"/>
-          </w:rPr>
-          <w:rPr>
-            <w:color w:val="0000EE"/>
-            <w:u w:val="single"/>
-          </w:rPr>
-          <w:t>來2:9–10，</w:t>
-        </w:r>
-      </w:hyperlink>
-      <w:hyperlink r:id="rId131">
-        <w:r>
-          <w:rPr>
-            <w:lang w:val="zh_TW" w:bidi="zh_TW"/>
-          </w:rPr>
-          <w:rPr>
-            <w:color w:val="0000EE"/>
-            <w:u w:val="single"/>
-          </w:rPr>
-          <w:t>5:8，</w:t>
-        </w:r>
-      </w:hyperlink>
-      <w:hyperlink r:id="rId132">
-        <w:r>
-          <w:rPr>
-            <w:lang w:val="zh_TW" w:bidi="zh_TW"/>
-          </w:rPr>
-          <w:rPr>
-            <w:color w:val="0000EE"/>
-            <w:u w:val="single"/>
-          </w:rPr>
-          <w:t>13:12</w:t>
-        </w:r>
-      </w:hyperlink>
+      <w:r>
+        <w:rPr>
+          <w:lang w:val="zh_TW" w:bidi="zh_TW"/>
+        </w:rPr>
+        <w:t>來2:9–10，</w:t>
+      </w:r>
+      <w:r>
+        <w:rPr>
+          <w:lang w:val="zh_TW" w:bidi="zh_TW"/>
+        </w:rPr>
+        <w:t>5:8，</w:t>
+      </w:r>
+      <w:r>
+        <w:rPr>
+          <w:lang w:val="zh_TW" w:bidi="zh_TW"/>
+        </w:rPr>
+        <w:t>13:12</w:t>
+      </w:r>
       <w:r>
         <w:rPr>
           <w:lang w:val="zh_TW" w:bidi="zh_TW"/>
         </w:rPr>
         <w:t>；</w:t>
       </w:r>
-      <w:hyperlink r:id="rId133">
-        <w:r>
-          <w:rPr>
-            <w:lang w:val="zh_TW" w:bidi="zh_TW"/>
-          </w:rPr>
-          <w:rPr>
-            <w:color w:val="0000EE"/>
-            <w:u w:val="single"/>
-          </w:rPr>
-          <w:t>雅5:11–13</w:t>
-        </w:r>
-      </w:hyperlink>
+      <w:r>
+        <w:rPr>
+          <w:lang w:val="zh_TW" w:bidi="zh_TW"/>
+        </w:rPr>
+        <w:t>雅5:11–13</w:t>
+      </w:r>
       <w:r>
         <w:rPr>
           <w:lang w:val="zh_TW" w:bidi="zh_TW"/>
         </w:rPr>
         <w:t>；</w:t>
       </w:r>
-      <w:hyperlink r:id="rId112">
-        <w:r>
-          <w:rPr>
-            <w:lang w:val="zh_TW" w:bidi="zh_TW"/>
-          </w:rPr>
-          <w:rPr>
-            <w:color w:val="0000EE"/>
-            <w:u w:val="single"/>
-          </w:rPr>
-          <w:t>彼前4:12–19</w:t>
-        </w:r>
-      </w:hyperlink>
+      <w:r>
+        <w:rPr>
+          <w:lang w:val="zh_TW" w:bidi="zh_TW"/>
+        </w:rPr>
+        <w:t>彼前4:12–19</w:t>
+      </w:r>
       <w:r>
         <w:rPr>
           <w:lang w:val="zh_TW" w:bidi="zh_TW"/>
@@ -3638,78 +2768,48 @@
         </w:rPr>
         <w:t>在耶穌生命的最後時刻，祂渴望門徒滿有祂的喜樂（見</w:t>
       </w:r>
-      <w:hyperlink r:id="rId134">
-        <w:r>
-          <w:rPr>
-            <w:lang w:val="zh_TW" w:bidi="zh_TW"/>
-          </w:rPr>
-          <w:rPr>
-            <w:color w:val="0000EE"/>
-            <w:u w:val="single"/>
-          </w:rPr>
-          <w:t>約15:11，</w:t>
-        </w:r>
-      </w:hyperlink>
-      <w:hyperlink r:id="rId135">
-        <w:r>
-          <w:rPr>
-            <w:lang w:val="zh_TW" w:bidi="zh_TW"/>
-          </w:rPr>
-          <w:rPr>
-            <w:color w:val="0000EE"/>
-            <w:u w:val="single"/>
-          </w:rPr>
-          <w:t>16:20–24</w:t>
-        </w:r>
-      </w:hyperlink>
+      <w:r>
+        <w:rPr>
+          <w:lang w:val="zh_TW" w:bidi="zh_TW"/>
+        </w:rPr>
+        <w:t>約15:11，</w:t>
+      </w:r>
+      <w:r>
+        <w:rPr>
+          <w:lang w:val="zh_TW" w:bidi="zh_TW"/>
+        </w:rPr>
+        <w:t>16:20–24</w:t>
+      </w:r>
       <w:r>
         <w:rPr>
           <w:lang w:val="zh_TW" w:bidi="zh_TW"/>
         </w:rPr>
         <w:t>）。喜樂是使徒保羅書信中常見的主題，特別是在腓立比書中更是核心信息之一。保羅時常勉勵基督徒要常常喜樂，特別是那些正面對逼迫的信徒，如腓立比和帖撒羅尼迦教會的信徒（</w:t>
       </w:r>
-      <w:hyperlink r:id="rId136">
-        <w:r>
-          <w:rPr>
-            <w:lang w:val="zh_TW" w:bidi="zh_TW"/>
-          </w:rPr>
-          <w:rPr>
-            <w:color w:val="0000EE"/>
-            <w:u w:val="single"/>
-          </w:rPr>
-          <w:t>腓3:1，</w:t>
-        </w:r>
-      </w:hyperlink>
-      <w:hyperlink r:id="rId137">
-        <w:r>
-          <w:rPr>
-            <w:lang w:val="zh_TW" w:bidi="zh_TW"/>
-          </w:rPr>
-          <w:rPr>
-            <w:color w:val="0000EE"/>
-            <w:u w:val="single"/>
-          </w:rPr>
-          <w:t>4:4</w:t>
-        </w:r>
-      </w:hyperlink>
+      <w:r>
+        <w:rPr>
+          <w:lang w:val="zh_TW" w:bidi="zh_TW"/>
+        </w:rPr>
+        <w:t>腓3:1，</w:t>
+      </w:r>
+      <w:r>
+        <w:rPr>
+          <w:lang w:val="zh_TW" w:bidi="zh_TW"/>
+        </w:rPr>
+        <w:t>4:4</w:t>
+      </w:r>
       <w:r>
         <w:rPr>
           <w:lang w:val="zh_TW" w:bidi="zh_TW"/>
         </w:rPr>
         <w:t>；</w:t>
       </w:r>
-      <w:hyperlink r:id="rId138">
-        <w:r>
-          <w:rPr>
-            <w:lang w:val="zh_TW" w:bidi="zh_TW"/>
-          </w:rPr>
-          <w:rPr>
-            <w:color w:val="0000EE"/>
-            <w:u w:val="single"/>
-          </w:rPr>
-          <w:t>帖前5:16</w:t>
-        </w:r>
-      </w:hyperlink>
+      <w:r>
+        <w:rPr>
+          <w:lang w:val="zh_TW" w:bidi="zh_TW"/>
+        </w:rPr>
+        <w:t>帖前5:16</w:t>
+      </w:r>
       <w:r>
         <w:rPr>
           <w:lang w:val="zh_TW" w:bidi="zh_TW"/>
@@ -3730,30 +2830,18 @@
         </w:rPr>
         <w:t>表面的快樂往往取決於外在環境，但基督徒的喜樂則不同。這種喜樂源自與主的關係，即使在痛苦或死亡當中也能堅定不變。這是因為信徒深知，無論發生甚麼事，神都會使萬事互相效力，為愛祂的人帶來最終的益處（見</w:t>
       </w:r>
-      <w:hyperlink r:id="rId139">
-        <w:r>
-          <w:rPr>
-            <w:lang w:val="zh_TW" w:bidi="zh_TW"/>
-          </w:rPr>
-          <w:rPr>
-            <w:color w:val="0000EE"/>
-            <w:u w:val="single"/>
-          </w:rPr>
-          <w:t>羅5:3–4，</w:t>
-        </w:r>
-      </w:hyperlink>
-      <w:hyperlink r:id="rId140">
-        <w:r>
-          <w:rPr>
-            <w:lang w:val="zh_TW" w:bidi="zh_TW"/>
-          </w:rPr>
-          <w:rPr>
-            <w:color w:val="0000EE"/>
-            <w:u w:val="single"/>
-          </w:rPr>
-          <w:t>8:28</w:t>
-        </w:r>
-      </w:hyperlink>
+      <w:r>
+        <w:rPr>
+          <w:lang w:val="zh_TW" w:bidi="zh_TW"/>
+        </w:rPr>
+        <w:t>羅5:3–4，</w:t>
+      </w:r>
+      <w:r>
+        <w:rPr>
+          <w:lang w:val="zh_TW" w:bidi="zh_TW"/>
+        </w:rPr>
+        <w:t>8:28</w:t>
+      </w:r>
       <w:r>
         <w:rPr>
           <w:lang w:val="zh_TW" w:bidi="zh_TW"/>
@@ -3774,36 +2862,24 @@
         </w:rPr>
         <w:t>基督徒的喜樂也來自聖靈在心中真實的同在與運行（見</w:t>
       </w:r>
-      <w:hyperlink r:id="rId141">
-        <w:r>
-          <w:rPr>
-            <w:lang w:val="zh_TW" w:bidi="zh_TW"/>
-          </w:rPr>
-          <w:rPr>
-            <w:color w:val="0000EE"/>
-            <w:u w:val="single"/>
-          </w:rPr>
-          <w:t>加5:22</w:t>
-        </w:r>
-      </w:hyperlink>
+      <w:r>
+        <w:rPr>
+          <w:lang w:val="zh_TW" w:bidi="zh_TW"/>
+        </w:rPr>
+        <w:t>加5:22</w:t>
+      </w:r>
       <w:r>
         <w:rPr>
           <w:lang w:val="zh_TW" w:bidi="zh_TW"/>
         </w:rPr>
         <w:t>）。喜樂生命的真正秘訣在於「被聖靈充滿」（見</w:t>
       </w:r>
-      <w:hyperlink r:id="rId142">
-        <w:r>
-          <w:rPr>
-            <w:lang w:val="zh_TW" w:bidi="zh_TW"/>
-          </w:rPr>
-          <w:rPr>
-            <w:color w:val="0000EE"/>
-            <w:u w:val="single"/>
-          </w:rPr>
-          <w:t>弗5:18</w:t>
-        </w:r>
-      </w:hyperlink>
+      <w:r>
+        <w:rPr>
+          <w:lang w:val="zh_TW" w:bidi="zh_TW"/>
+        </w:rPr>
+        <w:t>弗5:18</w:t>
+      </w:r>
       <w:r>
         <w:rPr>
           <w:lang w:val="zh_TW" w:bidi="zh_TW"/>
@@ -3833,132 +2909,78 @@
           <w:lang w:val="zh_TW" w:bidi="zh_TW"/>
         </w:rPr>
       </w:r>
-      <w:hyperlink r:id="rId134">
-        <w:r>
-          <w:rPr>
-            <w:lang w:val="zh_TW" w:bidi="zh_TW"/>
-          </w:rPr>
-          <w:rPr>
-            <w:color w:val="0000EE"/>
-            <w:u w:val="single"/>
-          </w:rPr>
-          <w:t>約15:11</w:t>
-        </w:r>
-      </w:hyperlink>
+      <w:r>
+        <w:rPr>
+          <w:lang w:val="zh_TW" w:bidi="zh_TW"/>
+        </w:rPr>
+        <w:t>約15:11</w:t>
+      </w:r>
       <w:r>
         <w:rPr>
           <w:lang w:val="zh_TW" w:bidi="zh_TW"/>
         </w:rPr>
         <w:t>，</w:t>
       </w:r>
-      <w:hyperlink r:id="rId143">
-        <w:r>
-          <w:rPr>
-            <w:lang w:val="zh_TW" w:bidi="zh_TW"/>
-          </w:rPr>
-          <w:rPr>
-            <w:color w:val="0000EE"/>
-            <w:u w:val="single"/>
-          </w:rPr>
-          <w:t>16:24；</w:t>
-        </w:r>
-      </w:hyperlink>
-      <w:hyperlink r:id="rId139">
-        <w:r>
-          <w:rPr>
-            <w:lang w:val="zh_TW" w:bidi="zh_TW"/>
-          </w:rPr>
-          <w:rPr>
-            <w:color w:val="0000EE"/>
-            <w:u w:val="single"/>
-          </w:rPr>
-          <w:t>羅5:3–4</w:t>
-        </w:r>
-      </w:hyperlink>
+      <w:r>
+        <w:rPr>
+          <w:lang w:val="zh_TW" w:bidi="zh_TW"/>
+        </w:rPr>
+        <w:t>16:24；</w:t>
+      </w:r>
+      <w:r>
+        <w:rPr>
+          <w:lang w:val="zh_TW" w:bidi="zh_TW"/>
+        </w:rPr>
+        <w:t>羅5:3–4</w:t>
+      </w:r>
       <w:r>
         <w:rPr>
           <w:lang w:val="zh_TW" w:bidi="zh_TW"/>
         </w:rPr>
         <w:t>，</w:t>
       </w:r>
-      <w:hyperlink r:id="rId140">
-        <w:r>
-          <w:rPr>
-            <w:lang w:val="zh_TW" w:bidi="zh_TW"/>
-          </w:rPr>
-          <w:rPr>
-            <w:color w:val="0000EE"/>
-            <w:u w:val="single"/>
-          </w:rPr>
-          <w:t>8:28；</w:t>
-        </w:r>
-      </w:hyperlink>
-      <w:hyperlink r:id="rId141">
-        <w:r>
-          <w:rPr>
-            <w:lang w:val="zh_TW" w:bidi="zh_TW"/>
-          </w:rPr>
-          <w:rPr>
-            <w:color w:val="0000EE"/>
-            <w:u w:val="single"/>
-          </w:rPr>
-          <w:t>加5:22；</w:t>
-        </w:r>
-      </w:hyperlink>
-      <w:hyperlink r:id="rId142">
-        <w:r>
-          <w:rPr>
-            <w:lang w:val="zh_TW" w:bidi="zh_TW"/>
-          </w:rPr>
-          <w:rPr>
-            <w:color w:val="0000EE"/>
-            <w:u w:val="single"/>
-          </w:rPr>
-          <w:t>弗5:18；</w:t>
-        </w:r>
-      </w:hyperlink>
-      <w:hyperlink r:id="rId136">
-        <w:r>
-          <w:rPr>
-            <w:lang w:val="zh_TW" w:bidi="zh_TW"/>
-          </w:rPr>
-          <w:rPr>
-            <w:color w:val="0000EE"/>
-            <w:u w:val="single"/>
-          </w:rPr>
-          <w:t>腓3:1</w:t>
-        </w:r>
-      </w:hyperlink>
+      <w:r>
+        <w:rPr>
+          <w:lang w:val="zh_TW" w:bidi="zh_TW"/>
+        </w:rPr>
+        <w:t>8:28；</w:t>
+      </w:r>
+      <w:r>
+        <w:rPr>
+          <w:lang w:val="zh_TW" w:bidi="zh_TW"/>
+        </w:rPr>
+        <w:t>加5:22；</w:t>
+      </w:r>
+      <w:r>
+        <w:rPr>
+          <w:lang w:val="zh_TW" w:bidi="zh_TW"/>
+        </w:rPr>
+        <w:t>弗5:18；</w:t>
+      </w:r>
+      <w:r>
+        <w:rPr>
+          <w:lang w:val="zh_TW" w:bidi="zh_TW"/>
+        </w:rPr>
+        <w:t>腓3:1</w:t>
+      </w:r>
       <w:r>
         <w:rPr>
           <w:lang w:val="zh_TW" w:bidi="zh_TW"/>
         </w:rPr>
         <w:t>，</w:t>
       </w:r>
-      <w:hyperlink r:id="rId137">
-        <w:r>
-          <w:rPr>
-            <w:lang w:val="zh_TW" w:bidi="zh_TW"/>
-          </w:rPr>
-          <w:rPr>
-            <w:color w:val="0000EE"/>
-            <w:u w:val="single"/>
-          </w:rPr>
-          <w:t>4:4；</w:t>
-        </w:r>
-      </w:hyperlink>
-      <w:hyperlink r:id="rId138">
-        <w:r>
-          <w:rPr>
-            <w:lang w:val="zh_TW" w:bidi="zh_TW"/>
-          </w:rPr>
-          <w:rPr>
-            <w:color w:val="0000EE"/>
-            <w:u w:val="single"/>
-          </w:rPr>
-          <w:t>帖前5:16</w:t>
-        </w:r>
-      </w:hyperlink>
+      <w:r>
+        <w:rPr>
+          <w:lang w:val="zh_TW" w:bidi="zh_TW"/>
+        </w:rPr>
+        <w:t>4:4；</w:t>
+      </w:r>
+      <w:r>
+        <w:rPr>
+          <w:lang w:val="zh_TW" w:bidi="zh_TW"/>
+        </w:rPr>
+        <w:t>帖前5:16</w:t>
+      </w:r>
       <w:r>
         <w:rPr>
           <w:lang w:val="zh_TW" w:bidi="zh_TW"/>
@@ -4007,162 +3029,102 @@
         </w:rPr>
         <w:t>饑荒在族長亞伯拉罕與以撒的生命早期就曾經發生（</w:t>
       </w:r>
-      <w:hyperlink r:id="rId144">
-        <w:r>
-          <w:rPr>
-            <w:lang w:val="zh_TW" w:bidi="zh_TW"/>
-          </w:rPr>
-          <w:rPr>
-            <w:color w:val="0000EE"/>
-            <w:u w:val="single"/>
-          </w:rPr>
-          <w:t>創12:10，</w:t>
-        </w:r>
-      </w:hyperlink>
-      <w:hyperlink r:id="rId145">
-        <w:r>
-          <w:rPr>
-            <w:lang w:val="zh_TW" w:bidi="zh_TW"/>
-          </w:rPr>
-          <w:rPr>
-            <w:color w:val="0000EE"/>
-            <w:u w:val="single"/>
-          </w:rPr>
-          <w:t>26:1</w:t>
-        </w:r>
-      </w:hyperlink>
+      <w:r>
+        <w:rPr>
+          <w:lang w:val="zh_TW" w:bidi="zh_TW"/>
+        </w:rPr>
+        <w:t>創12:10，</w:t>
+      </w:r>
+      <w:r>
+        <w:rPr>
+          <w:lang w:val="zh_TW" w:bidi="zh_TW"/>
+        </w:rPr>
+        <w:t>26:1</w:t>
+      </w:r>
       <w:r>
         <w:rPr>
           <w:lang w:val="zh_TW" w:bidi="zh_TW"/>
         </w:rPr>
         <w:t>）。當族長雅各的家族遭遇饑荒時，神早已預備他的兒子約瑟在埃及，使神的百姓得以度過這場危機（</w:t>
       </w:r>
-      <w:hyperlink r:id="rId146">
-        <w:r>
-          <w:rPr>
-            <w:lang w:val="zh_TW" w:bidi="zh_TW"/>
-          </w:rPr>
-          <w:rPr>
-            <w:color w:val="0000EE"/>
-            <w:u w:val="single"/>
-          </w:rPr>
-          <w:t>41:56–42:5，</w:t>
-        </w:r>
-      </w:hyperlink>
-      <w:hyperlink r:id="rId147">
-        <w:r>
-          <w:rPr>
-            <w:lang w:val="zh_TW" w:bidi="zh_TW"/>
-          </w:rPr>
-          <w:rPr>
-            <w:color w:val="0000EE"/>
-            <w:u w:val="single"/>
-          </w:rPr>
-          <w:t>45:5、</w:t>
-        </w:r>
-      </w:hyperlink>
-      <w:hyperlink r:id="rId148">
-        <w:r>
-          <w:rPr>
-            <w:lang w:val="zh_TW" w:bidi="zh_TW"/>
-          </w:rPr>
-          <w:rPr>
-            <w:color w:val="0000EE"/>
-            <w:u w:val="single"/>
-          </w:rPr>
-          <w:t>7</w:t>
-        </w:r>
-      </w:hyperlink>
+      <w:r>
+        <w:rPr>
+          <w:lang w:val="zh_TW" w:bidi="zh_TW"/>
+        </w:rPr>
+        <w:t>41:56–42:5，</w:t>
+      </w:r>
+      <w:r>
+        <w:rPr>
+          <w:lang w:val="zh_TW" w:bidi="zh_TW"/>
+        </w:rPr>
+        <w:t>45:5、</w:t>
+      </w:r>
+      <w:r>
+        <w:rPr>
+          <w:lang w:val="zh_TW" w:bidi="zh_TW"/>
+        </w:rPr>
+        <w:t>7</w:t>
+      </w:r>
       <w:r>
         <w:rPr>
           <w:lang w:val="zh_TW" w:bidi="zh_TW"/>
         </w:rPr>
         <w:t>）。那場饑荒極其嚴重，但在古代世界中，饑荒卻是相當常見的（見</w:t>
       </w:r>
-      <w:hyperlink r:id="rId149">
-        <w:r>
-          <w:rPr>
-            <w:lang w:val="zh_TW" w:bidi="zh_TW"/>
-          </w:rPr>
-          <w:rPr>
-            <w:color w:val="0000EE"/>
-            <w:u w:val="single"/>
-          </w:rPr>
-          <w:t>得1:1</w:t>
-        </w:r>
-      </w:hyperlink>
+      <w:r>
+        <w:rPr>
+          <w:lang w:val="zh_TW" w:bidi="zh_TW"/>
+        </w:rPr>
+        <w:t>得1:1</w:t>
+      </w:r>
       <w:r>
         <w:rPr>
           <w:lang w:val="zh_TW" w:bidi="zh_TW"/>
         </w:rPr>
         <w:t>；</w:t>
       </w:r>
-      <w:hyperlink r:id="rId150">
-        <w:r>
-          <w:rPr>
-            <w:lang w:val="zh_TW" w:bidi="zh_TW"/>
-          </w:rPr>
-          <w:rPr>
-            <w:color w:val="0000EE"/>
-            <w:u w:val="single"/>
-          </w:rPr>
-          <w:t>撒下21:1</w:t>
-        </w:r>
-      </w:hyperlink>
+      <w:r>
+        <w:rPr>
+          <w:lang w:val="zh_TW" w:bidi="zh_TW"/>
+        </w:rPr>
+        <w:t>撒下21:1</w:t>
+      </w:r>
       <w:r>
         <w:rPr>
           <w:lang w:val="zh_TW" w:bidi="zh_TW"/>
         </w:rPr>
         <w:t>；</w:t>
       </w:r>
-      <w:hyperlink r:id="rId151">
-        <w:r>
-          <w:rPr>
-            <w:lang w:val="zh_TW" w:bidi="zh_TW"/>
-          </w:rPr>
-          <w:rPr>
-            <w:color w:val="0000EE"/>
-            <w:u w:val="single"/>
-          </w:rPr>
-          <w:t>王上18:1–2</w:t>
-        </w:r>
-      </w:hyperlink>
+      <w:r>
+        <w:rPr>
+          <w:lang w:val="zh_TW" w:bidi="zh_TW"/>
+        </w:rPr>
+        <w:t>王上18:1–2</w:t>
+      </w:r>
       <w:r>
         <w:rPr>
           <w:lang w:val="zh_TW" w:bidi="zh_TW"/>
         </w:rPr>
         <w:t>；</w:t>
       </w:r>
-      <w:hyperlink r:id="rId152">
-        <w:r>
-          <w:rPr>
-            <w:lang w:val="zh_TW" w:bidi="zh_TW"/>
-          </w:rPr>
-          <w:rPr>
-            <w:color w:val="0000EE"/>
-            <w:u w:val="single"/>
-          </w:rPr>
-          <w:t>該1:1–11</w:t>
-        </w:r>
-      </w:hyperlink>
+      <w:r>
+        <w:rPr>
+          <w:lang w:val="zh_TW" w:bidi="zh_TW"/>
+        </w:rPr>
+        <w:t>該1:1–11</w:t>
+      </w:r>
       <w:r>
         <w:rPr>
           <w:lang w:val="zh_TW" w:bidi="zh_TW"/>
         </w:rPr>
         <w:t>；</w:t>
       </w:r>
-      <w:hyperlink r:id="rId153">
-        <w:r>
-          <w:rPr>
-            <w:lang w:val="zh_TW" w:bidi="zh_TW"/>
-          </w:rPr>
-          <w:rPr>
-            <w:color w:val="0000EE"/>
-            <w:u w:val="single"/>
-          </w:rPr>
-          <w:t>徒11:28</w:t>
-        </w:r>
-      </w:hyperlink>
+      <w:r>
+        <w:rPr>
+          <w:lang w:val="zh_TW" w:bidi="zh_TW"/>
+        </w:rPr>
+        <w:t>徒11:28</w:t>
+      </w:r>
       <w:r>
         <w:rPr>
           <w:lang w:val="zh_TW" w:bidi="zh_TW"/>
@@ -4183,138 +3145,90 @@
         </w:rPr>
         <w:t>在以農業為主的社會中，饑荒是極大的災難。乾旱、農作物失收，或是遭圍城等情況，都可能引發饑荒（</w:t>
       </w:r>
-      <w:hyperlink r:id="rId154">
-        <w:r>
-          <w:rPr>
-            <w:lang w:val="zh_TW" w:bidi="zh_TW"/>
-          </w:rPr>
-          <w:rPr>
-            <w:color w:val="0000EE"/>
-            <w:u w:val="single"/>
-          </w:rPr>
-          <w:t>王下25:1–30</w:t>
-        </w:r>
-      </w:hyperlink>
+      <w:r>
+        <w:rPr>
+          <w:lang w:val="zh_TW" w:bidi="zh_TW"/>
+        </w:rPr>
+        <w:t>王下25:1–30</w:t>
+      </w:r>
       <w:r>
         <w:rPr>
           <w:lang w:val="zh_TW" w:bidi="zh_TW"/>
         </w:rPr>
         <w:t>）。饑荒常伴隨疾病或戰爭，對社會各階層造成衝擊（</w:t>
       </w:r>
-      <w:hyperlink r:id="rId155">
-        <w:r>
-          <w:rPr>
-            <w:lang w:val="zh_TW" w:bidi="zh_TW"/>
-          </w:rPr>
-          <w:rPr>
-            <w:color w:val="0000EE"/>
-            <w:u w:val="single"/>
-          </w:rPr>
-          <w:t>耶14:12</w:t>
-        </w:r>
-      </w:hyperlink>
+      <w:r>
+        <w:rPr>
+          <w:lang w:val="zh_TW" w:bidi="zh_TW"/>
+        </w:rPr>
+        <w:t>耶14:12</w:t>
+      </w:r>
       <w:r>
         <w:rPr>
           <w:lang w:val="zh_TW" w:bidi="zh_TW"/>
         </w:rPr>
         <w:t>），甚至連牲畜也受到波及（</w:t>
       </w:r>
-      <w:hyperlink r:id="rId156">
-        <w:r>
-          <w:rPr>
-            <w:lang w:val="zh_TW" w:bidi="zh_TW"/>
-          </w:rPr>
-          <w:rPr>
-            <w:color w:val="0000EE"/>
-            <w:u w:val="single"/>
-          </w:rPr>
-          <w:t>珥1:20</w:t>
-        </w:r>
-      </w:hyperlink>
+      <w:r>
+        <w:rPr>
+          <w:lang w:val="zh_TW" w:bidi="zh_TW"/>
+        </w:rPr>
+        <w:t>珥1:20</w:t>
+      </w:r>
       <w:r>
         <w:rPr>
           <w:lang w:val="zh_TW" w:bidi="zh_TW"/>
         </w:rPr>
         <w:t>）。由於人們依賴雨水生產糧食，有些人會儲藏糧食以備饑荒之需（</w:t>
       </w:r>
-      <w:hyperlink r:id="rId157">
-        <w:r>
-          <w:rPr>
-            <w:lang w:val="zh_TW" w:bidi="zh_TW"/>
-          </w:rPr>
-          <w:rPr>
-            <w:color w:val="0000EE"/>
-            <w:u w:val="single"/>
-          </w:rPr>
-          <w:t>創41:33–36，</w:t>
-        </w:r>
-      </w:hyperlink>
-      <w:hyperlink r:id="rId158">
-        <w:r>
-          <w:rPr>
-            <w:lang w:val="zh_TW" w:bidi="zh_TW"/>
-          </w:rPr>
-          <w:rPr>
-            <w:color w:val="0000EE"/>
-            <w:u w:val="single"/>
-          </w:rPr>
-          <w:t>47:23–24</w:t>
-        </w:r>
-      </w:hyperlink>
+      <w:r>
+        <w:rPr>
+          <w:lang w:val="zh_TW" w:bidi="zh_TW"/>
+        </w:rPr>
+        <w:t>創41:33–36，</w:t>
+      </w:r>
+      <w:r>
+        <w:rPr>
+          <w:lang w:val="zh_TW" w:bidi="zh_TW"/>
+        </w:rPr>
+        <w:t>47:23–24</w:t>
+      </w:r>
       <w:r>
         <w:rPr>
           <w:lang w:val="zh_TW" w:bidi="zh_TW"/>
         </w:rPr>
         <w:t>；見</w:t>
       </w:r>
-      <w:hyperlink r:id="rId159">
-        <w:r>
-          <w:rPr>
-            <w:lang w:val="zh_TW" w:bidi="zh_TW"/>
-          </w:rPr>
-          <w:rPr>
-            <w:color w:val="0000EE"/>
-            <w:u w:val="single"/>
-          </w:rPr>
-          <w:t>代上26:15</w:t>
-        </w:r>
-      </w:hyperlink>
+      <w:r>
+        <w:rPr>
+          <w:lang w:val="zh_TW" w:bidi="zh_TW"/>
+        </w:rPr>
+        <w:t>代上26:15</w:t>
+      </w:r>
       <w:r>
         <w:rPr>
           <w:lang w:val="zh_TW" w:bidi="zh_TW"/>
         </w:rPr>
         <w:t>；</w:t>
       </w:r>
-      <w:hyperlink r:id="rId160">
-        <w:r>
-          <w:rPr>
-            <w:lang w:val="zh_TW" w:bidi="zh_TW"/>
-          </w:rPr>
-          <w:rPr>
-            <w:color w:val="0000EE"/>
-            <w:u w:val="single"/>
-          </w:rPr>
-          <w:t>代下31:11</w:t>
-        </w:r>
-      </w:hyperlink>
+      <w:r>
+        <w:rPr>
+          <w:lang w:val="zh_TW" w:bidi="zh_TW"/>
+        </w:rPr>
+        <w:t>代下31:11</w:t>
+      </w:r>
       <w:r>
         <w:rPr>
           <w:lang w:val="zh_TW" w:bidi="zh_TW"/>
         </w:rPr>
         <w:t>；</w:t>
       </w:r>
-      <w:hyperlink r:id="rId161">
-        <w:r>
-          <w:rPr>
-            <w:lang w:val="zh_TW" w:bidi="zh_TW"/>
-          </w:rPr>
-          <w:rPr>
-            <w:color w:val="0000EE"/>
-            <w:u w:val="single"/>
-          </w:rPr>
-          <w:t>尼10:37–39</w:t>
-        </w:r>
-      </w:hyperlink>
+      <w:r>
+        <w:rPr>
+          <w:lang w:val="zh_TW" w:bidi="zh_TW"/>
+        </w:rPr>
+        <w:t>尼10:37–39</w:t>
+      </w:r>
       <w:r>
         <w:rPr>
           <w:lang w:val="zh_TW" w:bidi="zh_TW"/>
@@ -4335,114 +3249,72 @@
         </w:rPr>
         <w:t>糧食不足時，常會引發許多災難（</w:t>
       </w:r>
-      <w:hyperlink r:id="rId144">
-        <w:r>
-          <w:rPr>
-            <w:lang w:val="zh_TW" w:bidi="zh_TW"/>
-          </w:rPr>
-          <w:rPr>
-            <w:color w:val="0000EE"/>
-            <w:u w:val="single"/>
-          </w:rPr>
-          <w:t>創12:10，</w:t>
-        </w:r>
-      </w:hyperlink>
-      <w:hyperlink r:id="rId145">
-        <w:r>
-          <w:rPr>
-            <w:lang w:val="zh_TW" w:bidi="zh_TW"/>
-          </w:rPr>
-          <w:rPr>
-            <w:color w:val="0000EE"/>
-            <w:u w:val="single"/>
-          </w:rPr>
-          <w:t>26:1</w:t>
-        </w:r>
-      </w:hyperlink>
+      <w:r>
+        <w:rPr>
+          <w:lang w:val="zh_TW" w:bidi="zh_TW"/>
+        </w:rPr>
+        <w:t>創12:10，</w:t>
+      </w:r>
+      <w:r>
+        <w:rPr>
+          <w:lang w:val="zh_TW" w:bidi="zh_TW"/>
+        </w:rPr>
+        <w:t>26:1</w:t>
+      </w:r>
       <w:r>
         <w:rPr>
           <w:lang w:val="zh_TW" w:bidi="zh_TW"/>
         </w:rPr>
         <w:t>；</w:t>
       </w:r>
-      <w:hyperlink r:id="rId162">
-        <w:r>
-          <w:rPr>
-            <w:lang w:val="zh_TW" w:bidi="zh_TW"/>
-          </w:rPr>
-          <w:rPr>
-            <w:color w:val="0000EE"/>
-            <w:u w:val="single"/>
-          </w:rPr>
-          <w:t>王下6:24–29</w:t>
-        </w:r>
-      </w:hyperlink>
+      <w:r>
+        <w:rPr>
+          <w:lang w:val="zh_TW" w:bidi="zh_TW"/>
+        </w:rPr>
+        <w:t>王下6:24–29</w:t>
+      </w:r>
       <w:r>
         <w:rPr>
           <w:lang w:val="zh_TW" w:bidi="zh_TW"/>
         </w:rPr>
         <w:t>；</w:t>
       </w:r>
-      <w:hyperlink r:id="rId163">
-        <w:r>
-          <w:rPr>
-            <w:lang w:val="zh_TW" w:bidi="zh_TW"/>
-          </w:rPr>
-          <w:rPr>
-            <w:color w:val="0000EE"/>
-            <w:u w:val="single"/>
-          </w:rPr>
-          <w:t>尼5:1–3</w:t>
-        </w:r>
-      </w:hyperlink>
+      <w:r>
+        <w:rPr>
+          <w:lang w:val="zh_TW" w:bidi="zh_TW"/>
+        </w:rPr>
+        <w:t>尼5:1–3</w:t>
+      </w:r>
       <w:r>
         <w:rPr>
           <w:lang w:val="zh_TW" w:bidi="zh_TW"/>
         </w:rPr>
         <w:t>；</w:t>
       </w:r>
-      <w:hyperlink r:id="rId164">
-        <w:r>
-          <w:rPr>
-            <w:lang w:val="zh_TW" w:bidi="zh_TW"/>
-          </w:rPr>
-          <w:rPr>
-            <w:color w:val="0000EE"/>
-            <w:u w:val="single"/>
-          </w:rPr>
-          <w:t>耶19:9</w:t>
-        </w:r>
-      </w:hyperlink>
+      <w:r>
+        <w:rPr>
+          <w:lang w:val="zh_TW" w:bidi="zh_TW"/>
+        </w:rPr>
+        <w:t>耶19:9</w:t>
+      </w:r>
       <w:r>
         <w:rPr>
           <w:lang w:val="zh_TW" w:bidi="zh_TW"/>
         </w:rPr>
         <w:t>；</w:t>
       </w:r>
-      <w:hyperlink r:id="rId165">
-        <w:r>
-          <w:rPr>
-            <w:lang w:val="zh_TW" w:bidi="zh_TW"/>
-          </w:rPr>
-          <w:rPr>
-            <w:color w:val="0000EE"/>
-            <w:u w:val="single"/>
-          </w:rPr>
-          <w:t>哀2:20–21，</w:t>
-        </w:r>
-      </w:hyperlink>
-      <w:hyperlink r:id="rId166">
-        <w:r>
-          <w:rPr>
-            <w:lang w:val="zh_TW" w:bidi="zh_TW"/>
-          </w:rPr>
-          <w:rPr>
-            <w:color w:val="0000EE"/>
-            <w:u w:val="single"/>
-          </w:rPr>
-          <w:t>4:8–10</w:t>
-        </w:r>
-      </w:hyperlink>
+      <w:r>
+        <w:rPr>
+          <w:lang w:val="zh_TW" w:bidi="zh_TW"/>
+        </w:rPr>
+        <w:t>哀2:20–21，</w:t>
+      </w:r>
+      <w:r>
+        <w:rPr>
+          <w:lang w:val="zh_TW" w:bidi="zh_TW"/>
+        </w:rPr>
+        <w:t>4:8–10</w:t>
+      </w:r>
       <w:r>
         <w:rPr>
           <w:lang w:val="zh_TW" w:bidi="zh_TW"/>
@@ -4571,126 +3443,78 @@
         </w:rPr>
         <w:t>有時，人們會將饑荒視為神對以色列人的審判（</w:t>
       </w:r>
-      <w:hyperlink r:id="rId167">
-        <w:r>
-          <w:rPr>
-            <w:lang w:val="zh_TW" w:bidi="zh_TW"/>
-          </w:rPr>
-          <w:rPr>
-            <w:color w:val="0000EE"/>
-            <w:u w:val="single"/>
-          </w:rPr>
-          <w:t>利26:14–20</w:t>
-        </w:r>
-      </w:hyperlink>
+      <w:r>
+        <w:rPr>
+          <w:lang w:val="zh_TW" w:bidi="zh_TW"/>
+        </w:rPr>
+        <w:t>利26:14–20</w:t>
+      </w:r>
       <w:r>
         <w:rPr>
           <w:lang w:val="zh_TW" w:bidi="zh_TW"/>
         </w:rPr>
         <w:t>；</w:t>
       </w:r>
-      <w:hyperlink r:id="rId168">
-        <w:r>
-          <w:rPr>
-            <w:lang w:val="zh_TW" w:bidi="zh_TW"/>
-          </w:rPr>
-          <w:rPr>
-            <w:color w:val="0000EE"/>
-            <w:u w:val="single"/>
-          </w:rPr>
-          <w:t>申11:16–17，</w:t>
-        </w:r>
-      </w:hyperlink>
-      <w:hyperlink r:id="rId169">
-        <w:r>
-          <w:rPr>
-            <w:lang w:val="zh_TW" w:bidi="zh_TW"/>
-          </w:rPr>
-          <w:rPr>
-            <w:color w:val="0000EE"/>
-            <w:u w:val="single"/>
-          </w:rPr>
-          <w:t>28:33</w:t>
-        </w:r>
-      </w:hyperlink>
+      <w:r>
+        <w:rPr>
+          <w:lang w:val="zh_TW" w:bidi="zh_TW"/>
+        </w:rPr>
+        <w:t>申11:16–17，</w:t>
+      </w:r>
+      <w:r>
+        <w:rPr>
+          <w:lang w:val="zh_TW" w:bidi="zh_TW"/>
+        </w:rPr>
+        <w:t>28:33</w:t>
+      </w:r>
       <w:r>
         <w:rPr>
           <w:lang w:val="zh_TW" w:bidi="zh_TW"/>
         </w:rPr>
         <w:t>；</w:t>
       </w:r>
-      <w:hyperlink r:id="rId170">
-        <w:r>
-          <w:rPr>
-            <w:lang w:val="zh_TW" w:bidi="zh_TW"/>
-          </w:rPr>
-          <w:rPr>
-            <w:color w:val="0000EE"/>
-            <w:u w:val="single"/>
-          </w:rPr>
-          <w:t>耶29:17–18</w:t>
-        </w:r>
-      </w:hyperlink>
+      <w:r>
+        <w:rPr>
+          <w:lang w:val="zh_TW" w:bidi="zh_TW"/>
+        </w:rPr>
+        <w:t>耶29:17–18</w:t>
+      </w:r>
       <w:r>
         <w:rPr>
           <w:lang w:val="zh_TW" w:bidi="zh_TW"/>
         </w:rPr>
         <w:t>）。因此，對神保持忠心是極其重要的（</w:t>
       </w:r>
-      <w:hyperlink r:id="rId171">
-        <w:r>
-          <w:rPr>
-            <w:lang w:val="zh_TW" w:bidi="zh_TW"/>
-          </w:rPr>
-          <w:rPr>
-            <w:color w:val="0000EE"/>
-            <w:u w:val="single"/>
-          </w:rPr>
-          <w:t>詩33:18–19，</w:t>
-        </w:r>
-      </w:hyperlink>
-      <w:hyperlink r:id="rId172">
-        <w:r>
-          <w:rPr>
-            <w:lang w:val="zh_TW" w:bidi="zh_TW"/>
-          </w:rPr>
-          <w:rPr>
-            <w:color w:val="0000EE"/>
-            <w:u w:val="single"/>
-          </w:rPr>
-          <w:t>37:19</w:t>
-        </w:r>
-      </w:hyperlink>
+      <w:r>
+        <w:rPr>
+          <w:lang w:val="zh_TW" w:bidi="zh_TW"/>
+        </w:rPr>
+        <w:t>詩33:18–19，</w:t>
+      </w:r>
+      <w:r>
+        <w:rPr>
+          <w:lang w:val="zh_TW" w:bidi="zh_TW"/>
+        </w:rPr>
+        <w:t>37:19</w:t>
+      </w:r>
       <w:r>
         <w:rPr>
           <w:lang w:val="zh_TW" w:bidi="zh_TW"/>
         </w:rPr>
         <w:t>）。神對民族的祝福，也包括從饑荒中得保護（</w:t>
       </w:r>
-      <w:hyperlink r:id="rId173">
-        <w:r>
-          <w:rPr>
-            <w:lang w:val="zh_TW" w:bidi="zh_TW"/>
-          </w:rPr>
-          <w:rPr>
-            <w:color w:val="0000EE"/>
-            <w:u w:val="single"/>
-          </w:rPr>
-          <w:t>結34:29，</w:t>
-        </w:r>
-      </w:hyperlink>
-      <w:hyperlink r:id="rId174">
-        <w:r>
-          <w:rPr>
-            <w:lang w:val="zh_TW" w:bidi="zh_TW"/>
-          </w:rPr>
-          <w:rPr>
-            <w:color w:val="0000EE"/>
-            <w:u w:val="single"/>
-          </w:rPr>
-          <w:t>36:29–30</w:t>
-        </w:r>
-      </w:hyperlink>
+      <w:r>
+        <w:rPr>
+          <w:lang w:val="zh_TW" w:bidi="zh_TW"/>
+        </w:rPr>
+        <w:t>結34:29，</w:t>
+      </w:r>
+      <w:r>
+        <w:rPr>
+          <w:lang w:val="zh_TW" w:bidi="zh_TW"/>
+        </w:rPr>
+        <w:t>36:29–30</w:t>
+      </w:r>
       <w:r>
         <w:rPr>
           <w:lang w:val="zh_TW" w:bidi="zh_TW"/>
@@ -4711,54 +3535,36 @@
         </w:rPr>
         <w:t>耶穌在曠野受試探的時候，也經歷了一場類似以色列人所面對的饑荒。祂選擇不為自己將石頭變為食物（</w:t>
       </w:r>
-      <w:hyperlink r:id="rId175">
-        <w:r>
-          <w:rPr>
-            <w:lang w:val="zh_TW" w:bidi="zh_TW"/>
-          </w:rPr>
-          <w:rPr>
-            <w:color w:val="0000EE"/>
-            <w:u w:val="single"/>
-          </w:rPr>
-          <w:t>太4:1–4</w:t>
-        </w:r>
-      </w:hyperlink>
+      <w:r>
+        <w:rPr>
+          <w:lang w:val="zh_TW" w:bidi="zh_TW"/>
+        </w:rPr>
+        <w:t>太4:1–4</w:t>
+      </w:r>
       <w:r>
         <w:rPr>
           <w:lang w:val="zh_TW" w:bidi="zh_TW"/>
         </w:rPr>
         <w:t>；另見</w:t>
       </w:r>
-      <w:hyperlink r:id="rId176">
-        <w:r>
-          <w:rPr>
-            <w:lang w:val="zh_TW" w:bidi="zh_TW"/>
-          </w:rPr>
-          <w:rPr>
-            <w:color w:val="0000EE"/>
-            <w:u w:val="single"/>
-          </w:rPr>
-          <w:t>申8:3</w:t>
-        </w:r>
-      </w:hyperlink>
+      <w:r>
+        <w:rPr>
+          <w:lang w:val="zh_TW" w:bidi="zh_TW"/>
+        </w:rPr>
+        <w:t>申8:3</w:t>
+      </w:r>
       <w:r>
         <w:rPr>
           <w:lang w:val="zh_TW" w:bidi="zh_TW"/>
         </w:rPr>
         <w:t>）。祂勝過魔鬼的試探，顯示出人在缺乏食物和飢餓時，可以學習謙卑與信靠神的供應。耶穌曾餵飽五千人，表明祂是「生命的糧」，是神「天上來的真糧」（</w:t>
       </w:r>
-      <w:hyperlink r:id="rId177">
-        <w:r>
-          <w:rPr>
-            <w:lang w:val="zh_TW" w:bidi="zh_TW"/>
-          </w:rPr>
-          <w:rPr>
-            <w:color w:val="0000EE"/>
-            <w:u w:val="single"/>
-          </w:rPr>
-          <w:t>約6:32–35</w:t>
-        </w:r>
-      </w:hyperlink>
+      <w:r>
+        <w:rPr>
+          <w:lang w:val="zh_TW" w:bidi="zh_TW"/>
+        </w:rPr>
+        <w:t>約6:32–35</w:t>
+      </w:r>
       <w:r>
         <w:rPr>
           <w:lang w:val="zh_TW" w:bidi="zh_TW"/>
@@ -4779,126 +3585,84 @@
         </w:rPr>
         <w:t>然而，那些群眾跟隨祂，更多是為了得吃的，而非真正認識祂是誰（</w:t>
       </w:r>
-      <w:hyperlink r:id="rId178">
-        <w:r>
-          <w:rPr>
-            <w:lang w:val="zh_TW" w:bidi="zh_TW"/>
-          </w:rPr>
-          <w:rPr>
-            <w:color w:val="0000EE"/>
-            <w:u w:val="single"/>
-          </w:rPr>
-          <w:t>約6:26–27</w:t>
-        </w:r>
-      </w:hyperlink>
+      <w:r>
+        <w:rPr>
+          <w:lang w:val="zh_TW" w:bidi="zh_TW"/>
+        </w:rPr>
+        <w:t>約6:26–27</w:t>
+      </w:r>
       <w:r>
         <w:rPr>
           <w:lang w:val="zh_TW" w:bidi="zh_TW"/>
         </w:rPr>
         <w:t>）。耶穌並不否認肉體的需要，但祂更強調人靈裡的飢渴（</w:t>
       </w:r>
-      <w:hyperlink r:id="rId179">
-        <w:r>
-          <w:rPr>
-            <w:lang w:val="zh_TW" w:bidi="zh_TW"/>
-          </w:rPr>
-          <w:rPr>
-            <w:color w:val="0000EE"/>
-            <w:u w:val="single"/>
-          </w:rPr>
-          <w:t>路6:21</w:t>
-        </w:r>
-      </w:hyperlink>
+      <w:r>
+        <w:rPr>
+          <w:lang w:val="zh_TW" w:bidi="zh_TW"/>
+        </w:rPr>
+        <w:t>路6:21</w:t>
+      </w:r>
       <w:r>
         <w:rPr>
           <w:lang w:val="zh_TW" w:bidi="zh_TW"/>
         </w:rPr>
         <w:t>；</w:t>
       </w:r>
-      <w:hyperlink r:id="rId180">
-        <w:r>
-          <w:rPr>
-            <w:lang w:val="zh_TW" w:bidi="zh_TW"/>
-          </w:rPr>
-          <w:rPr>
-            <w:color w:val="0000EE"/>
-            <w:u w:val="single"/>
-          </w:rPr>
-          <w:t>約4:34</w:t>
-        </w:r>
-      </w:hyperlink>
+      <w:r>
+        <w:rPr>
+          <w:lang w:val="zh_TW" w:bidi="zh_TW"/>
+        </w:rPr>
+        <w:t>約4:34</w:t>
+      </w:r>
       <w:r>
         <w:rPr>
           <w:lang w:val="zh_TW" w:bidi="zh_TW"/>
         </w:rPr>
         <w:t>）。吃飯既是團契的場景，也是團契的象徵（</w:t>
       </w:r>
-      <w:hyperlink r:id="rId181">
-        <w:r>
-          <w:rPr>
-            <w:lang w:val="zh_TW" w:bidi="zh_TW"/>
-          </w:rPr>
-          <w:rPr>
-            <w:color w:val="0000EE"/>
-            <w:u w:val="single"/>
-          </w:rPr>
-          <w:t>創43:34</w:t>
-        </w:r>
-      </w:hyperlink>
+      <w:r>
+        <w:rPr>
+          <w:lang w:val="zh_TW" w:bidi="zh_TW"/>
+        </w:rPr>
+        <w:t>創43:34</w:t>
+      </w:r>
       <w:r>
         <w:rPr>
           <w:lang w:val="zh_TW" w:bidi="zh_TW"/>
         </w:rPr>
         <w:t>；</w:t>
       </w:r>
-      <w:hyperlink r:id="rId182">
-        <w:r>
-          <w:rPr>
-            <w:lang w:val="zh_TW" w:bidi="zh_TW"/>
-          </w:rPr>
-          <w:rPr>
-            <w:color w:val="0000EE"/>
-            <w:u w:val="single"/>
-          </w:rPr>
-          <w:t>路22:15–16</w:t>
-        </w:r>
-      </w:hyperlink>
+      <w:r>
+        <w:rPr>
+          <w:lang w:val="zh_TW" w:bidi="zh_TW"/>
+        </w:rPr>
+        <w:t>路22:15–16</w:t>
+      </w:r>
       <w:r>
         <w:rPr>
           <w:lang w:val="zh_TW" w:bidi="zh_TW"/>
         </w:rPr>
         <w:t>；</w:t>
       </w:r>
-      <w:hyperlink r:id="rId183">
-        <w:r>
-          <w:rPr>
-            <w:lang w:val="zh_TW" w:bidi="zh_TW"/>
-          </w:rPr>
-          <w:rPr>
-            <w:color w:val="0000EE"/>
-            <w:u w:val="single"/>
-          </w:rPr>
-          <w:t>啟19:9</w:t>
-        </w:r>
-      </w:hyperlink>
+      <w:r>
+        <w:rPr>
+          <w:lang w:val="zh_TW" w:bidi="zh_TW"/>
+        </w:rPr>
+        <w:t>啟19:9</w:t>
+      </w:r>
       <w:r>
         <w:rPr>
           <w:lang w:val="zh_TW" w:bidi="zh_TW"/>
         </w:rPr>
         <w:t>）。在天上，再也不會有飢餓（</w:t>
       </w:r>
-      <w:hyperlink r:id="rId184">
-        <w:r>
-          <w:rPr>
-            <w:lang w:val="zh_TW" w:bidi="zh_TW"/>
-          </w:rPr>
-          <w:rPr>
-            <w:color w:val="0000EE"/>
-            <w:u w:val="single"/>
-          </w:rPr>
-          <w:t>啟7:16</w:t>
-        </w:r>
-      </w:hyperlink>
+      <w:r>
+        <w:rPr>
+          <w:lang w:val="zh_TW" w:bidi="zh_TW"/>
+        </w:rPr>
+        <w:t>啟7:16</w:t>
+      </w:r>
       <w:r>
         <w:rPr>
           <w:lang w:val="zh_TW" w:bidi="zh_TW"/>
@@ -4928,396 +3692,264 @@
           <w:lang w:val="zh_TW" w:bidi="zh_TW"/>
         </w:rPr>
       </w:r>
-      <w:hyperlink r:id="rId144">
-        <w:r>
-          <w:rPr>
-            <w:lang w:val="zh_TW" w:bidi="zh_TW"/>
-          </w:rPr>
-          <w:rPr>
-            <w:color w:val="0000EE"/>
-            <w:u w:val="single"/>
-          </w:rPr>
-          <w:t>創12:10</w:t>
-        </w:r>
-      </w:hyperlink>
+      <w:r>
+        <w:rPr>
+          <w:lang w:val="zh_TW" w:bidi="zh_TW"/>
+        </w:rPr>
+        <w:t>創12:10</w:t>
+      </w:r>
       <w:r>
         <w:rPr>
           <w:lang w:val="zh_TW" w:bidi="zh_TW"/>
         </w:rPr>
         <w:t>，</w:t>
       </w:r>
-      <w:hyperlink r:id="rId145">
-        <w:r>
-          <w:rPr>
-            <w:lang w:val="zh_TW" w:bidi="zh_TW"/>
-          </w:rPr>
-          <w:rPr>
-            <w:color w:val="0000EE"/>
-            <w:u w:val="single"/>
-          </w:rPr>
-          <w:t>26:1</w:t>
-        </w:r>
-      </w:hyperlink>
+      <w:r>
+        <w:rPr>
+          <w:lang w:val="zh_TW" w:bidi="zh_TW"/>
+        </w:rPr>
+        <w:t>26:1</w:t>
+      </w:r>
       <w:r>
         <w:rPr>
           <w:lang w:val="zh_TW" w:bidi="zh_TW"/>
         </w:rPr>
         <w:t>，</w:t>
       </w:r>
-      <w:hyperlink r:id="rId157">
-        <w:r>
-          <w:rPr>
-            <w:lang w:val="zh_TW" w:bidi="zh_TW"/>
-          </w:rPr>
-          <w:rPr>
-            <w:color w:val="0000EE"/>
-            <w:u w:val="single"/>
-          </w:rPr>
-          <w:t>41:33–36</w:t>
-        </w:r>
-      </w:hyperlink>
+      <w:r>
+        <w:rPr>
+          <w:lang w:val="zh_TW" w:bidi="zh_TW"/>
+        </w:rPr>
+        <w:t>41:33–36</w:t>
+      </w:r>
       <w:r>
         <w:rPr>
           <w:lang w:val="zh_TW" w:bidi="zh_TW"/>
         </w:rPr>
         <w:t>、</w:t>
       </w:r>
-      <w:hyperlink r:id="rId185">
-        <w:r>
-          <w:rPr>
-            <w:lang w:val="zh_TW" w:bidi="zh_TW"/>
-          </w:rPr>
-          <w:rPr>
-            <w:color w:val="0000EE"/>
-            <w:u w:val="single"/>
-          </w:rPr>
-          <w:t>56–57</w:t>
-        </w:r>
-      </w:hyperlink>
+      <w:r>
+        <w:rPr>
+          <w:lang w:val="zh_TW" w:bidi="zh_TW"/>
+        </w:rPr>
+        <w:t>56–57</w:t>
+      </w:r>
       <w:r>
         <w:rPr>
           <w:lang w:val="zh_TW" w:bidi="zh_TW"/>
         </w:rPr>
         <w:t>，</w:t>
       </w:r>
-      <w:hyperlink r:id="rId186">
-        <w:r>
-          <w:rPr>
-            <w:lang w:val="zh_TW" w:bidi="zh_TW"/>
-          </w:rPr>
-          <w:rPr>
-            <w:color w:val="0000EE"/>
-            <w:u w:val="single"/>
-          </w:rPr>
-          <w:t>45:6–7</w:t>
-        </w:r>
-      </w:hyperlink>
+      <w:r>
+        <w:rPr>
+          <w:lang w:val="zh_TW" w:bidi="zh_TW"/>
+        </w:rPr>
+        <w:t>45:6–7</w:t>
+      </w:r>
       <w:r>
         <w:rPr>
           <w:lang w:val="zh_TW" w:bidi="zh_TW"/>
         </w:rPr>
         <w:t>；</w:t>
       </w:r>
-      <w:hyperlink r:id="rId187">
-        <w:r>
-          <w:rPr>
-            <w:lang w:val="zh_TW" w:bidi="zh_TW"/>
-          </w:rPr>
-          <w:rPr>
-            <w:color w:val="0000EE"/>
-            <w:u w:val="single"/>
-          </w:rPr>
-          <w:t>利26:19–20</w:t>
-        </w:r>
-      </w:hyperlink>
+      <w:r>
+        <w:rPr>
+          <w:lang w:val="zh_TW" w:bidi="zh_TW"/>
+        </w:rPr>
+        <w:t>利26:19–20</w:t>
+      </w:r>
       <w:r>
         <w:rPr>
           <w:lang w:val="zh_TW" w:bidi="zh_TW"/>
         </w:rPr>
         <w:t>；</w:t>
       </w:r>
-      <w:hyperlink r:id="rId176">
-        <w:r>
-          <w:rPr>
-            <w:lang w:val="zh_TW" w:bidi="zh_TW"/>
-          </w:rPr>
-          <w:rPr>
-            <w:color w:val="0000EE"/>
-            <w:u w:val="single"/>
-          </w:rPr>
-          <w:t>申8:3</w:t>
-        </w:r>
-      </w:hyperlink>
+      <w:r>
+        <w:rPr>
+          <w:lang w:val="zh_TW" w:bidi="zh_TW"/>
+        </w:rPr>
+        <w:t>申8:3</w:t>
+      </w:r>
       <w:r>
         <w:rPr>
           <w:lang w:val="zh_TW" w:bidi="zh_TW"/>
         </w:rPr>
         <w:t>，</w:t>
       </w:r>
-      <w:hyperlink r:id="rId168">
-        <w:r>
-          <w:rPr>
-            <w:lang w:val="zh_TW" w:bidi="zh_TW"/>
-          </w:rPr>
-          <w:rPr>
-            <w:color w:val="0000EE"/>
-            <w:u w:val="single"/>
-          </w:rPr>
-          <w:t>11:16–17</w:t>
-        </w:r>
-      </w:hyperlink>
+      <w:r>
+        <w:rPr>
+          <w:lang w:val="zh_TW" w:bidi="zh_TW"/>
+        </w:rPr>
+        <w:t>11:16–17</w:t>
+      </w:r>
       <w:r>
         <w:rPr>
           <w:lang w:val="zh_TW" w:bidi="zh_TW"/>
         </w:rPr>
         <w:t>；</w:t>
       </w:r>
-      <w:hyperlink r:id="rId149">
-        <w:r>
-          <w:rPr>
-            <w:lang w:val="zh_TW" w:bidi="zh_TW"/>
-          </w:rPr>
-          <w:rPr>
-            <w:color w:val="0000EE"/>
-            <w:u w:val="single"/>
-          </w:rPr>
-          <w:t>得1:1</w:t>
-        </w:r>
-      </w:hyperlink>
+      <w:r>
+        <w:rPr>
+          <w:lang w:val="zh_TW" w:bidi="zh_TW"/>
+        </w:rPr>
+        <w:t>得1:1</w:t>
+      </w:r>
       <w:r>
         <w:rPr>
           <w:lang w:val="zh_TW" w:bidi="zh_TW"/>
         </w:rPr>
         <w:t>；</w:t>
       </w:r>
-      <w:hyperlink r:id="rId150">
-        <w:r>
-          <w:rPr>
-            <w:lang w:val="zh_TW" w:bidi="zh_TW"/>
-          </w:rPr>
-          <w:rPr>
-            <w:color w:val="0000EE"/>
-            <w:u w:val="single"/>
-          </w:rPr>
-          <w:t>撒下21:1</w:t>
-        </w:r>
-      </w:hyperlink>
+      <w:r>
+        <w:rPr>
+          <w:lang w:val="zh_TW" w:bidi="zh_TW"/>
+        </w:rPr>
+        <w:t>撒下21:1</w:t>
+      </w:r>
       <w:r>
         <w:rPr>
           <w:lang w:val="zh_TW" w:bidi="zh_TW"/>
         </w:rPr>
         <w:t>；</w:t>
       </w:r>
-      <w:hyperlink r:id="rId151">
-        <w:r>
-          <w:rPr>
-            <w:lang w:val="zh_TW" w:bidi="zh_TW"/>
-          </w:rPr>
-          <w:rPr>
-            <w:color w:val="0000EE"/>
-            <w:u w:val="single"/>
-          </w:rPr>
-          <w:t>王上18:1–2</w:t>
-        </w:r>
-      </w:hyperlink>
+      <w:r>
+        <w:rPr>
+          <w:lang w:val="zh_TW" w:bidi="zh_TW"/>
+        </w:rPr>
+        <w:t>王上18:1–2</w:t>
+      </w:r>
       <w:r>
         <w:rPr>
           <w:lang w:val="zh_TW" w:bidi="zh_TW"/>
         </w:rPr>
         <w:t>；</w:t>
       </w:r>
-      <w:hyperlink r:id="rId188">
-        <w:r>
-          <w:rPr>
-            <w:lang w:val="zh_TW" w:bidi="zh_TW"/>
-          </w:rPr>
-          <w:rPr>
-            <w:color w:val="0000EE"/>
-            <w:u w:val="single"/>
-          </w:rPr>
-          <w:t>王下8:1–2</w:t>
-        </w:r>
-      </w:hyperlink>
+      <w:r>
+        <w:rPr>
+          <w:lang w:val="zh_TW" w:bidi="zh_TW"/>
+        </w:rPr>
+        <w:t>王下8:1–2</w:t>
+      </w:r>
       <w:r>
         <w:rPr>
           <w:lang w:val="zh_TW" w:bidi="zh_TW"/>
         </w:rPr>
         <w:t>；</w:t>
       </w:r>
-      <w:hyperlink r:id="rId189">
-        <w:r>
-          <w:rPr>
-            <w:lang w:val="zh_TW" w:bidi="zh_TW"/>
-          </w:rPr>
-          <w:rPr>
-            <w:color w:val="0000EE"/>
-            <w:u w:val="single"/>
-          </w:rPr>
-          <w:t>耶14:11–16</w:t>
-        </w:r>
-      </w:hyperlink>
+      <w:r>
+        <w:rPr>
+          <w:lang w:val="zh_TW" w:bidi="zh_TW"/>
+        </w:rPr>
+        <w:t>耶14:11–16</w:t>
+      </w:r>
       <w:r>
         <w:rPr>
           <w:lang w:val="zh_TW" w:bidi="zh_TW"/>
         </w:rPr>
         <w:t>；</w:t>
       </w:r>
-      <w:hyperlink r:id="rId190">
-        <w:r>
-          <w:rPr>
-            <w:lang w:val="zh_TW" w:bidi="zh_TW"/>
-          </w:rPr>
-          <w:rPr>
-            <w:color w:val="0000EE"/>
-            <w:u w:val="single"/>
-          </w:rPr>
-          <w:t>結34:29–31</w:t>
-        </w:r>
-      </w:hyperlink>
+      <w:r>
+        <w:rPr>
+          <w:lang w:val="zh_TW" w:bidi="zh_TW"/>
+        </w:rPr>
+        <w:t>結34:29–31</w:t>
+      </w:r>
       <w:r>
         <w:rPr>
           <w:lang w:val="zh_TW" w:bidi="zh_TW"/>
         </w:rPr>
         <w:t>，</w:t>
       </w:r>
-      <w:hyperlink r:id="rId191">
-        <w:r>
-          <w:rPr>
-            <w:lang w:val="zh_TW" w:bidi="zh_TW"/>
-          </w:rPr>
-          <w:rPr>
-            <w:color w:val="0000EE"/>
-            <w:u w:val="single"/>
-          </w:rPr>
-          <w:t>36:28–32</w:t>
-        </w:r>
-      </w:hyperlink>
+      <w:r>
+        <w:rPr>
+          <w:lang w:val="zh_TW" w:bidi="zh_TW"/>
+        </w:rPr>
+        <w:t>36:28–32</w:t>
+      </w:r>
       <w:r>
         <w:rPr>
           <w:lang w:val="zh_TW" w:bidi="zh_TW"/>
         </w:rPr>
         <w:t>；</w:t>
       </w:r>
-      <w:hyperlink r:id="rId192">
-        <w:r>
-          <w:rPr>
-            <w:lang w:val="zh_TW" w:bidi="zh_TW"/>
-          </w:rPr>
-          <w:rPr>
-            <w:color w:val="0000EE"/>
-            <w:u w:val="single"/>
-          </w:rPr>
-          <w:t>珥1:1–20</w:t>
-        </w:r>
-      </w:hyperlink>
+      <w:r>
+        <w:rPr>
+          <w:lang w:val="zh_TW" w:bidi="zh_TW"/>
+        </w:rPr>
+        <w:t>珥1:1–20</w:t>
+      </w:r>
       <w:r>
         <w:rPr>
           <w:lang w:val="zh_TW" w:bidi="zh_TW"/>
         </w:rPr>
         <w:t>；</w:t>
       </w:r>
-      <w:hyperlink r:id="rId193">
-        <w:r>
-          <w:rPr>
-            <w:lang w:val="zh_TW" w:bidi="zh_TW"/>
-          </w:rPr>
-          <w:rPr>
-            <w:color w:val="0000EE"/>
-            <w:u w:val="single"/>
-          </w:rPr>
-          <w:t>摩8:11–14</w:t>
-        </w:r>
-      </w:hyperlink>
+      <w:r>
+        <w:rPr>
+          <w:lang w:val="zh_TW" w:bidi="zh_TW"/>
+        </w:rPr>
+        <w:t>摩8:11–14</w:t>
+      </w:r>
       <w:r>
         <w:rPr>
           <w:lang w:val="zh_TW" w:bidi="zh_TW"/>
         </w:rPr>
         <w:t>；</w:t>
       </w:r>
-      <w:hyperlink r:id="rId152">
-        <w:r>
-          <w:rPr>
-            <w:lang w:val="zh_TW" w:bidi="zh_TW"/>
-          </w:rPr>
-          <w:rPr>
-            <w:color w:val="0000EE"/>
-            <w:u w:val="single"/>
-          </w:rPr>
-          <w:t>該1:1–11</w:t>
-        </w:r>
-      </w:hyperlink>
+      <w:r>
+        <w:rPr>
+          <w:lang w:val="zh_TW" w:bidi="zh_TW"/>
+        </w:rPr>
+        <w:t>該1:1–11</w:t>
+      </w:r>
       <w:r>
         <w:rPr>
           <w:lang w:val="zh_TW" w:bidi="zh_TW"/>
         </w:rPr>
         <w:t>；</w:t>
       </w:r>
-      <w:hyperlink r:id="rId179">
-        <w:r>
-          <w:rPr>
-            <w:lang w:val="zh_TW" w:bidi="zh_TW"/>
-          </w:rPr>
-          <w:rPr>
-            <w:color w:val="0000EE"/>
-            <w:u w:val="single"/>
-          </w:rPr>
-          <w:t>路6:21</w:t>
-        </w:r>
-      </w:hyperlink>
+      <w:r>
+        <w:rPr>
+          <w:lang w:val="zh_TW" w:bidi="zh_TW"/>
+        </w:rPr>
+        <w:t>路6:21</w:t>
+      </w:r>
       <w:r>
         <w:rPr>
           <w:lang w:val="zh_TW" w:bidi="zh_TW"/>
         </w:rPr>
         <w:t>；</w:t>
       </w:r>
-      <w:hyperlink r:id="rId177">
-        <w:r>
-          <w:rPr>
-            <w:lang w:val="zh_TW" w:bidi="zh_TW"/>
-          </w:rPr>
-          <w:rPr>
-            <w:color w:val="0000EE"/>
-            <w:u w:val="single"/>
-          </w:rPr>
-          <w:t>約6:32–35</w:t>
-        </w:r>
-      </w:hyperlink>
+      <w:r>
+        <w:rPr>
+          <w:lang w:val="zh_TW" w:bidi="zh_TW"/>
+        </w:rPr>
+        <w:t>約6:32–35</w:t>
+      </w:r>
       <w:r>
         <w:rPr>
           <w:lang w:val="zh_TW" w:bidi="zh_TW"/>
         </w:rPr>
         <w:t>；</w:t>
       </w:r>
-      <w:hyperlink r:id="rId194">
-        <w:r>
-          <w:rPr>
-            <w:lang w:val="zh_TW" w:bidi="zh_TW"/>
-          </w:rPr>
-          <w:rPr>
-            <w:color w:val="0000EE"/>
-            <w:u w:val="single"/>
-          </w:rPr>
-          <w:t>徒11:28–30</w:t>
-        </w:r>
-      </w:hyperlink>
+      <w:r>
+        <w:rPr>
+          <w:lang w:val="zh_TW" w:bidi="zh_TW"/>
+        </w:rPr>
+        <w:t>徒11:28–30</w:t>
+      </w:r>
       <w:r>
         <w:rPr>
           <w:lang w:val="zh_TW" w:bidi="zh_TW"/>
         </w:rPr>
         <w:t>；</w:t>
       </w:r>
-      <w:hyperlink r:id="rId184">
-        <w:r>
-          <w:rPr>
-            <w:lang w:val="zh_TW" w:bidi="zh_TW"/>
-          </w:rPr>
-          <w:rPr>
-            <w:color w:val="0000EE"/>
-            <w:u w:val="single"/>
-          </w:rPr>
-          <w:t>啟7:16</w:t>
-        </w:r>
-      </w:hyperlink>
+      <w:r>
+        <w:rPr>
+          <w:lang w:val="zh_TW" w:bidi="zh_TW"/>
+        </w:rPr>
+        <w:t>啟7:16</w:t>
+      </w:r>
       <w:r>
         <w:rPr>
           <w:lang w:val="zh_TW" w:bidi="zh_TW"/>
@@ -5366,72 +3998,48 @@
         </w:rPr>
         <w:t>神拯救以色列人脫離埃及的奴役，並使他們成為衪的子民。然而，神也知道他們將來會忘記祂（</w:t>
       </w:r>
-      <w:hyperlink r:id="rId195">
-        <w:r>
-          <w:rPr>
-            <w:lang w:val="zh_TW" w:bidi="zh_TW"/>
-          </w:rPr>
-          <w:rPr>
-            <w:color w:val="0000EE"/>
-            <w:u w:val="single"/>
-          </w:rPr>
-          <w:t>申31:16–21</w:t>
-        </w:r>
-      </w:hyperlink>
+      <w:r>
+        <w:rPr>
+          <w:lang w:val="zh_TW" w:bidi="zh_TW"/>
+        </w:rPr>
+        <w:t>申31:16–21</w:t>
+      </w:r>
       <w:r>
         <w:rPr>
           <w:lang w:val="zh_TW" w:bidi="zh_TW"/>
         </w:rPr>
         <w:t>）。摩西曾警告那些即將進入應許之地的百姓，要常常記得耶和華為他們所行的一切事（</w:t>
       </w:r>
-      <w:hyperlink r:id="rId196">
-        <w:r>
-          <w:rPr>
-            <w:lang w:val="zh_TW" w:bidi="zh_TW"/>
-          </w:rPr>
-          <w:rPr>
-            <w:color w:val="0000EE"/>
-            <w:u w:val="single"/>
-          </w:rPr>
-          <w:t>申8:1–20</w:t>
-        </w:r>
-      </w:hyperlink>
+      <w:r>
+        <w:rPr>
+          <w:lang w:val="zh_TW" w:bidi="zh_TW"/>
+        </w:rPr>
+        <w:t>申8:1–20</w:t>
+      </w:r>
       <w:r>
         <w:rPr>
           <w:lang w:val="zh_TW" w:bidi="zh_TW"/>
         </w:rPr>
         <w:t>）。但以色列人最終仍忘記了神，結果被擄到外邦，失去了神所賜給他們的土地（見</w:t>
       </w:r>
-      <w:hyperlink r:id="rId197">
-        <w:r>
-          <w:rPr>
-            <w:lang w:val="zh_TW" w:bidi="zh_TW"/>
-          </w:rPr>
-          <w:rPr>
-            <w:color w:val="0000EE"/>
-            <w:u w:val="single"/>
-          </w:rPr>
-          <w:t>王下17:5–23</w:t>
-        </w:r>
-      </w:hyperlink>
+      <w:r>
+        <w:rPr>
+          <w:lang w:val="zh_TW" w:bidi="zh_TW"/>
+        </w:rPr>
+        <w:t>王下17:5–23</w:t>
+      </w:r>
       <w:r>
         <w:rPr>
           <w:lang w:val="zh_TW" w:bidi="zh_TW"/>
         </w:rPr>
         <w:t>；另見</w:t>
       </w:r>
-      <w:hyperlink r:id="rId198">
-        <w:r>
-          <w:rPr>
-            <w:lang w:val="zh_TW" w:bidi="zh_TW"/>
-          </w:rPr>
-          <w:rPr>
-            <w:color w:val="0000EE"/>
-            <w:u w:val="single"/>
-          </w:rPr>
-          <w:t>耶2:32</w:t>
-        </w:r>
-      </w:hyperlink>
+      <w:r>
+        <w:rPr>
+          <w:lang w:val="zh_TW" w:bidi="zh_TW"/>
+        </w:rPr>
+        <w:t>耶2:32</w:t>
+      </w:r>
       <w:r>
         <w:rPr>
           <w:lang w:val="zh_TW" w:bidi="zh_TW"/>
@@ -5452,18 +4060,12 @@
         </w:rPr>
         <w:t>傳道書中的傳道者，強調記念主的重要性。傳道者在書中不斷反思，人生中許多事物都是短暫、虛空的。他最後呼籲讀者要記念那位永恆的神（</w:t>
       </w:r>
-      <w:hyperlink r:id="rId199">
-        <w:r>
-          <w:rPr>
-            <w:lang w:val="zh_TW" w:bidi="zh_TW"/>
-          </w:rPr>
-          <w:rPr>
-            <w:color w:val="0000EE"/>
-            <w:u w:val="single"/>
-          </w:rPr>
-          <w:t>傳12:1–7</w:t>
-        </w:r>
-      </w:hyperlink>
+      <w:r>
+        <w:rPr>
+          <w:lang w:val="zh_TW" w:bidi="zh_TW"/>
+        </w:rPr>
+        <w:t>傳12:1–7</w:t>
+      </w:r>
       <w:r>
         <w:rPr>
           <w:lang w:val="zh_TW" w:bidi="zh_TW"/>
@@ -5484,18 +4086,12 @@
         </w:rPr>
         <w:t>因此，傳道者勸勉人要在年少之時，就專心歸向神，免得為時已晚。因為世人所行的每一件事，都必須向神交帳（</w:t>
       </w:r>
-      <w:hyperlink r:id="rId200">
-        <w:r>
-          <w:rPr>
-            <w:lang w:val="zh_TW" w:bidi="zh_TW"/>
-          </w:rPr>
-          <w:rPr>
-            <w:color w:val="0000EE"/>
-            <w:u w:val="single"/>
-          </w:rPr>
-          <w:t>傳12:13–14</w:t>
-        </w:r>
-      </w:hyperlink>
+      <w:r>
+        <w:rPr>
+          <w:lang w:val="zh_TW" w:bidi="zh_TW"/>
+        </w:rPr>
+        <w:t>傳12:13–14</w:t>
+      </w:r>
       <w:r>
         <w:rPr>
           <w:lang w:val="zh_TW" w:bidi="zh_TW"/>
@@ -5525,72 +4121,48 @@
           <w:lang w:val="zh_TW" w:bidi="zh_TW"/>
         </w:rPr>
       </w:r>
-      <w:hyperlink r:id="rId196">
-        <w:r>
-          <w:rPr>
-            <w:lang w:val="zh_TW" w:bidi="zh_TW"/>
-          </w:rPr>
-          <w:rPr>
-            <w:color w:val="0000EE"/>
-            <w:u w:val="single"/>
-          </w:rPr>
-          <w:t>申8:1–20</w:t>
-        </w:r>
-      </w:hyperlink>
+      <w:r>
+        <w:rPr>
+          <w:lang w:val="zh_TW" w:bidi="zh_TW"/>
+        </w:rPr>
+        <w:t>申8:1–20</w:t>
+      </w:r>
       <w:r>
         <w:rPr>
           <w:lang w:val="zh_TW" w:bidi="zh_TW"/>
         </w:rPr>
         <w:t>；</w:t>
       </w:r>
-      <w:hyperlink r:id="rId199">
-        <w:r>
-          <w:rPr>
-            <w:lang w:val="zh_TW" w:bidi="zh_TW"/>
-          </w:rPr>
-          <w:rPr>
-            <w:color w:val="0000EE"/>
-            <w:u w:val="single"/>
-          </w:rPr>
-          <w:t>傳12:1–7</w:t>
-        </w:r>
-      </w:hyperlink>
+      <w:r>
+        <w:rPr>
+          <w:lang w:val="zh_TW" w:bidi="zh_TW"/>
+        </w:rPr>
+        <w:t>傳12:1–7</w:t>
+      </w:r>
       <w:r>
         <w:rPr>
           <w:lang w:val="zh_TW" w:bidi="zh_TW"/>
         </w:rPr>
         <w:t>、</w:t>
       </w:r>
-      <w:hyperlink r:id="rId200">
-        <w:r>
-          <w:rPr>
-            <w:lang w:val="zh_TW" w:bidi="zh_TW"/>
-          </w:rPr>
-          <w:rPr>
-            <w:color w:val="0000EE"/>
-            <w:u w:val="single"/>
-          </w:rPr>
-          <w:t>13–14</w:t>
-        </w:r>
-      </w:hyperlink>
+      <w:r>
+        <w:rPr>
+          <w:lang w:val="zh_TW" w:bidi="zh_TW"/>
+        </w:rPr>
+        <w:t>13–14</w:t>
+      </w:r>
       <w:r>
         <w:rPr>
           <w:lang w:val="zh_TW" w:bidi="zh_TW"/>
         </w:rPr>
         <w:t>；</w:t>
       </w:r>
-      <w:hyperlink r:id="rId201">
-        <w:r>
-          <w:rPr>
-            <w:lang w:val="zh_TW" w:bidi="zh_TW"/>
-          </w:rPr>
-          <w:rPr>
-            <w:color w:val="0000EE"/>
-            <w:u w:val="single"/>
-          </w:rPr>
-          <w:t>林前3:12–14</w:t>
-        </w:r>
-      </w:hyperlink>
+      <w:r>
+        <w:rPr>
+          <w:lang w:val="zh_TW" w:bidi="zh_TW"/>
+        </w:rPr>
+        <w:t>林前3:12–14</w:t>
+      </w:r>
       <w:r>
         <w:rPr>
           <w:lang w:val="zh_TW" w:bidi="zh_TW"/>
@@ -5639,18 +4211,12 @@
         </w:rPr>
         <w:t>祭司的祝福是希伯來聖經中十分著名且受人喜愛的段落（</w:t>
       </w:r>
-      <w:hyperlink r:id="rId202">
-        <w:r>
-          <w:rPr>
-            <w:lang w:val="zh_TW" w:bidi="zh_TW"/>
-          </w:rPr>
-          <w:rPr>
-            <w:color w:val="0000EE"/>
-            <w:u w:val="single"/>
-          </w:rPr>
-          <w:t>民6:22–27</w:t>
-        </w:r>
-      </w:hyperlink>
+      <w:r>
+        <w:rPr>
+          <w:lang w:val="zh_TW" w:bidi="zh_TW"/>
+        </w:rPr>
+        <w:t>民6:22–27</w:t>
+      </w:r>
       <w:r>
         <w:rPr>
           <w:lang w:val="zh_TW" w:bidi="zh_TW"/>
@@ -5710,72 +4276,48 @@
         </w:rPr>
         <w:t>許多舊約段落談到來自神和人的祝福（例如</w:t>
       </w:r>
-      <w:hyperlink r:id="rId203">
-        <w:r>
-          <w:rPr>
-            <w:lang w:val="zh_TW" w:bidi="zh_TW"/>
-          </w:rPr>
-          <w:rPr>
-            <w:color w:val="0000EE"/>
-            <w:u w:val="single"/>
-          </w:rPr>
-          <w:t>創12:1–3</w:t>
-        </w:r>
-      </w:hyperlink>
+      <w:r>
+        <w:rPr>
+          <w:lang w:val="zh_TW" w:bidi="zh_TW"/>
+        </w:rPr>
+        <w:t>創12:1–3</w:t>
+      </w:r>
       <w:r>
         <w:rPr>
           <w:lang w:val="zh_TW" w:bidi="zh_TW"/>
         </w:rPr>
         <w:t>，</w:t>
       </w:r>
-      <w:hyperlink r:id="rId204">
-        <w:r>
-          <w:rPr>
-            <w:lang w:val="zh_TW" w:bidi="zh_TW"/>
-          </w:rPr>
-          <w:rPr>
-            <w:color w:val="0000EE"/>
-            <w:u w:val="single"/>
-          </w:rPr>
-          <w:t>27:1–40</w:t>
-        </w:r>
-      </w:hyperlink>
+      <w:r>
+        <w:rPr>
+          <w:lang w:val="zh_TW" w:bidi="zh_TW"/>
+        </w:rPr>
+        <w:t>27:1–40</w:t>
+      </w:r>
       <w:r>
         <w:rPr>
           <w:lang w:val="zh_TW" w:bidi="zh_TW"/>
         </w:rPr>
         <w:t>；</w:t>
       </w:r>
-      <w:hyperlink r:id="rId205">
-        <w:r>
-          <w:rPr>
-            <w:lang w:val="zh_TW" w:bidi="zh_TW"/>
-          </w:rPr>
-          <w:rPr>
-            <w:color w:val="0000EE"/>
-            <w:u w:val="single"/>
-          </w:rPr>
-          <w:t>申7:12–15</w:t>
-        </w:r>
-      </w:hyperlink>
+      <w:r>
+        <w:rPr>
+          <w:lang w:val="zh_TW" w:bidi="zh_TW"/>
+        </w:rPr>
+        <w:t>申7:12–15</w:t>
+      </w:r>
       <w:r>
         <w:rPr>
           <w:lang w:val="zh_TW" w:bidi="zh_TW"/>
         </w:rPr>
         <w:t>，</w:t>
       </w:r>
-      <w:hyperlink r:id="rId206">
-        <w:r>
-          <w:rPr>
-            <w:lang w:val="zh_TW" w:bidi="zh_TW"/>
-          </w:rPr>
-          <w:rPr>
-            <w:color w:val="0000EE"/>
-            <w:u w:val="single"/>
-          </w:rPr>
-          <w:t>28:1–14</w:t>
-        </w:r>
-      </w:hyperlink>
+      <w:r>
+        <w:rPr>
+          <w:lang w:val="zh_TW" w:bidi="zh_TW"/>
+        </w:rPr>
+        <w:t>28:1–14</w:t>
+      </w:r>
       <w:r>
         <w:rPr>
           <w:lang w:val="zh_TW" w:bidi="zh_TW"/>
@@ -5796,126 +4338,84 @@
         </w:rPr>
         <w:t>通過亞倫和他兒子，即祭司的話語，主祝福以色列（</w:t>
       </w:r>
-      <w:hyperlink r:id="rId207">
-        <w:r>
-          <w:rPr>
-            <w:lang w:val="zh_TW" w:bidi="zh_TW"/>
-          </w:rPr>
-          <w:rPr>
-            <w:color w:val="0000EE"/>
-            <w:u w:val="single"/>
-          </w:rPr>
-          <w:t>民6:22–23</w:t>
-        </w:r>
-      </w:hyperlink>
+      <w:r>
+        <w:rPr>
+          <w:lang w:val="zh_TW" w:bidi="zh_TW"/>
+        </w:rPr>
+        <w:t>民6:22–23</w:t>
+      </w:r>
       <w:r>
         <w:rPr>
           <w:lang w:val="zh_TW" w:bidi="zh_TW"/>
         </w:rPr>
         <w:t>）。除了他們在會幕（後來是聖殿）的工作外，祭司在以色列人的生活中扮演關鍵角色。例如祭司協助確保地上的公正（</w:t>
       </w:r>
-      <w:hyperlink r:id="rId208">
-        <w:r>
-          <w:rPr>
-            <w:lang w:val="zh_TW" w:bidi="zh_TW"/>
-          </w:rPr>
-          <w:rPr>
-            <w:color w:val="0000EE"/>
-            <w:u w:val="single"/>
-          </w:rPr>
-          <w:t>申17:8–12</w:t>
-        </w:r>
-      </w:hyperlink>
+      <w:r>
+        <w:rPr>
+          <w:lang w:val="zh_TW" w:bidi="zh_TW"/>
+        </w:rPr>
+        <w:t>申17:8–12</w:t>
+      </w:r>
       <w:r>
         <w:rPr>
           <w:lang w:val="zh_TW" w:bidi="zh_TW"/>
         </w:rPr>
         <w:t>）。他們遵照</w:t>
       </w:r>
-      <w:hyperlink r:id="rId209">
-        <w:r>
-          <w:rPr>
-            <w:lang w:val="zh_TW" w:bidi="zh_TW"/>
-          </w:rPr>
-          <w:rPr>
-            <w:color w:val="0000EE"/>
-            <w:u w:val="single"/>
-          </w:rPr>
-          <w:t>申命記十七章18至20節</w:t>
-        </w:r>
-      </w:hyperlink>
+      <w:r>
+        <w:rPr>
+          <w:lang w:val="zh_TW" w:bidi="zh_TW"/>
+        </w:rPr>
+        <w:t>申命記十七章18至20節</w:t>
+      </w:r>
       <w:r>
         <w:rPr>
           <w:lang w:val="zh_TW" w:bidi="zh_TW"/>
         </w:rPr>
         <w:t>中的原則，協助君王履行職責。祭司以利安慰哈拿，並指導年少的撒母耳靈性成長（</w:t>
       </w:r>
-      <w:hyperlink r:id="rId210">
-        <w:r>
-          <w:rPr>
-            <w:lang w:val="zh_TW" w:bidi="zh_TW"/>
-          </w:rPr>
-          <w:rPr>
-            <w:color w:val="0000EE"/>
-            <w:u w:val="single"/>
-          </w:rPr>
-          <w:t>撒上1:1–3:21</w:t>
-        </w:r>
-      </w:hyperlink>
+      <w:r>
+        <w:rPr>
+          <w:lang w:val="zh_TW" w:bidi="zh_TW"/>
+        </w:rPr>
+        <w:t>撒上1:1–3:21</w:t>
+      </w:r>
       <w:r>
         <w:rPr>
           <w:lang w:val="zh_TW" w:bidi="zh_TW"/>
         </w:rPr>
         <w:t>）。祭司和利未人積極教導以色列人屬靈的知識（例如見</w:t>
       </w:r>
-      <w:hyperlink r:id="rId211">
-        <w:r>
-          <w:rPr>
-            <w:lang w:val="zh_TW" w:bidi="zh_TW"/>
-          </w:rPr>
-          <w:rPr>
-            <w:color w:val="0000EE"/>
-            <w:u w:val="single"/>
-          </w:rPr>
-          <w:t>申33:9–10</w:t>
-        </w:r>
-      </w:hyperlink>
+      <w:r>
+        <w:rPr>
+          <w:lang w:val="zh_TW" w:bidi="zh_TW"/>
+        </w:rPr>
+        <w:t>申33:9–10</w:t>
+      </w:r>
       <w:r>
         <w:rPr>
           <w:lang w:val="zh_TW" w:bidi="zh_TW"/>
         </w:rPr>
         <w:t>；</w:t>
       </w:r>
-      <w:hyperlink r:id="rId212">
-        <w:r>
-          <w:rPr>
-            <w:lang w:val="zh_TW" w:bidi="zh_TW"/>
-          </w:rPr>
-          <w:rPr>
-            <w:color w:val="0000EE"/>
-            <w:u w:val="single"/>
-          </w:rPr>
-          <w:t>尼8:9–12</w:t>
-        </w:r>
-      </w:hyperlink>
+      <w:r>
+        <w:rPr>
+          <w:lang w:val="zh_TW" w:bidi="zh_TW"/>
+        </w:rPr>
+        <w:t>尼8:9–12</w:t>
+      </w:r>
       <w:r>
         <w:rPr>
           <w:lang w:val="zh_TW" w:bidi="zh_TW"/>
         </w:rPr>
         <w:t>；</w:t>
       </w:r>
-      <w:hyperlink r:id="rId213">
-        <w:r>
-          <w:rPr>
-            <w:lang w:val="zh_TW" w:bidi="zh_TW"/>
-          </w:rPr>
-          <w:rPr>
-            <w:color w:val="0000EE"/>
-            <w:u w:val="single"/>
-          </w:rPr>
-          <w:t>瑪2:5–9</w:t>
-        </w:r>
-      </w:hyperlink>
+      <w:r>
+        <w:rPr>
+          <w:lang w:val="zh_TW" w:bidi="zh_TW"/>
+        </w:rPr>
+        <w:t>瑪2:5–9</w:t>
+      </w:r>
       <w:r>
         <w:rPr>
           <w:lang w:val="zh_TW" w:bidi="zh_TW"/>
@@ -5936,18 +4436,12 @@
         </w:rPr>
         <w:t>一項重大考古發現，強調這個古老祭司祝福的重要性。1980年，考古學家在耶路撒冷舊城西南方特夫欣嫩的一個岩石墓穴中，發現了兩卷小的銀軸。學者將這些物品（護身符）的年代推定為公元前六百年代末期或五百年代初期。經過漫長而謹慎的過程，他們展開這些脆弱的卷軸，找到來自</w:t>
       </w:r>
-      <w:hyperlink r:id="rId214">
-        <w:r>
-          <w:rPr>
-            <w:lang w:val="zh_TW" w:bidi="zh_TW"/>
-          </w:rPr>
-          <w:rPr>
-            <w:color w:val="0000EE"/>
-            <w:u w:val="single"/>
-          </w:rPr>
-          <w:t>民數記六章24至26節</w:t>
-        </w:r>
-      </w:hyperlink>
+      <w:r>
+        <w:rPr>
+          <w:lang w:val="zh_TW" w:bidi="zh_TW"/>
+        </w:rPr>
+        <w:t>民數記六章24至26節</w:t>
+      </w:r>
       <w:r>
         <w:rPr>
           <w:lang w:val="zh_TW" w:bidi="zh_TW"/>
@@ -5980,36 +4474,24 @@
         </w:rPr>
         <w:t>」、「禱告盒」（見</w:t>
       </w:r>
-      <w:hyperlink r:id="rId215">
-        <w:r>
-          <w:rPr>
-            <w:lang w:val="zh_TW" w:bidi="zh_TW"/>
-          </w:rPr>
-          <w:rPr>
-            <w:color w:val="0000EE"/>
-            <w:u w:val="single"/>
-          </w:rPr>
-          <w:t>申6:8</w:t>
-        </w:r>
-      </w:hyperlink>
+      <w:r>
+        <w:rPr>
+          <w:lang w:val="zh_TW" w:bidi="zh_TW"/>
+        </w:rPr>
+        <w:t>申6:8</w:t>
+      </w:r>
       <w:r>
         <w:rPr>
           <w:lang w:val="zh_TW" w:bidi="zh_TW"/>
         </w:rPr>
         <w:t>；</w:t>
       </w:r>
-      <w:hyperlink r:id="rId216">
-        <w:r>
-          <w:rPr>
-            <w:lang w:val="zh_TW" w:bidi="zh_TW"/>
-          </w:rPr>
-          <w:rPr>
-            <w:color w:val="0000EE"/>
-            <w:u w:val="single"/>
-          </w:rPr>
-          <w:t>太23:5</w:t>
-        </w:r>
-      </w:hyperlink>
+      <w:r>
+        <w:rPr>
+          <w:lang w:val="zh_TW" w:bidi="zh_TW"/>
+        </w:rPr>
+        <w:t>太23:5</w:t>
+      </w:r>
       <w:r>
         <w:rPr>
           <w:lang w:val="zh_TW" w:bidi="zh_TW"/>
@@ -6030,36 +4512,24 @@
         </w:rPr>
         <w:t>許多新約書信以對讀者的祝福作結。這種祝福類似於民數記中祭司的祝福（例如，</w:t>
       </w:r>
-      <w:hyperlink r:id="rId217">
-        <w:r>
-          <w:rPr>
-            <w:lang w:val="zh_TW" w:bidi="zh_TW"/>
-          </w:rPr>
-          <w:rPr>
-            <w:color w:val="0000EE"/>
-            <w:u w:val="single"/>
-          </w:rPr>
-          <w:t>林後13:14</w:t>
-        </w:r>
-      </w:hyperlink>
+      <w:r>
+        <w:rPr>
+          <w:lang w:val="zh_TW" w:bidi="zh_TW"/>
+        </w:rPr>
+        <w:t>林後13:14</w:t>
+      </w:r>
       <w:r>
         <w:rPr>
           <w:lang w:val="zh_TW" w:bidi="zh_TW"/>
         </w:rPr>
         <w:t>；</w:t>
       </w:r>
-      <w:hyperlink r:id="rId218">
-        <w:r>
-          <w:rPr>
-            <w:lang w:val="zh_TW" w:bidi="zh_TW"/>
-          </w:rPr>
-          <w:rPr>
-            <w:color w:val="0000EE"/>
-            <w:u w:val="single"/>
-          </w:rPr>
-          <w:t>來13:20–21</w:t>
-        </w:r>
-      </w:hyperlink>
+      <w:r>
+        <w:rPr>
+          <w:lang w:val="zh_TW" w:bidi="zh_TW"/>
+        </w:rPr>
+        <w:t>來13:20–21</w:t>
+      </w:r>
       <w:r>
         <w:rPr>
           <w:lang w:val="zh_TW" w:bidi="zh_TW"/>
@@ -6089,414 +4559,276 @@
           <w:lang w:val="zh_TW" w:bidi="zh_TW"/>
         </w:rPr>
       </w:r>
-      <w:hyperlink r:id="rId219">
-        <w:r>
-          <w:rPr>
-            <w:lang w:val="zh_TW" w:bidi="zh_TW"/>
-          </w:rPr>
-          <w:rPr>
-            <w:color w:val="0000EE"/>
-            <w:u w:val="single"/>
-          </w:rPr>
-          <w:t>創1:28</w:t>
-        </w:r>
-      </w:hyperlink>
+      <w:r>
+        <w:rPr>
+          <w:lang w:val="zh_TW" w:bidi="zh_TW"/>
+        </w:rPr>
+        <w:t>創1:28</w:t>
+      </w:r>
       <w:r>
         <w:rPr>
           <w:lang w:val="zh_TW" w:bidi="zh_TW"/>
         </w:rPr>
         <w:t>，</w:t>
       </w:r>
-      <w:hyperlink r:id="rId220">
-        <w:r>
-          <w:rPr>
-            <w:lang w:val="zh_TW" w:bidi="zh_TW"/>
-          </w:rPr>
-          <w:rPr>
-            <w:color w:val="0000EE"/>
-            <w:u w:val="single"/>
-          </w:rPr>
-          <w:t>9:1</w:t>
-        </w:r>
-      </w:hyperlink>
+      <w:r>
+        <w:rPr>
+          <w:lang w:val="zh_TW" w:bidi="zh_TW"/>
+        </w:rPr>
+        <w:t>9:1</w:t>
+      </w:r>
       <w:r>
         <w:rPr>
           <w:lang w:val="zh_TW" w:bidi="zh_TW"/>
         </w:rPr>
         <w:t>、</w:t>
       </w:r>
-      <w:hyperlink r:id="rId221">
-        <w:r>
-          <w:rPr>
-            <w:lang w:val="zh_TW" w:bidi="zh_TW"/>
-          </w:rPr>
-          <w:rPr>
-            <w:color w:val="0000EE"/>
-            <w:u w:val="single"/>
-          </w:rPr>
-          <w:t>26–27</w:t>
-        </w:r>
-      </w:hyperlink>
+      <w:r>
+        <w:rPr>
+          <w:lang w:val="zh_TW" w:bidi="zh_TW"/>
+        </w:rPr>
+        <w:t>26–27</w:t>
+      </w:r>
       <w:r>
         <w:rPr>
           <w:lang w:val="zh_TW" w:bidi="zh_TW"/>
         </w:rPr>
         <w:t>，</w:t>
       </w:r>
-      <w:hyperlink r:id="rId203">
-        <w:r>
-          <w:rPr>
-            <w:lang w:val="zh_TW" w:bidi="zh_TW"/>
-          </w:rPr>
-          <w:rPr>
-            <w:color w:val="0000EE"/>
-            <w:u w:val="single"/>
-          </w:rPr>
-          <w:t>12:1–3</w:t>
-        </w:r>
-      </w:hyperlink>
+      <w:r>
+        <w:rPr>
+          <w:lang w:val="zh_TW" w:bidi="zh_TW"/>
+        </w:rPr>
+        <w:t>12:1–3</w:t>
+      </w:r>
       <w:r>
         <w:rPr>
           <w:lang w:val="zh_TW" w:bidi="zh_TW"/>
         </w:rPr>
         <w:t>，</w:t>
       </w:r>
-      <w:hyperlink r:id="rId222">
-        <w:r>
-          <w:rPr>
-            <w:lang w:val="zh_TW" w:bidi="zh_TW"/>
-          </w:rPr>
-          <w:rPr>
-            <w:color w:val="0000EE"/>
-            <w:u w:val="single"/>
-          </w:rPr>
-          <w:t>14:19–20</w:t>
-        </w:r>
-      </w:hyperlink>
+      <w:r>
+        <w:rPr>
+          <w:lang w:val="zh_TW" w:bidi="zh_TW"/>
+        </w:rPr>
+        <w:t>14:19–20</w:t>
+      </w:r>
       <w:r>
         <w:rPr>
           <w:lang w:val="zh_TW" w:bidi="zh_TW"/>
         </w:rPr>
         <w:t>，</w:t>
       </w:r>
-      <w:hyperlink r:id="rId223">
-        <w:r>
-          <w:rPr>
-            <w:lang w:val="zh_TW" w:bidi="zh_TW"/>
-          </w:rPr>
-          <w:rPr>
-            <w:color w:val="0000EE"/>
-            <w:u w:val="single"/>
-          </w:rPr>
-          <w:t>28:1–4</w:t>
-        </w:r>
-      </w:hyperlink>
+      <w:r>
+        <w:rPr>
+          <w:lang w:val="zh_TW" w:bidi="zh_TW"/>
+        </w:rPr>
+        <w:t>28:1–4</w:t>
+      </w:r>
       <w:r>
         <w:rPr>
           <w:lang w:val="zh_TW" w:bidi="zh_TW"/>
         </w:rPr>
         <w:t>，</w:t>
       </w:r>
-      <w:hyperlink r:id="rId224">
-        <w:r>
-          <w:rPr>
-            <w:lang w:val="zh_TW" w:bidi="zh_TW"/>
-          </w:rPr>
-          <w:rPr>
-            <w:color w:val="0000EE"/>
-            <w:u w:val="single"/>
-          </w:rPr>
-          <w:t>48:15–20</w:t>
-        </w:r>
-      </w:hyperlink>
+      <w:r>
+        <w:rPr>
+          <w:lang w:val="zh_TW" w:bidi="zh_TW"/>
+        </w:rPr>
+        <w:t>48:15–20</w:t>
+      </w:r>
       <w:r>
         <w:rPr>
           <w:lang w:val="zh_TW" w:bidi="zh_TW"/>
         </w:rPr>
         <w:t>，</w:t>
       </w:r>
-      <w:hyperlink r:id="rId225">
-        <w:r>
-          <w:rPr>
-            <w:lang w:val="zh_TW" w:bidi="zh_TW"/>
-          </w:rPr>
-          <w:rPr>
-            <w:color w:val="0000EE"/>
-            <w:u w:val="single"/>
-          </w:rPr>
-          <w:t>49:25–26</w:t>
-        </w:r>
-      </w:hyperlink>
+      <w:r>
+        <w:rPr>
+          <w:lang w:val="zh_TW" w:bidi="zh_TW"/>
+        </w:rPr>
+        <w:t>49:25–26</w:t>
+      </w:r>
       <w:r>
         <w:rPr>
           <w:lang w:val="zh_TW" w:bidi="zh_TW"/>
         </w:rPr>
         <w:t>；</w:t>
       </w:r>
-      <w:hyperlink r:id="rId226">
-        <w:r>
-          <w:rPr>
-            <w:lang w:val="zh_TW" w:bidi="zh_TW"/>
-          </w:rPr>
-          <w:rPr>
-            <w:color w:val="0000EE"/>
-            <w:u w:val="single"/>
-          </w:rPr>
-          <w:t>利9:22</w:t>
-        </w:r>
-      </w:hyperlink>
+      <w:r>
+        <w:rPr>
+          <w:lang w:val="zh_TW" w:bidi="zh_TW"/>
+        </w:rPr>
+        <w:t>利9:22</w:t>
+      </w:r>
       <w:r>
         <w:rPr>
           <w:lang w:val="zh_TW" w:bidi="zh_TW"/>
         </w:rPr>
         <w:t>，</w:t>
       </w:r>
-      <w:hyperlink r:id="rId202">
-        <w:r>
-          <w:rPr>
-            <w:lang w:val="zh_TW" w:bidi="zh_TW"/>
-          </w:rPr>
-          <w:rPr>
-            <w:color w:val="0000EE"/>
-            <w:u w:val="single"/>
-          </w:rPr>
-          <w:t>民6:22–27</w:t>
-        </w:r>
-      </w:hyperlink>
+      <w:r>
+        <w:rPr>
+          <w:lang w:val="zh_TW" w:bidi="zh_TW"/>
+        </w:rPr>
+        <w:t>民6:22–27</w:t>
+      </w:r>
       <w:r>
         <w:rPr>
           <w:lang w:val="zh_TW" w:bidi="zh_TW"/>
         </w:rPr>
         <w:t>，</w:t>
       </w:r>
-      <w:hyperlink r:id="rId227">
-        <w:r>
-          <w:rPr>
-            <w:lang w:val="zh_TW" w:bidi="zh_TW"/>
-          </w:rPr>
-          <w:rPr>
-            <w:color w:val="0000EE"/>
-            <w:u w:val="single"/>
-          </w:rPr>
-          <w:t>24:1–9</w:t>
-        </w:r>
-      </w:hyperlink>
+      <w:r>
+        <w:rPr>
+          <w:lang w:val="zh_TW" w:bidi="zh_TW"/>
+        </w:rPr>
+        <w:t>24:1–9</w:t>
+      </w:r>
       <w:r>
         <w:rPr>
           <w:lang w:val="zh_TW" w:bidi="zh_TW"/>
         </w:rPr>
         <w:t>；</w:t>
       </w:r>
-      <w:hyperlink r:id="rId228">
-        <w:r>
-          <w:rPr>
-            <w:lang w:val="zh_TW" w:bidi="zh_TW"/>
-          </w:rPr>
-          <w:rPr>
-            <w:color w:val="0000EE"/>
-            <w:u w:val="single"/>
-          </w:rPr>
-          <w:t>申10:8</w:t>
-        </w:r>
-      </w:hyperlink>
+      <w:r>
+        <w:rPr>
+          <w:lang w:val="zh_TW" w:bidi="zh_TW"/>
+        </w:rPr>
+        <w:t>申10:8</w:t>
+      </w:r>
       <w:r>
         <w:rPr>
           <w:lang w:val="zh_TW" w:bidi="zh_TW"/>
         </w:rPr>
         <w:t>，</w:t>
       </w:r>
-      <w:hyperlink r:id="rId229">
-        <w:r>
-          <w:rPr>
-            <w:lang w:val="zh_TW" w:bidi="zh_TW"/>
-          </w:rPr>
-          <w:rPr>
-            <w:color w:val="0000EE"/>
-            <w:u w:val="single"/>
-          </w:rPr>
-          <w:t>33:11–29</w:t>
-        </w:r>
-      </w:hyperlink>
+      <w:r>
+        <w:rPr>
+          <w:lang w:val="zh_TW" w:bidi="zh_TW"/>
+        </w:rPr>
+        <w:t>33:11–29</w:t>
+      </w:r>
       <w:r>
         <w:rPr>
           <w:lang w:val="zh_TW" w:bidi="zh_TW"/>
         </w:rPr>
         <w:t>；</w:t>
       </w:r>
-      <w:hyperlink r:id="rId230">
-        <w:r>
-          <w:rPr>
-            <w:lang w:val="zh_TW" w:bidi="zh_TW"/>
-          </w:rPr>
-          <w:rPr>
-            <w:color w:val="0000EE"/>
-            <w:u w:val="single"/>
-          </w:rPr>
-          <w:t>撒上2:20</w:t>
-        </w:r>
-      </w:hyperlink>
+      <w:r>
+        <w:rPr>
+          <w:lang w:val="zh_TW" w:bidi="zh_TW"/>
+        </w:rPr>
+        <w:t>撒上2:20</w:t>
+      </w:r>
       <w:r>
         <w:rPr>
           <w:lang w:val="zh_TW" w:bidi="zh_TW"/>
         </w:rPr>
         <w:t>；</w:t>
       </w:r>
-      <w:hyperlink r:id="rId231">
-        <w:r>
-          <w:rPr>
-            <w:lang w:val="zh_TW" w:bidi="zh_TW"/>
-          </w:rPr>
-          <w:rPr>
-            <w:color w:val="0000EE"/>
-            <w:u w:val="single"/>
-          </w:rPr>
-          <w:t>王上8:55–65</w:t>
-        </w:r>
-      </w:hyperlink>
+      <w:r>
+        <w:rPr>
+          <w:lang w:val="zh_TW" w:bidi="zh_TW"/>
+        </w:rPr>
+        <w:t>王上8:55–65</w:t>
+      </w:r>
       <w:r>
         <w:rPr>
           <w:lang w:val="zh_TW" w:bidi="zh_TW"/>
         </w:rPr>
         <w:t>；</w:t>
       </w:r>
-      <w:hyperlink r:id="rId232">
-        <w:r>
-          <w:rPr>
-            <w:lang w:val="zh_TW" w:bidi="zh_TW"/>
-          </w:rPr>
-          <w:rPr>
-            <w:color w:val="0000EE"/>
-            <w:u w:val="single"/>
-          </w:rPr>
-          <w:t>代下30:27</w:t>
-        </w:r>
-      </w:hyperlink>
+      <w:r>
+        <w:rPr>
+          <w:lang w:val="zh_TW" w:bidi="zh_TW"/>
+        </w:rPr>
+        <w:t>代下30:27</w:t>
+      </w:r>
       <w:r>
         <w:rPr>
           <w:lang w:val="zh_TW" w:bidi="zh_TW"/>
         </w:rPr>
         <w:t>；</w:t>
       </w:r>
-      <w:hyperlink r:id="rId233">
-        <w:r>
-          <w:rPr>
-            <w:lang w:val="zh_TW" w:bidi="zh_TW"/>
-          </w:rPr>
-          <w:rPr>
-            <w:color w:val="0000EE"/>
-            <w:u w:val="single"/>
-          </w:rPr>
-          <w:t>詩115:12–15</w:t>
-        </w:r>
-      </w:hyperlink>
+      <w:r>
+        <w:rPr>
+          <w:lang w:val="zh_TW" w:bidi="zh_TW"/>
+        </w:rPr>
+        <w:t>詩115:12–15</w:t>
+      </w:r>
       <w:r>
         <w:rPr>
           <w:lang w:val="zh_TW" w:bidi="zh_TW"/>
         </w:rPr>
         <w:t>，</w:t>
       </w:r>
-      <w:hyperlink r:id="rId234">
-        <w:r>
-          <w:rPr>
-            <w:lang w:val="zh_TW" w:bidi="zh_TW"/>
-          </w:rPr>
-          <w:rPr>
-            <w:color w:val="0000EE"/>
-            <w:u w:val="single"/>
-          </w:rPr>
-          <w:t>128:1–6</w:t>
-        </w:r>
-      </w:hyperlink>
+      <w:r>
+        <w:rPr>
+          <w:lang w:val="zh_TW" w:bidi="zh_TW"/>
+        </w:rPr>
+        <w:t>128:1–6</w:t>
+      </w:r>
       <w:r>
         <w:rPr>
           <w:lang w:val="zh_TW" w:bidi="zh_TW"/>
         </w:rPr>
         <w:t>；</w:t>
       </w:r>
-      <w:hyperlink r:id="rId235">
-        <w:r>
-          <w:rPr>
-            <w:lang w:val="zh_TW" w:bidi="zh_TW"/>
-          </w:rPr>
-          <w:rPr>
-            <w:color w:val="0000EE"/>
-            <w:u w:val="single"/>
-          </w:rPr>
-          <w:t>太5:3–11</w:t>
-        </w:r>
-      </w:hyperlink>
+      <w:r>
+        <w:rPr>
+          <w:lang w:val="zh_TW" w:bidi="zh_TW"/>
+        </w:rPr>
+        <w:t>太5:3–11</w:t>
+      </w:r>
       <w:r>
         <w:rPr>
           <w:lang w:val="zh_TW" w:bidi="zh_TW"/>
         </w:rPr>
         <w:t>；</w:t>
       </w:r>
-      <w:hyperlink r:id="rId236">
-        <w:r>
-          <w:rPr>
-            <w:lang w:val="zh_TW" w:bidi="zh_TW"/>
-          </w:rPr>
-          <w:rPr>
-            <w:color w:val="0000EE"/>
-            <w:u w:val="single"/>
-          </w:rPr>
-          <w:t>路11:27–28</w:t>
-        </w:r>
-      </w:hyperlink>
+      <w:r>
+        <w:rPr>
+          <w:lang w:val="zh_TW" w:bidi="zh_TW"/>
+        </w:rPr>
+        <w:t>路11:27–28</w:t>
+      </w:r>
       <w:r>
         <w:rPr>
           <w:lang w:val="zh_TW" w:bidi="zh_TW"/>
         </w:rPr>
         <w:t>；</w:t>
       </w:r>
-      <w:hyperlink r:id="rId217">
-        <w:r>
-          <w:rPr>
-            <w:lang w:val="zh_TW" w:bidi="zh_TW"/>
-          </w:rPr>
-          <w:rPr>
-            <w:color w:val="0000EE"/>
-            <w:u w:val="single"/>
-          </w:rPr>
-          <w:t>林後13:14</w:t>
-        </w:r>
-      </w:hyperlink>
+      <w:r>
+        <w:rPr>
+          <w:lang w:val="zh_TW" w:bidi="zh_TW"/>
+        </w:rPr>
+        <w:t>林後13:14</w:t>
+      </w:r>
       <w:r>
         <w:rPr>
           <w:lang w:val="zh_TW" w:bidi="zh_TW"/>
         </w:rPr>
         <w:t>；</w:t>
       </w:r>
-      <w:hyperlink r:id="rId237">
-        <w:r>
-          <w:rPr>
-            <w:lang w:val="zh_TW" w:bidi="zh_TW"/>
-          </w:rPr>
-          <w:rPr>
-            <w:color w:val="0000EE"/>
-            <w:u w:val="single"/>
-          </w:rPr>
-          <w:t>弗6:23</w:t>
-        </w:r>
-      </w:hyperlink>
+      <w:r>
+        <w:rPr>
+          <w:lang w:val="zh_TW" w:bidi="zh_TW"/>
+        </w:rPr>
+        <w:t>弗6:23</w:t>
+      </w:r>
       <w:r>
         <w:rPr>
           <w:lang w:val="zh_TW" w:bidi="zh_TW"/>
         </w:rPr>
         <w:t>；</w:t>
       </w:r>
-      <w:hyperlink r:id="rId238">
-        <w:r>
-          <w:rPr>
-            <w:lang w:val="zh_TW" w:bidi="zh_TW"/>
-          </w:rPr>
-          <w:rPr>
-            <w:color w:val="0000EE"/>
-            <w:u w:val="single"/>
-          </w:rPr>
-          <w:t>帖前5:23–24</w:t>
-        </w:r>
-      </w:hyperlink>
+      <w:r>
+        <w:rPr>
+          <w:lang w:val="zh_TW" w:bidi="zh_TW"/>
+        </w:rPr>
+        <w:t>帖前5:23–24</w:t>
+      </w:r>
       <w:r>
         <w:rPr>
           <w:lang w:val="zh_TW" w:bidi="zh_TW"/>
@@ -6545,138 +4877,78 @@
         </w:rPr>
         <w:t>聖經中第一次提到祭壇是挪亞在洪水之後為耶和華築了一座壇（</w:t>
       </w:r>
-      <w:hyperlink r:id="rId239">
-        <w:r>
-          <w:rPr>
-            <w:lang w:val="zh_TW" w:bidi="zh_TW"/>
-          </w:rPr>
-          <w:rPr>
-            <w:color w:val="0000EE"/>
-            <w:u w:val="single"/>
-          </w:rPr>
-          <w:t>創8:20–21</w:t>
-        </w:r>
-      </w:hyperlink>
+      <w:r>
+        <w:rPr>
+          <w:lang w:val="zh_TW" w:bidi="zh_TW"/>
+        </w:rPr>
+        <w:t>創8:20–21</w:t>
+      </w:r>
       <w:r>
         <w:rPr>
           <w:lang w:val="zh_TW" w:bidi="zh_TW"/>
         </w:rPr>
         <w:t>），其實在更早之前，該隱與亞伯也曾向神獻上供物（</w:t>
       </w:r>
-      <w:hyperlink r:id="rId240">
-        <w:r>
-          <w:rPr>
-            <w:lang w:val="zh_TW" w:bidi="zh_TW"/>
-          </w:rPr>
-          <w:rPr>
-            <w:color w:val="0000EE"/>
-            <w:u w:val="single"/>
-          </w:rPr>
-          <w:t>創4:3–5</w:t>
-        </w:r>
-      </w:hyperlink>
+      <w:r>
+        <w:rPr>
+          <w:lang w:val="zh_TW" w:bidi="zh_TW"/>
+        </w:rPr>
+        <w:t>創4:3–5</w:t>
+      </w:r>
       <w:r>
         <w:rPr>
           <w:lang w:val="zh_TW" w:bidi="zh_TW"/>
         </w:rPr>
         <w:t>）。族長們也建造了許多祭壇（見</w:t>
       </w:r>
-      <w:hyperlink r:id="rId241">
-        <w:r>
-          <w:rPr>
-            <w:lang w:val="zh_TW" w:bidi="zh_TW"/>
-          </w:rPr>
-          <w:rPr>
-            <w:color w:val="0000EE"/>
-            <w:u w:val="single"/>
-          </w:rPr>
-          <w:t>創12:7–8，</w:t>
-        </w:r>
-      </w:hyperlink>
-      <w:hyperlink r:id="rId242">
-        <w:r>
-          <w:rPr>
-            <w:lang w:val="zh_TW" w:bidi="zh_TW"/>
-          </w:rPr>
-          <w:rPr>
-            <w:color w:val="0000EE"/>
-            <w:u w:val="single"/>
-          </w:rPr>
-          <w:t>13:4、</w:t>
-        </w:r>
-      </w:hyperlink>
-      <w:hyperlink r:id="rId243">
-        <w:r>
-          <w:rPr>
-            <w:lang w:val="zh_TW" w:bidi="zh_TW"/>
-          </w:rPr>
-          <w:rPr>
-            <w:color w:val="0000EE"/>
-            <w:u w:val="single"/>
-          </w:rPr>
-          <w:t>18，</w:t>
-        </w:r>
-      </w:hyperlink>
-      <w:hyperlink r:id="rId244">
-        <w:r>
-          <w:rPr>
-            <w:lang w:val="zh_TW" w:bidi="zh_TW"/>
-          </w:rPr>
-          <w:rPr>
-            <w:color w:val="0000EE"/>
-            <w:u w:val="single"/>
-          </w:rPr>
-          <w:t>22:9，</w:t>
-        </w:r>
-      </w:hyperlink>
-      <w:hyperlink r:id="rId245">
-        <w:r>
-          <w:rPr>
-            <w:lang w:val="zh_TW" w:bidi="zh_TW"/>
-          </w:rPr>
-          <w:rPr>
-            <w:color w:val="0000EE"/>
-            <w:u w:val="single"/>
-          </w:rPr>
-          <w:t>26:25，</w:t>
-        </w:r>
-      </w:hyperlink>
-      <w:hyperlink r:id="rId246">
-        <w:r>
-          <w:rPr>
-            <w:lang w:val="zh_TW" w:bidi="zh_TW"/>
-          </w:rPr>
-          <w:rPr>
-            <w:color w:val="0000EE"/>
-            <w:u w:val="single"/>
-          </w:rPr>
-          <w:t>33:20，</w:t>
-        </w:r>
-      </w:hyperlink>
-      <w:hyperlink r:id="rId247">
-        <w:r>
-          <w:rPr>
-            <w:lang w:val="zh_TW" w:bidi="zh_TW"/>
-          </w:rPr>
-          <w:rPr>
-            <w:color w:val="0000EE"/>
-            <w:u w:val="single"/>
-          </w:rPr>
-          <w:t>35:1、</w:t>
-        </w:r>
-      </w:hyperlink>
-      <w:hyperlink r:id="rId248">
-        <w:r>
-          <w:rPr>
-            <w:lang w:val="zh_TW" w:bidi="zh_TW"/>
-          </w:rPr>
-          <w:rPr>
-            <w:color w:val="0000EE"/>
-            <w:u w:val="single"/>
-          </w:rPr>
-          <w:t>14–15</w:t>
-        </w:r>
-      </w:hyperlink>
+      <w:r>
+        <w:rPr>
+          <w:lang w:val="zh_TW" w:bidi="zh_TW"/>
+        </w:rPr>
+        <w:t>創12:7–8，</w:t>
+      </w:r>
+      <w:r>
+        <w:rPr>
+          <w:lang w:val="zh_TW" w:bidi="zh_TW"/>
+        </w:rPr>
+        <w:t>13:4、</w:t>
+      </w:r>
+      <w:r>
+        <w:rPr>
+          <w:lang w:val="zh_TW" w:bidi="zh_TW"/>
+        </w:rPr>
+        <w:t>18，</w:t>
+      </w:r>
+      <w:r>
+        <w:rPr>
+          <w:lang w:val="zh_TW" w:bidi="zh_TW"/>
+        </w:rPr>
+        <w:t>22:9，</w:t>
+      </w:r>
+      <w:r>
+        <w:rPr>
+          <w:lang w:val="zh_TW" w:bidi="zh_TW"/>
+        </w:rPr>
+        <w:t>26:25，</w:t>
+      </w:r>
+      <w:r>
+        <w:rPr>
+          <w:lang w:val="zh_TW" w:bidi="zh_TW"/>
+        </w:rPr>
+        <w:t>33:20，</w:t>
+      </w:r>
+      <w:r>
+        <w:rPr>
+          <w:lang w:val="zh_TW" w:bidi="zh_TW"/>
+        </w:rPr>
+        <w:t>35:1、</w:t>
+      </w:r>
+      <w:r>
+        <w:rPr>
+          <w:lang w:val="zh_TW" w:bidi="zh_TW"/>
+        </w:rPr>
+        <w:t>14–15</w:t>
+      </w:r>
       <w:r>
         <w:rPr>
           <w:lang w:val="zh_TW" w:bidi="zh_TW"/>
@@ -6711,18 +4983,12 @@
         </w:rPr>
         <w:t>祭壇通常設於高台上，有斜坡或階梯通往壇上，將祭物放置在高處，是象徵著向天獻上。許多祭壇的四拐角上有四個角，標示出神聖的區域，是神與人相遇之處（見</w:t>
       </w:r>
-      <w:hyperlink r:id="rId249">
-        <w:r>
-          <w:rPr>
-            <w:lang w:val="zh_TW" w:bidi="zh_TW"/>
-          </w:rPr>
-          <w:rPr>
-            <w:color w:val="0000EE"/>
-            <w:u w:val="single"/>
-          </w:rPr>
-          <w:t>出27:2</w:t>
-        </w:r>
-      </w:hyperlink>
+      <w:r>
+        <w:rPr>
+          <w:lang w:val="zh_TW" w:bidi="zh_TW"/>
+        </w:rPr>
+        <w:t>出27:2</w:t>
+      </w:r>
       <w:r>
         <w:rPr>
           <w:lang w:val="zh_TW" w:bidi="zh_TW"/>
@@ -6743,156 +5009,90 @@
         </w:rPr>
         <w:t>耶穌在自己身上結合了大祭司、贖罪羔羊與祭壇的多重象徵角色（見</w:t>
       </w:r>
-      <w:hyperlink r:id="rId250">
-        <w:r>
-          <w:rPr>
-            <w:lang w:val="zh_TW" w:bidi="zh_TW"/>
-          </w:rPr>
-          <w:rPr>
-            <w:color w:val="0000EE"/>
-            <w:u w:val="single"/>
-          </w:rPr>
-          <w:t>來4:14–15，</w:t>
-        </w:r>
-      </w:hyperlink>
-      <w:hyperlink r:id="rId251">
-        <w:r>
-          <w:rPr>
-            <w:lang w:val="zh_TW" w:bidi="zh_TW"/>
-          </w:rPr>
-          <w:rPr>
-            <w:color w:val="0000EE"/>
-            <w:u w:val="single"/>
-          </w:rPr>
-          <w:t>7:24、</w:t>
-        </w:r>
-      </w:hyperlink>
-      <w:hyperlink r:id="rId252">
-        <w:r>
-          <w:rPr>
-            <w:lang w:val="zh_TW" w:bidi="zh_TW"/>
-          </w:rPr>
-          <w:rPr>
-            <w:color w:val="0000EE"/>
-            <w:u w:val="single"/>
-          </w:rPr>
-          <w:t>27，</w:t>
-        </w:r>
-      </w:hyperlink>
-      <w:hyperlink r:id="rId253">
-        <w:r>
-          <w:rPr>
-            <w:lang w:val="zh_TW" w:bidi="zh_TW"/>
-          </w:rPr>
-          <w:rPr>
-            <w:color w:val="0000EE"/>
-            <w:u w:val="single"/>
-          </w:rPr>
-          <w:t>9:14、</w:t>
-        </w:r>
-      </w:hyperlink>
-      <w:hyperlink r:id="rId254">
-        <w:r>
-          <w:rPr>
-            <w:lang w:val="zh_TW" w:bidi="zh_TW"/>
-          </w:rPr>
-          <w:rPr>
-            <w:color w:val="0000EE"/>
-            <w:u w:val="single"/>
-          </w:rPr>
-          <w:t>26，</w:t>
-        </w:r>
-      </w:hyperlink>
-      <w:hyperlink r:id="rId255">
-        <w:r>
-          <w:rPr>
-            <w:lang w:val="zh_TW" w:bidi="zh_TW"/>
-          </w:rPr>
-          <w:rPr>
-            <w:color w:val="0000EE"/>
-            <w:u w:val="single"/>
-          </w:rPr>
-          <w:t>10:10，</w:t>
-        </w:r>
-      </w:hyperlink>
-      <w:hyperlink r:id="rId256">
-        <w:r>
-          <w:rPr>
-            <w:lang w:val="zh_TW" w:bidi="zh_TW"/>
-          </w:rPr>
-          <w:rPr>
-            <w:color w:val="0000EE"/>
-            <w:u w:val="single"/>
-          </w:rPr>
-          <w:t>13:10、</w:t>
-        </w:r>
-      </w:hyperlink>
-      <w:hyperlink r:id="rId132">
-        <w:r>
-          <w:rPr>
-            <w:lang w:val="zh_TW" w:bidi="zh_TW"/>
-          </w:rPr>
-          <w:rPr>
-            <w:color w:val="0000EE"/>
-            <w:u w:val="single"/>
-          </w:rPr>
-          <w:t>12</w:t>
-        </w:r>
-      </w:hyperlink>
+      <w:r>
+        <w:rPr>
+          <w:lang w:val="zh_TW" w:bidi="zh_TW"/>
+        </w:rPr>
+        <w:t>來4:14–15，</w:t>
+      </w:r>
+      <w:r>
+        <w:rPr>
+          <w:lang w:val="zh_TW" w:bidi="zh_TW"/>
+        </w:rPr>
+        <w:t>7:24、</w:t>
+      </w:r>
+      <w:r>
+        <w:rPr>
+          <w:lang w:val="zh_TW" w:bidi="zh_TW"/>
+        </w:rPr>
+        <w:t>27，</w:t>
+      </w:r>
+      <w:r>
+        <w:rPr>
+          <w:lang w:val="zh_TW" w:bidi="zh_TW"/>
+        </w:rPr>
+        <w:t>9:14、</w:t>
+      </w:r>
+      <w:r>
+        <w:rPr>
+          <w:lang w:val="zh_TW" w:bidi="zh_TW"/>
+        </w:rPr>
+        <w:t>26，</w:t>
+      </w:r>
+      <w:r>
+        <w:rPr>
+          <w:lang w:val="zh_TW" w:bidi="zh_TW"/>
+        </w:rPr>
+        <w:t>10:10，</w:t>
+      </w:r>
+      <w:r>
+        <w:rPr>
+          <w:lang w:val="zh_TW" w:bidi="zh_TW"/>
+        </w:rPr>
+        <w:t>13:10、</w:t>
+      </w:r>
+      <w:r>
+        <w:rPr>
+          <w:lang w:val="zh_TW" w:bidi="zh_TW"/>
+        </w:rPr>
+        <w:t>12</w:t>
+      </w:r>
       <w:r>
         <w:rPr>
           <w:lang w:val="zh_TW" w:bidi="zh_TW"/>
         </w:rPr>
         <w:t>）。祂曾提及殉道者的血，並以此預言自己的犧牲（見</w:t>
       </w:r>
-      <w:hyperlink r:id="rId257">
-        <w:r>
-          <w:rPr>
-            <w:lang w:val="zh_TW" w:bidi="zh_TW"/>
-          </w:rPr>
-          <w:rPr>
-            <w:color w:val="0000EE"/>
-            <w:u w:val="single"/>
-          </w:rPr>
-          <w:t>太23:35</w:t>
-        </w:r>
-      </w:hyperlink>
+      <w:r>
+        <w:rPr>
+          <w:lang w:val="zh_TW" w:bidi="zh_TW"/>
+        </w:rPr>
+        <w:t>太23:35</w:t>
+      </w:r>
       <w:r>
         <w:rPr>
           <w:lang w:val="zh_TW" w:bidi="zh_TW"/>
         </w:rPr>
         <w:t>；</w:t>
       </w:r>
-      <w:hyperlink r:id="rId258">
-        <w:r>
-          <w:rPr>
-            <w:lang w:val="zh_TW" w:bidi="zh_TW"/>
-          </w:rPr>
-          <w:rPr>
-            <w:color w:val="0000EE"/>
-            <w:u w:val="single"/>
-          </w:rPr>
-          <w:t>路11:50–51</w:t>
-        </w:r>
-      </w:hyperlink>
+      <w:r>
+        <w:rPr>
+          <w:lang w:val="zh_TW" w:bidi="zh_TW"/>
+        </w:rPr>
+        <w:t>路11:50–51</w:t>
+      </w:r>
       <w:r>
         <w:rPr>
           <w:lang w:val="zh_TW" w:bidi="zh_TW"/>
         </w:rPr>
         <w:t>）。祂被釘死在十字架上，就是在那「祭壇」上所獻的最終之祭。因此，在啟示錄中，那位坐在寶座上作王的「羔羊」，使聖殿與祭壇成為不再需要的存在（</w:t>
       </w:r>
-      <w:hyperlink r:id="rId259">
-        <w:r>
-          <w:rPr>
-            <w:lang w:val="zh_TW" w:bidi="zh_TW"/>
-          </w:rPr>
-          <w:rPr>
-            <w:color w:val="0000EE"/>
-            <w:u w:val="single"/>
-          </w:rPr>
-          <w:t>啟21:22</w:t>
-        </w:r>
-      </w:hyperlink>
+      <w:r>
+        <w:rPr>
+          <w:lang w:val="zh_TW" w:bidi="zh_TW"/>
+        </w:rPr>
+        <w:t>啟21:22</w:t>
+      </w:r>
       <w:r>
         <w:rPr>
           <w:lang w:val="zh_TW" w:bidi="zh_TW"/>
@@ -6922,174 +5122,102 @@
           <w:lang w:val="zh_TW" w:bidi="zh_TW"/>
         </w:rPr>
       </w:r>
-      <w:hyperlink r:id="rId239">
-        <w:r>
-          <w:rPr>
-            <w:lang w:val="zh_TW" w:bidi="zh_TW"/>
-          </w:rPr>
-          <w:rPr>
-            <w:color w:val="0000EE"/>
-            <w:u w:val="single"/>
-          </w:rPr>
-          <w:t>創8:20–21</w:t>
-        </w:r>
-      </w:hyperlink>
+      <w:r>
+        <w:rPr>
+          <w:lang w:val="zh_TW" w:bidi="zh_TW"/>
+        </w:rPr>
+        <w:t>創8:20–21</w:t>
+      </w:r>
       <w:r>
         <w:rPr>
           <w:lang w:val="zh_TW" w:bidi="zh_TW"/>
         </w:rPr>
         <w:t>，</w:t>
       </w:r>
-      <w:hyperlink r:id="rId241">
-        <w:r>
-          <w:rPr>
-            <w:lang w:val="zh_TW" w:bidi="zh_TW"/>
-          </w:rPr>
-          <w:rPr>
-            <w:color w:val="0000EE"/>
-            <w:u w:val="single"/>
-          </w:rPr>
-          <w:t>12:7–8</w:t>
-        </w:r>
-      </w:hyperlink>
+      <w:r>
+        <w:rPr>
+          <w:lang w:val="zh_TW" w:bidi="zh_TW"/>
+        </w:rPr>
+        <w:t>12:7–8</w:t>
+      </w:r>
       <w:r>
         <w:rPr>
           <w:lang w:val="zh_TW" w:bidi="zh_TW"/>
         </w:rPr>
         <w:t>，</w:t>
       </w:r>
-      <w:hyperlink r:id="rId260">
-        <w:r>
-          <w:rPr>
-            <w:lang w:val="zh_TW" w:bidi="zh_TW"/>
-          </w:rPr>
-          <w:rPr>
-            <w:color w:val="0000EE"/>
-            <w:u w:val="single"/>
-          </w:rPr>
-          <w:t>22:9–14</w:t>
-        </w:r>
-      </w:hyperlink>
+      <w:r>
+        <w:rPr>
+          <w:lang w:val="zh_TW" w:bidi="zh_TW"/>
+        </w:rPr>
+        <w:t>22:9–14</w:t>
+      </w:r>
       <w:r>
         <w:rPr>
           <w:lang w:val="zh_TW" w:bidi="zh_TW"/>
         </w:rPr>
         <w:t>，</w:t>
       </w:r>
-      <w:hyperlink r:id="rId246">
-        <w:r>
-          <w:rPr>
-            <w:lang w:val="zh_TW" w:bidi="zh_TW"/>
-          </w:rPr>
-          <w:rPr>
-            <w:color w:val="0000EE"/>
-            <w:u w:val="single"/>
-          </w:rPr>
-          <w:t>33:20；</w:t>
-        </w:r>
-      </w:hyperlink>
-      <w:hyperlink r:id="rId261">
-        <w:r>
-          <w:rPr>
-            <w:lang w:val="zh_TW" w:bidi="zh_TW"/>
-          </w:rPr>
-          <w:rPr>
-            <w:color w:val="0000EE"/>
-            <w:u w:val="single"/>
-          </w:rPr>
-          <w:t>出20:24–26；</w:t>
-        </w:r>
-      </w:hyperlink>
-      <w:hyperlink r:id="rId262">
-        <w:r>
-          <w:rPr>
-            <w:lang w:val="zh_TW" w:bidi="zh_TW"/>
-          </w:rPr>
-          <w:rPr>
-            <w:color w:val="0000EE"/>
-            <w:u w:val="single"/>
-          </w:rPr>
-          <w:t>書22:10–34；</w:t>
-        </w:r>
-      </w:hyperlink>
-      <w:hyperlink r:id="rId263">
-        <w:r>
-          <w:rPr>
-            <w:lang w:val="zh_TW" w:bidi="zh_TW"/>
-          </w:rPr>
-          <w:rPr>
-            <w:color w:val="0000EE"/>
-            <w:u w:val="single"/>
-          </w:rPr>
-          <w:t>王上18:20–40；</w:t>
-        </w:r>
-      </w:hyperlink>
-      <w:hyperlink r:id="rId264">
-        <w:r>
-          <w:rPr>
-            <w:lang w:val="zh_TW" w:bidi="zh_TW"/>
-          </w:rPr>
-          <w:rPr>
-            <w:color w:val="0000EE"/>
-            <w:u w:val="single"/>
-          </w:rPr>
-          <w:t>何8:11–13；</w:t>
-        </w:r>
-      </w:hyperlink>
-      <w:hyperlink r:id="rId265">
-        <w:r>
-          <w:rPr>
-            <w:lang w:val="zh_TW" w:bidi="zh_TW"/>
-          </w:rPr>
-          <w:rPr>
-            <w:color w:val="0000EE"/>
-            <w:u w:val="single"/>
-          </w:rPr>
-          <w:t>太5:23–24；</w:t>
-        </w:r>
-      </w:hyperlink>
-      <w:hyperlink r:id="rId266">
-        <w:r>
-          <w:rPr>
-            <w:lang w:val="zh_TW" w:bidi="zh_TW"/>
-          </w:rPr>
-          <w:rPr>
-            <w:color w:val="0000EE"/>
-            <w:u w:val="single"/>
-          </w:rPr>
-          <w:t>來13:10–14；</w:t>
-        </w:r>
-      </w:hyperlink>
-      <w:hyperlink r:id="rId267">
-        <w:r>
-          <w:rPr>
-            <w:lang w:val="zh_TW" w:bidi="zh_TW"/>
-          </w:rPr>
-          <w:rPr>
-            <w:color w:val="0000EE"/>
-            <w:u w:val="single"/>
-          </w:rPr>
-          <w:t>啟6:9</w:t>
-        </w:r>
-      </w:hyperlink>
+      <w:r>
+        <w:rPr>
+          <w:lang w:val="zh_TW" w:bidi="zh_TW"/>
+        </w:rPr>
+        <w:t>33:20；</w:t>
+      </w:r>
+      <w:r>
+        <w:rPr>
+          <w:lang w:val="zh_TW" w:bidi="zh_TW"/>
+        </w:rPr>
+        <w:t>出20:24–26；</w:t>
+      </w:r>
+      <w:r>
+        <w:rPr>
+          <w:lang w:val="zh_TW" w:bidi="zh_TW"/>
+        </w:rPr>
+        <w:t>書22:10–34；</w:t>
+      </w:r>
+      <w:r>
+        <w:rPr>
+          <w:lang w:val="zh_TW" w:bidi="zh_TW"/>
+        </w:rPr>
+        <w:t>王上18:20–40；</w:t>
+      </w:r>
+      <w:r>
+        <w:rPr>
+          <w:lang w:val="zh_TW" w:bidi="zh_TW"/>
+        </w:rPr>
+        <w:t>何8:11–13；</w:t>
+      </w:r>
+      <w:r>
+        <w:rPr>
+          <w:lang w:val="zh_TW" w:bidi="zh_TW"/>
+        </w:rPr>
+        <w:t>太5:23–24；</w:t>
+      </w:r>
+      <w:r>
+        <w:rPr>
+          <w:lang w:val="zh_TW" w:bidi="zh_TW"/>
+        </w:rPr>
+        <w:t>來13:10–14；</w:t>
+      </w:r>
+      <w:r>
+        <w:rPr>
+          <w:lang w:val="zh_TW" w:bidi="zh_TW"/>
+        </w:rPr>
+        <w:t>啟6:9</w:t>
+      </w:r>
       <w:r>
         <w:rPr>
           <w:lang w:val="zh_TW" w:bidi="zh_TW"/>
         </w:rPr>
         <w:t>，</w:t>
       </w:r>
-      <w:hyperlink r:id="rId268">
-        <w:r>
-          <w:rPr>
-            <w:lang w:val="zh_TW" w:bidi="zh_TW"/>
-          </w:rPr>
-          <w:rPr>
-            <w:color w:val="0000EE"/>
-            <w:u w:val="single"/>
-          </w:rPr>
-          <w:t>8:3–5</w:t>
-        </w:r>
-      </w:hyperlink>
+      <w:r>
+        <w:rPr>
+          <w:lang w:val="zh_TW" w:bidi="zh_TW"/>
+        </w:rPr>
+        <w:t>8:3–5</w:t>
+      </w:r>
       <w:r>
         <w:rPr>
           <w:lang w:val="zh_TW" w:bidi="zh_TW"/>
